--- a/taniguchi/api/Fix/API設計書_点検管理.docx
+++ b/taniguchi/api/Fix/API設計書_点検管理.docx
@@ -1002,7 +1002,7 @@
       <w:r>
         <w:fldChar w:fldCharType="separate"/>
       </w:r>
-      <w:hyperlink w:anchor="_Toc231211400" w:history="1">
+      <w:hyperlink w:anchor="_Toc231359565" w:history="1">
         <w:r>
           <w:rPr>
             <w:rStyle w:val="afffffff5"/>
@@ -1029,7 +1029,7 @@
             <w:noProof/>
             <w:webHidden/>
           </w:rPr>
-          <w:instrText xml:space="preserve"> PAGEREF _Toc231211400 \h </w:instrText>
+          <w:instrText xml:space="preserve"> PAGEREF _Toc231359565 \h </w:instrText>
         </w:r>
         <w:r>
           <w:rPr>
@@ -1077,7 +1077,7 @@
           <w14:ligatures w14:val="standardContextual"/>
         </w:rPr>
       </w:pPr>
-      <w:hyperlink w:anchor="_Toc231211401" w:history="1">
+      <w:hyperlink w:anchor="_Toc231359566" w:history="1">
         <w:r>
           <w:rPr>
             <w:rStyle w:val="afffffff5"/>
@@ -1104,7 +1104,7 @@
             <w:noProof/>
             <w:webHidden/>
           </w:rPr>
-          <w:instrText xml:space="preserve"> PAGEREF _Toc231211401 \h </w:instrText>
+          <w:instrText xml:space="preserve"> PAGEREF _Toc231359566 \h </w:instrText>
         </w:r>
         <w:r>
           <w:rPr>
@@ -1152,7 +1152,7 @@
           <w14:ligatures w14:val="standardContextual"/>
         </w:rPr>
       </w:pPr>
-      <w:hyperlink w:anchor="_Toc231211402" w:history="1">
+      <w:hyperlink w:anchor="_Toc231359567" w:history="1">
         <w:r>
           <w:rPr>
             <w:rStyle w:val="afffffff5"/>
@@ -1179,7 +1179,7 @@
             <w:noProof/>
             <w:webHidden/>
           </w:rPr>
-          <w:instrText xml:space="preserve"> PAGEREF _Toc231211402 \h </w:instrText>
+          <w:instrText xml:space="preserve"> PAGEREF _Toc231359567 \h </w:instrText>
         </w:r>
         <w:r>
           <w:rPr>
@@ -1227,7 +1227,7 @@
           <w14:ligatures w14:val="standardContextual"/>
         </w:rPr>
       </w:pPr>
-      <w:hyperlink w:anchor="_Toc231211403" w:history="1">
+      <w:hyperlink w:anchor="_Toc231359568" w:history="1">
         <w:r>
           <w:rPr>
             <w:rStyle w:val="afffffff5"/>
@@ -1254,7 +1254,7 @@
             <w:noProof/>
             <w:webHidden/>
           </w:rPr>
-          <w:instrText xml:space="preserve"> PAGEREF _Toc231211403 \h </w:instrText>
+          <w:instrText xml:space="preserve"> PAGEREF _Toc231359568 \h </w:instrText>
         </w:r>
         <w:r>
           <w:rPr>
@@ -1302,7 +1302,7 @@
           <w14:ligatures w14:val="standardContextual"/>
         </w:rPr>
       </w:pPr>
-      <w:hyperlink w:anchor="_Toc231211404" w:history="1">
+      <w:hyperlink w:anchor="_Toc231359569" w:history="1">
         <w:r>
           <w:rPr>
             <w:rStyle w:val="afffffff5"/>
@@ -1329,7 +1329,7 @@
             <w:noProof/>
             <w:webHidden/>
           </w:rPr>
-          <w:instrText xml:space="preserve"> PAGEREF _Toc231211404 \h </w:instrText>
+          <w:instrText xml:space="preserve"> PAGEREF _Toc231359569 \h </w:instrText>
         </w:r>
         <w:r>
           <w:rPr>
@@ -1378,7 +1378,7 @@
           <w14:ligatures w14:val="standardContextual"/>
         </w:rPr>
       </w:pPr>
-      <w:hyperlink w:anchor="_Toc231211405" w:history="1">
+      <w:hyperlink w:anchor="_Toc231359570" w:history="1">
         <w:r>
           <w:rPr>
             <w:rStyle w:val="afffffff5"/>
@@ -1405,7 +1405,7 @@
             <w:noProof/>
             <w:webHidden/>
           </w:rPr>
-          <w:instrText xml:space="preserve"> PAGEREF _Toc231211405 \h </w:instrText>
+          <w:instrText xml:space="preserve"> PAGEREF _Toc231359570 \h </w:instrText>
         </w:r>
         <w:r>
           <w:rPr>
@@ -1453,7 +1453,7 @@
           <w14:ligatures w14:val="standardContextual"/>
         </w:rPr>
       </w:pPr>
-      <w:hyperlink w:anchor="_Toc231211406" w:history="1">
+      <w:hyperlink w:anchor="_Toc231359571" w:history="1">
         <w:r>
           <w:rPr>
             <w:rStyle w:val="afffffff5"/>
@@ -1480,7 +1480,7 @@
             <w:noProof/>
             <w:webHidden/>
           </w:rPr>
-          <w:instrText xml:space="preserve"> PAGEREF _Toc231211406 \h </w:instrText>
+          <w:instrText xml:space="preserve"> PAGEREF _Toc231359571 \h </w:instrText>
         </w:r>
         <w:r>
           <w:rPr>
@@ -1528,7 +1528,7 @@
           <w14:ligatures w14:val="standardContextual"/>
         </w:rPr>
       </w:pPr>
-      <w:hyperlink w:anchor="_Toc231211407" w:history="1">
+      <w:hyperlink w:anchor="_Toc231359572" w:history="1">
         <w:r>
           <w:rPr>
             <w:rStyle w:val="afffffff5"/>
@@ -1555,7 +1555,7 @@
             <w:noProof/>
             <w:webHidden/>
           </w:rPr>
-          <w:instrText xml:space="preserve"> PAGEREF _Toc231211407 \h </w:instrText>
+          <w:instrText xml:space="preserve"> PAGEREF _Toc231359572 \h </w:instrText>
         </w:r>
         <w:r>
           <w:rPr>
@@ -1603,7 +1603,7 @@
           <w14:ligatures w14:val="standardContextual"/>
         </w:rPr>
       </w:pPr>
-      <w:hyperlink w:anchor="_Toc231211408" w:history="1">
+      <w:hyperlink w:anchor="_Toc231359573" w:history="1">
         <w:r>
           <w:rPr>
             <w:rStyle w:val="afffffff5"/>
@@ -1630,7 +1630,7 @@
             <w:noProof/>
             <w:webHidden/>
           </w:rPr>
-          <w:instrText xml:space="preserve"> PAGEREF _Toc231211408 \h </w:instrText>
+          <w:instrText xml:space="preserve"> PAGEREF _Toc231359573 \h </w:instrText>
         </w:r>
         <w:r>
           <w:rPr>
@@ -1679,7 +1679,7 @@
           <w14:ligatures w14:val="standardContextual"/>
         </w:rPr>
       </w:pPr>
-      <w:hyperlink w:anchor="_Toc231211409" w:history="1">
+      <w:hyperlink w:anchor="_Toc231359574" w:history="1">
         <w:r>
           <w:rPr>
             <w:rStyle w:val="afffffff5"/>
@@ -1706,7 +1706,7 @@
             <w:noProof/>
             <w:webHidden/>
           </w:rPr>
-          <w:instrText xml:space="preserve"> PAGEREF _Toc231211409 \h </w:instrText>
+          <w:instrText xml:space="preserve"> PAGEREF _Toc231359574 \h </w:instrText>
         </w:r>
         <w:r>
           <w:rPr>
@@ -1726,7 +1726,7 @@
             <w:noProof/>
             <w:webHidden/>
           </w:rPr>
-          <w:t>10</w:t>
+          <w:t>11</w:t>
         </w:r>
         <w:r>
           <w:rPr>
@@ -1754,7 +1754,7 @@
           <w14:ligatures w14:val="standardContextual"/>
         </w:rPr>
       </w:pPr>
-      <w:hyperlink w:anchor="_Toc231211410" w:history="1">
+      <w:hyperlink w:anchor="_Toc231359575" w:history="1">
         <w:r>
           <w:rPr>
             <w:rStyle w:val="afffffff5"/>
@@ -1781,7 +1781,7 @@
             <w:noProof/>
             <w:webHidden/>
           </w:rPr>
-          <w:instrText xml:space="preserve"> PAGEREF _Toc231211410 \h </w:instrText>
+          <w:instrText xml:space="preserve"> PAGEREF _Toc231359575 \h </w:instrText>
         </w:r>
         <w:r>
           <w:rPr>
@@ -1801,7 +1801,7 @@
             <w:noProof/>
             <w:webHidden/>
           </w:rPr>
-          <w:t>10</w:t>
+          <w:t>11</w:t>
         </w:r>
         <w:r>
           <w:rPr>
@@ -1829,13 +1829,13 @@
           <w14:ligatures w14:val="standardContextual"/>
         </w:rPr>
       </w:pPr>
-      <w:hyperlink w:anchor="_Toc231211411" w:history="1">
+      <w:hyperlink w:anchor="_Toc231359576" w:history="1">
         <w:r>
           <w:rPr>
             <w:rStyle w:val="afffffff5"/>
             <w:noProof/>
           </w:rPr>
-          <w:t>認証・認可</w:t>
+          <w:t>ファイル保存ルール</w:t>
         </w:r>
         <w:r>
           <w:rPr>
@@ -1856,7 +1856,7 @@
             <w:noProof/>
             <w:webHidden/>
           </w:rPr>
-          <w:instrText xml:space="preserve"> PAGEREF _Toc231211411 \h </w:instrText>
+          <w:instrText xml:space="preserve"> PAGEREF _Toc231359576 \h </w:instrText>
         </w:r>
         <w:r>
           <w:rPr>
@@ -1904,13 +1904,13 @@
           <w14:ligatures w14:val="standardContextual"/>
         </w:rPr>
       </w:pPr>
-      <w:hyperlink w:anchor="_Toc231211412" w:history="1">
+      <w:hyperlink w:anchor="_Toc231359577" w:history="1">
         <w:r>
           <w:rPr>
             <w:rStyle w:val="afffffff5"/>
             <w:noProof/>
           </w:rPr>
-          <w:t>作業対象施設ベースの認可例外</w:t>
+          <w:t>認証・認可</w:t>
         </w:r>
         <w:r>
           <w:rPr>
@@ -1931,7 +1931,7 @@
             <w:noProof/>
             <w:webHidden/>
           </w:rPr>
-          <w:instrText xml:space="preserve"> PAGEREF _Toc231211412 \h </w:instrText>
+          <w:instrText xml:space="preserve"> PAGEREF _Toc231359577 \h </w:instrText>
         </w:r>
         <w:r>
           <w:rPr>
@@ -1979,13 +1979,13 @@
           <w14:ligatures w14:val="standardContextual"/>
         </w:rPr>
       </w:pPr>
-      <w:hyperlink w:anchor="_Toc231211413" w:history="1">
+      <w:hyperlink w:anchor="_Toc231359578" w:history="1">
         <w:r>
           <w:rPr>
             <w:rStyle w:val="afffffff5"/>
             <w:noProof/>
           </w:rPr>
-          <w:t>点検種別・ステータス共通ルール</w:t>
+          <w:t>作業対象施設ベースの認可例外</w:t>
         </w:r>
         <w:r>
           <w:rPr>
@@ -2006,7 +2006,7 @@
             <w:noProof/>
             <w:webHidden/>
           </w:rPr>
-          <w:instrText xml:space="preserve"> PAGEREF _Toc231211413 \h </w:instrText>
+          <w:instrText xml:space="preserve"> PAGEREF _Toc231359578 \h </w:instrText>
         </w:r>
         <w:r>
           <w:rPr>
@@ -2054,12 +2054,87 @@
           <w14:ligatures w14:val="standardContextual"/>
         </w:rPr>
       </w:pPr>
-      <w:hyperlink w:anchor="_Toc231211414" w:history="1">
+      <w:hyperlink w:anchor="_Toc231359579" w:history="1">
         <w:r>
           <w:rPr>
             <w:rStyle w:val="afffffff5"/>
             <w:noProof/>
           </w:rPr>
+          <w:t>点検種別・ステータス共通ルール</w:t>
+        </w:r>
+        <w:r>
+          <w:rPr>
+            <w:noProof/>
+            <w:webHidden/>
+          </w:rPr>
+          <w:tab/>
+        </w:r>
+        <w:r>
+          <w:rPr>
+            <w:noProof/>
+            <w:webHidden/>
+          </w:rPr>
+          <w:fldChar w:fldCharType="begin"/>
+        </w:r>
+        <w:r>
+          <w:rPr>
+            <w:noProof/>
+            <w:webHidden/>
+          </w:rPr>
+          <w:instrText xml:space="preserve"> PAGEREF _Toc231359579 \h </w:instrText>
+        </w:r>
+        <w:r>
+          <w:rPr>
+            <w:noProof/>
+            <w:webHidden/>
+          </w:rPr>
+        </w:r>
+        <w:r>
+          <w:rPr>
+            <w:noProof/>
+            <w:webHidden/>
+          </w:rPr>
+          <w:fldChar w:fldCharType="separate"/>
+        </w:r>
+        <w:r>
+          <w:rPr>
+            <w:noProof/>
+            <w:webHidden/>
+          </w:rPr>
+          <w:t>13</w:t>
+        </w:r>
+        <w:r>
+          <w:rPr>
+            <w:noProof/>
+            <w:webHidden/>
+          </w:rPr>
+          <w:fldChar w:fldCharType="end"/>
+        </w:r>
+      </w:hyperlink>
+    </w:p>
+    <w:p>
+      <w:pPr>
+        <w:pStyle w:val="21"/>
+        <w:tabs>
+          <w:tab w:val="right" w:leader="dot" w:pos="9019"/>
+        </w:tabs>
+        <w:rPr>
+          <w:rFonts w:asciiTheme="minorHAnsi" w:eastAsiaTheme="minorEastAsia" w:hAnsiTheme="minorHAnsi" w:cstheme="minorBidi"/>
+          <w:bCs w:val="0"/>
+          <w:noProof/>
+          <w:kern w:val="2"/>
+          <w:sz w:val="21"/>
+          <w:szCs w:val="24"/>
+          <w:lang w:val="en-US"/>
+          <w14:ligatures w14:val="standardContextual"/>
+        </w:rPr>
+      </w:pPr>
+      <w:hyperlink w:anchor="_Toc231359580" w:history="1">
+        <w:r>
+          <w:rPr>
+            <w:rStyle w:val="afffffff5"/>
+            <w:noProof/>
+          </w:rPr>
           <w:t>エラーレスポンス仕様</w:t>
         </w:r>
         <w:r>
@@ -2081,7 +2156,7 @@
             <w:noProof/>
             <w:webHidden/>
           </w:rPr>
-          <w:instrText xml:space="preserve"> PAGEREF _Toc231211414 \h </w:instrText>
+          <w:instrText xml:space="preserve"> PAGEREF _Toc231359580 \h </w:instrText>
         </w:r>
         <w:r>
           <w:rPr>
@@ -2130,7 +2205,7 @@
           <w14:ligatures w14:val="standardContextual"/>
         </w:rPr>
       </w:pPr>
-      <w:hyperlink w:anchor="_Toc231211415" w:history="1">
+      <w:hyperlink w:anchor="_Toc231359581" w:history="1">
         <w:r>
           <w:rPr>
             <w:rStyle w:val="afffffff5"/>
@@ -2157,7 +2232,7 @@
             <w:noProof/>
             <w:webHidden/>
           </w:rPr>
-          <w:instrText xml:space="preserve"> PAGEREF _Toc231211415 \h </w:instrText>
+          <w:instrText xml:space="preserve"> PAGEREF _Toc231359581 \h </w:instrText>
         </w:r>
         <w:r>
           <w:rPr>
@@ -2177,7 +2252,7 @@
             <w:noProof/>
             <w:webHidden/>
           </w:rPr>
-          <w:t>13</w:t>
+          <w:t>14</w:t>
         </w:r>
         <w:r>
           <w:rPr>
@@ -2206,7 +2281,7 @@
           <w14:ligatures w14:val="standardContextual"/>
         </w:rPr>
       </w:pPr>
-      <w:hyperlink w:anchor="_Toc231211416" w:history="1">
+      <w:hyperlink w:anchor="_Toc231359582" w:history="1">
         <w:r>
           <w:rPr>
             <w:rStyle w:val="afffffff5"/>
@@ -2233,7 +2308,7 @@
             <w:noProof/>
             <w:webHidden/>
           </w:rPr>
-          <w:instrText xml:space="preserve"> PAGEREF _Toc231211416 \h </w:instrText>
+          <w:instrText xml:space="preserve"> PAGEREF _Toc231359582 \h </w:instrText>
         </w:r>
         <w:r>
           <w:rPr>
@@ -2253,7 +2328,7 @@
             <w:noProof/>
             <w:webHidden/>
           </w:rPr>
-          <w:t>15</w:t>
+          <w:t>16</w:t>
         </w:r>
         <w:r>
           <w:rPr>
@@ -2281,7 +2356,7 @@
           <w14:ligatures w14:val="standardContextual"/>
         </w:rPr>
       </w:pPr>
-      <w:hyperlink w:anchor="_Toc231211417" w:history="1">
+      <w:hyperlink w:anchor="_Toc231359583" w:history="1">
         <w:r>
           <w:rPr>
             <w:rStyle w:val="afffffff5"/>
@@ -2308,7 +2383,7 @@
             <w:noProof/>
             <w:webHidden/>
           </w:rPr>
-          <w:instrText xml:space="preserve"> PAGEREF _Toc231211417 \h </w:instrText>
+          <w:instrText xml:space="preserve"> PAGEREF _Toc231359583 \h </w:instrText>
         </w:r>
         <w:r>
           <w:rPr>
@@ -2328,7 +2403,7 @@
             <w:noProof/>
             <w:webHidden/>
           </w:rPr>
-          <w:t>15</w:t>
+          <w:t>16</w:t>
         </w:r>
         <w:r>
           <w:rPr>
@@ -2355,7 +2430,7 @@
           <w14:ligatures w14:val="standardContextual"/>
         </w:rPr>
       </w:pPr>
-      <w:hyperlink w:anchor="_Toc231211418" w:history="1">
+      <w:hyperlink w:anchor="_Toc231359584" w:history="1">
         <w:r>
           <w:rPr>
             <w:rStyle w:val="afffffff5"/>
@@ -2382,7 +2457,7 @@
             <w:noProof/>
             <w:webHidden/>
           </w:rPr>
-          <w:instrText xml:space="preserve"> PAGEREF _Toc231211418 \h </w:instrText>
+          <w:instrText xml:space="preserve"> PAGEREF _Toc231359584 \h </w:instrText>
         </w:r>
         <w:r>
           <w:rPr>
@@ -2402,7 +2477,7 @@
             <w:noProof/>
             <w:webHidden/>
           </w:rPr>
-          <w:t>16</w:t>
+          <w:t>17</w:t>
         </w:r>
         <w:r>
           <w:rPr>
@@ -2429,7 +2504,7 @@
           <w14:ligatures w14:val="standardContextual"/>
         </w:rPr>
       </w:pPr>
-      <w:hyperlink w:anchor="_Toc231211419" w:history="1">
+      <w:hyperlink w:anchor="_Toc231359585" w:history="1">
         <w:r>
           <w:rPr>
             <w:rStyle w:val="afffffff5"/>
@@ -2456,7 +2531,7 @@
             <w:noProof/>
             <w:webHidden/>
           </w:rPr>
-          <w:instrText xml:space="preserve"> PAGEREF _Toc231211419 \h </w:instrText>
+          <w:instrText xml:space="preserve"> PAGEREF _Toc231359585 \h </w:instrText>
         </w:r>
         <w:r>
           <w:rPr>
@@ -2476,7 +2551,7 @@
             <w:noProof/>
             <w:webHidden/>
           </w:rPr>
-          <w:t>17</w:t>
+          <w:t>18</w:t>
         </w:r>
         <w:r>
           <w:rPr>
@@ -2503,7 +2578,7 @@
           <w14:ligatures w14:val="standardContextual"/>
         </w:rPr>
       </w:pPr>
-      <w:hyperlink w:anchor="_Toc231211420" w:history="1">
+      <w:hyperlink w:anchor="_Toc231359586" w:history="1">
         <w:r>
           <w:rPr>
             <w:rStyle w:val="afffffff5"/>
@@ -2530,7 +2605,7 @@
             <w:noProof/>
             <w:webHidden/>
           </w:rPr>
-          <w:instrText xml:space="preserve"> PAGEREF _Toc231211420 \h </w:instrText>
+          <w:instrText xml:space="preserve"> PAGEREF _Toc231359586 \h </w:instrText>
         </w:r>
         <w:r>
           <w:rPr>
@@ -2550,7 +2625,7 @@
             <w:noProof/>
             <w:webHidden/>
           </w:rPr>
-          <w:t>19</w:t>
+          <w:t>20</w:t>
         </w:r>
         <w:r>
           <w:rPr>
@@ -2578,7 +2653,7 @@
           <w14:ligatures w14:val="standardContextual"/>
         </w:rPr>
       </w:pPr>
-      <w:hyperlink w:anchor="_Toc231211421" w:history="1">
+      <w:hyperlink w:anchor="_Toc231359587" w:history="1">
         <w:r>
           <w:rPr>
             <w:rStyle w:val="afffffff5"/>
@@ -2605,7 +2680,7 @@
             <w:noProof/>
             <w:webHidden/>
           </w:rPr>
-          <w:instrText xml:space="preserve"> PAGEREF _Toc231211421 \h </w:instrText>
+          <w:instrText xml:space="preserve"> PAGEREF _Toc231359587 \h </w:instrText>
         </w:r>
         <w:r>
           <w:rPr>
@@ -2625,7 +2700,7 @@
             <w:noProof/>
             <w:webHidden/>
           </w:rPr>
-          <w:t>20</w:t>
+          <w:t>21</w:t>
         </w:r>
         <w:r>
           <w:rPr>
@@ -2652,7 +2727,7 @@
           <w14:ligatures w14:val="standardContextual"/>
         </w:rPr>
       </w:pPr>
-      <w:hyperlink w:anchor="_Toc231211422" w:history="1">
+      <w:hyperlink w:anchor="_Toc231359588" w:history="1">
         <w:r>
           <w:rPr>
             <w:rStyle w:val="afffffff5"/>
@@ -2679,7 +2754,7 @@
             <w:noProof/>
             <w:webHidden/>
           </w:rPr>
-          <w:instrText xml:space="preserve"> PAGEREF _Toc231211422 \h </w:instrText>
+          <w:instrText xml:space="preserve"> PAGEREF _Toc231359588 \h </w:instrText>
         </w:r>
         <w:r>
           <w:rPr>
@@ -2699,7 +2774,7 @@
             <w:noProof/>
             <w:webHidden/>
           </w:rPr>
-          <w:t>20</w:t>
+          <w:t>21</w:t>
         </w:r>
         <w:r>
           <w:rPr>
@@ -2726,7 +2801,7 @@
           <w14:ligatures w14:val="standardContextual"/>
         </w:rPr>
       </w:pPr>
-      <w:hyperlink w:anchor="_Toc231211423" w:history="1">
+      <w:hyperlink w:anchor="_Toc231359589" w:history="1">
         <w:r>
           <w:rPr>
             <w:rStyle w:val="afffffff5"/>
@@ -2753,7 +2828,7 @@
             <w:noProof/>
             <w:webHidden/>
           </w:rPr>
-          <w:instrText xml:space="preserve"> PAGEREF _Toc231211423 \h </w:instrText>
+          <w:instrText xml:space="preserve"> PAGEREF _Toc231359589 \h </w:instrText>
         </w:r>
         <w:r>
           <w:rPr>
@@ -2773,7 +2848,7 @@
             <w:noProof/>
             <w:webHidden/>
           </w:rPr>
-          <w:t>21</w:t>
+          <w:t>22</w:t>
         </w:r>
         <w:r>
           <w:rPr>
@@ -2800,7 +2875,7 @@
           <w14:ligatures w14:val="standardContextual"/>
         </w:rPr>
       </w:pPr>
-      <w:hyperlink w:anchor="_Toc231211424" w:history="1">
+      <w:hyperlink w:anchor="_Toc231359590" w:history="1">
         <w:r>
           <w:rPr>
             <w:rStyle w:val="afffffff5"/>
@@ -2827,7 +2902,7 @@
             <w:noProof/>
             <w:webHidden/>
           </w:rPr>
-          <w:instrText xml:space="preserve"> PAGEREF _Toc231211424 \h </w:instrText>
+          <w:instrText xml:space="preserve"> PAGEREF _Toc231359590 \h </w:instrText>
         </w:r>
         <w:r>
           <w:rPr>
@@ -2847,7 +2922,7 @@
             <w:noProof/>
             <w:webHidden/>
           </w:rPr>
-          <w:t>22</w:t>
+          <w:t>23</w:t>
         </w:r>
         <w:r>
           <w:rPr>
@@ -2875,7 +2950,7 @@
           <w14:ligatures w14:val="standardContextual"/>
         </w:rPr>
       </w:pPr>
-      <w:hyperlink w:anchor="_Toc231211425" w:history="1">
+      <w:hyperlink w:anchor="_Toc231359591" w:history="1">
         <w:r>
           <w:rPr>
             <w:rStyle w:val="afffffff5"/>
@@ -2902,7 +2977,7 @@
             <w:noProof/>
             <w:webHidden/>
           </w:rPr>
-          <w:instrText xml:space="preserve"> PAGEREF _Toc231211425 \h </w:instrText>
+          <w:instrText xml:space="preserve"> PAGEREF _Toc231359591 \h </w:instrText>
         </w:r>
         <w:r>
           <w:rPr>
@@ -2922,7 +2997,7 @@
             <w:noProof/>
             <w:webHidden/>
           </w:rPr>
-          <w:t>22</w:t>
+          <w:t>23</w:t>
         </w:r>
         <w:r>
           <w:rPr>
@@ -2949,7 +3024,7 @@
           <w14:ligatures w14:val="standardContextual"/>
         </w:rPr>
       </w:pPr>
-      <w:hyperlink w:anchor="_Toc231211426" w:history="1">
+      <w:hyperlink w:anchor="_Toc231359592" w:history="1">
         <w:r>
           <w:rPr>
             <w:rStyle w:val="afffffff5"/>
@@ -2976,7 +3051,7 @@
             <w:noProof/>
             <w:webHidden/>
           </w:rPr>
-          <w:instrText xml:space="preserve"> PAGEREF _Toc231211426 \h </w:instrText>
+          <w:instrText xml:space="preserve"> PAGEREF _Toc231359592 \h </w:instrText>
         </w:r>
         <w:r>
           <w:rPr>
@@ -2996,7 +3071,7 @@
             <w:noProof/>
             <w:webHidden/>
           </w:rPr>
-          <w:t>22</w:t>
+          <w:t>23</w:t>
         </w:r>
         <w:r>
           <w:rPr>
@@ -3023,7 +3098,7 @@
           <w14:ligatures w14:val="standardContextual"/>
         </w:rPr>
       </w:pPr>
-      <w:hyperlink w:anchor="_Toc231211427" w:history="1">
+      <w:hyperlink w:anchor="_Toc231359593" w:history="1">
         <w:r>
           <w:rPr>
             <w:rStyle w:val="afffffff5"/>
@@ -3050,7 +3125,7 @@
             <w:noProof/>
             <w:webHidden/>
           </w:rPr>
-          <w:instrText xml:space="preserve"> PAGEREF _Toc231211427 \h </w:instrText>
+          <w:instrText xml:space="preserve"> PAGEREF _Toc231359593 \h </w:instrText>
         </w:r>
         <w:r>
           <w:rPr>
@@ -3070,7 +3145,7 @@
             <w:noProof/>
             <w:webHidden/>
           </w:rPr>
-          <w:t>23</w:t>
+          <w:t>24</w:t>
         </w:r>
         <w:r>
           <w:rPr>
@@ -3097,7 +3172,7 @@
           <w14:ligatures w14:val="standardContextual"/>
         </w:rPr>
       </w:pPr>
-      <w:hyperlink w:anchor="_Toc231211428" w:history="1">
+      <w:hyperlink w:anchor="_Toc231359594" w:history="1">
         <w:r>
           <w:rPr>
             <w:rStyle w:val="afffffff5"/>
@@ -3124,7 +3199,7 @@
             <w:noProof/>
             <w:webHidden/>
           </w:rPr>
-          <w:instrText xml:space="preserve"> PAGEREF _Toc231211428 \h </w:instrText>
+          <w:instrText xml:space="preserve"> PAGEREF _Toc231359594 \h </w:instrText>
         </w:r>
         <w:r>
           <w:rPr>
@@ -3144,7 +3219,7 @@
             <w:noProof/>
             <w:webHidden/>
           </w:rPr>
-          <w:t>25</w:t>
+          <w:t>26</w:t>
         </w:r>
         <w:r>
           <w:rPr>
@@ -3172,7 +3247,7 @@
           <w14:ligatures w14:val="standardContextual"/>
         </w:rPr>
       </w:pPr>
-      <w:hyperlink w:anchor="_Toc231211429" w:history="1">
+      <w:hyperlink w:anchor="_Toc231359595" w:history="1">
         <w:r>
           <w:rPr>
             <w:rStyle w:val="afffffff5"/>
@@ -3199,7 +3274,7 @@
             <w:noProof/>
             <w:webHidden/>
           </w:rPr>
-          <w:instrText xml:space="preserve"> PAGEREF _Toc231211429 \h </w:instrText>
+          <w:instrText xml:space="preserve"> PAGEREF _Toc231359595 \h </w:instrText>
         </w:r>
         <w:r>
           <w:rPr>
@@ -3219,7 +3294,7 @@
             <w:noProof/>
             <w:webHidden/>
           </w:rPr>
-          <w:t>25</w:t>
+          <w:t>26</w:t>
         </w:r>
         <w:r>
           <w:rPr>
@@ -3246,7 +3321,7 @@
           <w14:ligatures w14:val="standardContextual"/>
         </w:rPr>
       </w:pPr>
-      <w:hyperlink w:anchor="_Toc231211430" w:history="1">
+      <w:hyperlink w:anchor="_Toc231359596" w:history="1">
         <w:r>
           <w:rPr>
             <w:rStyle w:val="afffffff5"/>
@@ -3273,7 +3348,7 @@
             <w:noProof/>
             <w:webHidden/>
           </w:rPr>
-          <w:instrText xml:space="preserve"> PAGEREF _Toc231211430 \h </w:instrText>
+          <w:instrText xml:space="preserve"> PAGEREF _Toc231359596 \h </w:instrText>
         </w:r>
         <w:r>
           <w:rPr>
@@ -3293,7 +3368,7 @@
             <w:noProof/>
             <w:webHidden/>
           </w:rPr>
-          <w:t>25</w:t>
+          <w:t>26</w:t>
         </w:r>
         <w:r>
           <w:rPr>
@@ -3320,7 +3395,7 @@
           <w14:ligatures w14:val="standardContextual"/>
         </w:rPr>
       </w:pPr>
-      <w:hyperlink w:anchor="_Toc231211431" w:history="1">
+      <w:hyperlink w:anchor="_Toc231359597" w:history="1">
         <w:r>
           <w:rPr>
             <w:rStyle w:val="afffffff5"/>
@@ -3347,7 +3422,7 @@
             <w:noProof/>
             <w:webHidden/>
           </w:rPr>
-          <w:instrText xml:space="preserve"> PAGEREF _Toc231211431 \h </w:instrText>
+          <w:instrText xml:space="preserve"> PAGEREF _Toc231359597 \h </w:instrText>
         </w:r>
         <w:r>
           <w:rPr>
@@ -3367,7 +3442,7 @@
             <w:noProof/>
             <w:webHidden/>
           </w:rPr>
-          <w:t>27</w:t>
+          <w:t>28</w:t>
         </w:r>
         <w:r>
           <w:rPr>
@@ -3394,7 +3469,7 @@
           <w14:ligatures w14:val="standardContextual"/>
         </w:rPr>
       </w:pPr>
-      <w:hyperlink w:anchor="_Toc231211432" w:history="1">
+      <w:hyperlink w:anchor="_Toc231359598" w:history="1">
         <w:r>
           <w:rPr>
             <w:rStyle w:val="afffffff5"/>
@@ -3421,7 +3496,7 @@
             <w:noProof/>
             <w:webHidden/>
           </w:rPr>
-          <w:instrText xml:space="preserve"> PAGEREF _Toc231211432 \h </w:instrText>
+          <w:instrText xml:space="preserve"> PAGEREF _Toc231359598 \h </w:instrText>
         </w:r>
         <w:r>
           <w:rPr>
@@ -3441,7 +3516,7 @@
             <w:noProof/>
             <w:webHidden/>
           </w:rPr>
-          <w:t>27</w:t>
+          <w:t>28</w:t>
         </w:r>
         <w:r>
           <w:rPr>
@@ -3469,7 +3544,7 @@
           <w14:ligatures w14:val="standardContextual"/>
         </w:rPr>
       </w:pPr>
-      <w:hyperlink w:anchor="_Toc231211433" w:history="1">
+      <w:hyperlink w:anchor="_Toc231359599" w:history="1">
         <w:r>
           <w:rPr>
             <w:rStyle w:val="afffffff5"/>
@@ -3496,7 +3571,7 @@
             <w:noProof/>
             <w:webHidden/>
           </w:rPr>
-          <w:instrText xml:space="preserve"> PAGEREF _Toc231211433 \h </w:instrText>
+          <w:instrText xml:space="preserve"> PAGEREF _Toc231359599 \h </w:instrText>
         </w:r>
         <w:r>
           <w:rPr>
@@ -3516,7 +3591,7 @@
             <w:noProof/>
             <w:webHidden/>
           </w:rPr>
-          <w:t>27</w:t>
+          <w:t>28</w:t>
         </w:r>
         <w:r>
           <w:rPr>
@@ -3543,7 +3618,7 @@
           <w14:ligatures w14:val="standardContextual"/>
         </w:rPr>
       </w:pPr>
-      <w:hyperlink w:anchor="_Toc231211434" w:history="1">
+      <w:hyperlink w:anchor="_Toc231359600" w:history="1">
         <w:r>
           <w:rPr>
             <w:rStyle w:val="afffffff5"/>
@@ -3570,7 +3645,7 @@
             <w:noProof/>
             <w:webHidden/>
           </w:rPr>
-          <w:instrText xml:space="preserve"> PAGEREF _Toc231211434 \h </w:instrText>
+          <w:instrText xml:space="preserve"> PAGEREF _Toc231359600 \h </w:instrText>
         </w:r>
         <w:r>
           <w:rPr>
@@ -3590,7 +3665,7 @@
             <w:noProof/>
             <w:webHidden/>
           </w:rPr>
-          <w:t>28</w:t>
+          <w:t>29</w:t>
         </w:r>
         <w:r>
           <w:rPr>
@@ -3617,7 +3692,7 @@
           <w14:ligatures w14:val="standardContextual"/>
         </w:rPr>
       </w:pPr>
-      <w:hyperlink w:anchor="_Toc231211435" w:history="1">
+      <w:hyperlink w:anchor="_Toc231359601" w:history="1">
         <w:r>
           <w:rPr>
             <w:rStyle w:val="afffffff5"/>
@@ -3644,7 +3719,7 @@
             <w:noProof/>
             <w:webHidden/>
           </w:rPr>
-          <w:instrText xml:space="preserve"> PAGEREF _Toc231211435 \h </w:instrText>
+          <w:instrText xml:space="preserve"> PAGEREF _Toc231359601 \h </w:instrText>
         </w:r>
         <w:r>
           <w:rPr>
@@ -3664,7 +3739,7 @@
             <w:noProof/>
             <w:webHidden/>
           </w:rPr>
-          <w:t>28</w:t>
+          <w:t>29</w:t>
         </w:r>
         <w:r>
           <w:rPr>
@@ -3691,7 +3766,7 @@
           <w14:ligatures w14:val="standardContextual"/>
         </w:rPr>
       </w:pPr>
-      <w:hyperlink w:anchor="_Toc231211436" w:history="1">
+      <w:hyperlink w:anchor="_Toc231359602" w:history="1">
         <w:r>
           <w:rPr>
             <w:rStyle w:val="afffffff5"/>
@@ -3718,7 +3793,7 @@
             <w:noProof/>
             <w:webHidden/>
           </w:rPr>
-          <w:instrText xml:space="preserve"> PAGEREF _Toc231211436 \h </w:instrText>
+          <w:instrText xml:space="preserve"> PAGEREF _Toc231359602 \h </w:instrText>
         </w:r>
         <w:r>
           <w:rPr>
@@ -3738,7 +3813,7 @@
             <w:noProof/>
             <w:webHidden/>
           </w:rPr>
-          <w:t>29</w:t>
+          <w:t>30</w:t>
         </w:r>
         <w:r>
           <w:rPr>
@@ -3765,7 +3840,7 @@
           <w14:ligatures w14:val="standardContextual"/>
         </w:rPr>
       </w:pPr>
-      <w:hyperlink w:anchor="_Toc231211437" w:history="1">
+      <w:hyperlink w:anchor="_Toc231359603" w:history="1">
         <w:r>
           <w:rPr>
             <w:rStyle w:val="afffffff5"/>
@@ -3792,7 +3867,7 @@
             <w:noProof/>
             <w:webHidden/>
           </w:rPr>
-          <w:instrText xml:space="preserve"> PAGEREF _Toc231211437 \h </w:instrText>
+          <w:instrText xml:space="preserve"> PAGEREF _Toc231359603 \h </w:instrText>
         </w:r>
         <w:r>
           <w:rPr>
@@ -3812,7 +3887,7 @@
             <w:noProof/>
             <w:webHidden/>
           </w:rPr>
-          <w:t>29</w:t>
+          <w:t>30</w:t>
         </w:r>
         <w:r>
           <w:rPr>
@@ -3840,7 +3915,7 @@
           <w14:ligatures w14:val="standardContextual"/>
         </w:rPr>
       </w:pPr>
-      <w:hyperlink w:anchor="_Toc231211438" w:history="1">
+      <w:hyperlink w:anchor="_Toc231359604" w:history="1">
         <w:r>
           <w:rPr>
             <w:rStyle w:val="afffffff5"/>
@@ -3867,7 +3942,7 @@
             <w:noProof/>
             <w:webHidden/>
           </w:rPr>
-          <w:instrText xml:space="preserve"> PAGEREF _Toc231211438 \h </w:instrText>
+          <w:instrText xml:space="preserve"> PAGEREF _Toc231359604 \h </w:instrText>
         </w:r>
         <w:r>
           <w:rPr>
@@ -3887,7 +3962,7 @@
             <w:noProof/>
             <w:webHidden/>
           </w:rPr>
-          <w:t>30</w:t>
+          <w:t>31</w:t>
         </w:r>
         <w:r>
           <w:rPr>
@@ -3914,7 +3989,7 @@
           <w14:ligatures w14:val="standardContextual"/>
         </w:rPr>
       </w:pPr>
-      <w:hyperlink w:anchor="_Toc231211439" w:history="1">
+      <w:hyperlink w:anchor="_Toc231359605" w:history="1">
         <w:r>
           <w:rPr>
             <w:rStyle w:val="afffffff5"/>
@@ -3941,7 +4016,7 @@
             <w:noProof/>
             <w:webHidden/>
           </w:rPr>
-          <w:instrText xml:space="preserve"> PAGEREF _Toc231211439 \h </w:instrText>
+          <w:instrText xml:space="preserve"> PAGEREF _Toc231359605 \h </w:instrText>
         </w:r>
         <w:r>
           <w:rPr>
@@ -3961,7 +4036,7 @@
             <w:noProof/>
             <w:webHidden/>
           </w:rPr>
-          <w:t>30</w:t>
+          <w:t>31</w:t>
         </w:r>
         <w:r>
           <w:rPr>
@@ -3988,7 +4063,7 @@
           <w14:ligatures w14:val="standardContextual"/>
         </w:rPr>
       </w:pPr>
-      <w:hyperlink w:anchor="_Toc231211440" w:history="1">
+      <w:hyperlink w:anchor="_Toc231359606" w:history="1">
         <w:r>
           <w:rPr>
             <w:rStyle w:val="afffffff5"/>
@@ -4015,7 +4090,7 @@
             <w:noProof/>
             <w:webHidden/>
           </w:rPr>
-          <w:instrText xml:space="preserve"> PAGEREF _Toc231211440 \h </w:instrText>
+          <w:instrText xml:space="preserve"> PAGEREF _Toc231359606 \h </w:instrText>
         </w:r>
         <w:r>
           <w:rPr>
@@ -4035,7 +4110,7 @@
             <w:noProof/>
             <w:webHidden/>
           </w:rPr>
-          <w:t>31</w:t>
+          <w:t>32</w:t>
         </w:r>
         <w:r>
           <w:rPr>
@@ -4062,7 +4137,7 @@
           <w14:ligatures w14:val="standardContextual"/>
         </w:rPr>
       </w:pPr>
-      <w:hyperlink w:anchor="_Toc231211441" w:history="1">
+      <w:hyperlink w:anchor="_Toc231359607" w:history="1">
         <w:r>
           <w:rPr>
             <w:rStyle w:val="afffffff5"/>
@@ -4089,7 +4164,7 @@
             <w:noProof/>
             <w:webHidden/>
           </w:rPr>
-          <w:instrText xml:space="preserve"> PAGEREF _Toc231211441 \h </w:instrText>
+          <w:instrText xml:space="preserve"> PAGEREF _Toc231359607 \h </w:instrText>
         </w:r>
         <w:r>
           <w:rPr>
@@ -4109,7 +4184,7 @@
             <w:noProof/>
             <w:webHidden/>
           </w:rPr>
-          <w:t>31</w:t>
+          <w:t>32</w:t>
         </w:r>
         <w:r>
           <w:rPr>
@@ -4137,7 +4212,7 @@
           <w14:ligatures w14:val="standardContextual"/>
         </w:rPr>
       </w:pPr>
-      <w:hyperlink w:anchor="_Toc231211442" w:history="1">
+      <w:hyperlink w:anchor="_Toc231359608" w:history="1">
         <w:r>
           <w:rPr>
             <w:rStyle w:val="afffffff5"/>
@@ -4164,7 +4239,7 @@
             <w:noProof/>
             <w:webHidden/>
           </w:rPr>
-          <w:instrText xml:space="preserve"> PAGEREF _Toc231211442 \h </w:instrText>
+          <w:instrText xml:space="preserve"> PAGEREF _Toc231359608 \h </w:instrText>
         </w:r>
         <w:r>
           <w:rPr>
@@ -4184,7 +4259,7 @@
             <w:noProof/>
             <w:webHidden/>
           </w:rPr>
-          <w:t>31</w:t>
+          <w:t>32</w:t>
         </w:r>
         <w:r>
           <w:rPr>
@@ -4211,7 +4286,7 @@
           <w14:ligatures w14:val="standardContextual"/>
         </w:rPr>
       </w:pPr>
-      <w:hyperlink w:anchor="_Toc231211443" w:history="1">
+      <w:hyperlink w:anchor="_Toc231359609" w:history="1">
         <w:r>
           <w:rPr>
             <w:rStyle w:val="afffffff5"/>
@@ -4238,7 +4313,7 @@
             <w:noProof/>
             <w:webHidden/>
           </w:rPr>
-          <w:instrText xml:space="preserve"> PAGEREF _Toc231211443 \h </w:instrText>
+          <w:instrText xml:space="preserve"> PAGEREF _Toc231359609 \h </w:instrText>
         </w:r>
         <w:r>
           <w:rPr>
@@ -4258,7 +4333,7 @@
             <w:noProof/>
             <w:webHidden/>
           </w:rPr>
-          <w:t>31</w:t>
+          <w:t>32</w:t>
         </w:r>
         <w:r>
           <w:rPr>
@@ -4285,7 +4360,7 @@
           <w14:ligatures w14:val="standardContextual"/>
         </w:rPr>
       </w:pPr>
-      <w:hyperlink w:anchor="_Toc231211444" w:history="1">
+      <w:hyperlink w:anchor="_Toc231359610" w:history="1">
         <w:r>
           <w:rPr>
             <w:rStyle w:val="afffffff5"/>
@@ -4312,7 +4387,7 @@
             <w:noProof/>
             <w:webHidden/>
           </w:rPr>
-          <w:instrText xml:space="preserve"> PAGEREF _Toc231211444 \h </w:instrText>
+          <w:instrText xml:space="preserve"> PAGEREF _Toc231359610 \h </w:instrText>
         </w:r>
         <w:r>
           <w:rPr>
@@ -4332,7 +4407,7 @@
             <w:noProof/>
             <w:webHidden/>
           </w:rPr>
-          <w:t>33</w:t>
+          <w:t>34</w:t>
         </w:r>
         <w:r>
           <w:rPr>
@@ -4359,7 +4434,7 @@
           <w14:ligatures w14:val="standardContextual"/>
         </w:rPr>
       </w:pPr>
-      <w:hyperlink w:anchor="_Toc231211445" w:history="1">
+      <w:hyperlink w:anchor="_Toc231359611" w:history="1">
         <w:r>
           <w:rPr>
             <w:rStyle w:val="afffffff5"/>
@@ -4386,7 +4461,7 @@
             <w:noProof/>
             <w:webHidden/>
           </w:rPr>
-          <w:instrText xml:space="preserve"> PAGEREF _Toc231211445 \h </w:instrText>
+          <w:instrText xml:space="preserve"> PAGEREF _Toc231359611 \h </w:instrText>
         </w:r>
         <w:r>
           <w:rPr>
@@ -4406,7 +4481,7 @@
             <w:noProof/>
             <w:webHidden/>
           </w:rPr>
-          <w:t>34</w:t>
+          <w:t>35</w:t>
         </w:r>
         <w:r>
           <w:rPr>
@@ -4434,7 +4509,7 @@
           <w14:ligatures w14:val="standardContextual"/>
         </w:rPr>
       </w:pPr>
-      <w:hyperlink w:anchor="_Toc231211446" w:history="1">
+      <w:hyperlink w:anchor="_Toc231359612" w:history="1">
         <w:r>
           <w:rPr>
             <w:rStyle w:val="afffffff5"/>
@@ -4461,7 +4536,7 @@
             <w:noProof/>
             <w:webHidden/>
           </w:rPr>
-          <w:instrText xml:space="preserve"> PAGEREF _Toc231211446 \h </w:instrText>
+          <w:instrText xml:space="preserve"> PAGEREF _Toc231359612 \h </w:instrText>
         </w:r>
         <w:r>
           <w:rPr>
@@ -4481,7 +4556,7 @@
             <w:noProof/>
             <w:webHidden/>
           </w:rPr>
-          <w:t>34</w:t>
+          <w:t>35</w:t>
         </w:r>
         <w:r>
           <w:rPr>
@@ -4508,7 +4583,7 @@
           <w14:ligatures w14:val="standardContextual"/>
         </w:rPr>
       </w:pPr>
-      <w:hyperlink w:anchor="_Toc231211447" w:history="1">
+      <w:hyperlink w:anchor="_Toc231359613" w:history="1">
         <w:r>
           <w:rPr>
             <w:rStyle w:val="afffffff5"/>
@@ -4535,7 +4610,7 @@
             <w:noProof/>
             <w:webHidden/>
           </w:rPr>
-          <w:instrText xml:space="preserve"> PAGEREF _Toc231211447 \h </w:instrText>
+          <w:instrText xml:space="preserve"> PAGEREF _Toc231359613 \h </w:instrText>
         </w:r>
         <w:r>
           <w:rPr>
@@ -4555,7 +4630,7 @@
             <w:noProof/>
             <w:webHidden/>
           </w:rPr>
-          <w:t>35</w:t>
+          <w:t>36</w:t>
         </w:r>
         <w:r>
           <w:rPr>
@@ -4582,7 +4657,7 @@
           <w14:ligatures w14:val="standardContextual"/>
         </w:rPr>
       </w:pPr>
-      <w:hyperlink w:anchor="_Toc231211448" w:history="1">
+      <w:hyperlink w:anchor="_Toc231359614" w:history="1">
         <w:r>
           <w:rPr>
             <w:rStyle w:val="afffffff5"/>
@@ -4609,7 +4684,7 @@
             <w:noProof/>
             <w:webHidden/>
           </w:rPr>
-          <w:instrText xml:space="preserve"> PAGEREF _Toc231211448 \h </w:instrText>
+          <w:instrText xml:space="preserve"> PAGEREF _Toc231359614 \h </w:instrText>
         </w:r>
         <w:r>
           <w:rPr>
@@ -4629,7 +4704,7 @@
             <w:noProof/>
             <w:webHidden/>
           </w:rPr>
-          <w:t>35</w:t>
+          <w:t>36</w:t>
         </w:r>
         <w:r>
           <w:rPr>
@@ -4656,7 +4731,7 @@
           <w14:ligatures w14:val="standardContextual"/>
         </w:rPr>
       </w:pPr>
-      <w:hyperlink w:anchor="_Toc231211449" w:history="1">
+      <w:hyperlink w:anchor="_Toc231359615" w:history="1">
         <w:r>
           <w:rPr>
             <w:rStyle w:val="afffffff5"/>
@@ -4683,7 +4758,7 @@
             <w:noProof/>
             <w:webHidden/>
           </w:rPr>
-          <w:instrText xml:space="preserve"> PAGEREF _Toc231211449 \h </w:instrText>
+          <w:instrText xml:space="preserve"> PAGEREF _Toc231359615 \h </w:instrText>
         </w:r>
         <w:r>
           <w:rPr>
@@ -4703,7 +4778,7 @@
             <w:noProof/>
             <w:webHidden/>
           </w:rPr>
-          <w:t>36</w:t>
+          <w:t>37</w:t>
         </w:r>
         <w:r>
           <w:rPr>
@@ -4730,7 +4805,7 @@
           <w14:ligatures w14:val="standardContextual"/>
         </w:rPr>
       </w:pPr>
-      <w:hyperlink w:anchor="_Toc231211450" w:history="1">
+      <w:hyperlink w:anchor="_Toc231359616" w:history="1">
         <w:r>
           <w:rPr>
             <w:rStyle w:val="afffffff5"/>
@@ -4757,7 +4832,7 @@
             <w:noProof/>
             <w:webHidden/>
           </w:rPr>
-          <w:instrText xml:space="preserve"> PAGEREF _Toc231211450 \h </w:instrText>
+          <w:instrText xml:space="preserve"> PAGEREF _Toc231359616 \h </w:instrText>
         </w:r>
         <w:r>
           <w:rPr>
@@ -4777,7 +4852,7 @@
             <w:noProof/>
             <w:webHidden/>
           </w:rPr>
-          <w:t>37</w:t>
+          <w:t>38</w:t>
         </w:r>
         <w:r>
           <w:rPr>
@@ -4805,7 +4880,7 @@
           <w14:ligatures w14:val="standardContextual"/>
         </w:rPr>
       </w:pPr>
-      <w:hyperlink w:anchor="_Toc231211451" w:history="1">
+      <w:hyperlink w:anchor="_Toc231359617" w:history="1">
         <w:r>
           <w:rPr>
             <w:rStyle w:val="afffffff5"/>
@@ -4832,7 +4907,7 @@
             <w:noProof/>
             <w:webHidden/>
           </w:rPr>
-          <w:instrText xml:space="preserve"> PAGEREF _Toc231211451 \h </w:instrText>
+          <w:instrText xml:space="preserve"> PAGEREF _Toc231359617 \h </w:instrText>
         </w:r>
         <w:r>
           <w:rPr>
@@ -4852,7 +4927,7 @@
             <w:noProof/>
             <w:webHidden/>
           </w:rPr>
-          <w:t>37</w:t>
+          <w:t>38</w:t>
         </w:r>
         <w:r>
           <w:rPr>
@@ -4879,7 +4954,7 @@
           <w14:ligatures w14:val="standardContextual"/>
         </w:rPr>
       </w:pPr>
-      <w:hyperlink w:anchor="_Toc231211452" w:history="1">
+      <w:hyperlink w:anchor="_Toc231359618" w:history="1">
         <w:r>
           <w:rPr>
             <w:rStyle w:val="afffffff5"/>
@@ -4906,7 +4981,7 @@
             <w:noProof/>
             <w:webHidden/>
           </w:rPr>
-          <w:instrText xml:space="preserve"> PAGEREF _Toc231211452 \h </w:instrText>
+          <w:instrText xml:space="preserve"> PAGEREF _Toc231359618 \h </w:instrText>
         </w:r>
         <w:r>
           <w:rPr>
@@ -4926,7 +5001,7 @@
             <w:noProof/>
             <w:webHidden/>
           </w:rPr>
-          <w:t>38</w:t>
+          <w:t>39</w:t>
         </w:r>
         <w:r>
           <w:rPr>
@@ -4953,7 +5028,7 @@
           <w14:ligatures w14:val="standardContextual"/>
         </w:rPr>
       </w:pPr>
-      <w:hyperlink w:anchor="_Toc231211453" w:history="1">
+      <w:hyperlink w:anchor="_Toc231359619" w:history="1">
         <w:r>
           <w:rPr>
             <w:rStyle w:val="afffffff5"/>
@@ -4980,7 +5055,7 @@
             <w:noProof/>
             <w:webHidden/>
           </w:rPr>
-          <w:instrText xml:space="preserve"> PAGEREF _Toc231211453 \h </w:instrText>
+          <w:instrText xml:space="preserve"> PAGEREF _Toc231359619 \h </w:instrText>
         </w:r>
         <w:r>
           <w:rPr>
@@ -5000,7 +5075,7 @@
             <w:noProof/>
             <w:webHidden/>
           </w:rPr>
-          <w:t>38</w:t>
+          <w:t>39</w:t>
         </w:r>
         <w:r>
           <w:rPr>
@@ -5027,7 +5102,7 @@
           <w14:ligatures w14:val="standardContextual"/>
         </w:rPr>
       </w:pPr>
-      <w:hyperlink w:anchor="_Toc231211454" w:history="1">
+      <w:hyperlink w:anchor="_Toc231359620" w:history="1">
         <w:r>
           <w:rPr>
             <w:rStyle w:val="afffffff5"/>
@@ -5054,7 +5129,7 @@
             <w:noProof/>
             <w:webHidden/>
           </w:rPr>
-          <w:instrText xml:space="preserve"> PAGEREF _Toc231211454 \h </w:instrText>
+          <w:instrText xml:space="preserve"> PAGEREF _Toc231359620 \h </w:instrText>
         </w:r>
         <w:r>
           <w:rPr>
@@ -5074,7 +5149,7 @@
             <w:noProof/>
             <w:webHidden/>
           </w:rPr>
-          <w:t>39</w:t>
+          <w:t>40</w:t>
         </w:r>
         <w:r>
           <w:rPr>
@@ -5102,7 +5177,7 @@
           <w14:ligatures w14:val="standardContextual"/>
         </w:rPr>
       </w:pPr>
-      <w:hyperlink w:anchor="_Toc231211455" w:history="1">
+      <w:hyperlink w:anchor="_Toc231359621" w:history="1">
         <w:r>
           <w:rPr>
             <w:rStyle w:val="afffffff5"/>
@@ -5129,7 +5204,7 @@
             <w:noProof/>
             <w:webHidden/>
           </w:rPr>
-          <w:instrText xml:space="preserve"> PAGEREF _Toc231211455 \h </w:instrText>
+          <w:instrText xml:space="preserve"> PAGEREF _Toc231359621 \h </w:instrText>
         </w:r>
         <w:r>
           <w:rPr>
@@ -5149,7 +5224,7 @@
             <w:noProof/>
             <w:webHidden/>
           </w:rPr>
-          <w:t>39</w:t>
+          <w:t>40</w:t>
         </w:r>
         <w:r>
           <w:rPr>
@@ -5176,7 +5251,7 @@
           <w14:ligatures w14:val="standardContextual"/>
         </w:rPr>
       </w:pPr>
-      <w:hyperlink w:anchor="_Toc231211456" w:history="1">
+      <w:hyperlink w:anchor="_Toc231359622" w:history="1">
         <w:r>
           <w:rPr>
             <w:rStyle w:val="afffffff5"/>
@@ -5203,7 +5278,7 @@
             <w:noProof/>
             <w:webHidden/>
           </w:rPr>
-          <w:instrText xml:space="preserve"> PAGEREF _Toc231211456 \h </w:instrText>
+          <w:instrText xml:space="preserve"> PAGEREF _Toc231359622 \h </w:instrText>
         </w:r>
         <w:r>
           <w:rPr>
@@ -5223,7 +5298,7 @@
             <w:noProof/>
             <w:webHidden/>
           </w:rPr>
-          <w:t>39</w:t>
+          <w:t>40</w:t>
         </w:r>
         <w:r>
           <w:rPr>
@@ -5250,7 +5325,7 @@
           <w14:ligatures w14:val="standardContextual"/>
         </w:rPr>
       </w:pPr>
-      <w:hyperlink w:anchor="_Toc231211457" w:history="1">
+      <w:hyperlink w:anchor="_Toc231359623" w:history="1">
         <w:r>
           <w:rPr>
             <w:rStyle w:val="afffffff5"/>
@@ -5277,7 +5352,7 @@
             <w:noProof/>
             <w:webHidden/>
           </w:rPr>
-          <w:instrText xml:space="preserve"> PAGEREF _Toc231211457 \h </w:instrText>
+          <w:instrText xml:space="preserve"> PAGEREF _Toc231359623 \h </w:instrText>
         </w:r>
         <w:r>
           <w:rPr>
@@ -5297,7 +5372,7 @@
             <w:noProof/>
             <w:webHidden/>
           </w:rPr>
-          <w:t>39</w:t>
+          <w:t>40</w:t>
         </w:r>
         <w:r>
           <w:rPr>
@@ -5324,7 +5399,7 @@
           <w14:ligatures w14:val="standardContextual"/>
         </w:rPr>
       </w:pPr>
-      <w:hyperlink w:anchor="_Toc231211458" w:history="1">
+      <w:hyperlink w:anchor="_Toc231359624" w:history="1">
         <w:r>
           <w:rPr>
             <w:rStyle w:val="afffffff5"/>
@@ -5351,7 +5426,7 @@
             <w:noProof/>
             <w:webHidden/>
           </w:rPr>
-          <w:instrText xml:space="preserve"> PAGEREF _Toc231211458 \h </w:instrText>
+          <w:instrText xml:space="preserve"> PAGEREF _Toc231359624 \h </w:instrText>
         </w:r>
         <w:r>
           <w:rPr>
@@ -5371,7 +5446,7 @@
             <w:noProof/>
             <w:webHidden/>
           </w:rPr>
-          <w:t>40</w:t>
+          <w:t>41</w:t>
         </w:r>
         <w:r>
           <w:rPr>
@@ -5398,7 +5473,7 @@
           <w14:ligatures w14:val="standardContextual"/>
         </w:rPr>
       </w:pPr>
-      <w:hyperlink w:anchor="_Toc231211459" w:history="1">
+      <w:hyperlink w:anchor="_Toc231359625" w:history="1">
         <w:r>
           <w:rPr>
             <w:rStyle w:val="afffffff5"/>
@@ -5425,7 +5500,7 @@
             <w:noProof/>
             <w:webHidden/>
           </w:rPr>
-          <w:instrText xml:space="preserve"> PAGEREF _Toc231211459 \h </w:instrText>
+          <w:instrText xml:space="preserve"> PAGEREF _Toc231359625 \h </w:instrText>
         </w:r>
         <w:r>
           <w:rPr>
@@ -5445,7 +5520,7 @@
             <w:noProof/>
             <w:webHidden/>
           </w:rPr>
-          <w:t>41</w:t>
+          <w:t>42</w:t>
         </w:r>
         <w:r>
           <w:rPr>
@@ -5473,7 +5548,7 @@
           <w14:ligatures w14:val="standardContextual"/>
         </w:rPr>
       </w:pPr>
-      <w:hyperlink w:anchor="_Toc231211460" w:history="1">
+      <w:hyperlink w:anchor="_Toc231359626" w:history="1">
         <w:r>
           <w:rPr>
             <w:rStyle w:val="afffffff5"/>
@@ -5500,7 +5575,7 @@
             <w:noProof/>
             <w:webHidden/>
           </w:rPr>
-          <w:instrText xml:space="preserve"> PAGEREF _Toc231211460 \h </w:instrText>
+          <w:instrText xml:space="preserve"> PAGEREF _Toc231359626 \h </w:instrText>
         </w:r>
         <w:r>
           <w:rPr>
@@ -5520,7 +5595,7 @@
             <w:noProof/>
             <w:webHidden/>
           </w:rPr>
-          <w:t>41</w:t>
+          <w:t>42</w:t>
         </w:r>
         <w:r>
           <w:rPr>
@@ -5547,7 +5622,7 @@
           <w14:ligatures w14:val="standardContextual"/>
         </w:rPr>
       </w:pPr>
-      <w:hyperlink w:anchor="_Toc231211461" w:history="1">
+      <w:hyperlink w:anchor="_Toc231359627" w:history="1">
         <w:r>
           <w:rPr>
             <w:rStyle w:val="afffffff5"/>
@@ -5574,7 +5649,7 @@
             <w:noProof/>
             <w:webHidden/>
           </w:rPr>
-          <w:instrText xml:space="preserve"> PAGEREF _Toc231211461 \h </w:instrText>
+          <w:instrText xml:space="preserve"> PAGEREF _Toc231359627 \h </w:instrText>
         </w:r>
         <w:r>
           <w:rPr>
@@ -5594,7 +5669,7 @@
             <w:noProof/>
             <w:webHidden/>
           </w:rPr>
-          <w:t>41</w:t>
+          <w:t>42</w:t>
         </w:r>
         <w:r>
           <w:rPr>
@@ -5621,7 +5696,7 @@
           <w14:ligatures w14:val="standardContextual"/>
         </w:rPr>
       </w:pPr>
-      <w:hyperlink w:anchor="_Toc231211462" w:history="1">
+      <w:hyperlink w:anchor="_Toc231359628" w:history="1">
         <w:r>
           <w:rPr>
             <w:rStyle w:val="afffffff5"/>
@@ -5648,7 +5723,7 @@
             <w:noProof/>
             <w:webHidden/>
           </w:rPr>
-          <w:instrText xml:space="preserve"> PAGEREF _Toc231211462 \h </w:instrText>
+          <w:instrText xml:space="preserve"> PAGEREF _Toc231359628 \h </w:instrText>
         </w:r>
         <w:r>
           <w:rPr>
@@ -5668,7 +5743,7 @@
             <w:noProof/>
             <w:webHidden/>
           </w:rPr>
-          <w:t>42</w:t>
+          <w:t>43</w:t>
         </w:r>
         <w:r>
           <w:rPr>
@@ -5695,7 +5770,7 @@
           <w14:ligatures w14:val="standardContextual"/>
         </w:rPr>
       </w:pPr>
-      <w:hyperlink w:anchor="_Toc231211463" w:history="1">
+      <w:hyperlink w:anchor="_Toc231359629" w:history="1">
         <w:r>
           <w:rPr>
             <w:rStyle w:val="afffffff5"/>
@@ -5722,7 +5797,7 @@
             <w:noProof/>
             <w:webHidden/>
           </w:rPr>
-          <w:instrText xml:space="preserve"> PAGEREF _Toc231211463 \h </w:instrText>
+          <w:instrText xml:space="preserve"> PAGEREF _Toc231359629 \h </w:instrText>
         </w:r>
         <w:r>
           <w:rPr>
@@ -5742,7 +5817,7 @@
             <w:noProof/>
             <w:webHidden/>
           </w:rPr>
-          <w:t>42</w:t>
+          <w:t>43</w:t>
         </w:r>
         <w:r>
           <w:rPr>
@@ -5769,7 +5844,7 @@
           <w14:ligatures w14:val="standardContextual"/>
         </w:rPr>
       </w:pPr>
-      <w:hyperlink w:anchor="_Toc231211464" w:history="1">
+      <w:hyperlink w:anchor="_Toc231359630" w:history="1">
         <w:r>
           <w:rPr>
             <w:rStyle w:val="afffffff5"/>
@@ -5796,7 +5871,7 @@
             <w:noProof/>
             <w:webHidden/>
           </w:rPr>
-          <w:instrText xml:space="preserve"> PAGEREF _Toc231211464 \h </w:instrText>
+          <w:instrText xml:space="preserve"> PAGEREF _Toc231359630 \h </w:instrText>
         </w:r>
         <w:r>
           <w:rPr>
@@ -5816,7 +5891,7 @@
             <w:noProof/>
             <w:webHidden/>
           </w:rPr>
-          <w:t>42</w:t>
+          <w:t>43</w:t>
         </w:r>
         <w:r>
           <w:rPr>
@@ -5844,7 +5919,7 @@
           <w14:ligatures w14:val="standardContextual"/>
         </w:rPr>
       </w:pPr>
-      <w:hyperlink w:anchor="_Toc231211465" w:history="1">
+      <w:hyperlink w:anchor="_Toc231359631" w:history="1">
         <w:r>
           <w:rPr>
             <w:rStyle w:val="afffffff5"/>
@@ -5871,7 +5946,7 @@
             <w:noProof/>
             <w:webHidden/>
           </w:rPr>
-          <w:instrText xml:space="preserve"> PAGEREF _Toc231211465 \h </w:instrText>
+          <w:instrText xml:space="preserve"> PAGEREF _Toc231359631 \h </w:instrText>
         </w:r>
         <w:r>
           <w:rPr>
@@ -5891,7 +5966,7 @@
             <w:noProof/>
             <w:webHidden/>
           </w:rPr>
-          <w:t>43</w:t>
+          <w:t>44</w:t>
         </w:r>
         <w:r>
           <w:rPr>
@@ -5918,7 +5993,7 @@
           <w14:ligatures w14:val="standardContextual"/>
         </w:rPr>
       </w:pPr>
-      <w:hyperlink w:anchor="_Toc231211466" w:history="1">
+      <w:hyperlink w:anchor="_Toc231359632" w:history="1">
         <w:r>
           <w:rPr>
             <w:rStyle w:val="afffffff5"/>
@@ -5945,7 +6020,7 @@
             <w:noProof/>
             <w:webHidden/>
           </w:rPr>
-          <w:instrText xml:space="preserve"> PAGEREF _Toc231211466 \h </w:instrText>
+          <w:instrText xml:space="preserve"> PAGEREF _Toc231359632 \h </w:instrText>
         </w:r>
         <w:r>
           <w:rPr>
@@ -5965,7 +6040,7 @@
             <w:noProof/>
             <w:webHidden/>
           </w:rPr>
-          <w:t>43</w:t>
+          <w:t>44</w:t>
         </w:r>
         <w:r>
           <w:rPr>
@@ -5992,7 +6067,7 @@
           <w14:ligatures w14:val="standardContextual"/>
         </w:rPr>
       </w:pPr>
-      <w:hyperlink w:anchor="_Toc231211467" w:history="1">
+      <w:hyperlink w:anchor="_Toc231359633" w:history="1">
         <w:r>
           <w:rPr>
             <w:rStyle w:val="afffffff5"/>
@@ -6019,7 +6094,7 @@
             <w:noProof/>
             <w:webHidden/>
           </w:rPr>
-          <w:instrText xml:space="preserve"> PAGEREF _Toc231211467 \h </w:instrText>
+          <w:instrText xml:space="preserve"> PAGEREF _Toc231359633 \h </w:instrText>
         </w:r>
         <w:r>
           <w:rPr>
@@ -6039,7 +6114,7 @@
             <w:noProof/>
             <w:webHidden/>
           </w:rPr>
-          <w:t>43</w:t>
+          <w:t>44</w:t>
         </w:r>
         <w:r>
           <w:rPr>
@@ -6066,7 +6141,7 @@
           <w14:ligatures w14:val="standardContextual"/>
         </w:rPr>
       </w:pPr>
-      <w:hyperlink w:anchor="_Toc231211468" w:history="1">
+      <w:hyperlink w:anchor="_Toc231359634" w:history="1">
         <w:r>
           <w:rPr>
             <w:rStyle w:val="afffffff5"/>
@@ -6093,7 +6168,7 @@
             <w:noProof/>
             <w:webHidden/>
           </w:rPr>
-          <w:instrText xml:space="preserve"> PAGEREF _Toc231211468 \h </w:instrText>
+          <w:instrText xml:space="preserve"> PAGEREF _Toc231359634 \h </w:instrText>
         </w:r>
         <w:r>
           <w:rPr>
@@ -6113,7 +6188,7 @@
             <w:noProof/>
             <w:webHidden/>
           </w:rPr>
-          <w:t>44</w:t>
+          <w:t>45</w:t>
         </w:r>
         <w:r>
           <w:rPr>
@@ -6140,7 +6215,7 @@
           <w14:ligatures w14:val="standardContextual"/>
         </w:rPr>
       </w:pPr>
-      <w:hyperlink w:anchor="_Toc231211469" w:history="1">
+      <w:hyperlink w:anchor="_Toc231359635" w:history="1">
         <w:r>
           <w:rPr>
             <w:rStyle w:val="afffffff5"/>
@@ -6167,7 +6242,7 @@
             <w:noProof/>
             <w:webHidden/>
           </w:rPr>
-          <w:instrText xml:space="preserve"> PAGEREF _Toc231211469 \h </w:instrText>
+          <w:instrText xml:space="preserve"> PAGEREF _Toc231359635 \h </w:instrText>
         </w:r>
         <w:r>
           <w:rPr>
@@ -6187,7 +6262,7 @@
             <w:noProof/>
             <w:webHidden/>
           </w:rPr>
-          <w:t>44</w:t>
+          <w:t>45</w:t>
         </w:r>
         <w:r>
           <w:rPr>
@@ -6215,7 +6290,7 @@
           <w14:ligatures w14:val="standardContextual"/>
         </w:rPr>
       </w:pPr>
-      <w:hyperlink w:anchor="_Toc231211470" w:history="1">
+      <w:hyperlink w:anchor="_Toc231359636" w:history="1">
         <w:r>
           <w:rPr>
             <w:rStyle w:val="afffffff5"/>
@@ -6242,7 +6317,7 @@
             <w:noProof/>
             <w:webHidden/>
           </w:rPr>
-          <w:instrText xml:space="preserve"> PAGEREF _Toc231211470 \h </w:instrText>
+          <w:instrText xml:space="preserve"> PAGEREF _Toc231359636 \h </w:instrText>
         </w:r>
         <w:r>
           <w:rPr>
@@ -6262,7 +6337,7 @@
             <w:noProof/>
             <w:webHidden/>
           </w:rPr>
-          <w:t>45</w:t>
+          <w:t>46</w:t>
         </w:r>
         <w:r>
           <w:rPr>
@@ -6289,7 +6364,7 @@
           <w14:ligatures w14:val="standardContextual"/>
         </w:rPr>
       </w:pPr>
-      <w:hyperlink w:anchor="_Toc231211471" w:history="1">
+      <w:hyperlink w:anchor="_Toc231359637" w:history="1">
         <w:r>
           <w:rPr>
             <w:rStyle w:val="afffffff5"/>
@@ -6316,7 +6391,7 @@
             <w:noProof/>
             <w:webHidden/>
           </w:rPr>
-          <w:instrText xml:space="preserve"> PAGEREF _Toc231211471 \h </w:instrText>
+          <w:instrText xml:space="preserve"> PAGEREF _Toc231359637 \h </w:instrText>
         </w:r>
         <w:r>
           <w:rPr>
@@ -6336,7 +6411,7 @@
             <w:noProof/>
             <w:webHidden/>
           </w:rPr>
-          <w:t>45</w:t>
+          <w:t>46</w:t>
         </w:r>
         <w:r>
           <w:rPr>
@@ -6363,7 +6438,7 @@
           <w14:ligatures w14:val="standardContextual"/>
         </w:rPr>
       </w:pPr>
-      <w:hyperlink w:anchor="_Toc231211472" w:history="1">
+      <w:hyperlink w:anchor="_Toc231359638" w:history="1">
         <w:r>
           <w:rPr>
             <w:rStyle w:val="afffffff5"/>
@@ -6390,7 +6465,7 @@
             <w:noProof/>
             <w:webHidden/>
           </w:rPr>
-          <w:instrText xml:space="preserve"> PAGEREF _Toc231211472 \h </w:instrText>
+          <w:instrText xml:space="preserve"> PAGEREF _Toc231359638 \h </w:instrText>
         </w:r>
         <w:r>
           <w:rPr>
@@ -6410,7 +6485,7 @@
             <w:noProof/>
             <w:webHidden/>
           </w:rPr>
-          <w:t>45</w:t>
+          <w:t>46</w:t>
         </w:r>
         <w:r>
           <w:rPr>
@@ -6437,7 +6512,7 @@
           <w14:ligatures w14:val="standardContextual"/>
         </w:rPr>
       </w:pPr>
-      <w:hyperlink w:anchor="_Toc231211473" w:history="1">
+      <w:hyperlink w:anchor="_Toc231359639" w:history="1">
         <w:r>
           <w:rPr>
             <w:rStyle w:val="afffffff5"/>
@@ -6464,7 +6539,7 @@
             <w:noProof/>
             <w:webHidden/>
           </w:rPr>
-          <w:instrText xml:space="preserve"> PAGEREF _Toc231211473 \h </w:instrText>
+          <w:instrText xml:space="preserve"> PAGEREF _Toc231359639 \h </w:instrText>
         </w:r>
         <w:r>
           <w:rPr>
@@ -6484,7 +6559,7 @@
             <w:noProof/>
             <w:webHidden/>
           </w:rPr>
-          <w:t>47</w:t>
+          <w:t>48</w:t>
         </w:r>
         <w:r>
           <w:rPr>
@@ -6511,7 +6586,7 @@
           <w14:ligatures w14:val="standardContextual"/>
         </w:rPr>
       </w:pPr>
-      <w:hyperlink w:anchor="_Toc231211474" w:history="1">
+      <w:hyperlink w:anchor="_Toc231359640" w:history="1">
         <w:r>
           <w:rPr>
             <w:rStyle w:val="afffffff5"/>
@@ -6538,7 +6613,7 @@
             <w:noProof/>
             <w:webHidden/>
           </w:rPr>
-          <w:instrText xml:space="preserve"> PAGEREF _Toc231211474 \h </w:instrText>
+          <w:instrText xml:space="preserve"> PAGEREF _Toc231359640 \h </w:instrText>
         </w:r>
         <w:r>
           <w:rPr>
@@ -6558,7 +6633,7 @@
             <w:noProof/>
             <w:webHidden/>
           </w:rPr>
-          <w:t>47</w:t>
+          <w:t>48</w:t>
         </w:r>
         <w:r>
           <w:rPr>
@@ -6586,7 +6661,7 @@
           <w14:ligatures w14:val="standardContextual"/>
         </w:rPr>
       </w:pPr>
-      <w:hyperlink w:anchor="_Toc231211475" w:history="1">
+      <w:hyperlink w:anchor="_Toc231359641" w:history="1">
         <w:r>
           <w:rPr>
             <w:rStyle w:val="afffffff5"/>
@@ -6613,7 +6688,7 @@
             <w:noProof/>
             <w:webHidden/>
           </w:rPr>
-          <w:instrText xml:space="preserve"> PAGEREF _Toc231211475 \h </w:instrText>
+          <w:instrText xml:space="preserve"> PAGEREF _Toc231359641 \h </w:instrText>
         </w:r>
         <w:r>
           <w:rPr>
@@ -6633,7 +6708,7 @@
             <w:noProof/>
             <w:webHidden/>
           </w:rPr>
-          <w:t>48</w:t>
+          <w:t>49</w:t>
         </w:r>
         <w:r>
           <w:rPr>
@@ -6660,7 +6735,7 @@
           <w14:ligatures w14:val="standardContextual"/>
         </w:rPr>
       </w:pPr>
-      <w:hyperlink w:anchor="_Toc231211476" w:history="1">
+      <w:hyperlink w:anchor="_Toc231359642" w:history="1">
         <w:r>
           <w:rPr>
             <w:rStyle w:val="afffffff5"/>
@@ -6687,7 +6762,7 @@
             <w:noProof/>
             <w:webHidden/>
           </w:rPr>
-          <w:instrText xml:space="preserve"> PAGEREF _Toc231211476 \h </w:instrText>
+          <w:instrText xml:space="preserve"> PAGEREF _Toc231359642 \h </w:instrText>
         </w:r>
         <w:r>
           <w:rPr>
@@ -6707,7 +6782,7 @@
             <w:noProof/>
             <w:webHidden/>
           </w:rPr>
-          <w:t>48</w:t>
+          <w:t>49</w:t>
         </w:r>
         <w:r>
           <w:rPr>
@@ -6734,7 +6809,7 @@
           <w14:ligatures w14:val="standardContextual"/>
         </w:rPr>
       </w:pPr>
-      <w:hyperlink w:anchor="_Toc231211477" w:history="1">
+      <w:hyperlink w:anchor="_Toc231359643" w:history="1">
         <w:r>
           <w:rPr>
             <w:rStyle w:val="afffffff5"/>
@@ -6761,7 +6836,7 @@
             <w:noProof/>
             <w:webHidden/>
           </w:rPr>
-          <w:instrText xml:space="preserve"> PAGEREF _Toc231211477 \h </w:instrText>
+          <w:instrText xml:space="preserve"> PAGEREF _Toc231359643 \h </w:instrText>
         </w:r>
         <w:r>
           <w:rPr>
@@ -6781,7 +6856,7 @@
             <w:noProof/>
             <w:webHidden/>
           </w:rPr>
-          <w:t>49</w:t>
+          <w:t>50</w:t>
         </w:r>
         <w:r>
           <w:rPr>
@@ -6808,7 +6883,7 @@
           <w14:ligatures w14:val="standardContextual"/>
         </w:rPr>
       </w:pPr>
-      <w:hyperlink w:anchor="_Toc231211478" w:history="1">
+      <w:hyperlink w:anchor="_Toc231359644" w:history="1">
         <w:r>
           <w:rPr>
             <w:rStyle w:val="afffffff5"/>
@@ -6835,7 +6910,7 @@
             <w:noProof/>
             <w:webHidden/>
           </w:rPr>
-          <w:instrText xml:space="preserve"> PAGEREF _Toc231211478 \h </w:instrText>
+          <w:instrText xml:space="preserve"> PAGEREF _Toc231359644 \h </w:instrText>
         </w:r>
         <w:r>
           <w:rPr>
@@ -6855,7 +6930,7 @@
             <w:noProof/>
             <w:webHidden/>
           </w:rPr>
-          <w:t>49</w:t>
+          <w:t>51</w:t>
         </w:r>
         <w:r>
           <w:rPr>
@@ -6883,7 +6958,7 @@
           <w14:ligatures w14:val="standardContextual"/>
         </w:rPr>
       </w:pPr>
-      <w:hyperlink w:anchor="_Toc231211479" w:history="1">
+      <w:hyperlink w:anchor="_Toc231359645" w:history="1">
         <w:r>
           <w:rPr>
             <w:rStyle w:val="afffffff5"/>
@@ -6910,7 +6985,7 @@
             <w:noProof/>
             <w:webHidden/>
           </w:rPr>
-          <w:instrText xml:space="preserve"> PAGEREF _Toc231211479 \h </w:instrText>
+          <w:instrText xml:space="preserve"> PAGEREF _Toc231359645 \h </w:instrText>
         </w:r>
         <w:r>
           <w:rPr>
@@ -6930,7 +7005,7 @@
             <w:noProof/>
             <w:webHidden/>
           </w:rPr>
-          <w:t>49</w:t>
+          <w:t>51</w:t>
         </w:r>
         <w:r>
           <w:rPr>
@@ -6957,7 +7032,7 @@
           <w14:ligatures w14:val="standardContextual"/>
         </w:rPr>
       </w:pPr>
-      <w:hyperlink w:anchor="_Toc231211480" w:history="1">
+      <w:hyperlink w:anchor="_Toc231359646" w:history="1">
         <w:r>
           <w:rPr>
             <w:rStyle w:val="afffffff5"/>
@@ -6984,7 +7059,7 @@
             <w:noProof/>
             <w:webHidden/>
           </w:rPr>
-          <w:instrText xml:space="preserve"> PAGEREF _Toc231211480 \h </w:instrText>
+          <w:instrText xml:space="preserve"> PAGEREF _Toc231359646 \h </w:instrText>
         </w:r>
         <w:r>
           <w:rPr>
@@ -7004,7 +7079,7 @@
             <w:noProof/>
             <w:webHidden/>
           </w:rPr>
-          <w:t>50</w:t>
+          <w:t>51</w:t>
         </w:r>
         <w:r>
           <w:rPr>
@@ -7031,13 +7106,13 @@
           <w14:ligatures w14:val="standardContextual"/>
         </w:rPr>
       </w:pPr>
-      <w:hyperlink w:anchor="_Toc231211481" w:history="1">
+      <w:hyperlink w:anchor="_Toc231359647" w:history="1">
         <w:r>
           <w:rPr>
             <w:rStyle w:val="afffffff5"/>
             <w:noProof/>
           </w:rPr>
-          <w:t>リクエスト（MakerMaintenanceResultRequest）</w:t>
+          <w:t>リクエストボディ（multipart/form-data）</w:t>
         </w:r>
         <w:r>
           <w:rPr>
@@ -7058,7 +7133,7 @@
             <w:noProof/>
             <w:webHidden/>
           </w:rPr>
-          <w:instrText xml:space="preserve"> PAGEREF _Toc231211481 \h </w:instrText>
+          <w:instrText xml:space="preserve"> PAGEREF _Toc231359647 \h </w:instrText>
         </w:r>
         <w:r>
           <w:rPr>
@@ -7078,7 +7153,7 @@
             <w:noProof/>
             <w:webHidden/>
           </w:rPr>
-          <w:t>50</w:t>
+          <w:t>52</w:t>
         </w:r>
         <w:r>
           <w:rPr>
@@ -7105,7 +7180,7 @@
           <w14:ligatures w14:val="standardContextual"/>
         </w:rPr>
       </w:pPr>
-      <w:hyperlink w:anchor="_Toc231211482" w:history="1">
+      <w:hyperlink w:anchor="_Toc231359648" w:history="1">
         <w:r>
           <w:rPr>
             <w:rStyle w:val="afffffff5"/>
@@ -7132,7 +7207,7 @@
             <w:noProof/>
             <w:webHidden/>
           </w:rPr>
-          <w:instrText xml:space="preserve"> PAGEREF _Toc231211482 \h </w:instrText>
+          <w:instrText xml:space="preserve"> PAGEREF _Toc231359648 \h </w:instrText>
         </w:r>
         <w:r>
           <w:rPr>
@@ -7152,7 +7227,7 @@
             <w:noProof/>
             <w:webHidden/>
           </w:rPr>
-          <w:t>52</w:t>
+          <w:t>55</w:t>
         </w:r>
         <w:r>
           <w:rPr>
@@ -7179,7 +7254,7 @@
           <w14:ligatures w14:val="standardContextual"/>
         </w:rPr>
       </w:pPr>
-      <w:hyperlink w:anchor="_Toc231211483" w:history="1">
+      <w:hyperlink w:anchor="_Toc231359649" w:history="1">
         <w:r>
           <w:rPr>
             <w:rStyle w:val="afffffff5"/>
@@ -7206,7 +7281,7 @@
             <w:noProof/>
             <w:webHidden/>
           </w:rPr>
-          <w:instrText xml:space="preserve"> PAGEREF _Toc231211483 \h </w:instrText>
+          <w:instrText xml:space="preserve"> PAGEREF _Toc231359649 \h </w:instrText>
         </w:r>
         <w:r>
           <w:rPr>
@@ -7226,7 +7301,7 @@
             <w:noProof/>
             <w:webHidden/>
           </w:rPr>
-          <w:t>52</w:t>
+          <w:t>55</w:t>
         </w:r>
         <w:r>
           <w:rPr>
@@ -7255,7 +7330,7 @@
           <w14:ligatures w14:val="standardContextual"/>
         </w:rPr>
       </w:pPr>
-      <w:hyperlink w:anchor="_Toc231211484" w:history="1">
+      <w:hyperlink w:anchor="_Toc231359650" w:history="1">
         <w:r>
           <w:rPr>
             <w:rStyle w:val="afffffff5"/>
@@ -7282,7 +7357,7 @@
             <w:noProof/>
             <w:webHidden/>
           </w:rPr>
-          <w:instrText xml:space="preserve"> PAGEREF _Toc231211484 \h </w:instrText>
+          <w:instrText xml:space="preserve"> PAGEREF _Toc231359650 \h </w:instrText>
         </w:r>
         <w:r>
           <w:rPr>
@@ -7302,7 +7377,7 @@
             <w:noProof/>
             <w:webHidden/>
           </w:rPr>
-          <w:t>52</w:t>
+          <w:t>56</w:t>
         </w:r>
         <w:r>
           <w:rPr>
@@ -7330,7 +7405,7 @@
           <w14:ligatures w14:val="standardContextual"/>
         </w:rPr>
       </w:pPr>
-      <w:hyperlink w:anchor="_Toc231211485" w:history="1">
+      <w:hyperlink w:anchor="_Toc231359651" w:history="1">
         <w:r>
           <w:rPr>
             <w:rStyle w:val="afffffff5"/>
@@ -7357,7 +7432,7 @@
             <w:noProof/>
             <w:webHidden/>
           </w:rPr>
-          <w:instrText xml:space="preserve"> PAGEREF _Toc231211485 \h </w:instrText>
+          <w:instrText xml:space="preserve"> PAGEREF _Toc231359651 \h </w:instrText>
         </w:r>
         <w:r>
           <w:rPr>
@@ -7377,7 +7452,7 @@
             <w:noProof/>
             <w:webHidden/>
           </w:rPr>
-          <w:t>52</w:t>
+          <w:t>56</w:t>
         </w:r>
         <w:r>
           <w:rPr>
@@ -7405,7 +7480,7 @@
           <w14:ligatures w14:val="standardContextual"/>
         </w:rPr>
       </w:pPr>
-      <w:hyperlink w:anchor="_Toc231211486" w:history="1">
+      <w:hyperlink w:anchor="_Toc231359652" w:history="1">
         <w:r>
           <w:rPr>
             <w:rStyle w:val="afffffff5"/>
@@ -7432,7 +7507,7 @@
             <w:noProof/>
             <w:webHidden/>
           </w:rPr>
-          <w:instrText xml:space="preserve"> PAGEREF _Toc231211486 \h </w:instrText>
+          <w:instrText xml:space="preserve"> PAGEREF _Toc231359652 \h </w:instrText>
         </w:r>
         <w:r>
           <w:rPr>
@@ -7452,7 +7527,7 @@
             <w:noProof/>
             <w:webHidden/>
           </w:rPr>
-          <w:t>53</w:t>
+          <w:t>56</w:t>
         </w:r>
         <w:r>
           <w:rPr>
@@ -7480,7 +7555,7 @@
           <w14:ligatures w14:val="standardContextual"/>
         </w:rPr>
       </w:pPr>
-      <w:hyperlink w:anchor="_Toc231211487" w:history="1">
+      <w:hyperlink w:anchor="_Toc231359653" w:history="1">
         <w:r>
           <w:rPr>
             <w:rStyle w:val="afffffff5"/>
@@ -7507,7 +7582,7 @@
             <w:noProof/>
             <w:webHidden/>
           </w:rPr>
-          <w:instrText xml:space="preserve"> PAGEREF _Toc231211487 \h </w:instrText>
+          <w:instrText xml:space="preserve"> PAGEREF _Toc231359653 \h </w:instrText>
         </w:r>
         <w:r>
           <w:rPr>
@@ -7527,7 +7602,7 @@
             <w:noProof/>
             <w:webHidden/>
           </w:rPr>
-          <w:t>53</w:t>
+          <w:t>56</w:t>
         </w:r>
         <w:r>
           <w:rPr>
@@ -7556,7 +7631,7 @@
           <w14:ligatures w14:val="standardContextual"/>
         </w:rPr>
       </w:pPr>
-      <w:hyperlink w:anchor="_Toc231211488" w:history="1">
+      <w:hyperlink w:anchor="_Toc231359654" w:history="1">
         <w:r>
           <w:rPr>
             <w:rStyle w:val="afffffff5"/>
@@ -7583,7 +7658,7 @@
             <w:noProof/>
             <w:webHidden/>
           </w:rPr>
-          <w:instrText xml:space="preserve"> PAGEREF _Toc231211488 \h </w:instrText>
+          <w:instrText xml:space="preserve"> PAGEREF _Toc231359654 \h </w:instrText>
         </w:r>
         <w:r>
           <w:rPr>
@@ -7603,7 +7678,7 @@
             <w:noProof/>
             <w:webHidden/>
           </w:rPr>
-          <w:t>54</w:t>
+          <w:t>57</w:t>
         </w:r>
         <w:r>
           <w:rPr>
@@ -7632,7 +7707,7 @@
           <w14:ligatures w14:val="standardContextual"/>
         </w:rPr>
       </w:pPr>
-      <w:hyperlink w:anchor="_Toc231211489" w:history="1">
+      <w:hyperlink w:anchor="_Toc231359655" w:history="1">
         <w:r>
           <w:rPr>
             <w:rStyle w:val="afffffff5"/>
@@ -7659,7 +7734,7 @@
             <w:noProof/>
             <w:webHidden/>
           </w:rPr>
-          <w:instrText xml:space="preserve"> PAGEREF _Toc231211489 \h </w:instrText>
+          <w:instrText xml:space="preserve"> PAGEREF _Toc231359655 \h </w:instrText>
         </w:r>
         <w:r>
           <w:rPr>
@@ -7679,7 +7754,7 @@
             <w:noProof/>
             <w:webHidden/>
           </w:rPr>
-          <w:t>55</w:t>
+          <w:t>58</w:t>
         </w:r>
         <w:r>
           <w:rPr>
@@ -7707,7 +7782,7 @@
           <w14:ligatures w14:val="standardContextual"/>
         </w:rPr>
       </w:pPr>
-      <w:hyperlink w:anchor="_Toc231211490" w:history="1">
+      <w:hyperlink w:anchor="_Toc231359656" w:history="1">
         <w:r>
           <w:rPr>
             <w:rStyle w:val="afffffff5"/>
@@ -7734,7 +7809,7 @@
             <w:noProof/>
             <w:webHidden/>
           </w:rPr>
-          <w:instrText xml:space="preserve"> PAGEREF _Toc231211490 \h </w:instrText>
+          <w:instrText xml:space="preserve"> PAGEREF _Toc231359656 \h </w:instrText>
         </w:r>
         <w:r>
           <w:rPr>
@@ -7754,7 +7829,7 @@
             <w:noProof/>
             <w:webHidden/>
           </w:rPr>
-          <w:t>55</w:t>
+          <w:t>58</w:t>
         </w:r>
         <w:r>
           <w:rPr>
@@ -7782,7 +7857,7 @@
           <w14:ligatures w14:val="standardContextual"/>
         </w:rPr>
       </w:pPr>
-      <w:hyperlink w:anchor="_Toc231211491" w:history="1">
+      <w:hyperlink w:anchor="_Toc231359657" w:history="1">
         <w:r>
           <w:rPr>
             <w:rStyle w:val="afffffff5"/>
@@ -7809,7 +7884,7 @@
             <w:noProof/>
             <w:webHidden/>
           </w:rPr>
-          <w:instrText xml:space="preserve"> PAGEREF _Toc231211491 \h </w:instrText>
+          <w:instrText xml:space="preserve"> PAGEREF _Toc231359657 \h </w:instrText>
         </w:r>
         <w:r>
           <w:rPr>
@@ -7829,7 +7904,7 @@
             <w:noProof/>
             <w:webHidden/>
           </w:rPr>
-          <w:t>56</w:t>
+          <w:t>59</w:t>
         </w:r>
         <w:r>
           <w:rPr>
@@ -7850,7 +7925,7 @@
       <w:r>
         <w:fldChar w:fldCharType="end"/>
       </w:r>
-      <w:bookmarkStart w:id="1" w:name="_Toc231211400"/>
+      <w:bookmarkStart w:id="1" w:name="_Toc231359565"/>
       <w:r>
         <w:rPr>
           <w:rFonts w:hint="eastAsia"/>
@@ -7866,7 +7941,7 @@
           <w:rFonts w:hint="eastAsia"/>
         </w:rPr>
       </w:pPr>
-      <w:bookmarkStart w:id="2" w:name="_Toc231211401"/>
+      <w:bookmarkStart w:id="2" w:name="_Toc231359566"/>
       <w:r>
         <w:rPr>
           <w:rFonts w:hint="eastAsia"/>
@@ -8012,7 +8087,7 @@
         <w:rPr>
           <w:rFonts w:hint="eastAsia"/>
         </w:rPr>
-        <w:t>メーカー保守結果登録と添付ファイルメタデータ保存 I/F</w:t>
+        <w:t>メーカー保守結果登録、添付ファイルのAPI内S3保存、メタデータ保存 I/F</w:t>
       </w:r>
     </w:p>
     <w:p>
@@ -8042,7 +8117,7 @@
           <w:rFonts w:hint="eastAsia"/>
         </w:rPr>
       </w:pPr>
-      <w:bookmarkStart w:id="3" w:name="_Toc231211402"/>
+      <w:bookmarkStart w:id="3" w:name="_Toc231359567"/>
       <w:r>
         <w:rPr>
           <w:rFonts w:hint="eastAsia"/>
@@ -8084,7 +8159,7 @@
           <w:rFonts w:hint="eastAsia"/>
         </w:rPr>
       </w:pPr>
-      <w:bookmarkStart w:id="4" w:name="_Toc231211403"/>
+      <w:bookmarkStart w:id="4" w:name="_Toc231359568"/>
       <w:r>
         <w:rPr>
           <w:rFonts w:hint="eastAsia"/>
@@ -8312,7 +8387,7 @@
           <w:rFonts w:hint="eastAsia"/>
         </w:rPr>
       </w:pPr>
-      <w:bookmarkStart w:id="5" w:name="_Toc231211404"/>
+      <w:bookmarkStart w:id="5" w:name="_Toc231359569"/>
       <w:r>
         <w:rPr>
           <w:rFonts w:hint="eastAsia"/>
@@ -8528,7 +8603,7 @@
           <w:rFonts w:hint="eastAsia"/>
         </w:rPr>
       </w:pPr>
-      <w:bookmarkStart w:id="6" w:name="_Toc231211405"/>
+      <w:bookmarkStart w:id="6" w:name="_Toc231359570"/>
       <w:r>
         <w:rPr>
           <w:rFonts w:hint="eastAsia"/>
@@ -8544,7 +8619,7 @@
           <w:rFonts w:hint="eastAsia"/>
         </w:rPr>
       </w:pPr>
-      <w:bookmarkStart w:id="7" w:name="_Toc231211406"/>
+      <w:bookmarkStart w:id="7" w:name="_Toc231359571"/>
       <w:r>
         <w:rPr>
           <w:rFonts w:hint="eastAsia"/>
@@ -8573,7 +8648,7 @@
           <w:rFonts w:hint="eastAsia"/>
         </w:rPr>
       </w:pPr>
-      <w:bookmarkStart w:id="8" w:name="_Toc231211407"/>
+      <w:bookmarkStart w:id="8" w:name="_Toc231359572"/>
       <w:r>
         <w:rPr>
           <w:rFonts w:hint="eastAsia"/>
@@ -8737,7 +8812,7 @@
               <w:rPr>
                 <w:rFonts w:hint="eastAsia"/>
               </w:rPr>
-              <w:t>点検管理一覧と同じ正本フィルターを適用できる。定期点検系タスクのみCSV出力対象とし、日常点検行は除外する</w:t>
+              <w:t>点検管理一覧と同じ正本フィルターを適用できる。定期点検系タスクのみCSV出力対象とし、日常点検行は除外する。CSVはレスポンスとして直接返し、永続ファイルとしてS3へ保存しない</w:t>
             </w:r>
           </w:p>
         </w:tc>
@@ -9094,6 +9169,7 @@
               <w:rPr>
                 <w:rFonts w:hint="eastAsia"/>
               </w:rPr>
+              <w:lastRenderedPageBreak/>
               <w:t>スキップ</w:t>
             </w:r>
           </w:p>
@@ -9104,11 +9180,7 @@
           </w:tcPr>
           <w:p>
             <w:r>
-              <w:t>`POST /quotation-data-box/inspection-requests/ta</w:t>
-            </w:r>
-            <w:r>
-              <w:lastRenderedPageBreak/>
-              <w:t>sks/{inspectionTaskId}/skip`</w:t>
+              <w:t>`POST /quotation-data-box/inspection-requests/tasks/{inspectionTaskId}/skip`</w:t>
             </w:r>
           </w:p>
         </w:tc>
@@ -9121,7 +9193,6 @@
               <w:rPr>
                 <w:rFonts w:hint="eastAsia"/>
               </w:rPr>
-              <w:lastRenderedPageBreak/>
               <w:t>次回予定日を再計算し、再計算後の予定系ステータスへ更新する</w:t>
             </w:r>
           </w:p>
@@ -9236,7 +9307,7 @@
               <w:rPr>
                 <w:rFonts w:hint="eastAsia"/>
               </w:rPr>
-              <w:t>メーカー保守結果、費用、添付ファイルメタデータを保存し、対象タスクを論理解除する</w:t>
+              <w:t>メーカー保守結果、費用、添付ファイル本体を受け取り、API内でAmazon S3へ保存してメタデータを登録し、対象タスクを論理解除する</w:t>
             </w:r>
           </w:p>
         </w:tc>
@@ -9250,7 +9321,7 @@
           <w:rFonts w:hint="eastAsia"/>
         </w:rPr>
       </w:pPr>
-      <w:bookmarkStart w:id="9" w:name="_Toc231211408"/>
+      <w:bookmarkStart w:id="9" w:name="_Toc231359573"/>
       <w:r>
         <w:rPr>
           <w:rFonts w:hint="eastAsia"/>
@@ -9525,6 +9596,7 @@
           </w:tcPr>
           <w:p>
             <w:r>
+              <w:lastRenderedPageBreak/>
               <w:t>`inspection_task_status_definitions`</w:t>
             </w:r>
           </w:p>
@@ -9595,7 +9667,6 @@
           </w:tcPr>
           <w:p>
             <w:r>
-              <w:lastRenderedPageBreak/>
               <w:t>`inspection_results`</w:t>
             </w:r>
           </w:p>
@@ -9654,7 +9725,7 @@
               <w:rPr>
                 <w:rFonts w:hint="eastAsia"/>
               </w:rPr>
-              <w:t>メーカー保守点検報告書や添付資料のファイルメタデータ保存</w:t>
+              <w:t>メーカー保守点検報告書や添付資料のファイルメタデータ。ファイル実体はAmazon S3に保存し、`file_path` にはS3オブジェクトキーのみを保持する</w:t>
             </w:r>
           </w:p>
         </w:tc>
@@ -9983,11 +10054,12 @@
           <w:rFonts w:hint="eastAsia"/>
         </w:rPr>
       </w:pPr>
-      <w:bookmarkStart w:id="10" w:name="_Toc231211409"/>
-      <w:r>
-        <w:rPr>
-          <w:rFonts w:hint="eastAsia"/>
-        </w:rPr>
+      <w:bookmarkStart w:id="10" w:name="_Toc231359574"/>
+      <w:r>
+        <w:rPr>
+          <w:rFonts w:hint="eastAsia"/>
+        </w:rPr>
+        <w:lastRenderedPageBreak/>
         <w:t>第3章 共通仕様</w:t>
       </w:r>
       <w:bookmarkEnd w:id="10"/>
@@ -9999,7 +10071,7 @@
           <w:rFonts w:hint="eastAsia"/>
         </w:rPr>
       </w:pPr>
-      <w:bookmarkStart w:id="11" w:name="_Toc231211410"/>
+      <w:bookmarkStart w:id="11" w:name="_Toc231359575"/>
       <w:r>
         <w:rPr>
           <w:rFonts w:hint="eastAsia"/>
@@ -10043,7 +10115,7 @@
         <w:rPr>
           <w:rFonts w:hint="eastAsia"/>
         </w:rPr>
-        <w:t>データ形式: JSON。CSV出力APIのみ `text/csv; charset=UTF-8` を返す</w:t>
+        <w:t>データ形式: JSON（メーカー保守結果登録の添付を含むPOST APIは multipart/form-data を使用し、`payload` に業務データとファイルメタデータ、`files` にファイル本体を指定する）。CSV出力APIのみ `text/csv; charset=UTF-8` を返す</w:t>
       </w:r>
     </w:p>
     <w:p>
@@ -10062,7 +10134,6 @@
         <w:rPr>
           <w:rFonts w:hint="eastAsia"/>
         </w:rPr>
-        <w:lastRenderedPageBreak/>
         <w:t>文字コード: UTF-8</w:t>
       </w:r>
     </w:p>
@@ -10149,14 +10220,164 @@
           <w:rFonts w:hint="eastAsia"/>
         </w:rPr>
       </w:pPr>
-      <w:bookmarkStart w:id="12" w:name="_Toc231211411"/>
-      <w:r>
-        <w:rPr>
-          <w:rFonts w:hint="eastAsia"/>
-        </w:rPr>
+      <w:bookmarkStart w:id="12" w:name="_Toc231359576"/>
+      <w:r>
+        <w:rPr>
+          <w:rFonts w:hint="eastAsia"/>
+        </w:rPr>
+        <w:t>ファイル保存ルール</w:t>
+      </w:r>
+      <w:bookmarkEnd w:id="12"/>
+    </w:p>
+    <w:p>
+      <w:pPr>
+        <w:pStyle w:val="afffffff8"/>
+        <w:numPr>
+          <w:ilvl w:val="0"/>
+          <w:numId w:val="4"/>
+        </w:numPr>
+        <w:ind w:leftChars="0"/>
+        <w:rPr>
+          <w:rFonts w:hint="eastAsia"/>
+        </w:rPr>
+      </w:pPr>
+      <w:r>
+        <w:rPr>
+          <w:rFonts w:hint="eastAsia"/>
+        </w:rPr>
+        <w:t>メーカー保守結果登録で扱う点検報告書・添付資料のファイル実体は、APIが multipart/form-data の `files` パートとして受け取り、API内でAmazon S3へPutObjectする</w:t>
+      </w:r>
+    </w:p>
+    <w:p>
+      <w:pPr>
+        <w:pStyle w:val="afffffff8"/>
+        <w:numPr>
+          <w:ilvl w:val="0"/>
+          <w:numId w:val="4"/>
+        </w:numPr>
+        <w:ind w:leftChars="0"/>
+        <w:rPr>
+          <w:rFonts w:hint="eastAsia"/>
+        </w:rPr>
+      </w:pPr>
+      <w:r>
+        <w:rPr>
+          <w:rFonts w:hint="eastAsia"/>
+        </w:rPr>
+        <w:t>`application_documents.file_path` にはS3オブジェクトキーのみ保存し、S3バケット名、S3の直接URL、認可なしで利用できるURLはDBへ保存しない</w:t>
+      </w:r>
+    </w:p>
+    <w:p>
+      <w:pPr>
+        <w:pStyle w:val="afffffff8"/>
+        <w:numPr>
+          <w:ilvl w:val="0"/>
+          <w:numId w:val="4"/>
+        </w:numPr>
+        <w:ind w:leftChars="0"/>
+        <w:rPr>
+          <w:rFonts w:hint="eastAsia"/>
+        </w:rPr>
+      </w:pPr>
+      <w:r>
+        <w:rPr>
+          <w:rFonts w:hint="eastAsia"/>
+        </w:rPr>
+        <w:t>レスポンスではS3オブジェクトキー、S3バケット名、S3の直接URLを返さず、画面表示やダウンロードが必要な場合は認可済み `downloadUrl` を返す</w:t>
+      </w:r>
+    </w:p>
+    <w:p>
+      <w:pPr>
+        <w:pStyle w:val="afffffff8"/>
+        <w:numPr>
+          <w:ilvl w:val="0"/>
+          <w:numId w:val="4"/>
+        </w:numPr>
+        <w:ind w:leftChars="0"/>
+        <w:rPr>
+          <w:rFonts w:hint="eastAsia"/>
+        </w:rPr>
+      </w:pPr>
+      <w:r>
+        <w:rPr>
+          <w:rFonts w:hint="eastAsia"/>
+        </w:rPr>
+        <w:t>Amazon S3保存後にDBメタデータ保存または業務トランザクションへ失敗した場合は、保存済みS3オブジェクトをDeleteObjectで破棄する。破棄に失敗した場合は 502 (`INSPECTION_FILE_502_S3_WRITE_FAILED`) を返却し、再試行可能な運用ログを残す</w:t>
+      </w:r>
+    </w:p>
+    <w:p>
+      <w:pPr>
+        <w:pStyle w:val="afffffff8"/>
+        <w:numPr>
+          <w:ilvl w:val="0"/>
+          <w:numId w:val="4"/>
+        </w:numPr>
+        <w:ind w:leftChars="0"/>
+        <w:rPr>
+          <w:rFonts w:hint="eastAsia"/>
+        </w:rPr>
+      </w:pPr>
+      <w:r>
+        <w:rPr>
+          <w:rFonts w:hint="eastAsia"/>
+        </w:rPr>
+        <w:t>`storageFormat` は保存先ではなく、電子取引/スキャナ保存/未指定などの保存形式区分を表す列として扱い、S3保存有無の表現には使用しない</w:t>
+      </w:r>
+    </w:p>
+    <w:p>
+      <w:pPr>
+        <w:pStyle w:val="afffffff8"/>
+        <w:numPr>
+          <w:ilvl w:val="0"/>
+          <w:numId w:val="4"/>
+        </w:numPr>
+        <w:ind w:leftChars="0"/>
+        <w:rPr>
+          <w:rFonts w:hint="eastAsia"/>
+        </w:rPr>
+      </w:pPr>
+      <w:r>
+        <w:rPr>
+          <w:rFonts w:hint="eastAsia"/>
+        </w:rPr>
+        <w:t>点検予定表CSV出力は画面操作に対する直接レスポンスであり、永続ファイルとしてS3へ保存しない。将来、帳票履歴として保存する要件が追加された場合は、別途ファイル保存APIまたは帳票履歴設計で扱う</w:t>
+      </w:r>
+    </w:p>
+    <w:p>
+      <w:pPr>
+        <w:pStyle w:val="afffffff8"/>
+        <w:numPr>
+          <w:ilvl w:val="0"/>
+          <w:numId w:val="4"/>
+        </w:numPr>
+        <w:ind w:leftChars="0"/>
+        <w:rPr>
+          <w:rFonts w:hint="eastAsia"/>
+        </w:rPr>
+      </w:pPr>
+      <w:r>
+        <w:rPr>
+          <w:rFonts w:hint="eastAsia"/>
+        </w:rPr>
+        <w:t>添付ファイルの論理削除が必要になった場合は `application_documents.deleted_at` を正本とし、S3実体は同一S3オブジェクトキーを参照する有効メタデータがなくなったことと保存期間を確認するS3ライフサイクルまたは後続クリーンアップで扱う</w:t>
+      </w:r>
+    </w:p>
+    <w:p>
+      <w:pPr>
+        <w:pStyle w:val="2"/>
+        <w:rPr>
+          <w:rFonts w:hint="eastAsia"/>
+        </w:rPr>
+      </w:pPr>
+      <w:bookmarkStart w:id="13" w:name="_Toc231359577"/>
+      <w:r>
+        <w:rPr>
+          <w:rFonts w:hint="eastAsia"/>
+        </w:rPr>
+        <w:lastRenderedPageBreak/>
         <w:t>認証・認可</w:t>
       </w:r>
-      <w:bookmarkEnd w:id="12"/>
+      <w:bookmarkEnd w:id="13"/>
     </w:p>
     <w:p>
       <w:pPr>
@@ -10381,143 +10602,12 @@
           <w:rFonts w:hint="eastAsia"/>
         </w:rPr>
       </w:pPr>
-      <w:bookmarkStart w:id="13" w:name="_Toc231211412"/>
-      <w:r>
-        <w:rPr>
-          <w:rFonts w:hint="eastAsia"/>
-        </w:rPr>
-        <w:lastRenderedPageBreak/>
+      <w:bookmarkStart w:id="14" w:name="_Toc231359578"/>
+      <w:r>
+        <w:rPr>
+          <w:rFonts w:hint="eastAsia"/>
+        </w:rPr>
         <w:t>作業対象施設ベースの認可例外</w:t>
-      </w:r>
-      <w:bookmarkEnd w:id="13"/>
-    </w:p>
-    <w:p>
-      <w:pPr>
-        <w:pStyle w:val="afffffff8"/>
-        <w:numPr>
-          <w:ilvl w:val="0"/>
-          <w:numId w:val="4"/>
-        </w:numPr>
-        <w:ind w:leftChars="0"/>
-        <w:rPr>
-          <w:rFonts w:hint="eastAsia"/>
-        </w:rPr>
-      </w:pPr>
-      <w:r>
-        <w:rPr>
-          <w:rFonts w:hint="eastAsia"/>
-        </w:rPr>
-        <w:t>各APIは Bearer トークン上の作業対象施設が存在し、未削除であることを確認する</w:t>
-      </w:r>
-    </w:p>
-    <w:p>
-      <w:pPr>
-        <w:pStyle w:val="afffffff8"/>
-        <w:numPr>
-          <w:ilvl w:val="0"/>
-          <w:numId w:val="4"/>
-        </w:numPr>
-        <w:ind w:leftChars="0"/>
-        <w:rPr>
-          <w:rFonts w:hint="eastAsia"/>
-        </w:rPr>
-      </w:pPr>
-      <w:r>
-        <w:rPr>
-          <w:rFonts w:hint="eastAsia"/>
-        </w:rPr>
-        <w:t>通常アカウントでは、作業対象施設に対する有効担当施設割当と実効 `inspection_management` を都度再判定する</w:t>
-      </w:r>
-    </w:p>
-    <w:p>
-      <w:pPr>
-        <w:pStyle w:val="afffffff8"/>
-        <w:numPr>
-          <w:ilvl w:val="0"/>
-          <w:numId w:val="4"/>
-        </w:numPr>
-        <w:ind w:leftChars="0"/>
-        <w:rPr>
-          <w:rFonts w:hint="eastAsia"/>
-        </w:rPr>
-      </w:pPr>
-      <w:r>
-        <w:rPr>
-          <w:rFonts w:hint="eastAsia"/>
-        </w:rPr>
-        <w:t>共有システム管理者アカウントでは、作業対象施設が未削除であれば通常アカウント向けの担当施設割当・施設提供設定・ユーザー施設別設定による認可判定をバイパスする</w:t>
-      </w:r>
-    </w:p>
-    <w:p>
-      <w:pPr>
-        <w:pStyle w:val="afffffff8"/>
-        <w:numPr>
-          <w:ilvl w:val="0"/>
-          <w:numId w:val="4"/>
-        </w:numPr>
-        <w:ind w:leftChars="0"/>
-        <w:rPr>
-          <w:rFonts w:hint="eastAsia"/>
-        </w:rPr>
-      </w:pPr>
-      <w:r>
-        <w:rPr>
-          <w:rFonts w:hint="eastAsia"/>
-        </w:rPr>
-        <w:t>対象資産・点検メニュー・点検タスク・点検結果・メーカー保守タスクが作業対象施設に属すること、点検種別、メニュー分類一致、有効行、削除/解除済み除外、定期点検ステータス遷移順序、QR照合、日常点検行の操作制限、メーカー保守結果登録条件といった業務制約は共有システム管理者でもバイパスしない</w:t>
-      </w:r>
-    </w:p>
-    <w:p>
-      <w:pPr>
-        <w:pStyle w:val="afffffff8"/>
-        <w:numPr>
-          <w:ilvl w:val="0"/>
-          <w:numId w:val="4"/>
-        </w:numPr>
-        <w:ind w:leftChars="0"/>
-        <w:rPr>
-          <w:rFonts w:hint="eastAsia"/>
-        </w:rPr>
-      </w:pPr>
-      <w:r>
-        <w:rPr>
-          <w:rFonts w:hint="eastAsia"/>
-        </w:rPr>
-        <w:t>通常アカウントで作業対象施設に対して必要な実効 `inspection_management` がない場合は403を返す</w:t>
-      </w:r>
-    </w:p>
-    <w:p>
-      <w:pPr>
-        <w:pStyle w:val="afffffff8"/>
-        <w:numPr>
-          <w:ilvl w:val="0"/>
-          <w:numId w:val="4"/>
-        </w:numPr>
-        <w:ind w:leftChars="0"/>
-        <w:rPr>
-          <w:rFonts w:hint="eastAsia"/>
-        </w:rPr>
-      </w:pPr>
-      <w:r>
-        <w:rPr>
-          <w:rFonts w:hint="eastAsia"/>
-        </w:rPr>
-        <w:t>作業対象施設が存在しない、または削除済みの場合は404を返す</w:t>
-      </w:r>
-    </w:p>
-    <w:p>
-      <w:pPr>
-        <w:pStyle w:val="2"/>
-        <w:rPr>
-          <w:rFonts w:hint="eastAsia"/>
-        </w:rPr>
-      </w:pPr>
-      <w:bookmarkStart w:id="14" w:name="_Toc231211413"/>
-      <w:r>
-        <w:rPr>
-          <w:rFonts w:hint="eastAsia"/>
-        </w:rPr>
-        <w:t>点検種別・ステータス共通ルール</w:t>
       </w:r>
       <w:bookmarkEnd w:id="14"/>
     </w:p>
@@ -10537,7 +10627,7 @@
         <w:rPr>
           <w:rFonts w:hint="eastAsia"/>
         </w:rPr>
-        <w:t>画面表示ラベル `院内点検` は DB/API保存値 `院内定期点検`、`メーカー点検` は `メーカー保守`、`スポット点検` は `院内スポット点検`、`日常点検` は `日常点検` へ変換する</w:t>
+        <w:t>各APIは Bearer トークン上の作業対象施設が存在し、未削除であることを確認する</w:t>
       </w:r>
     </w:p>
     <w:p>
@@ -10556,7 +10646,7 @@
         <w:rPr>
           <w:rFonts w:hint="eastAsia"/>
         </w:rPr>
-        <w:t>定期点検系タスクは `inspection_tasks.periodic_menu_id`、`status`、`last_inspection_on`、`next_inspection_on` を用いる</w:t>
+        <w:t>通常アカウントでは、作業対象施設に対する有効担当施設割当と実効 `inspection_management` を都度再判定する</w:t>
       </w:r>
     </w:p>
     <w:p>
@@ -10575,7 +10665,8 @@
         <w:rPr>
           <w:rFonts w:hint="eastAsia"/>
         </w:rPr>
-        <w:t>日常点検設定行は `inspection_type='日常点検'`、`status=NULL`、`periodic_menu_id=NULL`、`last_inspection_on=NULL`、`next_inspection_on=NULL` とし、一覧では `-` 表示用に返す</w:t>
+        <w:lastRenderedPageBreak/>
+        <w:t>共有システム管理者アカウントでは、作業対象施設が未削除であれば通常アカウント向けの担当施設割当・施設提供設定・ユーザー施設別設定による認可判定をバイパスする</w:t>
       </w:r>
     </w:p>
     <w:p>
@@ -10594,7 +10685,7 @@
         <w:rPr>
           <w:rFonts w:hint="eastAsia"/>
         </w:rPr>
-        <w:t>日常点検設定行の使用前・使用中・使用後メニュー更新では、JSONフィールド未指定は既存値維持、明示的な null は該当タイミングの解除として扱う</w:t>
+        <w:t>対象資産・点検メニュー・点検タスク・点検結果・メーカー保守タスクが作業対象施設に属すること、点検種別、メニュー分類一致、有効行、削除/解除済み除外、定期点検ステータス遷移順序、QR照合、日常点検行の操作制限、メーカー保守結果登録条件といった業務制約は共有システム管理者でもバイパスしない</w:t>
       </w:r>
     </w:p>
     <w:p>
@@ -10613,7 +10704,7 @@
         <w:rPr>
           <w:rFonts w:hint="eastAsia"/>
         </w:rPr>
-        <w:t>完了回数は現行DBに保持カラムがないため、対象 `inspection_task_id` または同一資産・同一メニューの `inspection_results` 件数から画面表示時に算出する。`inspection_tasks` へ完了回数を保存しない</w:t>
+        <w:t>通常アカウントで作業対象施設に対して必要な実効 `inspection_management` がない場合は403を返す</w:t>
       </w:r>
     </w:p>
     <w:p>
@@ -10632,15 +10723,31 @@
         <w:rPr>
           <w:rFonts w:hint="eastAsia"/>
         </w:rPr>
-        <w:t>日常点検設定行の設定解除は `is_active=false`、`deleted_at=現在日時` とし、過去の `inspection_results` は削除しない</w:t>
-      </w:r>
+        <w:t>作業対象施設が存在しない、または削除済みの場合は404を返す</w:t>
+      </w:r>
+    </w:p>
+    <w:p>
+      <w:pPr>
+        <w:pStyle w:val="2"/>
+        <w:rPr>
+          <w:rFonts w:hint="eastAsia"/>
+        </w:rPr>
+      </w:pPr>
+      <w:bookmarkStart w:id="15" w:name="_Toc231359579"/>
+      <w:r>
+        <w:rPr>
+          <w:rFonts w:hint="eastAsia"/>
+        </w:rPr>
+        <w:t>点検種別・ステータス共通ルール</w:t>
+      </w:r>
+      <w:bookmarkEnd w:id="15"/>
     </w:p>
     <w:p>
       <w:pPr>
         <w:pStyle w:val="afffffff8"/>
         <w:numPr>
           <w:ilvl w:val="0"/>
-          <w:numId w:val="5"/>
+          <w:numId w:val="6"/>
         </w:numPr>
         <w:ind w:leftChars="0"/>
         <w:rPr>
@@ -10651,6 +10758,120 @@
         <w:rPr>
           <w:rFonts w:hint="eastAsia"/>
         </w:rPr>
+        <w:t>画面表示ラベル `院内点検` は DB/API保存値 `院内定期点検`、`メーカー点検` は `メーカー保守`、`スポット点検` は `院内スポット点検`、`日常点検` は `日常点検` へ変換する</w:t>
+      </w:r>
+    </w:p>
+    <w:p>
+      <w:pPr>
+        <w:pStyle w:val="afffffff8"/>
+        <w:numPr>
+          <w:ilvl w:val="0"/>
+          <w:numId w:val="6"/>
+        </w:numPr>
+        <w:ind w:leftChars="0"/>
+        <w:rPr>
+          <w:rFonts w:hint="eastAsia"/>
+        </w:rPr>
+      </w:pPr>
+      <w:r>
+        <w:rPr>
+          <w:rFonts w:hint="eastAsia"/>
+        </w:rPr>
+        <w:t>定期点検系タスクは `inspection_tasks.periodic_menu_id`、`status`、`last_inspection_on`、`next_inspection_on` を用いる</w:t>
+      </w:r>
+    </w:p>
+    <w:p>
+      <w:pPr>
+        <w:pStyle w:val="afffffff8"/>
+        <w:numPr>
+          <w:ilvl w:val="0"/>
+          <w:numId w:val="6"/>
+        </w:numPr>
+        <w:ind w:leftChars="0"/>
+        <w:rPr>
+          <w:rFonts w:hint="eastAsia"/>
+        </w:rPr>
+      </w:pPr>
+      <w:r>
+        <w:rPr>
+          <w:rFonts w:hint="eastAsia"/>
+        </w:rPr>
+        <w:t>日常点検設定行は `inspection_type='日常点検'`、`status=NULL`、`periodic_menu_id=NULL`、`last_inspection_on=NULL`、`next_inspection_on=NULL` とし、一覧では `-` 表示用に返す</w:t>
+      </w:r>
+    </w:p>
+    <w:p>
+      <w:pPr>
+        <w:pStyle w:val="afffffff8"/>
+        <w:numPr>
+          <w:ilvl w:val="0"/>
+          <w:numId w:val="6"/>
+        </w:numPr>
+        <w:ind w:leftChars="0"/>
+        <w:rPr>
+          <w:rFonts w:hint="eastAsia"/>
+        </w:rPr>
+      </w:pPr>
+      <w:r>
+        <w:rPr>
+          <w:rFonts w:hint="eastAsia"/>
+        </w:rPr>
+        <w:t>日常点検設定行の使用前・使用中・使用後メニュー更新では、JSONフィールド未指定は既存値維持、明示的な null は該当タイミングの解除として扱う</w:t>
+      </w:r>
+    </w:p>
+    <w:p>
+      <w:pPr>
+        <w:pStyle w:val="afffffff8"/>
+        <w:numPr>
+          <w:ilvl w:val="0"/>
+          <w:numId w:val="6"/>
+        </w:numPr>
+        <w:ind w:leftChars="0"/>
+        <w:rPr>
+          <w:rFonts w:hint="eastAsia"/>
+        </w:rPr>
+      </w:pPr>
+      <w:r>
+        <w:rPr>
+          <w:rFonts w:hint="eastAsia"/>
+        </w:rPr>
+        <w:t>完了回数は現行DBに保持カラムがないため、対象 `inspection_task_id` または同一資産・同一メニューの `inspection_results` 件数から画面表示時に算出する。`inspection_tasks` へ完了回数を保存しない</w:t>
+      </w:r>
+    </w:p>
+    <w:p>
+      <w:pPr>
+        <w:pStyle w:val="afffffff8"/>
+        <w:numPr>
+          <w:ilvl w:val="0"/>
+          <w:numId w:val="6"/>
+        </w:numPr>
+        <w:ind w:leftChars="0"/>
+        <w:rPr>
+          <w:rFonts w:hint="eastAsia"/>
+        </w:rPr>
+      </w:pPr>
+      <w:r>
+        <w:rPr>
+          <w:rFonts w:hint="eastAsia"/>
+        </w:rPr>
+        <w:t>日常点検設定行の設定解除は `is_active=false`、`deleted_at=現在日時` とし、過去の `inspection_results` は削除しない</w:t>
+      </w:r>
+    </w:p>
+    <w:p>
+      <w:pPr>
+        <w:pStyle w:val="afffffff8"/>
+        <w:numPr>
+          <w:ilvl w:val="0"/>
+          <w:numId w:val="6"/>
+        </w:numPr>
+        <w:ind w:leftChars="0"/>
+        <w:rPr>
+          <w:rFonts w:hint="eastAsia"/>
+        </w:rPr>
+      </w:pPr>
+      <w:r>
+        <w:rPr>
+          <w:rFonts w:hint="eastAsia"/>
+        </w:rPr>
         <w:t>定期点検系ステータス更新は `inspection_task_status_transitions` に存在する遷移のみ許可する。日常点検はステータス遷移対象外とする</w:t>
       </w:r>
     </w:p>
@@ -10661,15 +10882,14 @@
           <w:rFonts w:hint="eastAsia"/>
         </w:rPr>
       </w:pPr>
-      <w:bookmarkStart w:id="15" w:name="_Toc231211414"/>
-      <w:r>
-        <w:rPr>
-          <w:rFonts w:hint="eastAsia"/>
-        </w:rPr>
-        <w:lastRenderedPageBreak/>
+      <w:bookmarkStart w:id="16" w:name="_Toc231359580"/>
+      <w:r>
+        <w:rPr>
+          <w:rFonts w:hint="eastAsia"/>
+        </w:rPr>
         <w:t>エラーレスポンス仕様</w:t>
       </w:r>
-      <w:bookmarkEnd w:id="15"/>
+      <w:bookmarkEnd w:id="16"/>
     </w:p>
     <w:tbl>
       <w:tblPr>
@@ -10828,6 +11048,7 @@
           </w:tcPr>
           <w:p>
             <w:r>
+              <w:lastRenderedPageBreak/>
               <w:t>message</w:t>
             </w:r>
           </w:p>
@@ -10920,14 +11141,14 @@
           <w:rFonts w:hint="eastAsia"/>
         </w:rPr>
       </w:pPr>
-      <w:bookmarkStart w:id="16" w:name="_Toc231211415"/>
+      <w:bookmarkStart w:id="17" w:name="_Toc231359581"/>
       <w:r>
         <w:rPr>
           <w:rFonts w:hint="eastAsia"/>
         </w:rPr>
         <w:t>第4章 API 一覧</w:t>
       </w:r>
-      <w:bookmarkEnd w:id="16"/>
+      <w:bookmarkEnd w:id="17"/>
     </w:p>
     <w:tbl>
       <w:tblPr>
@@ -11385,11 +11606,43 @@
           </w:tcPr>
           <w:p>
             <w:r>
-              <w:t>/quotation-data-box/inspection-requests/men</w:t>
-            </w:r>
+              <w:t>/quotation-data-box/inspection-requests/menus/{menuId}</w:t>
+            </w:r>
+          </w:p>
+        </w:tc>
+        <w:tc>
+          <w:tcPr>
+            <w:tcW w:w="833" w:type="pct"/>
+          </w:tcPr>
+          <w:p>
+            <w:r>
+              <w:rPr>
+                <w:rFonts w:hint="eastAsia"/>
+              </w:rPr>
+              <w:t>点検メニューと項目を更新する</w:t>
+            </w:r>
+          </w:p>
+        </w:tc>
+        <w:tc>
+          <w:tcPr>
+            <w:tcW w:w="833" w:type="pct"/>
+          </w:tcPr>
+          <w:p>
+            <w:r>
+              <w:t>`inspection_management`</w:t>
+            </w:r>
+          </w:p>
+        </w:tc>
+      </w:tr>
+      <w:tr>
+        <w:tc>
+          <w:tcPr>
+            <w:tcW w:w="833" w:type="pct"/>
+          </w:tcPr>
+          <w:p>
             <w:r>
               <w:lastRenderedPageBreak/>
-              <w:t>us/{menuId}</w:t>
+              <w:t>6</w:t>
             </w:r>
           </w:p>
         </w:tc>
@@ -11402,8 +11655,403 @@
               <w:rPr>
                 <w:rFonts w:hint="eastAsia"/>
               </w:rPr>
+              <w:t>点検メニュー削除</w:t>
+            </w:r>
+          </w:p>
+        </w:tc>
+        <w:tc>
+          <w:tcPr>
+            <w:tcW w:w="833" w:type="pct"/>
+          </w:tcPr>
+          <w:p>
+            <w:r>
+              <w:t>DELETE</w:t>
+            </w:r>
+          </w:p>
+        </w:tc>
+        <w:tc>
+          <w:tcPr>
+            <w:tcW w:w="833" w:type="pct"/>
+          </w:tcPr>
+          <w:p>
+            <w:r>
+              <w:t>/quotation-data-box/inspection-requests/menus/{menuId}</w:t>
+            </w:r>
+          </w:p>
+        </w:tc>
+        <w:tc>
+          <w:tcPr>
+            <w:tcW w:w="833" w:type="pct"/>
+          </w:tcPr>
+          <w:p>
+            <w:r>
+              <w:rPr>
+                <w:rFonts w:hint="eastAsia"/>
+              </w:rPr>
+              <w:t>点検メニューを無効化する</w:t>
+            </w:r>
+          </w:p>
+        </w:tc>
+        <w:tc>
+          <w:tcPr>
+            <w:tcW w:w="833" w:type="pct"/>
+          </w:tcPr>
+          <w:p>
+            <w:r>
+              <w:t>`inspection_management`</w:t>
+            </w:r>
+          </w:p>
+        </w:tc>
+      </w:tr>
+      <w:tr>
+        <w:tc>
+          <w:tcPr>
+            <w:tcW w:w="833" w:type="pct"/>
+          </w:tcPr>
+          <w:p>
+            <w:r>
+              <w:t>7</w:t>
+            </w:r>
+          </w:p>
+        </w:tc>
+        <w:tc>
+          <w:tcPr>
+            <w:tcW w:w="833" w:type="pct"/>
+          </w:tcPr>
+          <w:p>
+            <w:r>
+              <w:rPr>
+                <w:rFonts w:hint="eastAsia"/>
+              </w:rPr>
+              <w:t>点検管理登録</w:t>
+            </w:r>
+          </w:p>
+        </w:tc>
+        <w:tc>
+          <w:tcPr>
+            <w:tcW w:w="833" w:type="pct"/>
+          </w:tcPr>
+          <w:p>
+            <w:r>
+              <w:t>POST</w:t>
+            </w:r>
+          </w:p>
+        </w:tc>
+        <w:tc>
+          <w:tcPr>
+            <w:tcW w:w="833" w:type="pct"/>
+          </w:tcPr>
+          <w:p>
+            <w:r>
+              <w:t>/quotation-data-box/inspection-requests/tasks</w:t>
+            </w:r>
+          </w:p>
+        </w:tc>
+        <w:tc>
+          <w:tcPr>
+            <w:tcW w:w="833" w:type="pct"/>
+          </w:tcPr>
+          <w:p>
+            <w:r>
+              <w:rPr>
+                <w:rFonts w:hint="eastAsia"/>
+              </w:rPr>
+              <w:t>選択資産に点検メニューを紐づける</w:t>
+            </w:r>
+          </w:p>
+        </w:tc>
+        <w:tc>
+          <w:tcPr>
+            <w:tcW w:w="833" w:type="pct"/>
+          </w:tcPr>
+          <w:p>
+            <w:r>
+              <w:t>`inspection_management`</w:t>
+            </w:r>
+          </w:p>
+        </w:tc>
+      </w:tr>
+      <w:tr>
+        <w:tc>
+          <w:tcPr>
+            <w:tcW w:w="833" w:type="pct"/>
+          </w:tcPr>
+          <w:p>
+            <w:r>
+              <w:t>8</w:t>
+            </w:r>
+          </w:p>
+        </w:tc>
+        <w:tc>
+          <w:tcPr>
+            <w:tcW w:w="833" w:type="pct"/>
+          </w:tcPr>
+          <w:p>
+            <w:r>
+              <w:rPr>
+                <w:rFonts w:hint="eastAsia"/>
+              </w:rPr>
+              <w:t>点検タスク/日常点検設定更新</w:t>
+            </w:r>
+          </w:p>
+        </w:tc>
+        <w:tc>
+          <w:tcPr>
+            <w:tcW w:w="833" w:type="pct"/>
+          </w:tcPr>
+          <w:p>
+            <w:r>
+              <w:t>PUT</w:t>
+            </w:r>
+          </w:p>
+        </w:tc>
+        <w:tc>
+          <w:tcPr>
+            <w:tcW w:w="833" w:type="pct"/>
+          </w:tcPr>
+          <w:p>
+            <w:r>
+              <w:t>/quotation-data-box/inspection-requests/tasks/{inspectionTaskId}</w:t>
+            </w:r>
+          </w:p>
+        </w:tc>
+        <w:tc>
+          <w:tcPr>
+            <w:tcW w:w="833" w:type="pct"/>
+          </w:tcPr>
+          <w:p>
+            <w:r>
+              <w:rPr>
+                <w:rFonts w:hint="eastAsia"/>
+              </w:rPr>
+              <w:t>定期点検タスクまたは日常点検設定行を更新する</w:t>
+            </w:r>
+          </w:p>
+        </w:tc>
+        <w:tc>
+          <w:tcPr>
+            <w:tcW w:w="833" w:type="pct"/>
+          </w:tcPr>
+          <w:p>
+            <w:r>
+              <w:t>`inspection_management`</w:t>
+            </w:r>
+          </w:p>
+        </w:tc>
+      </w:tr>
+      <w:tr>
+        <w:tc>
+          <w:tcPr>
+            <w:tcW w:w="833" w:type="pct"/>
+          </w:tcPr>
+          <w:p>
+            <w:r>
+              <w:t>9</w:t>
+            </w:r>
+          </w:p>
+        </w:tc>
+        <w:tc>
+          <w:tcPr>
+            <w:tcW w:w="833" w:type="pct"/>
+          </w:tcPr>
+          <w:p>
+            <w:r>
+              <w:rPr>
+                <w:rFonts w:hint="eastAsia"/>
+              </w:rPr>
+              <w:t>点検タスク/日常点検設定解除</w:t>
+            </w:r>
+          </w:p>
+        </w:tc>
+        <w:tc>
+          <w:tcPr>
+            <w:tcW w:w="833" w:type="pct"/>
+          </w:tcPr>
+          <w:p>
+            <w:r>
+              <w:t>DELETE</w:t>
+            </w:r>
+          </w:p>
+        </w:tc>
+        <w:tc>
+          <w:tcPr>
+            <w:tcW w:w="833" w:type="pct"/>
+          </w:tcPr>
+          <w:p>
+            <w:r>
+              <w:t>/quotation-data-box/inspection-requests/tasks/{inspectionTaskId}</w:t>
+            </w:r>
+          </w:p>
+        </w:tc>
+        <w:tc>
+          <w:tcPr>
+            <w:tcW w:w="833" w:type="pct"/>
+          </w:tcPr>
+          <w:p>
+            <w:r>
+              <w:rPr>
+                <w:rFonts w:hint="eastAsia"/>
+              </w:rPr>
+              <w:t>点検タスクまたは日常点検設定行を論理解除する</w:t>
+            </w:r>
+          </w:p>
+        </w:tc>
+        <w:tc>
+          <w:tcPr>
+            <w:tcW w:w="833" w:type="pct"/>
+          </w:tcPr>
+          <w:p>
+            <w:r>
+              <w:t>`inspection_management`</w:t>
+            </w:r>
+          </w:p>
+        </w:tc>
+      </w:tr>
+      <w:tr>
+        <w:tc>
+          <w:tcPr>
+            <w:tcW w:w="833" w:type="pct"/>
+          </w:tcPr>
+          <w:p>
+            <w:r>
+              <w:t>10</w:t>
+            </w:r>
+          </w:p>
+        </w:tc>
+        <w:tc>
+          <w:tcPr>
+            <w:tcW w:w="833" w:type="pct"/>
+          </w:tcPr>
+          <w:p>
+            <w:r>
+              <w:rPr>
+                <w:rFonts w:hint="eastAsia"/>
+              </w:rPr>
+              <w:t>定期点検開始</w:t>
+            </w:r>
+          </w:p>
+        </w:tc>
+        <w:tc>
+          <w:tcPr>
+            <w:tcW w:w="833" w:type="pct"/>
+          </w:tcPr>
+          <w:p>
+            <w:r>
+              <w:t>POST</w:t>
+            </w:r>
+          </w:p>
+        </w:tc>
+        <w:tc>
+          <w:tcPr>
+            <w:tcW w:w="833" w:type="pct"/>
+          </w:tcPr>
+          <w:p>
+            <w:r>
+              <w:t>/quotation-data-box/inspection-requests/tasks/{inspectionTaskId}/start</w:t>
+            </w:r>
+          </w:p>
+        </w:tc>
+        <w:tc>
+          <w:tcPr>
+            <w:tcW w:w="833" w:type="pct"/>
+          </w:tcPr>
+          <w:p>
+            <w:r>
+              <w:rPr>
+                <w:rFonts w:hint="eastAsia"/>
+              </w:rPr>
+              <w:t>QR照合後に定期点検タスクを点検実施中へ更新する</w:t>
+            </w:r>
+          </w:p>
+        </w:tc>
+        <w:tc>
+          <w:tcPr>
+            <w:tcW w:w="833" w:type="pct"/>
+          </w:tcPr>
+          <w:p>
+            <w:r>
+              <w:t>`inspection_management`</w:t>
+            </w:r>
+          </w:p>
+        </w:tc>
+      </w:tr>
+      <w:tr>
+        <w:tc>
+          <w:tcPr>
+            <w:tcW w:w="833" w:type="pct"/>
+          </w:tcPr>
+          <w:p>
+            <w:r>
+              <w:t>11</w:t>
+            </w:r>
+          </w:p>
+        </w:tc>
+        <w:tc>
+          <w:tcPr>
+            <w:tcW w:w="833" w:type="pct"/>
+          </w:tcPr>
+          <w:p>
+            <w:r>
+              <w:rPr>
+                <w:rFonts w:hint="eastAsia"/>
+              </w:rPr>
+              <w:t>点検日程調整</w:t>
+            </w:r>
+          </w:p>
+        </w:tc>
+        <w:tc>
+          <w:tcPr>
+            <w:tcW w:w="833" w:type="pct"/>
+          </w:tcPr>
+          <w:p>
+            <w:r>
+              <w:t>POST</w:t>
+            </w:r>
+          </w:p>
+        </w:tc>
+        <w:tc>
+          <w:tcPr>
+            <w:tcW w:w="833" w:type="pct"/>
+          </w:tcPr>
+          <w:p>
+            <w:r>
+              <w:t>/quotation-data-box/inspection-requests/tasks/{inspectionTaskId}/schedule</w:t>
+            </w:r>
+          </w:p>
+        </w:tc>
+        <w:tc>
+          <w:tcPr>
+            <w:tcW w:w="833" w:type="pct"/>
+          </w:tcPr>
+          <w:p>
+            <w:r>
+              <w:rPr>
+                <w:rFonts w:hint="eastAsia"/>
+              </w:rPr>
+              <w:t>メーカー保守の日程を調整する</w:t>
+            </w:r>
+          </w:p>
+        </w:tc>
+        <w:tc>
+          <w:tcPr>
+            <w:tcW w:w="833" w:type="pct"/>
+          </w:tcPr>
+          <w:p>
+            <w:r>
+              <w:t>`inspection_management`</w:t>
+            </w:r>
+          </w:p>
+        </w:tc>
+      </w:tr>
+      <w:tr>
+        <w:tc>
+          <w:tcPr>
+            <w:tcW w:w="833" w:type="pct"/>
+          </w:tcPr>
+          <w:p>
+            <w:r>
               <w:lastRenderedPageBreak/>
-              <w:t>点検メニューと項目を更新する</w:t>
+              <w:t>12</w:t>
             </w:r>
           </w:p>
         </w:tc>
@@ -11413,6 +12061,52 @@
           </w:tcPr>
           <w:p>
             <w:r>
+              <w:rPr>
+                <w:rFonts w:hint="eastAsia"/>
+              </w:rPr>
+              <w:t>点検スキップ</w:t>
+            </w:r>
+          </w:p>
+        </w:tc>
+        <w:tc>
+          <w:tcPr>
+            <w:tcW w:w="833" w:type="pct"/>
+          </w:tcPr>
+          <w:p>
+            <w:r>
+              <w:t>POST</w:t>
+            </w:r>
+          </w:p>
+        </w:tc>
+        <w:tc>
+          <w:tcPr>
+            <w:tcW w:w="833" w:type="pct"/>
+          </w:tcPr>
+          <w:p>
+            <w:r>
+              <w:t>/quotation-data-box/inspection-requests/tasks/{inspectionTaskId}/skip</w:t>
+            </w:r>
+          </w:p>
+        </w:tc>
+        <w:tc>
+          <w:tcPr>
+            <w:tcW w:w="833" w:type="pct"/>
+          </w:tcPr>
+          <w:p>
+            <w:r>
+              <w:rPr>
+                <w:rFonts w:hint="eastAsia"/>
+              </w:rPr>
+              <w:t>定期点検タスクの次回予定日を再計算する</w:t>
+            </w:r>
+          </w:p>
+        </w:tc>
+        <w:tc>
+          <w:tcPr>
+            <w:tcW w:w="833" w:type="pct"/>
+          </w:tcPr>
+          <w:p>
+            <w:r>
               <w:t>`inspection_management`</w:t>
             </w:r>
           </w:p>
@@ -11425,7 +12119,7 @@
           </w:tcPr>
           <w:p>
             <w:r>
-              <w:t>6</w:t>
+              <w:t>13</w:t>
             </w:r>
           </w:p>
         </w:tc>
@@ -11438,7 +12132,7 @@
               <w:rPr>
                 <w:rFonts w:hint="eastAsia"/>
               </w:rPr>
-              <w:t>点検メニュー削除</w:t>
+              <w:t>定期点検結果登録</w:t>
             </w:r>
           </w:p>
         </w:tc>
@@ -11448,7 +12142,7 @@
           </w:tcPr>
           <w:p>
             <w:r>
-              <w:t>DELETE</w:t>
+              <w:t>POST</w:t>
             </w:r>
           </w:p>
         </w:tc>
@@ -11458,7 +12152,7 @@
           </w:tcPr>
           <w:p>
             <w:r>
-              <w:t>/quotation-data-box/inspection-requests/menus/{menuId}</w:t>
+              <w:t>/quotation-data-box/inspection-requests/tasks/{inspectionTaskId}/result</w:t>
             </w:r>
           </w:p>
         </w:tc>
@@ -11471,7 +12165,7 @@
               <w:rPr>
                 <w:rFonts w:hint="eastAsia"/>
               </w:rPr>
-              <w:t>点検メニューを無効化する</w:t>
+              <w:t>定期点検結果を登録しタスク状態を更新する</w:t>
             </w:r>
           </w:p>
         </w:tc>
@@ -11493,7 +12187,7 @@
           </w:tcPr>
           <w:p>
             <w:r>
-              <w:t>7</w:t>
+              <w:t>14</w:t>
             </w:r>
           </w:p>
         </w:tc>
@@ -11506,7 +12200,7 @@
               <w:rPr>
                 <w:rFonts w:hint="eastAsia"/>
               </w:rPr>
-              <w:t>点検管理登録</w:t>
+              <w:t>メーカー保守結果登録詳細取得</w:t>
             </w:r>
           </w:p>
         </w:tc>
@@ -11516,6 +12210,74 @@
           </w:tcPr>
           <w:p>
             <w:r>
+              <w:t>GET</w:t>
+            </w:r>
+          </w:p>
+        </w:tc>
+        <w:tc>
+          <w:tcPr>
+            <w:tcW w:w="833" w:type="pct"/>
+          </w:tcPr>
+          <w:p>
+            <w:r>
+              <w:t>/maker-maintenance-result/tasks/{maintenanceTaskId}</w:t>
+            </w:r>
+          </w:p>
+        </w:tc>
+        <w:tc>
+          <w:tcPr>
+            <w:tcW w:w="833" w:type="pct"/>
+          </w:tcPr>
+          <w:p>
+            <w:r>
+              <w:rPr>
+                <w:rFonts w:hint="eastAsia"/>
+              </w:rPr>
+              <w:t>メーカー保守結果登録画面の詳細を取得する</w:t>
+            </w:r>
+          </w:p>
+        </w:tc>
+        <w:tc>
+          <w:tcPr>
+            <w:tcW w:w="833" w:type="pct"/>
+          </w:tcPr>
+          <w:p>
+            <w:r>
+              <w:t>`inspection_management`</w:t>
+            </w:r>
+          </w:p>
+        </w:tc>
+      </w:tr>
+      <w:tr>
+        <w:tc>
+          <w:tcPr>
+            <w:tcW w:w="833" w:type="pct"/>
+          </w:tcPr>
+          <w:p>
+            <w:r>
+              <w:t>15</w:t>
+            </w:r>
+          </w:p>
+        </w:tc>
+        <w:tc>
+          <w:tcPr>
+            <w:tcW w:w="833" w:type="pct"/>
+          </w:tcPr>
+          <w:p>
+            <w:r>
+              <w:rPr>
+                <w:rFonts w:hint="eastAsia"/>
+              </w:rPr>
+              <w:t>メーカー保守結果登録</w:t>
+            </w:r>
+          </w:p>
+        </w:tc>
+        <w:tc>
+          <w:tcPr>
+            <w:tcW w:w="833" w:type="pct"/>
+          </w:tcPr>
+          <w:p>
+            <w:r>
               <w:t>POST</w:t>
             </w:r>
           </w:p>
@@ -11526,7 +12288,7 @@
           </w:tcPr>
           <w:p>
             <w:r>
-              <w:t>/quotation-data-box/inspection-requests/tasks</w:t>
+              <w:t>/maker-maintenance-result/tasks/{maintenanceTaskId}/result</w:t>
             </w:r>
           </w:p>
         </w:tc>
@@ -11539,556 +12301,7 @@
               <w:rPr>
                 <w:rFonts w:hint="eastAsia"/>
               </w:rPr>
-              <w:t>選択資産に点検メニューを紐づける</w:t>
-            </w:r>
-          </w:p>
-        </w:tc>
-        <w:tc>
-          <w:tcPr>
-            <w:tcW w:w="833" w:type="pct"/>
-          </w:tcPr>
-          <w:p>
-            <w:r>
-              <w:t>`inspection_management`</w:t>
-            </w:r>
-          </w:p>
-        </w:tc>
-      </w:tr>
-      <w:tr>
-        <w:tc>
-          <w:tcPr>
-            <w:tcW w:w="833" w:type="pct"/>
-          </w:tcPr>
-          <w:p>
-            <w:r>
-              <w:t>8</w:t>
-            </w:r>
-          </w:p>
-        </w:tc>
-        <w:tc>
-          <w:tcPr>
-            <w:tcW w:w="833" w:type="pct"/>
-          </w:tcPr>
-          <w:p>
-            <w:r>
-              <w:rPr>
-                <w:rFonts w:hint="eastAsia"/>
-              </w:rPr>
-              <w:t>点検タスク/日常点検設定更新</w:t>
-            </w:r>
-          </w:p>
-        </w:tc>
-        <w:tc>
-          <w:tcPr>
-            <w:tcW w:w="833" w:type="pct"/>
-          </w:tcPr>
-          <w:p>
-            <w:r>
-              <w:t>PUT</w:t>
-            </w:r>
-          </w:p>
-        </w:tc>
-        <w:tc>
-          <w:tcPr>
-            <w:tcW w:w="833" w:type="pct"/>
-          </w:tcPr>
-          <w:p>
-            <w:r>
-              <w:t>/quotation-data-box/inspection-requests/tasks/{inspectionTaskId}</w:t>
-            </w:r>
-          </w:p>
-        </w:tc>
-        <w:tc>
-          <w:tcPr>
-            <w:tcW w:w="833" w:type="pct"/>
-          </w:tcPr>
-          <w:p>
-            <w:r>
-              <w:rPr>
-                <w:rFonts w:hint="eastAsia"/>
-              </w:rPr>
-              <w:t>定期点検タスクまたは日常点検設定行を更新する</w:t>
-            </w:r>
-          </w:p>
-        </w:tc>
-        <w:tc>
-          <w:tcPr>
-            <w:tcW w:w="833" w:type="pct"/>
-          </w:tcPr>
-          <w:p>
-            <w:r>
-              <w:t>`inspection_management`</w:t>
-            </w:r>
-          </w:p>
-        </w:tc>
-      </w:tr>
-      <w:tr>
-        <w:tc>
-          <w:tcPr>
-            <w:tcW w:w="833" w:type="pct"/>
-          </w:tcPr>
-          <w:p>
-            <w:r>
-              <w:t>9</w:t>
-            </w:r>
-          </w:p>
-        </w:tc>
-        <w:tc>
-          <w:tcPr>
-            <w:tcW w:w="833" w:type="pct"/>
-          </w:tcPr>
-          <w:p>
-            <w:r>
-              <w:rPr>
-                <w:rFonts w:hint="eastAsia"/>
-              </w:rPr>
-              <w:t>点検タスク/日常点検設定解除</w:t>
-            </w:r>
-          </w:p>
-        </w:tc>
-        <w:tc>
-          <w:tcPr>
-            <w:tcW w:w="833" w:type="pct"/>
-          </w:tcPr>
-          <w:p>
-            <w:r>
-              <w:t>DELETE</w:t>
-            </w:r>
-          </w:p>
-        </w:tc>
-        <w:tc>
-          <w:tcPr>
-            <w:tcW w:w="833" w:type="pct"/>
-          </w:tcPr>
-          <w:p>
-            <w:r>
-              <w:t>/quotation-data-box/inspection-requests/tasks/{inspectionTaskId}</w:t>
-            </w:r>
-          </w:p>
-        </w:tc>
-        <w:tc>
-          <w:tcPr>
-            <w:tcW w:w="833" w:type="pct"/>
-          </w:tcPr>
-          <w:p>
-            <w:r>
-              <w:rPr>
-                <w:rFonts w:hint="eastAsia"/>
-              </w:rPr>
-              <w:t>点検タスクまたは日常点検設定行を論理解除する</w:t>
-            </w:r>
-          </w:p>
-        </w:tc>
-        <w:tc>
-          <w:tcPr>
-            <w:tcW w:w="833" w:type="pct"/>
-          </w:tcPr>
-          <w:p>
-            <w:r>
-              <w:t>`inspection_management`</w:t>
-            </w:r>
-          </w:p>
-        </w:tc>
-      </w:tr>
-      <w:tr>
-        <w:tc>
-          <w:tcPr>
-            <w:tcW w:w="833" w:type="pct"/>
-          </w:tcPr>
-          <w:p>
-            <w:r>
-              <w:t>10</w:t>
-            </w:r>
-          </w:p>
-        </w:tc>
-        <w:tc>
-          <w:tcPr>
-            <w:tcW w:w="833" w:type="pct"/>
-          </w:tcPr>
-          <w:p>
-            <w:r>
-              <w:rPr>
-                <w:rFonts w:hint="eastAsia"/>
-              </w:rPr>
-              <w:t>定期点検開始</w:t>
-            </w:r>
-          </w:p>
-        </w:tc>
-        <w:tc>
-          <w:tcPr>
-            <w:tcW w:w="833" w:type="pct"/>
-          </w:tcPr>
-          <w:p>
-            <w:r>
-              <w:t>POST</w:t>
-            </w:r>
-          </w:p>
-        </w:tc>
-        <w:tc>
-          <w:tcPr>
-            <w:tcW w:w="833" w:type="pct"/>
-          </w:tcPr>
-          <w:p>
-            <w:r>
-              <w:t>/quotation-data-box/inspection-requests/tasks/{inspectionTaskId}/start</w:t>
-            </w:r>
-          </w:p>
-        </w:tc>
-        <w:tc>
-          <w:tcPr>
-            <w:tcW w:w="833" w:type="pct"/>
-          </w:tcPr>
-          <w:p>
-            <w:r>
-              <w:rPr>
-                <w:rFonts w:hint="eastAsia"/>
-              </w:rPr>
-              <w:t>QR照合後に定期点検タスクを点検実施中へ更新する</w:t>
-            </w:r>
-          </w:p>
-        </w:tc>
-        <w:tc>
-          <w:tcPr>
-            <w:tcW w:w="833" w:type="pct"/>
-          </w:tcPr>
-          <w:p>
-            <w:r>
-              <w:t>`inspection_management`</w:t>
-            </w:r>
-          </w:p>
-        </w:tc>
-      </w:tr>
-      <w:tr>
-        <w:tc>
-          <w:tcPr>
-            <w:tcW w:w="833" w:type="pct"/>
-          </w:tcPr>
-          <w:p>
-            <w:r>
-              <w:t>11</w:t>
-            </w:r>
-          </w:p>
-        </w:tc>
-        <w:tc>
-          <w:tcPr>
-            <w:tcW w:w="833" w:type="pct"/>
-          </w:tcPr>
-          <w:p>
-            <w:r>
-              <w:rPr>
-                <w:rFonts w:hint="eastAsia"/>
-              </w:rPr>
-              <w:t>点検日程調整</w:t>
-            </w:r>
-          </w:p>
-        </w:tc>
-        <w:tc>
-          <w:tcPr>
-            <w:tcW w:w="833" w:type="pct"/>
-          </w:tcPr>
-          <w:p>
-            <w:r>
-              <w:t>POST</w:t>
-            </w:r>
-          </w:p>
-        </w:tc>
-        <w:tc>
-          <w:tcPr>
-            <w:tcW w:w="833" w:type="pct"/>
-          </w:tcPr>
-          <w:p>
-            <w:r>
-              <w:t>/quotation-data-box/inspection-requests/tasks/{inspectio</w:t>
-            </w:r>
-            <w:r>
-              <w:lastRenderedPageBreak/>
-              <w:t>nTaskId}/schedule</w:t>
-            </w:r>
-          </w:p>
-        </w:tc>
-        <w:tc>
-          <w:tcPr>
-            <w:tcW w:w="833" w:type="pct"/>
-          </w:tcPr>
-          <w:p>
-            <w:r>
-              <w:rPr>
-                <w:rFonts w:hint="eastAsia"/>
-              </w:rPr>
-              <w:lastRenderedPageBreak/>
-              <w:t>メーカー保守の日程を調整する</w:t>
-            </w:r>
-          </w:p>
-        </w:tc>
-        <w:tc>
-          <w:tcPr>
-            <w:tcW w:w="833" w:type="pct"/>
-          </w:tcPr>
-          <w:p>
-            <w:r>
-              <w:t>`inspection_management`</w:t>
-            </w:r>
-          </w:p>
-        </w:tc>
-      </w:tr>
-      <w:tr>
-        <w:tc>
-          <w:tcPr>
-            <w:tcW w:w="833" w:type="pct"/>
-          </w:tcPr>
-          <w:p>
-            <w:r>
-              <w:t>12</w:t>
-            </w:r>
-          </w:p>
-        </w:tc>
-        <w:tc>
-          <w:tcPr>
-            <w:tcW w:w="833" w:type="pct"/>
-          </w:tcPr>
-          <w:p>
-            <w:r>
-              <w:rPr>
-                <w:rFonts w:hint="eastAsia"/>
-              </w:rPr>
-              <w:t>点検スキップ</w:t>
-            </w:r>
-          </w:p>
-        </w:tc>
-        <w:tc>
-          <w:tcPr>
-            <w:tcW w:w="833" w:type="pct"/>
-          </w:tcPr>
-          <w:p>
-            <w:r>
-              <w:t>POST</w:t>
-            </w:r>
-          </w:p>
-        </w:tc>
-        <w:tc>
-          <w:tcPr>
-            <w:tcW w:w="833" w:type="pct"/>
-          </w:tcPr>
-          <w:p>
-            <w:r>
-              <w:t>/quotation-data-box/inspection-requests/tasks/{inspectionTaskId}/skip</w:t>
-            </w:r>
-          </w:p>
-        </w:tc>
-        <w:tc>
-          <w:tcPr>
-            <w:tcW w:w="833" w:type="pct"/>
-          </w:tcPr>
-          <w:p>
-            <w:r>
-              <w:rPr>
-                <w:rFonts w:hint="eastAsia"/>
-              </w:rPr>
-              <w:t>定期点検タスクの次回予定日を再計算する</w:t>
-            </w:r>
-          </w:p>
-        </w:tc>
-        <w:tc>
-          <w:tcPr>
-            <w:tcW w:w="833" w:type="pct"/>
-          </w:tcPr>
-          <w:p>
-            <w:r>
-              <w:t>`inspection_management`</w:t>
-            </w:r>
-          </w:p>
-        </w:tc>
-      </w:tr>
-      <w:tr>
-        <w:tc>
-          <w:tcPr>
-            <w:tcW w:w="833" w:type="pct"/>
-          </w:tcPr>
-          <w:p>
-            <w:r>
-              <w:t>13</w:t>
-            </w:r>
-          </w:p>
-        </w:tc>
-        <w:tc>
-          <w:tcPr>
-            <w:tcW w:w="833" w:type="pct"/>
-          </w:tcPr>
-          <w:p>
-            <w:r>
-              <w:rPr>
-                <w:rFonts w:hint="eastAsia"/>
-              </w:rPr>
-              <w:t>定期点検結果登録</w:t>
-            </w:r>
-          </w:p>
-        </w:tc>
-        <w:tc>
-          <w:tcPr>
-            <w:tcW w:w="833" w:type="pct"/>
-          </w:tcPr>
-          <w:p>
-            <w:r>
-              <w:t>POST</w:t>
-            </w:r>
-          </w:p>
-        </w:tc>
-        <w:tc>
-          <w:tcPr>
-            <w:tcW w:w="833" w:type="pct"/>
-          </w:tcPr>
-          <w:p>
-            <w:r>
-              <w:t>/quotation-data-box/inspection-requests/tasks/{inspectionTaskId}/result</w:t>
-            </w:r>
-          </w:p>
-        </w:tc>
-        <w:tc>
-          <w:tcPr>
-            <w:tcW w:w="833" w:type="pct"/>
-          </w:tcPr>
-          <w:p>
-            <w:r>
-              <w:rPr>
-                <w:rFonts w:hint="eastAsia"/>
-              </w:rPr>
-              <w:t>定期点検結果を登録しタスク状態を更新する</w:t>
-            </w:r>
-          </w:p>
-        </w:tc>
-        <w:tc>
-          <w:tcPr>
-            <w:tcW w:w="833" w:type="pct"/>
-          </w:tcPr>
-          <w:p>
-            <w:r>
-              <w:t>`inspection_management`</w:t>
-            </w:r>
-          </w:p>
-        </w:tc>
-      </w:tr>
-      <w:tr>
-        <w:tc>
-          <w:tcPr>
-            <w:tcW w:w="833" w:type="pct"/>
-          </w:tcPr>
-          <w:p>
-            <w:r>
-              <w:t>14</w:t>
-            </w:r>
-          </w:p>
-        </w:tc>
-        <w:tc>
-          <w:tcPr>
-            <w:tcW w:w="833" w:type="pct"/>
-          </w:tcPr>
-          <w:p>
-            <w:r>
-              <w:rPr>
-                <w:rFonts w:hint="eastAsia"/>
-              </w:rPr>
-              <w:t>メーカー保守結果登録詳細取得</w:t>
-            </w:r>
-          </w:p>
-        </w:tc>
-        <w:tc>
-          <w:tcPr>
-            <w:tcW w:w="833" w:type="pct"/>
-          </w:tcPr>
-          <w:p>
-            <w:r>
-              <w:t>GET</w:t>
-            </w:r>
-          </w:p>
-        </w:tc>
-        <w:tc>
-          <w:tcPr>
-            <w:tcW w:w="833" w:type="pct"/>
-          </w:tcPr>
-          <w:p>
-            <w:r>
-              <w:t>/maker-maintenance-result/tasks/{maintenanceTaskId}</w:t>
-            </w:r>
-          </w:p>
-        </w:tc>
-        <w:tc>
-          <w:tcPr>
-            <w:tcW w:w="833" w:type="pct"/>
-          </w:tcPr>
-          <w:p>
-            <w:r>
-              <w:rPr>
-                <w:rFonts w:hint="eastAsia"/>
-              </w:rPr>
-              <w:t>メーカー保守結果登録画面の詳細を取得する</w:t>
-            </w:r>
-          </w:p>
-        </w:tc>
-        <w:tc>
-          <w:tcPr>
-            <w:tcW w:w="833" w:type="pct"/>
-          </w:tcPr>
-          <w:p>
-            <w:r>
-              <w:t>`inspection_management`</w:t>
-            </w:r>
-          </w:p>
-        </w:tc>
-      </w:tr>
-      <w:tr>
-        <w:tc>
-          <w:tcPr>
-            <w:tcW w:w="833" w:type="pct"/>
-          </w:tcPr>
-          <w:p>
-            <w:r>
-              <w:t>15</w:t>
-            </w:r>
-          </w:p>
-        </w:tc>
-        <w:tc>
-          <w:tcPr>
-            <w:tcW w:w="833" w:type="pct"/>
-          </w:tcPr>
-          <w:p>
-            <w:r>
-              <w:rPr>
-                <w:rFonts w:hint="eastAsia"/>
-              </w:rPr>
-              <w:t>メーカー保守結果登録</w:t>
-            </w:r>
-          </w:p>
-        </w:tc>
-        <w:tc>
-          <w:tcPr>
-            <w:tcW w:w="833" w:type="pct"/>
-          </w:tcPr>
-          <w:p>
-            <w:r>
-              <w:t>POST</w:t>
-            </w:r>
-          </w:p>
-        </w:tc>
-        <w:tc>
-          <w:tcPr>
-            <w:tcW w:w="833" w:type="pct"/>
-          </w:tcPr>
-          <w:p>
-            <w:r>
-              <w:t>/maker-maintenance-result/tasks/{maintenanceTaskId}/result</w:t>
-            </w:r>
-          </w:p>
-        </w:tc>
-        <w:tc>
-          <w:tcPr>
-            <w:tcW w:w="833" w:type="pct"/>
-          </w:tcPr>
-          <w:p>
-            <w:r>
-              <w:rPr>
-                <w:rFonts w:hint="eastAsia"/>
-              </w:rPr>
-              <w:t>メーカー保守結果、費用、添付を登録する</w:t>
+              <w:t>メーカー保守結果、費用、添付ファイル本体を登録し、ファイル実体をS3へ保存する</w:t>
             </w:r>
           </w:p>
         </w:tc>
@@ -12112,14 +12325,14 @@
           <w:rFonts w:hint="eastAsia"/>
         </w:rPr>
       </w:pPr>
-      <w:bookmarkStart w:id="17" w:name="_Toc231211416"/>
+      <w:bookmarkStart w:id="18" w:name="_Toc231359582"/>
       <w:r>
         <w:rPr>
           <w:rFonts w:hint="eastAsia"/>
         </w:rPr>
         <w:t>第5章 点検管理機能設計</w:t>
       </w:r>
-      <w:bookmarkEnd w:id="17"/>
+      <w:bookmarkEnd w:id="18"/>
     </w:p>
     <w:p>
       <w:pPr>
@@ -12128,14 +12341,14 @@
           <w:rFonts w:hint="eastAsia"/>
         </w:rPr>
       </w:pPr>
-      <w:bookmarkStart w:id="18" w:name="_Toc231211417"/>
+      <w:bookmarkStart w:id="19" w:name="_Toc231359583"/>
       <w:r>
         <w:rPr>
           <w:rFonts w:hint="eastAsia"/>
         </w:rPr>
         <w:t>点検タスク/日常点検設定一覧取得（/quotation-data-box/inspection-requests/tasks）</w:t>
       </w:r>
-      <w:bookmarkEnd w:id="18"/>
+      <w:bookmarkEnd w:id="19"/>
     </w:p>
     <w:p>
       <w:pPr>
@@ -12195,14 +12408,14 @@
           <w:rFonts w:hint="eastAsia"/>
         </w:rPr>
       </w:pPr>
-      <w:bookmarkStart w:id="19" w:name="_Toc231211418"/>
+      <w:bookmarkStart w:id="20" w:name="_Toc231359584"/>
       <w:r>
         <w:rPr>
           <w:rFonts w:hint="eastAsia"/>
         </w:rPr>
         <w:t>リクエストパラメータ</w:t>
       </w:r>
-      <w:bookmarkEnd w:id="19"/>
+      <w:bookmarkEnd w:id="20"/>
     </w:p>
     <w:tbl>
       <w:tblPr>
@@ -12837,14 +13050,14 @@
           <w:rFonts w:hint="eastAsia"/>
         </w:rPr>
       </w:pPr>
-      <w:bookmarkStart w:id="20" w:name="_Toc231211419"/>
+      <w:bookmarkStart w:id="21" w:name="_Toc231359585"/>
       <w:r>
         <w:rPr>
           <w:rFonts w:hint="eastAsia"/>
         </w:rPr>
         <w:t>レスポンス（200：InspectionTaskListResponse）</w:t>
       </w:r>
-      <w:bookmarkEnd w:id="20"/>
+      <w:bookmarkEnd w:id="21"/>
     </w:p>
     <w:tbl>
       <w:tblPr>
@@ -14385,14 +14598,14 @@
           <w:rFonts w:hint="eastAsia"/>
         </w:rPr>
       </w:pPr>
-      <w:bookmarkStart w:id="21" w:name="_Toc231211420"/>
+      <w:bookmarkStart w:id="22" w:name="_Toc231359586"/>
       <w:r>
         <w:rPr>
           <w:rFonts w:hint="eastAsia"/>
         </w:rPr>
         <w:t>ステータスコード</w:t>
       </w:r>
-      <w:bookmarkEnd w:id="21"/>
+      <w:bookmarkEnd w:id="22"/>
     </w:p>
     <w:tbl>
       <w:tblPr>
@@ -14696,7 +14909,7 @@
           <w:rFonts w:hint="eastAsia"/>
         </w:rPr>
       </w:pPr>
-      <w:bookmarkStart w:id="22" w:name="_Toc231211421"/>
+      <w:bookmarkStart w:id="23" w:name="_Toc231359587"/>
       <w:r>
         <w:rPr>
           <w:rFonts w:hint="eastAsia"/>
@@ -14704,7 +14917,7 @@
         <w:lastRenderedPageBreak/>
         <w:t>点検予定表CSV出力（/quotation-data-box/inspection-requests/schedule-export）</w:t>
       </w:r>
-      <w:bookmarkEnd w:id="22"/>
+      <w:bookmarkEnd w:id="23"/>
     </w:p>
     <w:p>
       <w:pPr>
@@ -14763,14 +14976,14 @@
           <w:rFonts w:hint="eastAsia"/>
         </w:rPr>
       </w:pPr>
-      <w:bookmarkStart w:id="23" w:name="_Toc231211422"/>
+      <w:bookmarkStart w:id="24" w:name="_Toc231359588"/>
       <w:r>
         <w:rPr>
           <w:rFonts w:hint="eastAsia"/>
         </w:rPr>
         <w:t>リクエストパラメータ</w:t>
       </w:r>
-      <w:bookmarkEnd w:id="23"/>
+      <w:bookmarkEnd w:id="24"/>
     </w:p>
     <w:tbl>
       <w:tblPr>
@@ -15391,14 +15604,14 @@
           <w:rFonts w:hint="eastAsia"/>
         </w:rPr>
       </w:pPr>
-      <w:bookmarkStart w:id="24" w:name="_Toc231211423"/>
+      <w:bookmarkStart w:id="25" w:name="_Toc231359589"/>
       <w:r>
         <w:rPr>
           <w:rFonts w:hint="eastAsia"/>
         </w:rPr>
         <w:t>レスポンス（200：text/csv）</w:t>
       </w:r>
-      <w:bookmarkEnd w:id="24"/>
+      <w:bookmarkEnd w:id="25"/>
     </w:p>
     <w:tbl>
       <w:tblPr>
@@ -15559,7 +15772,7 @@
           <w:rFonts w:hint="eastAsia"/>
         </w:rPr>
       </w:pPr>
-      <w:bookmarkStart w:id="25" w:name="_Toc231211424"/>
+      <w:bookmarkStart w:id="26" w:name="_Toc231359590"/>
       <w:r>
         <w:rPr>
           <w:rFonts w:hint="eastAsia"/>
@@ -15567,7 +15780,7 @@
         <w:lastRenderedPageBreak/>
         <w:t>ステータスコード</w:t>
       </w:r>
-      <w:bookmarkEnd w:id="25"/>
+      <w:bookmarkEnd w:id="26"/>
     </w:p>
     <w:tbl>
       <w:tblPr>
@@ -15871,14 +16084,14 @@
           <w:rFonts w:hint="eastAsia"/>
         </w:rPr>
       </w:pPr>
-      <w:bookmarkStart w:id="26" w:name="_Toc231211425"/>
+      <w:bookmarkStart w:id="27" w:name="_Toc231359591"/>
       <w:r>
         <w:rPr>
           <w:rFonts w:hint="eastAsia"/>
         </w:rPr>
         <w:t>点検メニュー一覧取得（/quotation-data-box/inspection-requests/menus）</w:t>
       </w:r>
-      <w:bookmarkEnd w:id="26"/>
+      <w:bookmarkEnd w:id="27"/>
     </w:p>
     <w:p>
       <w:pPr>
@@ -15937,14 +16150,14 @@
           <w:rFonts w:hint="eastAsia"/>
         </w:rPr>
       </w:pPr>
-      <w:bookmarkStart w:id="27" w:name="_Toc231211426"/>
+      <w:bookmarkStart w:id="28" w:name="_Toc231359592"/>
       <w:r>
         <w:rPr>
           <w:rFonts w:hint="eastAsia"/>
         </w:rPr>
         <w:t>リクエストパラメータ</w:t>
       </w:r>
-      <w:bookmarkEnd w:id="27"/>
+      <w:bookmarkEnd w:id="28"/>
     </w:p>
     <w:tbl>
       <w:tblPr>
@@ -16489,14 +16702,14 @@
           <w:rFonts w:hint="eastAsia"/>
         </w:rPr>
       </w:pPr>
-      <w:bookmarkStart w:id="28" w:name="_Toc231211427"/>
+      <w:bookmarkStart w:id="29" w:name="_Toc231359593"/>
       <w:r>
         <w:rPr>
           <w:rFonts w:hint="eastAsia"/>
         </w:rPr>
         <w:t>レスポンス（200：InspectionMenuListResponse）</w:t>
       </w:r>
-      <w:bookmarkEnd w:id="28"/>
+      <w:bookmarkEnd w:id="29"/>
     </w:p>
     <w:tbl>
       <w:tblPr>
@@ -17701,7 +17914,7 @@
           <w:rFonts w:hint="eastAsia"/>
         </w:rPr>
       </w:pPr>
-      <w:bookmarkStart w:id="29" w:name="_Toc231211428"/>
+      <w:bookmarkStart w:id="30" w:name="_Toc231359594"/>
       <w:r>
         <w:rPr>
           <w:rFonts w:hint="eastAsia"/>
@@ -17709,7 +17922,7 @@
         <w:lastRenderedPageBreak/>
         <w:t>ステータスコード</w:t>
       </w:r>
-      <w:bookmarkEnd w:id="29"/>
+      <w:bookmarkEnd w:id="30"/>
     </w:p>
     <w:tbl>
       <w:tblPr>
@@ -18013,14 +18226,14 @@
           <w:rFonts w:hint="eastAsia"/>
         </w:rPr>
       </w:pPr>
-      <w:bookmarkStart w:id="30" w:name="_Toc231211429"/>
+      <w:bookmarkStart w:id="31" w:name="_Toc231359595"/>
       <w:r>
         <w:rPr>
           <w:rFonts w:hint="eastAsia"/>
         </w:rPr>
         <w:t>点検メニュー登録（/quotation-data-box/inspection-requests/menus）</w:t>
       </w:r>
-      <w:bookmarkEnd w:id="30"/>
+      <w:bookmarkEnd w:id="31"/>
     </w:p>
     <w:p>
       <w:pPr>
@@ -18079,14 +18292,14 @@
           <w:rFonts w:hint="eastAsia"/>
         </w:rPr>
       </w:pPr>
-      <w:bookmarkStart w:id="31" w:name="_Toc231211430"/>
+      <w:bookmarkStart w:id="32" w:name="_Toc231359596"/>
       <w:r>
         <w:rPr>
           <w:rFonts w:hint="eastAsia"/>
         </w:rPr>
         <w:t>リクエスト（InspectionMenuCreateRequest）</w:t>
       </w:r>
-      <w:bookmarkEnd w:id="31"/>
+      <w:bookmarkEnd w:id="32"/>
     </w:p>
     <w:tbl>
       <w:tblPr>
@@ -19136,14 +19349,14 @@
           <w:rFonts w:hint="eastAsia"/>
         </w:rPr>
       </w:pPr>
-      <w:bookmarkStart w:id="32" w:name="_Toc231211431"/>
+      <w:bookmarkStart w:id="33" w:name="_Toc231359597"/>
       <w:r>
         <w:rPr>
           <w:rFonts w:hint="eastAsia"/>
         </w:rPr>
         <w:t>レスポンス（201：InspectionMenuResponse）</w:t>
       </w:r>
-      <w:bookmarkEnd w:id="32"/>
+      <w:bookmarkEnd w:id="33"/>
     </w:p>
     <w:tbl>
       <w:tblPr>
@@ -19304,14 +19517,14 @@
           <w:rFonts w:hint="eastAsia"/>
         </w:rPr>
       </w:pPr>
-      <w:bookmarkStart w:id="33" w:name="_Toc231211432"/>
+      <w:bookmarkStart w:id="34" w:name="_Toc231359598"/>
       <w:r>
         <w:rPr>
           <w:rFonts w:hint="eastAsia"/>
         </w:rPr>
         <w:t>ステータスコード</w:t>
       </w:r>
-      <w:bookmarkEnd w:id="33"/>
+      <w:bookmarkEnd w:id="34"/>
     </w:p>
     <w:tbl>
       <w:tblPr>
@@ -19650,14 +19863,14 @@
           <w:rFonts w:hint="eastAsia"/>
         </w:rPr>
       </w:pPr>
-      <w:bookmarkStart w:id="34" w:name="_Toc231211433"/>
+      <w:bookmarkStart w:id="35" w:name="_Toc231359599"/>
       <w:r>
         <w:rPr>
           <w:rFonts w:hint="eastAsia"/>
         </w:rPr>
         <w:t>点検メニュー更新（/quotation-data-box/inspection-requests/menus/{menuId}）</w:t>
       </w:r>
-      <w:bookmarkEnd w:id="34"/>
+      <w:bookmarkEnd w:id="35"/>
     </w:p>
     <w:p>
       <w:pPr>
@@ -19714,11 +19927,11 @@
       <w:pPr>
         <w:pStyle w:val="3"/>
       </w:pPr>
-      <w:bookmarkStart w:id="35" w:name="_Toc231211434"/>
+      <w:bookmarkStart w:id="36" w:name="_Toc231359600"/>
       <w:r>
         <w:t>Path Parameter</w:t>
       </w:r>
-      <w:bookmarkEnd w:id="35"/>
+      <w:bookmarkEnd w:id="36"/>
     </w:p>
     <w:tbl>
       <w:tblPr>
@@ -19909,14 +20122,14 @@
           <w:rFonts w:hint="eastAsia"/>
         </w:rPr>
       </w:pPr>
-      <w:bookmarkStart w:id="36" w:name="_Toc231211435"/>
+      <w:bookmarkStart w:id="37" w:name="_Toc231359601"/>
       <w:r>
         <w:rPr>
           <w:rFonts w:hint="eastAsia"/>
         </w:rPr>
         <w:t>リクエスト（InspectionMenuUpdateRequest）</w:t>
       </w:r>
-      <w:bookmarkEnd w:id="36"/>
+      <w:bookmarkEnd w:id="37"/>
     </w:p>
     <w:tbl>
       <w:tblPr>
@@ -20493,14 +20706,14 @@
           <w:rFonts w:hint="eastAsia"/>
         </w:rPr>
       </w:pPr>
-      <w:bookmarkStart w:id="37" w:name="_Toc231211436"/>
+      <w:bookmarkStart w:id="38" w:name="_Toc231359602"/>
       <w:r>
         <w:rPr>
           <w:rFonts w:hint="eastAsia"/>
         </w:rPr>
         <w:t>レスポンス（200：InspectionMenuResponse）</w:t>
       </w:r>
-      <w:bookmarkEnd w:id="37"/>
+      <w:bookmarkEnd w:id="38"/>
     </w:p>
     <w:tbl>
       <w:tblPr>
@@ -20661,14 +20874,14 @@
           <w:rFonts w:hint="eastAsia"/>
         </w:rPr>
       </w:pPr>
-      <w:bookmarkStart w:id="38" w:name="_Toc231211437"/>
+      <w:bookmarkStart w:id="39" w:name="_Toc231359603"/>
       <w:r>
         <w:rPr>
           <w:rFonts w:hint="eastAsia"/>
         </w:rPr>
         <w:t>ステータスコード</w:t>
       </w:r>
-      <w:bookmarkEnd w:id="38"/>
+      <w:bookmarkEnd w:id="39"/>
     </w:p>
     <w:tbl>
       <w:tblPr>
@@ -21007,7 +21220,7 @@
           <w:rFonts w:hint="eastAsia"/>
         </w:rPr>
       </w:pPr>
-      <w:bookmarkStart w:id="39" w:name="_Toc231211438"/>
+      <w:bookmarkStart w:id="40" w:name="_Toc231359604"/>
       <w:r>
         <w:rPr>
           <w:rFonts w:hint="eastAsia"/>
@@ -21015,7 +21228,7 @@
         <w:lastRenderedPageBreak/>
         <w:t>点検メニュー削除（/quotation-data-box/inspection-requests/menus/{menuId}）</w:t>
       </w:r>
-      <w:bookmarkEnd w:id="39"/>
+      <w:bookmarkEnd w:id="40"/>
     </w:p>
     <w:p>
       <w:pPr>
@@ -21071,11 +21284,11 @@
       <w:pPr>
         <w:pStyle w:val="3"/>
       </w:pPr>
-      <w:bookmarkStart w:id="40" w:name="_Toc231211439"/>
+      <w:bookmarkStart w:id="41" w:name="_Toc231359605"/>
       <w:r>
         <w:t>Path Parameter</w:t>
       </w:r>
-      <w:bookmarkEnd w:id="40"/>
+      <w:bookmarkEnd w:id="41"/>
     </w:p>
     <w:tbl>
       <w:tblPr>
@@ -21398,7 +21611,7 @@
           <w:rFonts w:hint="eastAsia"/>
         </w:rPr>
       </w:pPr>
-      <w:bookmarkStart w:id="41" w:name="_Toc231211440"/>
+      <w:bookmarkStart w:id="42" w:name="_Toc231359606"/>
       <w:r>
         <w:rPr>
           <w:rFonts w:hint="eastAsia"/>
@@ -21406,7 +21619,7 @@
         <w:lastRenderedPageBreak/>
         <w:t>レスポンス（204：なし）</w:t>
       </w:r>
-      <w:bookmarkEnd w:id="41"/>
+      <w:bookmarkEnd w:id="42"/>
     </w:p>
     <w:tbl>
       <w:tblPr>
@@ -21567,14 +21780,14 @@
           <w:rFonts w:hint="eastAsia"/>
         </w:rPr>
       </w:pPr>
-      <w:bookmarkStart w:id="42" w:name="_Toc231211441"/>
+      <w:bookmarkStart w:id="43" w:name="_Toc231359607"/>
       <w:r>
         <w:rPr>
           <w:rFonts w:hint="eastAsia"/>
         </w:rPr>
         <w:t>ステータスコード</w:t>
       </w:r>
-      <w:bookmarkEnd w:id="42"/>
+      <w:bookmarkEnd w:id="43"/>
     </w:p>
     <w:tbl>
       <w:tblPr>
@@ -21878,14 +22091,14 @@
           <w:rFonts w:hint="eastAsia"/>
         </w:rPr>
       </w:pPr>
-      <w:bookmarkStart w:id="43" w:name="_Toc231211442"/>
+      <w:bookmarkStart w:id="44" w:name="_Toc231359608"/>
       <w:r>
         <w:rPr>
           <w:rFonts w:hint="eastAsia"/>
         </w:rPr>
         <w:t>点検管理登録（/quotation-data-box/inspection-requests/tasks）</w:t>
       </w:r>
-      <w:bookmarkEnd w:id="43"/>
+      <w:bookmarkEnd w:id="44"/>
     </w:p>
     <w:p>
       <w:pPr>
@@ -21944,14 +22157,14 @@
           <w:rFonts w:hint="eastAsia"/>
         </w:rPr>
       </w:pPr>
-      <w:bookmarkStart w:id="44" w:name="_Toc231211443"/>
+      <w:bookmarkStart w:id="45" w:name="_Toc231359609"/>
       <w:r>
         <w:rPr>
           <w:rFonts w:hint="eastAsia"/>
         </w:rPr>
         <w:t>リクエスト（InspectionTaskUpsertRequest）</w:t>
       </w:r>
-      <w:bookmarkEnd w:id="44"/>
+      <w:bookmarkEnd w:id="45"/>
     </w:p>
     <w:tbl>
       <w:tblPr>
@@ -22684,14 +22897,14 @@
           <w:rFonts w:hint="eastAsia"/>
         </w:rPr>
       </w:pPr>
-      <w:bookmarkStart w:id="45" w:name="_Toc231211444"/>
+      <w:bookmarkStart w:id="46" w:name="_Toc231359610"/>
       <w:r>
         <w:rPr>
           <w:rFonts w:hint="eastAsia"/>
         </w:rPr>
         <w:t>レスポンス（201/200：InspectionTaskUpsertResponse）</w:t>
       </w:r>
-      <w:bookmarkEnd w:id="45"/>
+      <w:bookmarkEnd w:id="46"/>
     </w:p>
     <w:tbl>
       <w:tblPr>
@@ -23255,14 +23468,14 @@
           <w:rFonts w:hint="eastAsia"/>
         </w:rPr>
       </w:pPr>
-      <w:bookmarkStart w:id="46" w:name="_Toc231211445"/>
+      <w:bookmarkStart w:id="47" w:name="_Toc231359611"/>
       <w:r>
         <w:rPr>
           <w:rFonts w:hint="eastAsia"/>
         </w:rPr>
         <w:t>ステータスコード</w:t>
       </w:r>
-      <w:bookmarkEnd w:id="46"/>
+      <w:bookmarkEnd w:id="47"/>
     </w:p>
     <w:tbl>
       <w:tblPr>
@@ -23636,14 +23849,14 @@
           <w:rFonts w:hint="eastAsia"/>
         </w:rPr>
       </w:pPr>
-      <w:bookmarkStart w:id="47" w:name="_Toc231211446"/>
+      <w:bookmarkStart w:id="48" w:name="_Toc231359612"/>
       <w:r>
         <w:rPr>
           <w:rFonts w:hint="eastAsia"/>
         </w:rPr>
         <w:t>点検タスク/日常点検設定更新（/quotation-data-box/inspection-requests/tasks/{inspectionTaskId}）</w:t>
       </w:r>
-      <w:bookmarkEnd w:id="47"/>
+      <w:bookmarkEnd w:id="48"/>
     </w:p>
     <w:p>
       <w:pPr>
@@ -23700,11 +23913,11 @@
       <w:pPr>
         <w:pStyle w:val="3"/>
       </w:pPr>
-      <w:bookmarkStart w:id="48" w:name="_Toc231211447"/>
+      <w:bookmarkStart w:id="49" w:name="_Toc231359613"/>
       <w:r>
         <w:t>Path Parameter</w:t>
       </w:r>
-      <w:bookmarkEnd w:id="48"/>
+      <w:bookmarkEnd w:id="49"/>
     </w:p>
     <w:tbl>
       <w:tblPr>
@@ -23895,14 +24108,14 @@
           <w:rFonts w:hint="eastAsia"/>
         </w:rPr>
       </w:pPr>
-      <w:bookmarkStart w:id="49" w:name="_Toc231211448"/>
+      <w:bookmarkStart w:id="50" w:name="_Toc231359614"/>
       <w:r>
         <w:rPr>
           <w:rFonts w:hint="eastAsia"/>
         </w:rPr>
         <w:t>リクエスト（InspectionTaskUpdateRequest）</w:t>
       </w:r>
-      <w:bookmarkEnd w:id="49"/>
+      <w:bookmarkEnd w:id="50"/>
     </w:p>
     <w:tbl>
       <w:tblPr>
@@ -24486,14 +24699,14 @@
           <w:rFonts w:hint="eastAsia"/>
         </w:rPr>
       </w:pPr>
-      <w:bookmarkStart w:id="50" w:name="_Toc231211449"/>
+      <w:bookmarkStart w:id="51" w:name="_Toc231359615"/>
       <w:r>
         <w:rPr>
           <w:rFonts w:hint="eastAsia"/>
         </w:rPr>
         <w:t>レスポンス（200：InspectionTaskUpsertResponse）</w:t>
       </w:r>
-      <w:bookmarkEnd w:id="50"/>
+      <w:bookmarkEnd w:id="51"/>
     </w:p>
     <w:tbl>
       <w:tblPr>
@@ -25015,14 +25228,14 @@
           <w:rFonts w:hint="eastAsia"/>
         </w:rPr>
       </w:pPr>
-      <w:bookmarkStart w:id="51" w:name="_Toc231211450"/>
+      <w:bookmarkStart w:id="52" w:name="_Toc231359616"/>
       <w:r>
         <w:rPr>
           <w:rFonts w:hint="eastAsia"/>
         </w:rPr>
         <w:t>ステータスコード</w:t>
       </w:r>
-      <w:bookmarkEnd w:id="51"/>
+      <w:bookmarkEnd w:id="52"/>
     </w:p>
     <w:tbl>
       <w:tblPr>
@@ -25361,14 +25574,14 @@
           <w:rFonts w:hint="eastAsia"/>
         </w:rPr>
       </w:pPr>
-      <w:bookmarkStart w:id="52" w:name="_Toc231211451"/>
+      <w:bookmarkStart w:id="53" w:name="_Toc231359617"/>
       <w:r>
         <w:rPr>
           <w:rFonts w:hint="eastAsia"/>
         </w:rPr>
         <w:t>点検タスク/日常点検設定解除（/quotation-data-box/inspection-requests/tasks/{inspectionTaskId}）</w:t>
       </w:r>
-      <w:bookmarkEnd w:id="52"/>
+      <w:bookmarkEnd w:id="53"/>
     </w:p>
     <w:p>
       <w:pPr>
@@ -25425,11 +25638,11 @@
       <w:pPr>
         <w:pStyle w:val="3"/>
       </w:pPr>
-      <w:bookmarkStart w:id="53" w:name="_Toc231211452"/>
+      <w:bookmarkStart w:id="54" w:name="_Toc231359618"/>
       <w:r>
         <w:t>Path Parameter</w:t>
       </w:r>
-      <w:bookmarkEnd w:id="53"/>
+      <w:bookmarkEnd w:id="54"/>
     </w:p>
     <w:tbl>
       <w:tblPr>
@@ -25765,14 +25978,14 @@
           <w:rFonts w:hint="eastAsia"/>
         </w:rPr>
       </w:pPr>
-      <w:bookmarkStart w:id="54" w:name="_Toc231211453"/>
+      <w:bookmarkStart w:id="55" w:name="_Toc231359619"/>
       <w:r>
         <w:rPr>
           <w:rFonts w:hint="eastAsia"/>
         </w:rPr>
         <w:t>レスポンス（204：なし）</w:t>
       </w:r>
-      <w:bookmarkEnd w:id="54"/>
+      <w:bookmarkEnd w:id="55"/>
     </w:p>
     <w:tbl>
       <w:tblPr>
@@ -25933,7 +26146,7 @@
           <w:rFonts w:hint="eastAsia"/>
         </w:rPr>
       </w:pPr>
-      <w:bookmarkStart w:id="55" w:name="_Toc231211454"/>
+      <w:bookmarkStart w:id="56" w:name="_Toc231359620"/>
       <w:r>
         <w:rPr>
           <w:rFonts w:hint="eastAsia"/>
@@ -25941,7 +26154,7 @@
         <w:lastRenderedPageBreak/>
         <w:t>ステータスコード</w:t>
       </w:r>
-      <w:bookmarkEnd w:id="55"/>
+      <w:bookmarkEnd w:id="56"/>
     </w:p>
     <w:tbl>
       <w:tblPr>
@@ -26245,14 +26458,14 @@
           <w:rFonts w:hint="eastAsia"/>
         </w:rPr>
       </w:pPr>
-      <w:bookmarkStart w:id="56" w:name="_Toc231211455"/>
+      <w:bookmarkStart w:id="57" w:name="_Toc231359621"/>
       <w:r>
         <w:rPr>
           <w:rFonts w:hint="eastAsia"/>
         </w:rPr>
         <w:t>定期点検開始（/quotation-data-box/inspection-requests/tasks/{inspectionTaskId}/start）</w:t>
       </w:r>
-      <w:bookmarkEnd w:id="56"/>
+      <w:bookmarkEnd w:id="57"/>
     </w:p>
     <w:p>
       <w:pPr>
@@ -26308,11 +26521,11 @@
       <w:pPr>
         <w:pStyle w:val="3"/>
       </w:pPr>
-      <w:bookmarkStart w:id="57" w:name="_Toc231211456"/>
+      <w:bookmarkStart w:id="58" w:name="_Toc231359622"/>
       <w:r>
         <w:t>Path Parameter</w:t>
       </w:r>
-      <w:bookmarkEnd w:id="57"/>
+      <w:bookmarkEnd w:id="58"/>
     </w:p>
     <w:tbl>
       <w:tblPr>
@@ -26503,14 +26716,14 @@
           <w:rFonts w:hint="eastAsia"/>
         </w:rPr>
       </w:pPr>
-      <w:bookmarkStart w:id="58" w:name="_Toc231211457"/>
+      <w:bookmarkStart w:id="59" w:name="_Toc231359623"/>
       <w:r>
         <w:rPr>
           <w:rFonts w:hint="eastAsia"/>
         </w:rPr>
         <w:t>リクエスト（InspectionTaskStartRequest）</w:t>
       </w:r>
-      <w:bookmarkEnd w:id="58"/>
+      <w:bookmarkEnd w:id="59"/>
     </w:p>
     <w:tbl>
       <w:tblPr>
@@ -26803,14 +27016,14 @@
           <w:rFonts w:hint="eastAsia"/>
         </w:rPr>
       </w:pPr>
-      <w:bookmarkStart w:id="59" w:name="_Toc231211458"/>
+      <w:bookmarkStart w:id="60" w:name="_Toc231359624"/>
       <w:r>
         <w:rPr>
           <w:rFonts w:hint="eastAsia"/>
         </w:rPr>
         <w:t>レスポンス（200：PeriodicInspectionStartResponse）</w:t>
       </w:r>
-      <w:bookmarkEnd w:id="59"/>
+      <w:bookmarkEnd w:id="60"/>
     </w:p>
     <w:tbl>
       <w:tblPr>
@@ -27106,7 +27319,7 @@
           <w:rFonts w:hint="eastAsia"/>
         </w:rPr>
       </w:pPr>
-      <w:bookmarkStart w:id="60" w:name="_Toc231211459"/>
+      <w:bookmarkStart w:id="61" w:name="_Toc231359625"/>
       <w:r>
         <w:rPr>
           <w:rFonts w:hint="eastAsia"/>
@@ -27114,7 +27327,7 @@
         <w:lastRenderedPageBreak/>
         <w:t>ステータスコード</w:t>
       </w:r>
-      <w:bookmarkEnd w:id="60"/>
+      <w:bookmarkEnd w:id="61"/>
     </w:p>
     <w:tbl>
       <w:tblPr>
@@ -27453,14 +27666,14 @@
           <w:rFonts w:hint="eastAsia"/>
         </w:rPr>
       </w:pPr>
-      <w:bookmarkStart w:id="61" w:name="_Toc231211460"/>
+      <w:bookmarkStart w:id="62" w:name="_Toc231359626"/>
       <w:r>
         <w:rPr>
           <w:rFonts w:hint="eastAsia"/>
         </w:rPr>
         <w:t>点検日程調整（/quotation-data-box/inspection-requests/tasks/{inspectionTaskId}/schedule）</w:t>
       </w:r>
-      <w:bookmarkEnd w:id="61"/>
+      <w:bookmarkEnd w:id="62"/>
     </w:p>
     <w:p>
       <w:pPr>
@@ -27516,11 +27729,11 @@
       <w:pPr>
         <w:pStyle w:val="3"/>
       </w:pPr>
-      <w:bookmarkStart w:id="62" w:name="_Toc231211461"/>
+      <w:bookmarkStart w:id="63" w:name="_Toc231359627"/>
       <w:r>
         <w:t>Path Parameter</w:t>
       </w:r>
-      <w:bookmarkEnd w:id="62"/>
+      <w:bookmarkEnd w:id="63"/>
     </w:p>
     <w:tbl>
       <w:tblPr>
@@ -27711,7 +27924,7 @@
           <w:rFonts w:hint="eastAsia"/>
         </w:rPr>
       </w:pPr>
-      <w:bookmarkStart w:id="63" w:name="_Toc231211462"/>
+      <w:bookmarkStart w:id="64" w:name="_Toc231359628"/>
       <w:r>
         <w:rPr>
           <w:rFonts w:hint="eastAsia"/>
@@ -27719,7 +27932,7 @@
         <w:lastRenderedPageBreak/>
         <w:t>リクエスト（InspectionScheduleUpdateRequest）</w:t>
       </w:r>
-      <w:bookmarkEnd w:id="63"/>
+      <w:bookmarkEnd w:id="64"/>
     </w:p>
     <w:tbl>
       <w:tblPr>
@@ -28057,14 +28270,14 @@
           <w:rFonts w:hint="eastAsia"/>
         </w:rPr>
       </w:pPr>
-      <w:bookmarkStart w:id="64" w:name="_Toc231211463"/>
+      <w:bookmarkStart w:id="65" w:name="_Toc231359629"/>
       <w:r>
         <w:rPr>
           <w:rFonts w:hint="eastAsia"/>
         </w:rPr>
         <w:t>レスポンス（200：InspectionTaskUpsertResponse）</w:t>
       </w:r>
-      <w:bookmarkEnd w:id="64"/>
+      <w:bookmarkEnd w:id="65"/>
     </w:p>
     <w:tbl>
       <w:tblPr>
@@ -28315,14 +28528,14 @@
           <w:rFonts w:hint="eastAsia"/>
         </w:rPr>
       </w:pPr>
-      <w:bookmarkStart w:id="65" w:name="_Toc231211464"/>
+      <w:bookmarkStart w:id="66" w:name="_Toc231359630"/>
       <w:r>
         <w:rPr>
           <w:rFonts w:hint="eastAsia"/>
         </w:rPr>
         <w:t>ステータスコード</w:t>
       </w:r>
-      <w:bookmarkEnd w:id="65"/>
+      <w:bookmarkEnd w:id="66"/>
     </w:p>
     <w:tbl>
       <w:tblPr>
@@ -28662,14 +28875,14 @@
           <w:rFonts w:hint="eastAsia"/>
         </w:rPr>
       </w:pPr>
-      <w:bookmarkStart w:id="66" w:name="_Toc231211465"/>
+      <w:bookmarkStart w:id="67" w:name="_Toc231359631"/>
       <w:r>
         <w:rPr>
           <w:rFonts w:hint="eastAsia"/>
         </w:rPr>
         <w:t>点検スキップ（/quotation-data-box/inspection-requests/tasks/{inspectionTaskId}/skip）</w:t>
       </w:r>
-      <w:bookmarkEnd w:id="66"/>
+      <w:bookmarkEnd w:id="67"/>
     </w:p>
     <w:p>
       <w:pPr>
@@ -28725,11 +28938,11 @@
       <w:pPr>
         <w:pStyle w:val="3"/>
       </w:pPr>
-      <w:bookmarkStart w:id="67" w:name="_Toc231211466"/>
+      <w:bookmarkStart w:id="68" w:name="_Toc231359632"/>
       <w:r>
         <w:t>Path Parameter</w:t>
       </w:r>
-      <w:bookmarkEnd w:id="67"/>
+      <w:bookmarkEnd w:id="68"/>
     </w:p>
     <w:tbl>
       <w:tblPr>
@@ -28920,14 +29133,14 @@
           <w:rFonts w:hint="eastAsia"/>
         </w:rPr>
       </w:pPr>
-      <w:bookmarkStart w:id="68" w:name="_Toc231211467"/>
+      <w:bookmarkStart w:id="69" w:name="_Toc231359633"/>
       <w:r>
         <w:rPr>
           <w:rFonts w:hint="eastAsia"/>
         </w:rPr>
         <w:t>リクエスト（InspectionSkipRequest）</w:t>
       </w:r>
-      <w:bookmarkEnd w:id="68"/>
+      <w:bookmarkEnd w:id="69"/>
     </w:p>
     <w:tbl>
       <w:tblPr>
@@ -29220,14 +29433,14 @@
           <w:rFonts w:hint="eastAsia"/>
         </w:rPr>
       </w:pPr>
-      <w:bookmarkStart w:id="69" w:name="_Toc231211468"/>
+      <w:bookmarkStart w:id="70" w:name="_Toc231359634"/>
       <w:r>
         <w:rPr>
           <w:rFonts w:hint="eastAsia"/>
         </w:rPr>
         <w:t>レスポンス（200：InspectionTaskUpsertResponse）</w:t>
       </w:r>
-      <w:bookmarkEnd w:id="69"/>
+      <w:bookmarkEnd w:id="70"/>
     </w:p>
     <w:tbl>
       <w:tblPr>
@@ -29478,14 +29691,14 @@
           <w:rFonts w:hint="eastAsia"/>
         </w:rPr>
       </w:pPr>
-      <w:bookmarkStart w:id="70" w:name="_Toc231211469"/>
+      <w:bookmarkStart w:id="71" w:name="_Toc231359635"/>
       <w:r>
         <w:rPr>
           <w:rFonts w:hint="eastAsia"/>
         </w:rPr>
         <w:t>ステータスコード</w:t>
       </w:r>
-      <w:bookmarkEnd w:id="70"/>
+      <w:bookmarkEnd w:id="71"/>
     </w:p>
     <w:tbl>
       <w:tblPr>
@@ -29790,14 +30003,14 @@
           <w:rFonts w:hint="eastAsia"/>
         </w:rPr>
       </w:pPr>
-      <w:bookmarkStart w:id="71" w:name="_Toc231211470"/>
+      <w:bookmarkStart w:id="72" w:name="_Toc231359636"/>
       <w:r>
         <w:rPr>
           <w:rFonts w:hint="eastAsia"/>
         </w:rPr>
         <w:t>定期点検結果登録（/quotation-data-box/inspection-requests/tasks/{inspectionTaskId}/result）</w:t>
       </w:r>
-      <w:bookmarkEnd w:id="71"/>
+      <w:bookmarkEnd w:id="72"/>
     </w:p>
     <w:p>
       <w:pPr>
@@ -29853,11 +30066,11 @@
       <w:pPr>
         <w:pStyle w:val="3"/>
       </w:pPr>
-      <w:bookmarkStart w:id="72" w:name="_Toc231211471"/>
+      <w:bookmarkStart w:id="73" w:name="_Toc231359637"/>
       <w:r>
         <w:t>Path Parameter</w:t>
       </w:r>
-      <w:bookmarkEnd w:id="72"/>
+      <w:bookmarkEnd w:id="73"/>
     </w:p>
     <w:tbl>
       <w:tblPr>
@@ -30048,14 +30261,14 @@
           <w:rFonts w:hint="eastAsia"/>
         </w:rPr>
       </w:pPr>
-      <w:bookmarkStart w:id="73" w:name="_Toc231211472"/>
+      <w:bookmarkStart w:id="74" w:name="_Toc231359638"/>
       <w:r>
         <w:rPr>
           <w:rFonts w:hint="eastAsia"/>
         </w:rPr>
         <w:t>リクエスト（PeriodicInspectionResultRequest）</w:t>
       </w:r>
-      <w:bookmarkEnd w:id="73"/>
+      <w:bookmarkEnd w:id="74"/>
     </w:p>
     <w:tbl>
       <w:tblPr>
@@ -30578,7 +30791,7 @@
           <w:rFonts w:hint="eastAsia"/>
         </w:rPr>
       </w:pPr>
-      <w:bookmarkStart w:id="74" w:name="_Toc231211473"/>
+      <w:bookmarkStart w:id="75" w:name="_Toc231359639"/>
       <w:r>
         <w:rPr>
           <w:rFonts w:hint="eastAsia"/>
@@ -30586,7 +30799,7 @@
         <w:lastRenderedPageBreak/>
         <w:t>レスポンス（201：PeriodicInspectionResultResponse）</w:t>
       </w:r>
-      <w:bookmarkEnd w:id="74"/>
+      <w:bookmarkEnd w:id="75"/>
     </w:p>
     <w:tbl>
       <w:tblPr>
@@ -30972,14 +31185,14 @@
           <w:rFonts w:hint="eastAsia"/>
         </w:rPr>
       </w:pPr>
-      <w:bookmarkStart w:id="75" w:name="_Toc231211474"/>
+      <w:bookmarkStart w:id="76" w:name="_Toc231359640"/>
       <w:r>
         <w:rPr>
           <w:rFonts w:hint="eastAsia"/>
         </w:rPr>
         <w:t>ステータスコード</w:t>
       </w:r>
-      <w:bookmarkEnd w:id="75"/>
+      <w:bookmarkEnd w:id="76"/>
     </w:p>
     <w:tbl>
       <w:tblPr>
@@ -31353,7 +31566,7 @@
           <w:rFonts w:hint="eastAsia"/>
         </w:rPr>
       </w:pPr>
-      <w:bookmarkStart w:id="76" w:name="_Toc231211475"/>
+      <w:bookmarkStart w:id="77" w:name="_Toc231359641"/>
       <w:r>
         <w:rPr>
           <w:rFonts w:hint="eastAsia"/>
@@ -31361,19 +31574,19 @@
         <w:lastRenderedPageBreak/>
         <w:t>メーカー保守結果登録詳細取得（/maker-maintenance-result/tasks/{maintenanceTaskId}）</w:t>
       </w:r>
-      <w:bookmarkEnd w:id="76"/>
-    </w:p>
-    <w:p>
-      <w:pPr>
-        <w:rPr>
-          <w:rFonts w:hint="eastAsia"/>
-        </w:rPr>
-      </w:pPr>
-      <w:r>
-        <w:rPr>
-          <w:rFonts w:hint="eastAsia"/>
-        </w:rPr>
-        <w:t>メーカー保守 点検結果登録画面の初期表示に必要な対象タスク、資産、契約、添付情報を取得する。</w:t>
+      <w:bookmarkEnd w:id="77"/>
+    </w:p>
+    <w:p>
+      <w:pPr>
+        <w:rPr>
+          <w:rFonts w:hint="eastAsia"/>
+        </w:rPr>
+      </w:pPr>
+      <w:r>
+        <w:rPr>
+          <w:rFonts w:hint="eastAsia"/>
+        </w:rPr>
+        <w:t>メーカー保守 点検結果登録画面の初期表示に必要な対象タスク、資産、契約、添付登録制御情報を取得する。</w:t>
       </w:r>
     </w:p>
     <w:p>
@@ -31417,11 +31630,11 @@
       <w:pPr>
         <w:pStyle w:val="3"/>
       </w:pPr>
-      <w:bookmarkStart w:id="77" w:name="_Toc231211476"/>
+      <w:bookmarkStart w:id="78" w:name="_Toc231359642"/>
       <w:r>
         <w:t>Path Parameter</w:t>
       </w:r>
-      <w:bookmarkEnd w:id="77"/>
+      <w:bookmarkEnd w:id="78"/>
     </w:p>
     <w:tbl>
       <w:tblPr>
@@ -31721,6 +31934,20 @@
         <w:rPr>
           <w:rFonts w:hint="eastAsia"/>
         </w:rPr>
+        <w:lastRenderedPageBreak/>
+        <w:t>添付登録で許可するドキュメント種別、MIMEタイプ、ファイルサイズ上限を返す。S3オブジェクトキー、S3バケット名、S3直接URLは返さない</w:t>
+      </w:r>
+    </w:p>
+    <w:p>
+      <w:pPr>
+        <w:rPr>
+          <w:rFonts w:hint="eastAsia"/>
+        </w:rPr>
+      </w:pPr>
+      <w:r>
+        <w:rPr>
+          <w:rFonts w:hint="eastAsia"/>
+        </w:rPr>
         <w:t>既存の `inspection_results` がある完了済みタスクは本API対象外として 409 とする</w:t>
       </w:r>
     </w:p>
@@ -31731,15 +31958,14 @@
           <w:rFonts w:hint="eastAsia"/>
         </w:rPr>
       </w:pPr>
-      <w:bookmarkStart w:id="78" w:name="_Toc231211477"/>
-      <w:r>
-        <w:rPr>
-          <w:rFonts w:hint="eastAsia"/>
-        </w:rPr>
-        <w:lastRenderedPageBreak/>
+      <w:bookmarkStart w:id="79" w:name="_Toc231359643"/>
+      <w:r>
+        <w:rPr>
+          <w:rFonts w:hint="eastAsia"/>
+        </w:rPr>
         <w:t>レスポンス（200：MakerMaintenanceTaskDetailResponse）</w:t>
       </w:r>
-      <w:bookmarkEnd w:id="78"/>
+      <w:bookmarkEnd w:id="79"/>
     </w:p>
     <w:tbl>
       <w:tblPr>
@@ -32116,23 +32342,412 @@
           </w:p>
         </w:tc>
       </w:tr>
+      <w:tr>
+        <w:tc>
+          <w:tcPr>
+            <w:tcW w:w="1250" w:type="pct"/>
+          </w:tcPr>
+          <w:p>
+            <w:r>
+              <w:t>documentUploadPolicy</w:t>
+            </w:r>
+          </w:p>
+        </w:tc>
+        <w:tc>
+          <w:tcPr>
+            <w:tcW w:w="1250" w:type="pct"/>
+          </w:tcPr>
+          <w:p>
+            <w:r>
+              <w:t>DocumentUploadPolicy</w:t>
+            </w:r>
+          </w:p>
+        </w:tc>
+        <w:tc>
+          <w:tcPr>
+            <w:tcW w:w="1250" w:type="pct"/>
+          </w:tcPr>
+          <w:p>
+            <w:r>
+              <w:t>✓</w:t>
+            </w:r>
+          </w:p>
+        </w:tc>
+        <w:tc>
+          <w:tcPr>
+            <w:tcW w:w="1250" w:type="pct"/>
+          </w:tcPr>
+          <w:p>
+            <w:r>
+              <w:rPr>
+                <w:rFonts w:hint="eastAsia"/>
+              </w:rPr>
+              <w:t>登録APIへ添付できるドキュメント種別、MIMEタイプ、ファイルサイズ上限。S3保存先情報は含めない</w:t>
+            </w:r>
+          </w:p>
+        </w:tc>
+      </w:tr>
     </w:tbl>
     <w:p/>
     <w:p>
       <w:pPr>
+        <w:pStyle w:val="4"/>
+        <w:rPr>
+          <w:rFonts w:hint="eastAsia"/>
+        </w:rPr>
+      </w:pPr>
+      <w:r>
+        <w:rPr>
+          <w:rFonts w:hint="eastAsia"/>
+        </w:rPr>
+        <w:t>documentUploadPolicy要素（DocumentUploadPolicy）</w:t>
+      </w:r>
+    </w:p>
+    <w:tbl>
+      <w:tblPr>
+        <w:tblStyle w:val="afffffff7"/>
+        <w:tblW w:w="5000" w:type="pct"/>
+        <w:tblBorders>
+          <w:top w:val="single" w:sz="4" w:space="0" w:color="000000"/>
+          <w:left w:val="single" w:sz="4" w:space="0" w:color="000000"/>
+          <w:bottom w:val="single" w:sz="4" w:space="0" w:color="000000"/>
+          <w:right w:val="single" w:sz="4" w:space="0" w:color="000000"/>
+          <w:insideH w:val="single" w:sz="4" w:space="0" w:color="000000"/>
+          <w:insideV w:val="single" w:sz="4" w:space="0" w:color="000000"/>
+        </w:tblBorders>
+        <w:tblLook w:val="04A0" w:firstRow="1" w:lastRow="0" w:firstColumn="1" w:lastColumn="0" w:noHBand="0" w:noVBand="1"/>
+      </w:tblPr>
+      <w:tblGrid>
+        <w:gridCol w:w="2254"/>
+        <w:gridCol w:w="2255"/>
+        <w:gridCol w:w="2255"/>
+        <w:gridCol w:w="2255"/>
+      </w:tblGrid>
+      <w:tr>
+        <w:trPr>
+          <w:tblHeader/>
+        </w:trPr>
+        <w:tc>
+          <w:tcPr>
+            <w:tcW w:w="1250" w:type="pct"/>
+            <w:shd w:val="clear" w:color="auto" w:fill="DBE5F1" w:themeFill="accent1" w:themeFillTint="33"/>
+          </w:tcPr>
+          <w:p>
+            <w:pPr>
+              <w:rPr>
+                <w:b/>
+              </w:rPr>
+            </w:pPr>
+            <w:r>
+              <w:rPr>
+                <w:rFonts w:hint="eastAsia"/>
+                <w:b/>
+              </w:rPr>
+              <w:t>フィールド</w:t>
+            </w:r>
+          </w:p>
+        </w:tc>
+        <w:tc>
+          <w:tcPr>
+            <w:tcW w:w="1250" w:type="pct"/>
+            <w:shd w:val="clear" w:color="auto" w:fill="DBE5F1" w:themeFill="accent1" w:themeFillTint="33"/>
+          </w:tcPr>
+          <w:p>
+            <w:pPr>
+              <w:rPr>
+                <w:b/>
+              </w:rPr>
+            </w:pPr>
+            <w:r>
+              <w:rPr>
+                <w:rFonts w:hint="eastAsia"/>
+                <w:b/>
+              </w:rPr>
+              <w:t>型</w:t>
+            </w:r>
+          </w:p>
+        </w:tc>
+        <w:tc>
+          <w:tcPr>
+            <w:tcW w:w="1250" w:type="pct"/>
+            <w:shd w:val="clear" w:color="auto" w:fill="DBE5F1" w:themeFill="accent1" w:themeFillTint="33"/>
+          </w:tcPr>
+          <w:p>
+            <w:pPr>
+              <w:rPr>
+                <w:b/>
+              </w:rPr>
+            </w:pPr>
+            <w:r>
+              <w:rPr>
+                <w:rFonts w:hint="eastAsia"/>
+                <w:b/>
+              </w:rPr>
+              <w:t>必須</w:t>
+            </w:r>
+          </w:p>
+        </w:tc>
+        <w:tc>
+          <w:tcPr>
+            <w:tcW w:w="1250" w:type="pct"/>
+            <w:shd w:val="clear" w:color="auto" w:fill="DBE5F1" w:themeFill="accent1" w:themeFillTint="33"/>
+          </w:tcPr>
+          <w:p>
+            <w:pPr>
+              <w:rPr>
+                <w:b/>
+              </w:rPr>
+            </w:pPr>
+            <w:r>
+              <w:rPr>
+                <w:rFonts w:hint="eastAsia"/>
+                <w:b/>
+              </w:rPr>
+              <w:t>説明</w:t>
+            </w:r>
+          </w:p>
+        </w:tc>
+      </w:tr>
+      <w:tr>
+        <w:tc>
+          <w:tcPr>
+            <w:tcW w:w="1250" w:type="pct"/>
+          </w:tcPr>
+          <w:p>
+            <w:r>
+              <w:t>documentTypes</w:t>
+            </w:r>
+          </w:p>
+        </w:tc>
+        <w:tc>
+          <w:tcPr>
+            <w:tcW w:w="1250" w:type="pct"/>
+          </w:tcPr>
+          <w:p>
+            <w:r>
+              <w:t>string[]</w:t>
+            </w:r>
+          </w:p>
+        </w:tc>
+        <w:tc>
+          <w:tcPr>
+            <w:tcW w:w="1250" w:type="pct"/>
+          </w:tcPr>
+          <w:p>
+            <w:r>
+              <w:t>✓</w:t>
+            </w:r>
+          </w:p>
+        </w:tc>
+        <w:tc>
+          <w:tcPr>
+            <w:tcW w:w="1250" w:type="pct"/>
+          </w:tcPr>
+          <w:p>
+            <w:r>
+              <w:rPr>
+                <w:rFonts w:hint="eastAsia"/>
+              </w:rPr>
+              <w:t>点検報告書 / その他</w:t>
+            </w:r>
+          </w:p>
+        </w:tc>
+      </w:tr>
+      <w:tr>
+        <w:tc>
+          <w:tcPr>
+            <w:tcW w:w="1250" w:type="pct"/>
+          </w:tcPr>
+          <w:p>
+            <w:r>
+              <w:t>documentCategories</w:t>
+            </w:r>
+          </w:p>
+        </w:tc>
+        <w:tc>
+          <w:tcPr>
+            <w:tcW w:w="1250" w:type="pct"/>
+          </w:tcPr>
+          <w:p>
+            <w:r>
+              <w:t>string[]</w:t>
+            </w:r>
+          </w:p>
+        </w:tc>
+        <w:tc>
+          <w:tcPr>
+            <w:tcW w:w="1250" w:type="pct"/>
+          </w:tcPr>
+          <w:p>
+            <w:r>
+              <w:t>✓</w:t>
+            </w:r>
+          </w:p>
+        </w:tc>
+        <w:tc>
+          <w:tcPr>
+            <w:tcW w:w="1250" w:type="pct"/>
+          </w:tcPr>
+          <w:p>
+            <w:r>
+              <w:t>`REPORT` / `OTHER`</w:t>
+            </w:r>
+          </w:p>
+        </w:tc>
+      </w:tr>
+      <w:tr>
+        <w:tc>
+          <w:tcPr>
+            <w:tcW w:w="1250" w:type="pct"/>
+          </w:tcPr>
+          <w:p>
+            <w:r>
+              <w:t>allowedMimeTypes</w:t>
+            </w:r>
+          </w:p>
+        </w:tc>
+        <w:tc>
+          <w:tcPr>
+            <w:tcW w:w="1250" w:type="pct"/>
+          </w:tcPr>
+          <w:p>
+            <w:r>
+              <w:t>string[]</w:t>
+            </w:r>
+          </w:p>
+        </w:tc>
+        <w:tc>
+          <w:tcPr>
+            <w:tcW w:w="1250" w:type="pct"/>
+          </w:tcPr>
+          <w:p>
+            <w:r>
+              <w:t>✓</w:t>
+            </w:r>
+          </w:p>
+        </w:tc>
+        <w:tc>
+          <w:tcPr>
+            <w:tcW w:w="1250" w:type="pct"/>
+          </w:tcPr>
+          <w:p>
+            <w:r>
+              <w:rPr>
+                <w:rFonts w:hint="eastAsia"/>
+              </w:rPr>
+              <w:t>PDFおよび画像など、点検報告書添付として許可するMIMEタイプ</w:t>
+            </w:r>
+          </w:p>
+        </w:tc>
+      </w:tr>
+      <w:tr>
+        <w:tc>
+          <w:tcPr>
+            <w:tcW w:w="1250" w:type="pct"/>
+          </w:tcPr>
+          <w:p>
+            <w:r>
+              <w:t>maxFileSizeBytes</w:t>
+            </w:r>
+          </w:p>
+        </w:tc>
+        <w:tc>
+          <w:tcPr>
+            <w:tcW w:w="1250" w:type="pct"/>
+          </w:tcPr>
+          <w:p>
+            <w:r>
+              <w:t>int64</w:t>
+            </w:r>
+          </w:p>
+        </w:tc>
+        <w:tc>
+          <w:tcPr>
+            <w:tcW w:w="1250" w:type="pct"/>
+          </w:tcPr>
+          <w:p>
+            <w:r>
+              <w:t>✓</w:t>
+            </w:r>
+          </w:p>
+        </w:tc>
+        <w:tc>
+          <w:tcPr>
+            <w:tcW w:w="1250" w:type="pct"/>
+          </w:tcPr>
+          <w:p>
+            <w:r>
+              <w:rPr>
+                <w:rFonts w:hint="eastAsia"/>
+              </w:rPr>
+              <w:t>1ファイルあたりの上限サイズ</w:t>
+            </w:r>
+          </w:p>
+        </w:tc>
+      </w:tr>
+      <w:tr>
+        <w:tc>
+          <w:tcPr>
+            <w:tcW w:w="1250" w:type="pct"/>
+          </w:tcPr>
+          <w:p>
+            <w:r>
+              <w:t>multipleFilesAllowed</w:t>
+            </w:r>
+          </w:p>
+        </w:tc>
+        <w:tc>
+          <w:tcPr>
+            <w:tcW w:w="1250" w:type="pct"/>
+          </w:tcPr>
+          <w:p>
+            <w:r>
+              <w:t>boolean</w:t>
+            </w:r>
+          </w:p>
+        </w:tc>
+        <w:tc>
+          <w:tcPr>
+            <w:tcW w:w="1250" w:type="pct"/>
+          </w:tcPr>
+          <w:p>
+            <w:r>
+              <w:t>✓</w:t>
+            </w:r>
+          </w:p>
+        </w:tc>
+        <w:tc>
+          <w:tcPr>
+            <w:tcW w:w="1250" w:type="pct"/>
+          </w:tcPr>
+          <w:p>
+            <w:r>
+              <w:rPr>
+                <w:rFonts w:hint="eastAsia"/>
+              </w:rPr>
+              <w:t>複数添付可否</w:t>
+            </w:r>
+          </w:p>
+        </w:tc>
+      </w:tr>
+    </w:tbl>
+    <w:p/>
+    <w:p>
+      <w:pPr>
         <w:pStyle w:val="3"/>
         <w:rPr>
           <w:rFonts w:hint="eastAsia"/>
         </w:rPr>
       </w:pPr>
-      <w:bookmarkStart w:id="79" w:name="_Toc231211478"/>
-      <w:r>
-        <w:rPr>
-          <w:rFonts w:hint="eastAsia"/>
-        </w:rPr>
+      <w:bookmarkStart w:id="80" w:name="_Toc231359644"/>
+      <w:r>
+        <w:rPr>
+          <w:rFonts w:hint="eastAsia"/>
+        </w:rPr>
+        <w:lastRenderedPageBreak/>
         <w:t>ステータスコード</w:t>
       </w:r>
-      <w:bookmarkEnd w:id="79"/>
+      <w:bookmarkEnd w:id="80"/>
     </w:p>
     <w:tbl>
       <w:tblPr>
@@ -32436,26 +33051,26 @@
           <w:rFonts w:hint="eastAsia"/>
         </w:rPr>
       </w:pPr>
-      <w:bookmarkStart w:id="80" w:name="_Toc231211479"/>
+      <w:bookmarkStart w:id="81" w:name="_Toc231359645"/>
       <w:r>
         <w:rPr>
           <w:rFonts w:hint="eastAsia"/>
         </w:rPr>
         <w:t>メーカー保守結果登録（/maker-maintenance-result/tasks/{maintenanceTaskId}/result）</w:t>
       </w:r>
-      <w:bookmarkEnd w:id="80"/>
-    </w:p>
-    <w:p>
-      <w:pPr>
-        <w:rPr>
-          <w:rFonts w:hint="eastAsia"/>
-        </w:rPr>
-      </w:pPr>
-      <w:r>
-        <w:rPr>
-          <w:rFonts w:hint="eastAsia"/>
-        </w:rPr>
-        <w:t>メーカー保守点検タスクに対して、点検結果、費用内訳、添付ファイルメタデータを登録し、対象タスクを論理解除する。</w:t>
+      <w:bookmarkEnd w:id="81"/>
+    </w:p>
+    <w:p>
+      <w:pPr>
+        <w:rPr>
+          <w:rFonts w:hint="eastAsia"/>
+        </w:rPr>
+      </w:pPr>
+      <w:r>
+        <w:rPr>
+          <w:rFonts w:hint="eastAsia"/>
+        </w:rPr>
+        <w:t>メーカー保守点検タスクに対して、点検結果、費用内訳、添付ファイル本体を受け取り、API内でAmazon S3へ保存したうえで添付メタデータを登録し、対象タスクを論理解除する。</w:t>
       </w:r>
     </w:p>
     <w:p>
@@ -32469,7 +33084,6 @@
         <w:rPr>
           <w:rFonts w:hint="eastAsia"/>
         </w:rPr>
-        <w:lastRenderedPageBreak/>
         <w:t>エンドポイント</w:t>
       </w:r>
     </w:p>
@@ -32500,11 +33114,11 @@
       <w:pPr>
         <w:pStyle w:val="3"/>
       </w:pPr>
-      <w:bookmarkStart w:id="81" w:name="_Toc231211480"/>
+      <w:bookmarkStart w:id="82" w:name="_Toc231359646"/>
       <w:r>
         <w:t>Path Parameter</w:t>
       </w:r>
-      <w:bookmarkEnd w:id="81"/>
+      <w:bookmarkEnd w:id="82"/>
     </w:p>
     <w:tbl>
       <w:tblPr>
@@ -32695,14 +33309,15 @@
           <w:rFonts w:hint="eastAsia"/>
         </w:rPr>
       </w:pPr>
-      <w:bookmarkStart w:id="82" w:name="_Toc231211481"/>
-      <w:r>
-        <w:rPr>
-          <w:rFonts w:hint="eastAsia"/>
-        </w:rPr>
-        <w:t>リクエスト（MakerMaintenanceResultRequest）</w:t>
-      </w:r>
-      <w:bookmarkEnd w:id="82"/>
+      <w:bookmarkStart w:id="83" w:name="_Toc231359647"/>
+      <w:r>
+        <w:rPr>
+          <w:rFonts w:hint="eastAsia"/>
+        </w:rPr>
+        <w:lastRenderedPageBreak/>
+        <w:t>リクエストボディ（multipart/form-data）</w:t>
+      </w:r>
+      <w:bookmarkEnd w:id="83"/>
     </w:p>
     <w:tbl>
       <w:tblPr>
@@ -32816,7 +33431,7 @@
           </w:tcPr>
           <w:p>
             <w:r>
-              <w:t>inspectedOn</w:t>
+              <w:t>payload.inspectedOn</w:t>
             </w:r>
           </w:p>
         </w:tc>
@@ -32861,7 +33476,7 @@
           </w:tcPr>
           <w:p>
             <w:r>
-              <w:t>vendorName</w:t>
+              <w:t>payload.vendorName</w:t>
             </w:r>
           </w:p>
         </w:tc>
@@ -32906,7 +33521,7 @@
           </w:tcPr>
           <w:p>
             <w:r>
-              <w:t>vendorStaffName</w:t>
+              <w:t>payload.vendorStaffName</w:t>
             </w:r>
           </w:p>
         </w:tc>
@@ -32951,7 +33566,7 @@
           </w:tcPr>
           <w:p>
             <w:r>
-              <w:t>vendorContact</w:t>
+              <w:t>payload.vendorContact</w:t>
             </w:r>
           </w:p>
         </w:tc>
@@ -32996,7 +33611,7 @@
           </w:tcPr>
           <w:p>
             <w:r>
-              <w:t>costRows</w:t>
+              <w:t>payload.costRows</w:t>
             </w:r>
           </w:p>
         </w:tc>
@@ -33041,7 +33656,7 @@
           </w:tcPr>
           <w:p>
             <w:r>
-              <w:t>documents</w:t>
+              <w:t>payload.documents</w:t>
             </w:r>
           </w:p>
         </w:tc>
@@ -33074,19 +33689,64 @@
               <w:rPr>
                 <w:rFonts w:hint="eastAsia"/>
               </w:rPr>
-              <w:t>アップロード済みファイルのメタデータ</w:t>
-            </w:r>
-          </w:p>
-        </w:tc>
-      </w:tr>
-      <w:tr>
-        <w:tc>
-          <w:tcPr>
-            <w:tcW w:w="1250" w:type="pct"/>
-          </w:tcPr>
-          <w:p>
-            <w:r>
-              <w:t>remarks</w:t>
+              <w:t>添付ファイルメタデータ。各要素の `filePartName` が `files` のファイル本体と対応する</w:t>
+            </w:r>
+          </w:p>
+        </w:tc>
+      </w:tr>
+      <w:tr>
+        <w:tc>
+          <w:tcPr>
+            <w:tcW w:w="1250" w:type="pct"/>
+          </w:tcPr>
+          <w:p>
+            <w:r>
+              <w:t>files</w:t>
+            </w:r>
+          </w:p>
+        </w:tc>
+        <w:tc>
+          <w:tcPr>
+            <w:tcW w:w="1250" w:type="pct"/>
+          </w:tcPr>
+          <w:p>
+            <w:r>
+              <w:t>binary[]</w:t>
+            </w:r>
+          </w:p>
+        </w:tc>
+        <w:tc>
+          <w:tcPr>
+            <w:tcW w:w="1250" w:type="pct"/>
+          </w:tcPr>
+          <w:p>
+            <w:r>
+              <w:t>-</w:t>
+            </w:r>
+          </w:p>
+        </w:tc>
+        <w:tc>
+          <w:tcPr>
+            <w:tcW w:w="1250" w:type="pct"/>
+          </w:tcPr>
+          <w:p>
+            <w:r>
+              <w:rPr>
+                <w:rFonts w:hint="eastAsia"/>
+              </w:rPr>
+              <w:t>点検報告書・添付資料のファイル本体。`payload.documents[].filePartName` で参照する</w:t>
+            </w:r>
+          </w:p>
+        </w:tc>
+      </w:tr>
+      <w:tr>
+        <w:tc>
+          <w:tcPr>
+            <w:tcW w:w="1250" w:type="pct"/>
+          </w:tcPr>
+          <w:p>
+            <w:r>
+              <w:t>payload.remarks</w:t>
             </w:r>
           </w:p>
         </w:tc>
@@ -33137,7 +33797,7 @@
         <w:rPr>
           <w:rFonts w:hint="eastAsia"/>
         </w:rPr>
-        <w:t>costRows要素（CostRowInput）</w:t>
+        <w:t>payload.costRows要素（CostRowInput）</w:t>
       </w:r>
     </w:p>
     <w:tbl>
@@ -33391,7 +34051,7 @@
           <w:rFonts w:hint="eastAsia"/>
         </w:rPr>
         <w:lastRenderedPageBreak/>
-        <w:t>documents要素（InspectionDocumentInput）</w:t>
+        <w:t>payload.documents要素（InspectionDocumentInput）</w:t>
       </w:r>
     </w:p>
     <w:tbl>
@@ -33526,6 +34186,51 @@
           </w:tcPr>
           <w:p>
             <w:r>
+              <w:t>-</w:t>
+            </w:r>
+          </w:p>
+        </w:tc>
+        <w:tc>
+          <w:tcPr>
+            <w:tcW w:w="1250" w:type="pct"/>
+          </w:tcPr>
+          <w:p>
+            <w:r>
+              <w:rPr>
+                <w:rFonts w:hint="eastAsia"/>
+              </w:rPr>
+              <w:t>`REPORT` / `OTHER`。未指定時は `REPORT`</w:t>
+            </w:r>
+          </w:p>
+        </w:tc>
+      </w:tr>
+      <w:tr>
+        <w:tc>
+          <w:tcPr>
+            <w:tcW w:w="1250" w:type="pct"/>
+          </w:tcPr>
+          <w:p>
+            <w:r>
+              <w:t>documentType</w:t>
+            </w:r>
+          </w:p>
+        </w:tc>
+        <w:tc>
+          <w:tcPr>
+            <w:tcW w:w="1250" w:type="pct"/>
+          </w:tcPr>
+          <w:p>
+            <w:r>
+              <w:t>string</w:t>
+            </w:r>
+          </w:p>
+        </w:tc>
+        <w:tc>
+          <w:tcPr>
+            <w:tcW w:w="1250" w:type="pct"/>
+          </w:tcPr>
+          <w:p>
+            <w:r>
               <w:t>✓</w:t>
             </w:r>
           </w:p>
@@ -33536,19 +34241,22 @@
           </w:tcPr>
           <w:p>
             <w:r>
-              <w:t>`REPORT` / `OTHER`</w:t>
-            </w:r>
-          </w:p>
-        </w:tc>
-      </w:tr>
-      <w:tr>
-        <w:tc>
-          <w:tcPr>
-            <w:tcW w:w="1250" w:type="pct"/>
-          </w:tcPr>
-          <w:p>
-            <w:r>
-              <w:t>documentType</w:t>
+              <w:rPr>
+                <w:rFonts w:hint="eastAsia"/>
+              </w:rPr>
+              <w:t>点検報告書 / その他</w:t>
+            </w:r>
+          </w:p>
+        </w:tc>
+      </w:tr>
+      <w:tr>
+        <w:tc>
+          <w:tcPr>
+            <w:tcW w:w="1250" w:type="pct"/>
+          </w:tcPr>
+          <w:p>
+            <w:r>
+              <w:t>filePartName</w:t>
             </w:r>
           </w:p>
         </w:tc>
@@ -33581,7 +34289,7 @@
               <w:rPr>
                 <w:rFonts w:hint="eastAsia"/>
               </w:rPr>
-              <w:t>点検報告書 / その他</w:t>
+              <w:t>multipart/form-data 内のファイルパート名。ファイル本体とメタデータを対応付ける</w:t>
             </w:r>
           </w:p>
         </w:tc>
@@ -33626,19 +34334,19 @@
               <w:rPr>
                 <w:rFonts w:hint="eastAsia"/>
               </w:rPr>
-              <w:t>ファイル名</w:t>
-            </w:r>
-          </w:p>
-        </w:tc>
-      </w:tr>
-      <w:tr>
-        <w:tc>
-          <w:tcPr>
-            <w:tcW w:w="1250" w:type="pct"/>
-          </w:tcPr>
-          <w:p>
-            <w:r>
-              <w:t>filePath</w:t>
+              <w:t>画面表示・監査用のファイル名。S3オブジェクトキーとは一致させない</w:t>
+            </w:r>
+          </w:p>
+        </w:tc>
+      </w:tr>
+      <w:tr>
+        <w:tc>
+          <w:tcPr>
+            <w:tcW w:w="1250" w:type="pct"/>
+          </w:tcPr>
+          <w:p>
+            <w:r>
+              <w:t>mimeType</w:t>
             </w:r>
           </w:p>
         </w:tc>
@@ -33658,32 +34366,77 @@
           </w:tcPr>
           <w:p>
             <w:r>
-              <w:t>✓</w:t>
-            </w:r>
-          </w:p>
-        </w:tc>
-        <w:tc>
-          <w:tcPr>
-            <w:tcW w:w="1250" w:type="pct"/>
-          </w:tcPr>
-          <w:p>
-            <w:r>
-              <w:rPr>
-                <w:rFonts w:hint="eastAsia"/>
-              </w:rPr>
-              <w:t>保存先パス</w:t>
-            </w:r>
-          </w:p>
-        </w:tc>
-      </w:tr>
-      <w:tr>
-        <w:tc>
-          <w:tcPr>
-            <w:tcW w:w="1250" w:type="pct"/>
-          </w:tcPr>
-          <w:p>
-            <w:r>
-              <w:t>mimeType</w:t>
+              <w:t>-</w:t>
+            </w:r>
+          </w:p>
+        </w:tc>
+        <w:tc>
+          <w:tcPr>
+            <w:tcW w:w="1250" w:type="pct"/>
+          </w:tcPr>
+          <w:p>
+            <w:r>
+              <w:rPr>
+                <w:rFonts w:hint="eastAsia"/>
+              </w:rPr>
+              <w:t>`application_documents.mime_type` に保存するMIMEタイプ。未指定時はAPIでファイル本体から判定する</w:t>
+            </w:r>
+          </w:p>
+        </w:tc>
+      </w:tr>
+      <w:tr>
+        <w:tc>
+          <w:tcPr>
+            <w:tcW w:w="1250" w:type="pct"/>
+          </w:tcPr>
+          <w:p>
+            <w:r>
+              <w:t>fileSizeBytes</w:t>
+            </w:r>
+          </w:p>
+        </w:tc>
+        <w:tc>
+          <w:tcPr>
+            <w:tcW w:w="1250" w:type="pct"/>
+          </w:tcPr>
+          <w:p>
+            <w:r>
+              <w:t>int64</w:t>
+            </w:r>
+          </w:p>
+        </w:tc>
+        <w:tc>
+          <w:tcPr>
+            <w:tcW w:w="1250" w:type="pct"/>
+          </w:tcPr>
+          <w:p>
+            <w:r>
+              <w:t>-</w:t>
+            </w:r>
+          </w:p>
+        </w:tc>
+        <w:tc>
+          <w:tcPr>
+            <w:tcW w:w="1250" w:type="pct"/>
+          </w:tcPr>
+          <w:p>
+            <w:r>
+              <w:rPr>
+                <w:rFonts w:hint="eastAsia"/>
+              </w:rPr>
+              <w:t>`application_documents.file_size_bytes` に保存するファイルサイズ。未指定時はAPIで算出する</w:t>
+            </w:r>
+          </w:p>
+        </w:tc>
+      </w:tr>
+      <w:tr>
+        <w:tc>
+          <w:tcPr>
+            <w:tcW w:w="1250" w:type="pct"/>
+          </w:tcPr>
+          <w:p>
+            <w:r>
+              <w:t>contentHash</w:t>
             </w:r>
           </w:p>
         </w:tc>
@@ -33716,29 +34469,29 @@
               <w:rPr>
                 <w:rFonts w:hint="eastAsia"/>
               </w:rPr>
-              <w:t>MIMEタイプ</w:t>
-            </w:r>
-          </w:p>
-        </w:tc>
-      </w:tr>
-      <w:tr>
-        <w:tc>
-          <w:tcPr>
-            <w:tcW w:w="1250" w:type="pct"/>
-          </w:tcPr>
-          <w:p>
-            <w:r>
-              <w:t>fileSizeBytes</w:t>
-            </w:r>
-          </w:p>
-        </w:tc>
-        <w:tc>
-          <w:tcPr>
-            <w:tcW w:w="1250" w:type="pct"/>
-          </w:tcPr>
-          <w:p>
-            <w:r>
-              <w:t>int64</w:t>
+              <w:t>指定時はAPIで算出したハッシュと照合する。未指定時はAPIで算出値を保存する</w:t>
+            </w:r>
+          </w:p>
+        </w:tc>
+      </w:tr>
+      <w:tr>
+        <w:tc>
+          <w:tcPr>
+            <w:tcW w:w="1250" w:type="pct"/>
+          </w:tcPr>
+          <w:p>
+            <w:r>
+              <w:t>documentDate</w:t>
+            </w:r>
+          </w:p>
+        </w:tc>
+        <w:tc>
+          <w:tcPr>
+            <w:tcW w:w="1250" w:type="pct"/>
+          </w:tcPr>
+          <w:p>
+            <w:r>
+              <w:t>date</w:t>
             </w:r>
           </w:p>
         </w:tc>
@@ -33761,7 +34514,52 @@
               <w:rPr>
                 <w:rFonts w:hint="eastAsia"/>
               </w:rPr>
-              <w:t>ファイルサイズ</w:t>
+              <w:t>点検報告書等の文書日付。未指定時は点検実施日を使用する</w:t>
+            </w:r>
+          </w:p>
+        </w:tc>
+      </w:tr>
+      <w:tr>
+        <w:tc>
+          <w:tcPr>
+            <w:tcW w:w="1250" w:type="pct"/>
+          </w:tcPr>
+          <w:p>
+            <w:r>
+              <w:t>storageFormat</w:t>
+            </w:r>
+          </w:p>
+        </w:tc>
+        <w:tc>
+          <w:tcPr>
+            <w:tcW w:w="1250" w:type="pct"/>
+          </w:tcPr>
+          <w:p>
+            <w:r>
+              <w:t>string</w:t>
+            </w:r>
+          </w:p>
+        </w:tc>
+        <w:tc>
+          <w:tcPr>
+            <w:tcW w:w="1250" w:type="pct"/>
+          </w:tcPr>
+          <w:p>
+            <w:r>
+              <w:t>-</w:t>
+            </w:r>
+          </w:p>
+        </w:tc>
+        <w:tc>
+          <w:tcPr>
+            <w:tcW w:w="1250" w:type="pct"/>
+          </w:tcPr>
+          <w:p>
+            <w:r>
+              <w:rPr>
+                <w:rFonts w:hint="eastAsia"/>
+              </w:rPr>
+              <w:t>`電子取引` / `スキャナ保存` / `未指定`。保存先ではなく保存形式区分を表す。未指定時は `未指定`</w:t>
             </w:r>
           </w:p>
         </w:tc>
@@ -33779,6 +34577,7 @@
         <w:rPr>
           <w:rFonts w:hint="eastAsia"/>
         </w:rPr>
+        <w:lastRenderedPageBreak/>
         <w:t>権限チェック</w:t>
       </w:r>
     </w:p>
@@ -33884,6 +34683,19 @@
         <w:rPr>
           <w:rFonts w:hint="eastAsia"/>
         </w:rPr>
+        <w:t>`payload.documents[].filePartName` が `files` パートに存在することを確認し、許可MIMEタイプ、拡張子、ファイルサイズ、`contentHash` 指定時のハッシュ一致を検証する</w:t>
+      </w:r>
+    </w:p>
+    <w:p>
+      <w:pPr>
+        <w:rPr>
+          <w:rFonts w:hint="eastAsia"/>
+        </w:rPr>
+      </w:pPr>
+      <w:r>
+        <w:rPr>
+          <w:rFonts w:hint="eastAsia"/>
+        </w:rPr>
         <w:t>`inspection_results` にメーカー保守結果を登録する。`overall_result` は `PASS` とし、異常や再修理が必要な場合は修理管理タブ側で別途修理申請を起票する</w:t>
       </w:r>
     </w:p>
@@ -33897,7 +34709,33 @@
         <w:rPr>
           <w:rFonts w:hint="eastAsia"/>
         </w:rPr>
-        <w:t>添付ファイルは `application_documents.owner_type='INSPECTION_RESULT'`、`inspection_result_id`、`document_category`、`document_type`、`file_path` 等を登録する</w:t>
+        <w:t>添付ファイル本体をAPI内でAmazon S3へPutObjectし、S3オブジェクトキーは `inspection-results/{facilityId}/{inspectionResultId}/maker-maintenance/documents/{uploadUuid}.{ext}` 形式で発行する</w:t>
+      </w:r>
+    </w:p>
+    <w:p>
+      <w:pPr>
+        <w:rPr>
+          <w:rFonts w:hint="eastAsia"/>
+        </w:rPr>
+      </w:pPr>
+      <w:r>
+        <w:rPr>
+          <w:rFonts w:hint="eastAsia"/>
+        </w:rPr>
+        <w:t>添付ファイルは `application_documents.owner_type='INSPECTION_RESULT'`、`inspection_result_id=作成した点検結果ID`、`document_category`、`document_type`、`document_date`、`file_name`、`file_path=S3オブジェクトキー`、`mime_type`、`file_size_bytes`、`content_hash`、`storage_format`、`uploaded_by_user_id`、`uploaded_at` として保存する。S3バケット名やHTTPS URLはDBへ保存しない</w:t>
+      </w:r>
+    </w:p>
+    <w:p>
+      <w:pPr>
+        <w:rPr>
+          <w:rFonts w:hint="eastAsia"/>
+        </w:rPr>
+      </w:pPr>
+      <w:r>
+        <w:rPr>
+          <w:rFonts w:hint="eastAsia"/>
+        </w:rPr>
+        <w:t>Amazon S3保存後に文書メタデータ保存、点検結果登録、またはタスク論理解除へ失敗した場合は、保存済みS3オブジェクトをDeleteObjectで破棄する。破棄に失敗した場合は 502 (`INSPECTION_FILE_502_S3_WRITE_FAILED`) を返却し、再試行可能な運用ログを残す</w:t>
       </w:r>
     </w:p>
     <w:p>
@@ -33923,7 +34761,8 @@
         <w:rPr>
           <w:rFonts w:hint="eastAsia"/>
         </w:rPr>
-        <w:t>1トランザクションで `inspection_results`、`application_documents`、`inspection_tasks` を更新する</w:t>
+        <w:lastRenderedPageBreak/>
+        <w:t>DBトランザクションでは `inspection_results`、`application_documents`、`inspection_tasks` を整合更新し、S3保存処理はトランザクション外リソースとして上記の補償削除ルールを適用する</w:t>
       </w:r>
     </w:p>
     <w:p>
@@ -33933,15 +34772,14 @@
           <w:rFonts w:hint="eastAsia"/>
         </w:rPr>
       </w:pPr>
-      <w:bookmarkStart w:id="83" w:name="_Toc231211482"/>
-      <w:r>
-        <w:rPr>
-          <w:rFonts w:hint="eastAsia"/>
-        </w:rPr>
-        <w:lastRenderedPageBreak/>
+      <w:bookmarkStart w:id="84" w:name="_Toc231359648"/>
+      <w:r>
+        <w:rPr>
+          <w:rFonts w:hint="eastAsia"/>
+        </w:rPr>
         <w:t>レスポンス（201：MakerMaintenanceResultResponse）</w:t>
       </w:r>
-      <w:bookmarkEnd w:id="83"/>
+      <w:bookmarkEnd w:id="84"/>
     </w:p>
     <w:tbl>
       <w:tblPr>
@@ -34327,14 +35165,14 @@
           <w:rFonts w:hint="eastAsia"/>
         </w:rPr>
       </w:pPr>
-      <w:bookmarkStart w:id="84" w:name="_Toc231211483"/>
+      <w:bookmarkStart w:id="85" w:name="_Toc231359649"/>
       <w:r>
         <w:rPr>
           <w:rFonts w:hint="eastAsia"/>
         </w:rPr>
         <w:t>ステータスコード</w:t>
       </w:r>
-      <w:bookmarkEnd w:id="84"/>
+      <w:bookmarkEnd w:id="85"/>
     </w:p>
     <w:tbl>
       <w:tblPr>
@@ -34474,7 +35312,7 @@
               <w:rPr>
                 <w:rFonts w:hint="eastAsia"/>
               </w:rPr>
-              <w:t>入力不正、費用金額不正、添付メタデータ不正</w:t>
+              <w:t>入力不正、費用金額不正、添付メタデータまたは添付ファイル不正</w:t>
             </w:r>
           </w:p>
         </w:tc>
@@ -34650,6 +35488,41 @@
                 <w:rFonts w:hint="eastAsia"/>
               </w:rPr>
               <w:t>サーバー内部エラー</w:t>
+            </w:r>
+          </w:p>
+        </w:tc>
+        <w:tc>
+          <w:tcPr>
+            <w:tcW w:w="1667" w:type="pct"/>
+          </w:tcPr>
+          <w:p>
+            <w:r>
+              <w:t>ErrorResponse</w:t>
+            </w:r>
+          </w:p>
+        </w:tc>
+      </w:tr>
+      <w:tr>
+        <w:tc>
+          <w:tcPr>
+            <w:tcW w:w="1666" w:type="pct"/>
+          </w:tcPr>
+          <w:p>
+            <w:r>
+              <w:t>502</w:t>
+            </w:r>
+          </w:p>
+        </w:tc>
+        <w:tc>
+          <w:tcPr>
+            <w:tcW w:w="1667" w:type="pct"/>
+          </w:tcPr>
+          <w:p>
+            <w:r>
+              <w:rPr>
+                <w:rFonts w:hint="eastAsia"/>
+              </w:rPr>
+              <w:t>Amazon S3への添付保存または保存後ロールバック削除に失敗した</w:t>
             </w:r>
           </w:p>
         </w:tc>
@@ -34673,14 +35546,15 @@
           <w:rFonts w:hint="eastAsia"/>
         </w:rPr>
       </w:pPr>
-      <w:bookmarkStart w:id="85" w:name="_Toc231211484"/>
-      <w:r>
-        <w:rPr>
-          <w:rFonts w:hint="eastAsia"/>
-        </w:rPr>
+      <w:bookmarkStart w:id="86" w:name="_Toc231359650"/>
+      <w:r>
+        <w:rPr>
+          <w:rFonts w:hint="eastAsia"/>
+        </w:rPr>
+        <w:lastRenderedPageBreak/>
         <w:t>第6章 権限・業務ルール</w:t>
       </w:r>
-      <w:bookmarkEnd w:id="85"/>
+      <w:bookmarkEnd w:id="86"/>
     </w:p>
     <w:p>
       <w:pPr>
@@ -34689,124 +35563,12 @@
           <w:rFonts w:hint="eastAsia"/>
         </w:rPr>
       </w:pPr>
-      <w:bookmarkStart w:id="86" w:name="_Toc231211485"/>
+      <w:bookmarkStart w:id="87" w:name="_Toc231359651"/>
       <w:r>
         <w:rPr>
           <w:rFonts w:hint="eastAsia"/>
         </w:rPr>
         <w:t>点検管理との責務境界</w:t>
-      </w:r>
-      <w:bookmarkEnd w:id="86"/>
-    </w:p>
-    <w:p>
-      <w:pPr>
-        <w:pStyle w:val="afffffff8"/>
-        <w:numPr>
-          <w:ilvl w:val="0"/>
-          <w:numId w:val="6"/>
-        </w:numPr>
-        <w:ind w:leftChars="0"/>
-        <w:rPr>
-          <w:rFonts w:hint="eastAsia"/>
-        </w:rPr>
-      </w:pPr>
-      <w:r>
-        <w:rPr>
-          <w:rFonts w:hint="eastAsia"/>
-        </w:rPr>
-        <w:t>点検メニュー登録、更新、無効化は本書の責務とする</w:t>
-      </w:r>
-    </w:p>
-    <w:p>
-      <w:pPr>
-        <w:pStyle w:val="afffffff8"/>
-        <w:numPr>
-          <w:ilvl w:val="0"/>
-          <w:numId w:val="6"/>
-        </w:numPr>
-        <w:ind w:leftChars="0"/>
-        <w:rPr>
-          <w:rFonts w:hint="eastAsia"/>
-        </w:rPr>
-      </w:pPr>
-      <w:r>
-        <w:rPr>
-          <w:rFonts w:hint="eastAsia"/>
-        </w:rPr>
-        <w:t>資産一覧画面の `点検管理登録` ボタンから実行する資産別紐づけは本書の責務とする</w:t>
-      </w:r>
-    </w:p>
-    <w:p>
-      <w:pPr>
-        <w:pStyle w:val="afffffff8"/>
-        <w:numPr>
-          <w:ilvl w:val="0"/>
-          <w:numId w:val="6"/>
-        </w:numPr>
-        <w:ind w:leftChars="0"/>
-        <w:rPr>
-          <w:rFonts w:hint="eastAsia"/>
-        </w:rPr>
-      </w:pPr>
-      <w:r>
-        <w:rPr>
-          <w:rFonts w:hint="eastAsia"/>
-        </w:rPr>
-        <w:lastRenderedPageBreak/>
-        <w:t>日常点検PWAの `/inspection-prep`、`/daily-inspection`、未送信結果同期は No.4 日常点検API設計書の責務とする</w:t>
-      </w:r>
-    </w:p>
-    <w:p>
-      <w:pPr>
-        <w:pStyle w:val="afffffff8"/>
-        <w:numPr>
-          <w:ilvl w:val="0"/>
-          <w:numId w:val="6"/>
-        </w:numPr>
-        <w:ind w:leftChars="0"/>
-        <w:rPr>
-          <w:rFonts w:hint="eastAsia"/>
-        </w:rPr>
-      </w:pPr>
-      <w:r>
-        <w:rPr>
-          <w:rFonts w:hint="eastAsia"/>
-        </w:rPr>
-        <w:t>点検管理の日常点検行では、点検実施、日程調整、スキップのActionを返さない</w:t>
-      </w:r>
-    </w:p>
-    <w:p>
-      <w:pPr>
-        <w:pStyle w:val="afffffff8"/>
-        <w:numPr>
-          <w:ilvl w:val="0"/>
-          <w:numId w:val="6"/>
-        </w:numPr>
-        <w:ind w:leftChars="0"/>
-        <w:rPr>
-          <w:rFonts w:hint="eastAsia"/>
-        </w:rPr>
-      </w:pPr>
-      <w:r>
-        <w:rPr>
-          <w:rFonts w:hint="eastAsia"/>
-        </w:rPr>
-        <w:t>点検結果から修理申請へ進む起票API本体は修理管理タブAPI設計書の責務とし、本書では `repairRequestSeed` までを返す</w:t>
-      </w:r>
-    </w:p>
-    <w:p>
-      <w:pPr>
-        <w:pStyle w:val="2"/>
-        <w:rPr>
-          <w:rFonts w:hint="eastAsia"/>
-        </w:rPr>
-      </w:pPr>
-      <w:bookmarkStart w:id="87" w:name="_Toc231211486"/>
-      <w:r>
-        <w:rPr>
-          <w:rFonts w:hint="eastAsia"/>
-        </w:rPr>
-        <w:t>重複・整合性ルール</w:t>
       </w:r>
       <w:bookmarkEnd w:id="87"/>
     </w:p>
@@ -34826,7 +35588,7 @@
         <w:rPr>
           <w:rFonts w:hint="eastAsia"/>
         </w:rPr>
-        <w:t>有効な定期点検系タスクは `(asset_ledger_id, inspection_type, periodic_menu_id)` の重複を禁止する</w:t>
+        <w:t>点検メニュー登録、更新、無効化は本書の責務とする</w:t>
       </w:r>
     </w:p>
     <w:p>
@@ -34845,7 +35607,7 @@
         <w:rPr>
           <w:rFonts w:hint="eastAsia"/>
         </w:rPr>
-        <w:t>有効な日常点検設定行は `(asset_ledger_id, inspection_type='日常点検')` の重複を禁止する</w:t>
+        <w:t>資産一覧画面の `点検管理登録` ボタンから実行する資産別紐づけは本書の責務とする</w:t>
       </w:r>
     </w:p>
     <w:p>
@@ -34864,7 +35626,7 @@
         <w:rPr>
           <w:rFonts w:hint="eastAsia"/>
         </w:rPr>
-        <w:t>点検管理登録で適用できるメニューは、対象資産の大分類・中分類・品目と一致する有効メニューに限定する</w:t>
+        <w:t>日常点検PWAの `/inspection-prep`、`/daily-inspection`、未送信結果同期は No.4 日常点検API設計書の責務とする</w:t>
       </w:r>
     </w:p>
     <w:p>
@@ -34883,7 +35645,7 @@
         <w:rPr>
           <w:rFonts w:hint="eastAsia"/>
         </w:rPr>
-        <w:t>日常点検設定行は使用前・使用中・使用後の各タイミングに最大1メニューを保持する</w:t>
+        <w:t>点検管理の日常点検行では、点検実施、日程調整、スキップのActionを返さない</w:t>
       </w:r>
     </w:p>
     <w:p>
@@ -34902,7 +35664,7 @@
         <w:rPr>
           <w:rFonts w:hint="eastAsia"/>
         </w:rPr>
-        <w:t>点検メニューが有効タスクまたは点検結果で使用済みの場合、項目IDを破壊する更新は許可せず、新メニュー作成と旧メニュー無効化で運用する</w:t>
+        <w:t>点検結果から修理申請へ進む起票API本体は修理管理タブAPI設計書の責務とし、本書では `repairRequestSeed` までを返す</w:t>
       </w:r>
     </w:p>
     <w:p>
@@ -34912,12 +35674,12 @@
           <w:rFonts w:hint="eastAsia"/>
         </w:rPr>
       </w:pPr>
-      <w:bookmarkStart w:id="88" w:name="_Toc231211487"/>
-      <w:r>
-        <w:rPr>
-          <w:rFonts w:hint="eastAsia"/>
-        </w:rPr>
-        <w:t>ステータス遷移ルール</w:t>
+      <w:bookmarkStart w:id="88" w:name="_Toc231359652"/>
+      <w:r>
+        <w:rPr>
+          <w:rFonts w:hint="eastAsia"/>
+        </w:rPr>
+        <w:t>重複・整合性ルール</w:t>
       </w:r>
       <w:bookmarkEnd w:id="88"/>
     </w:p>
@@ -34937,7 +35699,7 @@
         <w:rPr>
           <w:rFonts w:hint="eastAsia"/>
         </w:rPr>
-        <w:t>`START_INSPECTION` は予定系ステータスまたは再点検から `点検実施中` への遷移に使用する</w:t>
+        <w:t>有効な定期点検系タスクは `(asset_ledger_id, inspection_type, periodic_menu_id)` の重複を禁止する</w:t>
       </w:r>
     </w:p>
     <w:p>
@@ -34956,7 +35718,7 @@
         <w:rPr>
           <w:rFonts w:hint="eastAsia"/>
         </w:rPr>
-        <w:t>`COMPLETE` は `点検実施中` から `点検完了` または `再点検` への遷移に使用する</w:t>
+        <w:t>有効な日常点検設定行は `(asset_ledger_id, inspection_type='日常点検')` の重複を禁止する</w:t>
       </w:r>
     </w:p>
     <w:p>
@@ -34975,7 +35737,7 @@
         <w:rPr>
           <w:rFonts w:hint="eastAsia"/>
         </w:rPr>
-        <w:t>`SKIP` / `RECALCULATE_SCHEDULE` は次回予定日を再計算し、再計算後の予定系ステータスへ更新する</w:t>
+        <w:t>点検管理登録で適用できるメニューは、対象資産の大分類・中分類・品目と一致する有効メニューに限定する</w:t>
       </w:r>
     </w:p>
     <w:p>
@@ -34994,7 +35756,7 @@
         <w:rPr>
           <w:rFonts w:hint="eastAsia"/>
         </w:rPr>
-        <w:t>`SET_DATE` はメーカー保守の日程調整に使用する。`inspection_type='メーカー保守'` 以外で `点検日調整` を保存しない</w:t>
+        <w:t>日常点検設定行は使用前・使用中・使用後の各タイミングに最大1メニューを保持する</w:t>
       </w:r>
     </w:p>
     <w:p>
@@ -35013,6 +35775,118 @@
         <w:rPr>
           <w:rFonts w:hint="eastAsia"/>
         </w:rPr>
+        <w:t>点検メニューが有効タスクまたは点検結果で使用済みの場合、項目IDを破壊する更新は許可せず、新メニュー作成と旧メニュー無効化で運用する</w:t>
+      </w:r>
+    </w:p>
+    <w:p>
+      <w:pPr>
+        <w:pStyle w:val="2"/>
+        <w:rPr>
+          <w:rFonts w:hint="eastAsia"/>
+        </w:rPr>
+      </w:pPr>
+      <w:bookmarkStart w:id="89" w:name="_Toc231359653"/>
+      <w:r>
+        <w:rPr>
+          <w:rFonts w:hint="eastAsia"/>
+        </w:rPr>
+        <w:t>ステータス遷移ルール</w:t>
+      </w:r>
+      <w:bookmarkEnd w:id="89"/>
+    </w:p>
+    <w:p>
+      <w:pPr>
+        <w:pStyle w:val="afffffff8"/>
+        <w:numPr>
+          <w:ilvl w:val="0"/>
+          <w:numId w:val="9"/>
+        </w:numPr>
+        <w:ind w:leftChars="0"/>
+        <w:rPr>
+          <w:rFonts w:hint="eastAsia"/>
+        </w:rPr>
+      </w:pPr>
+      <w:r>
+        <w:rPr>
+          <w:rFonts w:hint="eastAsia"/>
+        </w:rPr>
+        <w:t>`START_INSPECTION` は予定系ステータスまたは再点検から `点検実施中` への遷移に使用する</w:t>
+      </w:r>
+    </w:p>
+    <w:p>
+      <w:pPr>
+        <w:pStyle w:val="afffffff8"/>
+        <w:numPr>
+          <w:ilvl w:val="0"/>
+          <w:numId w:val="9"/>
+        </w:numPr>
+        <w:ind w:leftChars="0"/>
+        <w:rPr>
+          <w:rFonts w:hint="eastAsia"/>
+        </w:rPr>
+      </w:pPr>
+      <w:r>
+        <w:rPr>
+          <w:rFonts w:hint="eastAsia"/>
+        </w:rPr>
+        <w:t>`COMPLETE` は `点検実施中` から `点検完了` または `再点検` への遷移に使用する</w:t>
+      </w:r>
+    </w:p>
+    <w:p>
+      <w:pPr>
+        <w:pStyle w:val="afffffff8"/>
+        <w:numPr>
+          <w:ilvl w:val="0"/>
+          <w:numId w:val="9"/>
+        </w:numPr>
+        <w:ind w:leftChars="0"/>
+        <w:rPr>
+          <w:rFonts w:hint="eastAsia"/>
+        </w:rPr>
+      </w:pPr>
+      <w:r>
+        <w:rPr>
+          <w:rFonts w:hint="eastAsia"/>
+        </w:rPr>
+        <w:t>`SKIP` / `RECALCULATE_SCHEDULE` は次回予定日を再計算し、再計算後の予定系ステータスへ更新する</w:t>
+      </w:r>
+    </w:p>
+    <w:p>
+      <w:pPr>
+        <w:pStyle w:val="afffffff8"/>
+        <w:numPr>
+          <w:ilvl w:val="0"/>
+          <w:numId w:val="9"/>
+        </w:numPr>
+        <w:ind w:leftChars="0"/>
+        <w:rPr>
+          <w:rFonts w:hint="eastAsia"/>
+        </w:rPr>
+      </w:pPr>
+      <w:r>
+        <w:rPr>
+          <w:rFonts w:hint="eastAsia"/>
+        </w:rPr>
+        <w:t>`SET_DATE` はメーカー保守の日程調整に使用する。`inspection_type='メーカー保守'` 以外で `点検日調整` を保存しない</w:t>
+      </w:r>
+    </w:p>
+    <w:p>
+      <w:pPr>
+        <w:pStyle w:val="afffffff8"/>
+        <w:numPr>
+          <w:ilvl w:val="0"/>
+          <w:numId w:val="9"/>
+        </w:numPr>
+        <w:ind w:leftChars="0"/>
+        <w:rPr>
+          <w:rFonts w:hint="eastAsia"/>
+        </w:rPr>
+      </w:pPr>
+      <w:r>
+        <w:rPr>
+          <w:rFonts w:hint="eastAsia"/>
+        </w:rPr>
+        <w:lastRenderedPageBreak/>
         <w:t>日常点検行はステータス遷移対象外であり、`inspection_task_status_definitions` / `inspection_task_status_transitions` の対象に含めない</w:t>
       </w:r>
     </w:p>
@@ -35023,15 +35897,14 @@
           <w:rFonts w:hint="eastAsia"/>
         </w:rPr>
       </w:pPr>
-      <w:bookmarkStart w:id="89" w:name="_Toc231211488"/>
-      <w:r>
-        <w:rPr>
-          <w:rFonts w:hint="eastAsia"/>
-        </w:rPr>
-        <w:lastRenderedPageBreak/>
+      <w:bookmarkStart w:id="90" w:name="_Toc231359654"/>
+      <w:r>
+        <w:rPr>
+          <w:rFonts w:hint="eastAsia"/>
+        </w:rPr>
         <w:t>第7章 エラーコード一覧</w:t>
       </w:r>
-      <w:bookmarkEnd w:id="89"/>
+      <w:bookmarkEnd w:id="90"/>
     </w:p>
     <w:tbl>
       <w:tblPr>
@@ -35564,18 +36437,26 @@
               <w:rPr>
                 <w:rFonts w:hint="eastAsia"/>
               </w:rPr>
-              <w:t>有効な同一資産・同一定期メニュー、または日常点検設定行が既に存在する</w:t>
-            </w:r>
-          </w:p>
-        </w:tc>
-      </w:tr>
-      <w:tr>
-        <w:tc>
-          <w:tcPr>
-            <w:tcW w:w="1250" w:type="pct"/>
-          </w:tcPr>
-          <w:p>
-            <w:r>
+              <w:t>有効な同一資産・同一定期メニュー、または</w:t>
+            </w:r>
+            <w:r>
+              <w:rPr>
+                <w:rFonts w:hint="eastAsia"/>
+              </w:rPr>
+              <w:lastRenderedPageBreak/>
+              <w:t>日常点検設定行が既に存在する</w:t>
+            </w:r>
+          </w:p>
+        </w:tc>
+      </w:tr>
+      <w:tr>
+        <w:tc>
+          <w:tcPr>
+            <w:tcW w:w="1250" w:type="pct"/>
+          </w:tcPr>
+          <w:p>
+            <w:r>
+              <w:lastRenderedPageBreak/>
               <w:t>INSPECTION_MGMT_MENU_IN_USE</w:t>
             </w:r>
           </w:p>
@@ -35612,26 +36493,18 @@
               <w:rPr>
                 <w:rFonts w:hint="eastAsia"/>
               </w:rPr>
-              <w:t>更新時は有効タスクまたは点検結果で参照さ</w:t>
-            </w:r>
-            <w:r>
-              <w:rPr>
-                <w:rFonts w:hint="eastAsia"/>
-              </w:rPr>
-              <w:lastRenderedPageBreak/>
-              <w:t>れるメニュー、削除時は有効タスクまたは日常点検設定行で参照されるメニューを指定した</w:t>
-            </w:r>
-          </w:p>
-        </w:tc>
-      </w:tr>
-      <w:tr>
-        <w:tc>
-          <w:tcPr>
-            <w:tcW w:w="1250" w:type="pct"/>
-          </w:tcPr>
-          <w:p>
-            <w:r>
-              <w:lastRenderedPageBreak/>
+              <w:t>更新時は有効タスクまたは点検結果で参照されるメニュー、削除時は有効タスクまたは日常点検設定行で参照されるメニューを指定した</w:t>
+            </w:r>
+          </w:p>
+        </w:tc>
+      </w:tr>
+      <w:tr>
+        <w:tc>
+          <w:tcPr>
+            <w:tcW w:w="1250" w:type="pct"/>
+          </w:tcPr>
+          <w:p>
+            <w:r>
               <w:t>INSPECTION_MGMT_STATUS_TRANSITION_INVALID</w:t>
             </w:r>
           </w:p>
@@ -35813,6 +36686,54 @@
                 <w:rFonts w:hint="eastAsia"/>
               </w:rPr>
               <w:t>点検項目ID、入力方式、評価方式、必須入力が不正</w:t>
+            </w:r>
+          </w:p>
+        </w:tc>
+      </w:tr>
+      <w:tr>
+        <w:tc>
+          <w:tcPr>
+            <w:tcW w:w="1250" w:type="pct"/>
+          </w:tcPr>
+          <w:p>
+            <w:r>
+              <w:t>INSPECTION_FILE_502_S3_WRITE_FAILED</w:t>
+            </w:r>
+          </w:p>
+        </w:tc>
+        <w:tc>
+          <w:tcPr>
+            <w:tcW w:w="1250" w:type="pct"/>
+          </w:tcPr>
+          <w:p>
+            <w:r>
+              <w:t>502</w:t>
+            </w:r>
+          </w:p>
+        </w:tc>
+        <w:tc>
+          <w:tcPr>
+            <w:tcW w:w="1250" w:type="pct"/>
+          </w:tcPr>
+          <w:p>
+            <w:r>
+              <w:rPr>
+                <w:rFonts w:hint="eastAsia"/>
+              </w:rPr>
+              <w:t>ファイル保存または保存後ロールバックに失敗</w:t>
+            </w:r>
+          </w:p>
+        </w:tc>
+        <w:tc>
+          <w:tcPr>
+            <w:tcW w:w="1250" w:type="pct"/>
+          </w:tcPr>
+          <w:p>
+            <w:r>
+              <w:rPr>
+                <w:rFonts w:hint="eastAsia"/>
+              </w:rPr>
+              <w:t>Amazon S3 PutObject 失敗、またはDB保存失敗後のS3 DeleteObject 失敗</w:t>
             </w:r>
           </w:p>
         </w:tc>
@@ -35874,14 +36795,14 @@
           <w:rFonts w:hint="eastAsia"/>
         </w:rPr>
       </w:pPr>
-      <w:bookmarkStart w:id="90" w:name="_Toc231211489"/>
+      <w:bookmarkStart w:id="91" w:name="_Toc231359655"/>
       <w:r>
         <w:rPr>
           <w:rFonts w:hint="eastAsia"/>
         </w:rPr>
         <w:t>第8章 運用・保守方針</w:t>
       </w:r>
-      <w:bookmarkEnd w:id="90"/>
+      <w:bookmarkEnd w:id="91"/>
     </w:p>
     <w:p>
       <w:pPr>
@@ -35890,105 +36811,12 @@
           <w:rFonts w:hint="eastAsia"/>
         </w:rPr>
       </w:pPr>
-      <w:bookmarkStart w:id="91" w:name="_Toc231211490"/>
+      <w:bookmarkStart w:id="92" w:name="_Toc231359656"/>
       <w:r>
         <w:rPr>
           <w:rFonts w:hint="eastAsia"/>
         </w:rPr>
         <w:t>マスタ保守方針</w:t>
-      </w:r>
-      <w:bookmarkEnd w:id="91"/>
-    </w:p>
-    <w:p>
-      <w:pPr>
-        <w:pStyle w:val="afffffff8"/>
-        <w:numPr>
-          <w:ilvl w:val="0"/>
-          <w:numId w:val="9"/>
-        </w:numPr>
-        <w:ind w:leftChars="0"/>
-        <w:rPr>
-          <w:rFonts w:hint="eastAsia"/>
-        </w:rPr>
-      </w:pPr>
-      <w:r>
-        <w:rPr>
-          <w:rFonts w:hint="eastAsia"/>
-        </w:rPr>
-        <w:t>点検メニューは `inspection_menus` と `inspection_menu_items` を正本とする</w:t>
-      </w:r>
-    </w:p>
-    <w:p>
-      <w:pPr>
-        <w:pStyle w:val="afffffff8"/>
-        <w:numPr>
-          <w:ilvl w:val="0"/>
-          <w:numId w:val="9"/>
-        </w:numPr>
-        <w:ind w:leftChars="0"/>
-        <w:rPr>
-          <w:rFonts w:hint="eastAsia"/>
-        </w:rPr>
-      </w:pPr>
-      <w:r>
-        <w:rPr>
-          <w:rFonts w:hint="eastAsia"/>
-        </w:rPr>
-        <w:t>日常点検メニューは No.4 日常点検APIのPWAパッケージへ配信されるため、使用中メニューの破壊的更新は禁止する</w:t>
-      </w:r>
-    </w:p>
-    <w:p>
-      <w:pPr>
-        <w:pStyle w:val="afffffff8"/>
-        <w:numPr>
-          <w:ilvl w:val="0"/>
-          <w:numId w:val="9"/>
-        </w:numPr>
-        <w:ind w:leftChars="0"/>
-        <w:rPr>
-          <w:rFonts w:hint="eastAsia"/>
-        </w:rPr>
-      </w:pPr>
-      <w:r>
-        <w:rPr>
-          <w:rFonts w:hint="eastAsia"/>
-        </w:rPr>
-        <w:t>点検タスクと日常点検設定行は `inspection_tasks` を正本とし、解除時は物理削除せず `is_active=false` と `deleted_at` を設定する</w:t>
-      </w:r>
-    </w:p>
-    <w:p>
-      <w:pPr>
-        <w:pStyle w:val="afffffff8"/>
-        <w:numPr>
-          <w:ilvl w:val="0"/>
-          <w:numId w:val="9"/>
-        </w:numPr>
-        <w:ind w:leftChars="0"/>
-        <w:rPr>
-          <w:rFonts w:hint="eastAsia"/>
-        </w:rPr>
-      </w:pPr>
-      <w:r>
-        <w:rPr>
-          <w:rFonts w:hint="eastAsia"/>
-        </w:rPr>
-        <w:t>メーカー保守結果登録後の対象タスクも、履歴参照のため物理削除せず論理解除する</w:t>
-      </w:r>
-    </w:p>
-    <w:p>
-      <w:pPr>
-        <w:pStyle w:val="2"/>
-        <w:rPr>
-          <w:rFonts w:hint="eastAsia"/>
-        </w:rPr>
-      </w:pPr>
-      <w:bookmarkStart w:id="92" w:name="_Toc231211491"/>
-      <w:r>
-        <w:rPr>
-          <w:rFonts w:hint="eastAsia"/>
-        </w:rPr>
-        <w:lastRenderedPageBreak/>
-        <w:t>今後拡張時の留意点</w:t>
       </w:r>
       <w:bookmarkEnd w:id="92"/>
     </w:p>
@@ -36008,7 +36836,7 @@
         <w:rPr>
           <w:rFonts w:hint="eastAsia"/>
         </w:rPr>
-        <w:t>点検グループ名を手動登録タスクで恒久保持する場合は、`inspection_tasks` へのカラム追加またはタスク拡張テーブルを検討する</w:t>
+        <w:t>点検メニューは `inspection_menus` と `inspection_menu_items` を正本とする</w:t>
       </w:r>
     </w:p>
     <w:p>
@@ -36027,7 +36855,8 @@
         <w:rPr>
           <w:rFonts w:hint="eastAsia"/>
         </w:rPr>
-        <w:t>点検メニュー項目を使用中メニューでも非表示化したい場合は、`inspection_menu_items` に `is_active` または版管理カラムを追加する</w:t>
+        <w:lastRenderedPageBreak/>
+        <w:t>日常点検メニューは No.4 日常点検APIのPWAパッケージへ配信されるため、使用中メニューの破壊的更新は禁止する</w:t>
       </w:r>
     </w:p>
     <w:p>
@@ -36046,7 +36875,7 @@
         <w:rPr>
           <w:rFonts w:hint="eastAsia"/>
         </w:rPr>
-        <w:t>メーカー保守費用の詳細検索や集計が必要になった場合は、`inspection_results.result_details_json.costRows` から正規化テーブルへの分離を検討する</w:t>
+        <w:t>点検タスクと日常点検設定行は `inspection_tasks` を正本とし、解除時は物理削除せず `is_active=false` と `deleted_at` を設定する</w:t>
       </w:r>
     </w:p>
     <w:p>
@@ -36065,7 +36894,137 @@
         <w:rPr>
           <w:rFonts w:hint="eastAsia"/>
         </w:rPr>
-        <w:t>CSV出力の列追加は画面表示列と検収基準の帳票要件を合わせて見直す</w:t>
+        <w:t>メーカー保守結果登録後の対象タスクも、履歴参照のため物理削除せず論理解除する</w:t>
+      </w:r>
+    </w:p>
+    <w:p>
+      <w:pPr>
+        <w:pStyle w:val="afffffff8"/>
+        <w:numPr>
+          <w:ilvl w:val="0"/>
+          <w:numId w:val="10"/>
+        </w:numPr>
+        <w:ind w:leftChars="0"/>
+        <w:rPr>
+          <w:rFonts w:hint="eastAsia"/>
+        </w:rPr>
+      </w:pPr>
+      <w:r>
+        <w:rPr>
+          <w:rFonts w:hint="eastAsia"/>
+        </w:rPr>
+        <w:t>メーカー保守点検報告書や添付資料のメタデータは `application_documents.owner_type='INSPECTION_RESULT'` として保持し、`file_path` にはAmazon S3のS3オブジェクトキーのみを保持する。S3バケット名やHTTPS URLは保持しない</w:t>
+      </w:r>
+    </w:p>
+    <w:p>
+      <w:pPr>
+        <w:pStyle w:val="afffffff8"/>
+        <w:numPr>
+          <w:ilvl w:val="0"/>
+          <w:numId w:val="10"/>
+        </w:numPr>
+        <w:ind w:leftChars="0"/>
+        <w:rPr>
+          <w:rFonts w:hint="eastAsia"/>
+        </w:rPr>
+      </w:pPr>
+      <w:r>
+        <w:rPr>
+          <w:rFonts w:hint="eastAsia"/>
+        </w:rPr>
+        <w:t>添付メタデータを論理削除する場合は `application_documents.deleted_at` を設定し、S3実体は同一S3オブジェクトキーを参照する有効メタデータがなくなったことと保存期間を確認するS3ライフサイクルまたは後続クリーンアップで扱う</w:t>
+      </w:r>
+    </w:p>
+    <w:p>
+      <w:pPr>
+        <w:pStyle w:val="2"/>
+        <w:rPr>
+          <w:rFonts w:hint="eastAsia"/>
+        </w:rPr>
+      </w:pPr>
+      <w:bookmarkStart w:id="93" w:name="_Toc231359657"/>
+      <w:r>
+        <w:rPr>
+          <w:rFonts w:hint="eastAsia"/>
+        </w:rPr>
+        <w:t>今後拡張時の留意点</w:t>
+      </w:r>
+      <w:bookmarkEnd w:id="93"/>
+    </w:p>
+    <w:p>
+      <w:pPr>
+        <w:pStyle w:val="afffffff8"/>
+        <w:numPr>
+          <w:ilvl w:val="0"/>
+          <w:numId w:val="11"/>
+        </w:numPr>
+        <w:ind w:leftChars="0"/>
+        <w:rPr>
+          <w:rFonts w:hint="eastAsia"/>
+        </w:rPr>
+      </w:pPr>
+      <w:r>
+        <w:rPr>
+          <w:rFonts w:hint="eastAsia"/>
+        </w:rPr>
+        <w:t>点検グループ名を手動登録タスクで恒久保持する場合は、`inspection_tasks` へのカラム追加またはタスク拡張テーブルを検討する</w:t>
+      </w:r>
+    </w:p>
+    <w:p>
+      <w:pPr>
+        <w:pStyle w:val="afffffff8"/>
+        <w:numPr>
+          <w:ilvl w:val="0"/>
+          <w:numId w:val="11"/>
+        </w:numPr>
+        <w:ind w:leftChars="0"/>
+        <w:rPr>
+          <w:rFonts w:hint="eastAsia"/>
+        </w:rPr>
+      </w:pPr>
+      <w:r>
+        <w:rPr>
+          <w:rFonts w:hint="eastAsia"/>
+        </w:rPr>
+        <w:t>点検メニュー項目を使用中メニューでも非表示化したい場合は、`inspection_menu_items` に `is_active` または版管理カラムを追加する</w:t>
+      </w:r>
+    </w:p>
+    <w:p>
+      <w:pPr>
+        <w:pStyle w:val="afffffff8"/>
+        <w:numPr>
+          <w:ilvl w:val="0"/>
+          <w:numId w:val="11"/>
+        </w:numPr>
+        <w:ind w:leftChars="0"/>
+        <w:rPr>
+          <w:rFonts w:hint="eastAsia"/>
+        </w:rPr>
+      </w:pPr>
+      <w:r>
+        <w:rPr>
+          <w:rFonts w:hint="eastAsia"/>
+        </w:rPr>
+        <w:t>メーカー保守費用の詳細検索や集計が必要になった場合は、`inspection_results.result_details_json.costRows` から正規化テーブルへの分離を検討する</w:t>
+      </w:r>
+    </w:p>
+    <w:p>
+      <w:pPr>
+        <w:pStyle w:val="afffffff8"/>
+        <w:numPr>
+          <w:ilvl w:val="0"/>
+          <w:numId w:val="11"/>
+        </w:numPr>
+        <w:ind w:leftChars="0"/>
+        <w:rPr>
+          <w:rFonts w:hint="eastAsia"/>
+        </w:rPr>
+      </w:pPr>
+      <w:r>
+        <w:rPr>
+          <w:rFonts w:hint="eastAsia"/>
+        </w:rPr>
+        <w:t>CSV出力の列追加は画面表示列と検収基準の帳票要件を合わせて見直す。点検予定表CSVを履歴保存する要件が追加された場合は、レスポンス直返却とは別のS3保存・帳票履歴設計を追加する</w:t>
       </w:r>
     </w:p>
     <w:p/>
@@ -36134,9 +37093,270 @@
 <file path=word/numbering.xml><?xml version="1.0" encoding="utf-8"?>
 <w:numbering xmlns:wpc="http://schemas.microsoft.com/office/word/2010/wordprocessingCanvas" xmlns:cx="http://schemas.microsoft.com/office/drawing/2014/chartex" xmlns:cx1="http://schemas.microsoft.com/office/drawing/2015/9/8/chartex" xmlns:cx2="http://schemas.microsoft.com/office/drawing/2015/10/21/chartex" xmlns:cx3="http://schemas.microsoft.com/office/drawing/2016/5/9/chartex" xmlns:cx4="http://schemas.microsoft.com/office/drawing/2016/5/10/chartex" xmlns:cx5="http://schemas.microsoft.com/office/drawing/2016/5/11/chartex" xmlns:cx6="http://schemas.microsoft.com/office/drawing/2016/5/12/chartex" xmlns:cx7="http://schemas.microsoft.com/office/drawing/2016/5/13/chartex" xmlns:cx8="http://schemas.microsoft.com/office/drawing/2016/5/14/chartex" xmlns:mc="http://schemas.openxmlformats.org/markup-compatibility/2006" xmlns:aink="http://schemas.microsoft.com/office/drawing/2016/ink" xmlns:am3d="http://schemas.microsoft.com/office/drawing/2017/model3d" xmlns:o="urn:schemas-microsoft-com:office:office" xmlns:oel="http://schemas.microsoft.com/office/2019/extlst" xmlns:r="http://schemas.openxmlformats.org/officeDocument/2006/relationships" xmlns:m="http://schemas.openxmlformats.org/officeDocument/2006/math" xmlns:v="urn:schemas-microsoft-com:vml" xmlns:wp14="http://schemas.microsoft.com/office/word/2010/wordprocessingDrawing" xmlns:wp="http://schemas.openxmlformats.org/drawingml/2006/wordprocessingDrawing" xmlns:w10="urn:schemas-microsoft-com:office:word" xmlns:w="http://schemas.openxmlformats.org/wordprocessingml/2006/main" xmlns:w14="http://schemas.microsoft.com/office/word/2010/wordml" xmlns:w15="http://schemas.microsoft.com/office/word/2012/wordml" xmlns:w16cex="http://schemas.microsoft.com/office/word/2018/wordml/cex" xmlns:w16cid="http://schemas.microsoft.com/office/word/2016/wordml/cid" xmlns:w16="http://schemas.microsoft.com/office/word/2018/wordml" xmlns:w16du="http://schemas.microsoft.com/office/word/2023/wordml/word16du" xmlns:w16sdtdh="http://schemas.microsoft.com/office/word/2020/wordml/sdtdatahash" xmlns:w16sdtfl="http://schemas.microsoft.com/office/word/2024/wordml/sdtformatlock" xmlns:w16se="http://schemas.microsoft.com/office/word/2015/wordml/symex" xmlns:wpg="http://schemas.microsoft.com/office/word/2010/wordprocessingGroup" xmlns:wpi="http://schemas.microsoft.com/office/word/2010/wordprocessingInk" xmlns:wne="http://schemas.microsoft.com/office/word/2006/wordml" xmlns:wps="http://schemas.microsoft.com/office/word/2010/wordprocessingShape" mc:Ignorable="w14 w15 w16se w16cid w16 w16cex w16sdtdh w16sdtfl w16du wp14">
   <w:abstractNum w:abstractNumId="0" w15:restartNumberingAfterBreak="0">
-    <w:nsid w:val="087D64DE"/>
+    <w:nsid w:val="090114F1"/>
     <w:multiLevelType w:val="hybridMultilevel"/>
-    <w:tmpl w:val="B20AA870"/>
+    <w:tmpl w:val="4C4A10AA"/>
+    <w:name w:val="__API_DOC_SQUARE_BULLET__22"/>
+    <w:lvl w:ilvl="0" w:tplc="0409000F">
+      <w:start w:val="1"/>
+      <w:numFmt w:val="decimal"/>
+      <w:lvlText w:val="%1."/>
+      <w:lvlJc w:val="left"/>
+      <w:pPr>
+        <w:ind w:left="440" w:hanging="440"/>
+      </w:pPr>
+    </w:lvl>
+    <w:lvl w:ilvl="1" w:tplc="04090017" w:tentative="1">
+      <w:start w:val="1"/>
+      <w:numFmt w:val="aiueoFullWidth"/>
+      <w:lvlText w:val="(%2)"/>
+      <w:lvlJc w:val="left"/>
+      <w:pPr>
+        <w:ind w:left="880" w:hanging="440"/>
+      </w:pPr>
+    </w:lvl>
+    <w:lvl w:ilvl="2" w:tplc="04090011" w:tentative="1">
+      <w:start w:val="1"/>
+      <w:numFmt w:val="decimalEnclosedCircle"/>
+      <w:lvlText w:val="%3"/>
+      <w:lvlJc w:val="left"/>
+      <w:pPr>
+        <w:ind w:left="1320" w:hanging="440"/>
+      </w:pPr>
+    </w:lvl>
+    <w:lvl w:ilvl="3" w:tplc="0409000F" w:tentative="1">
+      <w:start w:val="1"/>
+      <w:numFmt w:val="decimal"/>
+      <w:lvlText w:val="%4."/>
+      <w:lvlJc w:val="left"/>
+      <w:pPr>
+        <w:ind w:left="1760" w:hanging="440"/>
+      </w:pPr>
+    </w:lvl>
+    <w:lvl w:ilvl="4" w:tplc="04090017" w:tentative="1">
+      <w:start w:val="1"/>
+      <w:numFmt w:val="aiueoFullWidth"/>
+      <w:lvlText w:val="(%5)"/>
+      <w:lvlJc w:val="left"/>
+      <w:pPr>
+        <w:ind w:left="2200" w:hanging="440"/>
+      </w:pPr>
+    </w:lvl>
+    <w:lvl w:ilvl="5" w:tplc="04090011" w:tentative="1">
+      <w:start w:val="1"/>
+      <w:numFmt w:val="decimalEnclosedCircle"/>
+      <w:lvlText w:val="%6"/>
+      <w:lvlJc w:val="left"/>
+      <w:pPr>
+        <w:ind w:left="2640" w:hanging="440"/>
+      </w:pPr>
+    </w:lvl>
+    <w:lvl w:ilvl="6" w:tplc="0409000F" w:tentative="1">
+      <w:start w:val="1"/>
+      <w:numFmt w:val="decimal"/>
+      <w:lvlText w:val="%7."/>
+      <w:lvlJc w:val="left"/>
+      <w:pPr>
+        <w:ind w:left="3080" w:hanging="440"/>
+      </w:pPr>
+    </w:lvl>
+    <w:lvl w:ilvl="7" w:tplc="04090017" w:tentative="1">
+      <w:start w:val="1"/>
+      <w:numFmt w:val="aiueoFullWidth"/>
+      <w:lvlText w:val="(%8)"/>
+      <w:lvlJc w:val="left"/>
+      <w:pPr>
+        <w:ind w:left="3520" w:hanging="440"/>
+      </w:pPr>
+    </w:lvl>
+    <w:lvl w:ilvl="8" w:tplc="04090011" w:tentative="1">
+      <w:start w:val="1"/>
+      <w:numFmt w:val="decimalEnclosedCircle"/>
+      <w:lvlText w:val="%9"/>
+      <w:lvlJc w:val="left"/>
+      <w:pPr>
+        <w:ind w:left="3960" w:hanging="440"/>
+      </w:pPr>
+    </w:lvl>
+  </w:abstractNum>
+  <w:abstractNum w:abstractNumId="1" w15:restartNumberingAfterBreak="0">
+    <w:nsid w:val="10792BC7"/>
+    <w:multiLevelType w:val="hybridMultilevel"/>
+    <w:tmpl w:val="67BE7D6A"/>
+    <w:name w:val="__API_DOC_SQUARE_BULLET__22222222"/>
+    <w:lvl w:ilvl="0" w:tplc="0409000F">
+      <w:start w:val="1"/>
+      <w:numFmt w:val="decimal"/>
+      <w:lvlText w:val="%1."/>
+      <w:lvlJc w:val="left"/>
+      <w:pPr>
+        <w:ind w:left="440" w:hanging="440"/>
+      </w:pPr>
+    </w:lvl>
+    <w:lvl w:ilvl="1" w:tplc="04090017" w:tentative="1">
+      <w:start w:val="1"/>
+      <w:numFmt w:val="aiueoFullWidth"/>
+      <w:lvlText w:val="(%2)"/>
+      <w:lvlJc w:val="left"/>
+      <w:pPr>
+        <w:ind w:left="880" w:hanging="440"/>
+      </w:pPr>
+    </w:lvl>
+    <w:lvl w:ilvl="2" w:tplc="04090011" w:tentative="1">
+      <w:start w:val="1"/>
+      <w:numFmt w:val="decimalEnclosedCircle"/>
+      <w:lvlText w:val="%3"/>
+      <w:lvlJc w:val="left"/>
+      <w:pPr>
+        <w:ind w:left="1320" w:hanging="440"/>
+      </w:pPr>
+    </w:lvl>
+    <w:lvl w:ilvl="3" w:tplc="0409000F" w:tentative="1">
+      <w:start w:val="1"/>
+      <w:numFmt w:val="decimal"/>
+      <w:lvlText w:val="%4."/>
+      <w:lvlJc w:val="left"/>
+      <w:pPr>
+        <w:ind w:left="1760" w:hanging="440"/>
+      </w:pPr>
+    </w:lvl>
+    <w:lvl w:ilvl="4" w:tplc="04090017" w:tentative="1">
+      <w:start w:val="1"/>
+      <w:numFmt w:val="aiueoFullWidth"/>
+      <w:lvlText w:val="(%5)"/>
+      <w:lvlJc w:val="left"/>
+      <w:pPr>
+        <w:ind w:left="2200" w:hanging="440"/>
+      </w:pPr>
+    </w:lvl>
+    <w:lvl w:ilvl="5" w:tplc="04090011" w:tentative="1">
+      <w:start w:val="1"/>
+      <w:numFmt w:val="decimalEnclosedCircle"/>
+      <w:lvlText w:val="%6"/>
+      <w:lvlJc w:val="left"/>
+      <w:pPr>
+        <w:ind w:left="2640" w:hanging="440"/>
+      </w:pPr>
+    </w:lvl>
+    <w:lvl w:ilvl="6" w:tplc="0409000F" w:tentative="1">
+      <w:start w:val="1"/>
+      <w:numFmt w:val="decimal"/>
+      <w:lvlText w:val="%7."/>
+      <w:lvlJc w:val="left"/>
+      <w:pPr>
+        <w:ind w:left="3080" w:hanging="440"/>
+      </w:pPr>
+    </w:lvl>
+    <w:lvl w:ilvl="7" w:tplc="04090017" w:tentative="1">
+      <w:start w:val="1"/>
+      <w:numFmt w:val="aiueoFullWidth"/>
+      <w:lvlText w:val="(%8)"/>
+      <w:lvlJc w:val="left"/>
+      <w:pPr>
+        <w:ind w:left="3520" w:hanging="440"/>
+      </w:pPr>
+    </w:lvl>
+    <w:lvl w:ilvl="8" w:tplc="04090011" w:tentative="1">
+      <w:start w:val="1"/>
+      <w:numFmt w:val="decimalEnclosedCircle"/>
+      <w:lvlText w:val="%9"/>
+      <w:lvlJc w:val="left"/>
+      <w:pPr>
+        <w:ind w:left="3960" w:hanging="440"/>
+      </w:pPr>
+    </w:lvl>
+  </w:abstractNum>
+  <w:abstractNum w:abstractNumId="2" w15:restartNumberingAfterBreak="0">
+    <w:nsid w:val="2DA01572"/>
+    <w:multiLevelType w:val="hybridMultilevel"/>
+    <w:tmpl w:val="F3FA48FA"/>
+    <w:name w:val="__API_DOC_SQUARE_BULLET__222"/>
+    <w:lvl w:ilvl="0" w:tplc="0409000F">
+      <w:start w:val="1"/>
+      <w:numFmt w:val="decimal"/>
+      <w:lvlText w:val="%1."/>
+      <w:lvlJc w:val="left"/>
+      <w:pPr>
+        <w:ind w:left="440" w:hanging="440"/>
+      </w:pPr>
+    </w:lvl>
+    <w:lvl w:ilvl="1" w:tplc="04090017" w:tentative="1">
+      <w:start w:val="1"/>
+      <w:numFmt w:val="aiueoFullWidth"/>
+      <w:lvlText w:val="(%2)"/>
+      <w:lvlJc w:val="left"/>
+      <w:pPr>
+        <w:ind w:left="880" w:hanging="440"/>
+      </w:pPr>
+    </w:lvl>
+    <w:lvl w:ilvl="2" w:tplc="04090011" w:tentative="1">
+      <w:start w:val="1"/>
+      <w:numFmt w:val="decimalEnclosedCircle"/>
+      <w:lvlText w:val="%3"/>
+      <w:lvlJc w:val="left"/>
+      <w:pPr>
+        <w:ind w:left="1320" w:hanging="440"/>
+      </w:pPr>
+    </w:lvl>
+    <w:lvl w:ilvl="3" w:tplc="0409000F" w:tentative="1">
+      <w:start w:val="1"/>
+      <w:numFmt w:val="decimal"/>
+      <w:lvlText w:val="%4."/>
+      <w:lvlJc w:val="left"/>
+      <w:pPr>
+        <w:ind w:left="1760" w:hanging="440"/>
+      </w:pPr>
+    </w:lvl>
+    <w:lvl w:ilvl="4" w:tplc="04090017" w:tentative="1">
+      <w:start w:val="1"/>
+      <w:numFmt w:val="aiueoFullWidth"/>
+      <w:lvlText w:val="(%5)"/>
+      <w:lvlJc w:val="left"/>
+      <w:pPr>
+        <w:ind w:left="2200" w:hanging="440"/>
+      </w:pPr>
+    </w:lvl>
+    <w:lvl w:ilvl="5" w:tplc="04090011" w:tentative="1">
+      <w:start w:val="1"/>
+      <w:numFmt w:val="decimalEnclosedCircle"/>
+      <w:lvlText w:val="%6"/>
+      <w:lvlJc w:val="left"/>
+      <w:pPr>
+        <w:ind w:left="2640" w:hanging="440"/>
+      </w:pPr>
+    </w:lvl>
+    <w:lvl w:ilvl="6" w:tplc="0409000F" w:tentative="1">
+      <w:start w:val="1"/>
+      <w:numFmt w:val="decimal"/>
+      <w:lvlText w:val="%7."/>
+      <w:lvlJc w:val="left"/>
+      <w:pPr>
+        <w:ind w:left="3080" w:hanging="440"/>
+      </w:pPr>
+    </w:lvl>
+    <w:lvl w:ilvl="7" w:tplc="04090017" w:tentative="1">
+      <w:start w:val="1"/>
+      <w:numFmt w:val="aiueoFullWidth"/>
+      <w:lvlText w:val="(%8)"/>
+      <w:lvlJc w:val="left"/>
+      <w:pPr>
+        <w:ind w:left="3520" w:hanging="440"/>
+      </w:pPr>
+    </w:lvl>
+    <w:lvl w:ilvl="8" w:tplc="04090011" w:tentative="1">
+      <w:start w:val="1"/>
+      <w:numFmt w:val="decimalEnclosedCircle"/>
+      <w:lvlText w:val="%9"/>
+      <w:lvlJc w:val="left"/>
+      <w:pPr>
+        <w:ind w:left="3960" w:hanging="440"/>
+      </w:pPr>
+    </w:lvl>
+  </w:abstractNum>
+  <w:abstractNum w:abstractNumId="3" w15:restartNumberingAfterBreak="0">
+    <w:nsid w:val="38026089"/>
+    <w:multiLevelType w:val="hybridMultilevel"/>
+    <w:tmpl w:val="8BD6320A"/>
     <w:name w:val="__API_DOC_SQUARE_BULLET__222222"/>
     <w:lvl w:ilvl="0" w:tplc="0409000F">
       <w:start w:val="1"/>
@@ -36220,8 +37440,8 @@
       </w:pPr>
     </w:lvl>
   </w:abstractNum>
-  <w:abstractNum w:abstractNumId="1" w15:restartNumberingAfterBreak="0">
-    <w:nsid w:val="09135828"/>
+  <w:abstractNum w:abstractNumId="4" w15:restartNumberingAfterBreak="0">
+    <w:nsid w:val="47D87C94"/>
     <w:multiLevelType w:val="singleLevel"/>
     <w:tmpl w:val="04090001"/>
     <w:lvl w:ilvl="0">
@@ -36237,11 +37457,11 @@
       </w:rPr>
     </w:lvl>
   </w:abstractNum>
-  <w:abstractNum w:abstractNumId="2" w15:restartNumberingAfterBreak="0">
-    <w:nsid w:val="10CA3ECA"/>
+  <w:abstractNum w:abstractNumId="5" w15:restartNumberingAfterBreak="0">
+    <w:nsid w:val="4C8F5D1F"/>
     <w:multiLevelType w:val="hybridMultilevel"/>
-    <w:tmpl w:val="29C02CD8"/>
-    <w:name w:val="__API_DOC_SQUARE_BULLET__2"/>
+    <w:tmpl w:val="63845848"/>
+    <w:name w:val="__API_DOC_SQUARE_BULLET__22222"/>
     <w:lvl w:ilvl="0" w:tplc="0409000F">
       <w:start w:val="1"/>
       <w:numFmt w:val="decimal"/>
@@ -36324,182 +37544,8 @@
       </w:pPr>
     </w:lvl>
   </w:abstractNum>
-  <w:abstractNum w:abstractNumId="3" w15:restartNumberingAfterBreak="0">
-    <w:nsid w:val="32D71175"/>
-    <w:multiLevelType w:val="hybridMultilevel"/>
-    <w:tmpl w:val="E18A2A9C"/>
-    <w:name w:val="__API_DOC_SQUARE_BULLET__22222"/>
-    <w:lvl w:ilvl="0" w:tplc="0409000F">
-      <w:start w:val="1"/>
-      <w:numFmt w:val="decimal"/>
-      <w:lvlText w:val="%1."/>
-      <w:lvlJc w:val="left"/>
-      <w:pPr>
-        <w:ind w:left="440" w:hanging="440"/>
-      </w:pPr>
-    </w:lvl>
-    <w:lvl w:ilvl="1" w:tplc="04090017" w:tentative="1">
-      <w:start w:val="1"/>
-      <w:numFmt w:val="aiueoFullWidth"/>
-      <w:lvlText w:val="(%2)"/>
-      <w:lvlJc w:val="left"/>
-      <w:pPr>
-        <w:ind w:left="880" w:hanging="440"/>
-      </w:pPr>
-    </w:lvl>
-    <w:lvl w:ilvl="2" w:tplc="04090011" w:tentative="1">
-      <w:start w:val="1"/>
-      <w:numFmt w:val="decimalEnclosedCircle"/>
-      <w:lvlText w:val="%3"/>
-      <w:lvlJc w:val="left"/>
-      <w:pPr>
-        <w:ind w:left="1320" w:hanging="440"/>
-      </w:pPr>
-    </w:lvl>
-    <w:lvl w:ilvl="3" w:tplc="0409000F" w:tentative="1">
-      <w:start w:val="1"/>
-      <w:numFmt w:val="decimal"/>
-      <w:lvlText w:val="%4."/>
-      <w:lvlJc w:val="left"/>
-      <w:pPr>
-        <w:ind w:left="1760" w:hanging="440"/>
-      </w:pPr>
-    </w:lvl>
-    <w:lvl w:ilvl="4" w:tplc="04090017" w:tentative="1">
-      <w:start w:val="1"/>
-      <w:numFmt w:val="aiueoFullWidth"/>
-      <w:lvlText w:val="(%5)"/>
-      <w:lvlJc w:val="left"/>
-      <w:pPr>
-        <w:ind w:left="2200" w:hanging="440"/>
-      </w:pPr>
-    </w:lvl>
-    <w:lvl w:ilvl="5" w:tplc="04090011" w:tentative="1">
-      <w:start w:val="1"/>
-      <w:numFmt w:val="decimalEnclosedCircle"/>
-      <w:lvlText w:val="%6"/>
-      <w:lvlJc w:val="left"/>
-      <w:pPr>
-        <w:ind w:left="2640" w:hanging="440"/>
-      </w:pPr>
-    </w:lvl>
-    <w:lvl w:ilvl="6" w:tplc="0409000F" w:tentative="1">
-      <w:start w:val="1"/>
-      <w:numFmt w:val="decimal"/>
-      <w:lvlText w:val="%7."/>
-      <w:lvlJc w:val="left"/>
-      <w:pPr>
-        <w:ind w:left="3080" w:hanging="440"/>
-      </w:pPr>
-    </w:lvl>
-    <w:lvl w:ilvl="7" w:tplc="04090017" w:tentative="1">
-      <w:start w:val="1"/>
-      <w:numFmt w:val="aiueoFullWidth"/>
-      <w:lvlText w:val="(%8)"/>
-      <w:lvlJc w:val="left"/>
-      <w:pPr>
-        <w:ind w:left="3520" w:hanging="440"/>
-      </w:pPr>
-    </w:lvl>
-    <w:lvl w:ilvl="8" w:tplc="04090011" w:tentative="1">
-      <w:start w:val="1"/>
-      <w:numFmt w:val="decimalEnclosedCircle"/>
-      <w:lvlText w:val="%9"/>
-      <w:lvlJc w:val="left"/>
-      <w:pPr>
-        <w:ind w:left="3960" w:hanging="440"/>
-      </w:pPr>
-    </w:lvl>
-  </w:abstractNum>
-  <w:abstractNum w:abstractNumId="4" w15:restartNumberingAfterBreak="0">
-    <w:nsid w:val="381C3CDA"/>
-    <w:multiLevelType w:val="hybridMultilevel"/>
-    <w:tmpl w:val="9322082C"/>
-    <w:name w:val="__API_DOC_SQUARE_BULLET__222"/>
-    <w:lvl w:ilvl="0" w:tplc="0409000F">
-      <w:start w:val="1"/>
-      <w:numFmt w:val="decimal"/>
-      <w:lvlText w:val="%1."/>
-      <w:lvlJc w:val="left"/>
-      <w:pPr>
-        <w:ind w:left="440" w:hanging="440"/>
-      </w:pPr>
-    </w:lvl>
-    <w:lvl w:ilvl="1" w:tplc="04090017" w:tentative="1">
-      <w:start w:val="1"/>
-      <w:numFmt w:val="aiueoFullWidth"/>
-      <w:lvlText w:val="(%2)"/>
-      <w:lvlJc w:val="left"/>
-      <w:pPr>
-        <w:ind w:left="880" w:hanging="440"/>
-      </w:pPr>
-    </w:lvl>
-    <w:lvl w:ilvl="2" w:tplc="04090011" w:tentative="1">
-      <w:start w:val="1"/>
-      <w:numFmt w:val="decimalEnclosedCircle"/>
-      <w:lvlText w:val="%3"/>
-      <w:lvlJc w:val="left"/>
-      <w:pPr>
-        <w:ind w:left="1320" w:hanging="440"/>
-      </w:pPr>
-    </w:lvl>
-    <w:lvl w:ilvl="3" w:tplc="0409000F" w:tentative="1">
-      <w:start w:val="1"/>
-      <w:numFmt w:val="decimal"/>
-      <w:lvlText w:val="%4."/>
-      <w:lvlJc w:val="left"/>
-      <w:pPr>
-        <w:ind w:left="1760" w:hanging="440"/>
-      </w:pPr>
-    </w:lvl>
-    <w:lvl w:ilvl="4" w:tplc="04090017" w:tentative="1">
-      <w:start w:val="1"/>
-      <w:numFmt w:val="aiueoFullWidth"/>
-      <w:lvlText w:val="(%5)"/>
-      <w:lvlJc w:val="left"/>
-      <w:pPr>
-        <w:ind w:left="2200" w:hanging="440"/>
-      </w:pPr>
-    </w:lvl>
-    <w:lvl w:ilvl="5" w:tplc="04090011" w:tentative="1">
-      <w:start w:val="1"/>
-      <w:numFmt w:val="decimalEnclosedCircle"/>
-      <w:lvlText w:val="%6"/>
-      <w:lvlJc w:val="left"/>
-      <w:pPr>
-        <w:ind w:left="2640" w:hanging="440"/>
-      </w:pPr>
-    </w:lvl>
-    <w:lvl w:ilvl="6" w:tplc="0409000F" w:tentative="1">
-      <w:start w:val="1"/>
-      <w:numFmt w:val="decimal"/>
-      <w:lvlText w:val="%7."/>
-      <w:lvlJc w:val="left"/>
-      <w:pPr>
-        <w:ind w:left="3080" w:hanging="440"/>
-      </w:pPr>
-    </w:lvl>
-    <w:lvl w:ilvl="7" w:tplc="04090017" w:tentative="1">
-      <w:start w:val="1"/>
-      <w:numFmt w:val="aiueoFullWidth"/>
-      <w:lvlText w:val="(%8)"/>
-      <w:lvlJc w:val="left"/>
-      <w:pPr>
-        <w:ind w:left="3520" w:hanging="440"/>
-      </w:pPr>
-    </w:lvl>
-    <w:lvl w:ilvl="8" w:tplc="04090011" w:tentative="1">
-      <w:start w:val="1"/>
-      <w:numFmt w:val="decimalEnclosedCircle"/>
-      <w:lvlText w:val="%9"/>
-      <w:lvlJc w:val="left"/>
-      <w:pPr>
-        <w:ind w:left="3960" w:hanging="440"/>
-      </w:pPr>
-    </w:lvl>
-  </w:abstractNum>
-  <w:abstractNum w:abstractNumId="5" w15:restartNumberingAfterBreak="0">
-    <w:nsid w:val="4932399E"/>
+  <w:abstractNum w:abstractNumId="6" w15:restartNumberingAfterBreak="0">
+    <w:nsid w:val="5556113A"/>
     <w:multiLevelType w:val="singleLevel"/>
     <w:tmpl w:val="0409000F"/>
     <w:name w:val="__API_DOC_SQUARE_BULLET__"/>
@@ -36513,10 +37559,184 @@
       </w:pPr>
     </w:lvl>
   </w:abstractNum>
-  <w:abstractNum w:abstractNumId="6" w15:restartNumberingAfterBreak="0">
-    <w:nsid w:val="5029062C"/>
+  <w:abstractNum w:abstractNumId="7" w15:restartNumberingAfterBreak="0">
+    <w:nsid w:val="6E992761"/>
     <w:multiLevelType w:val="hybridMultilevel"/>
-    <w:tmpl w:val="D610B1D4"/>
+    <w:tmpl w:val="C2943010"/>
+    <w:name w:val="__API_DOC_SQUARE_BULLET__2222222"/>
+    <w:lvl w:ilvl="0" w:tplc="0409000F">
+      <w:start w:val="1"/>
+      <w:numFmt w:val="decimal"/>
+      <w:lvlText w:val="%1."/>
+      <w:lvlJc w:val="left"/>
+      <w:pPr>
+        <w:ind w:left="440" w:hanging="440"/>
+      </w:pPr>
+    </w:lvl>
+    <w:lvl w:ilvl="1" w:tplc="04090017" w:tentative="1">
+      <w:start w:val="1"/>
+      <w:numFmt w:val="aiueoFullWidth"/>
+      <w:lvlText w:val="(%2)"/>
+      <w:lvlJc w:val="left"/>
+      <w:pPr>
+        <w:ind w:left="880" w:hanging="440"/>
+      </w:pPr>
+    </w:lvl>
+    <w:lvl w:ilvl="2" w:tplc="04090011" w:tentative="1">
+      <w:start w:val="1"/>
+      <w:numFmt w:val="decimalEnclosedCircle"/>
+      <w:lvlText w:val="%3"/>
+      <w:lvlJc w:val="left"/>
+      <w:pPr>
+        <w:ind w:left="1320" w:hanging="440"/>
+      </w:pPr>
+    </w:lvl>
+    <w:lvl w:ilvl="3" w:tplc="0409000F" w:tentative="1">
+      <w:start w:val="1"/>
+      <w:numFmt w:val="decimal"/>
+      <w:lvlText w:val="%4."/>
+      <w:lvlJc w:val="left"/>
+      <w:pPr>
+        <w:ind w:left="1760" w:hanging="440"/>
+      </w:pPr>
+    </w:lvl>
+    <w:lvl w:ilvl="4" w:tplc="04090017" w:tentative="1">
+      <w:start w:val="1"/>
+      <w:numFmt w:val="aiueoFullWidth"/>
+      <w:lvlText w:val="(%5)"/>
+      <w:lvlJc w:val="left"/>
+      <w:pPr>
+        <w:ind w:left="2200" w:hanging="440"/>
+      </w:pPr>
+    </w:lvl>
+    <w:lvl w:ilvl="5" w:tplc="04090011" w:tentative="1">
+      <w:start w:val="1"/>
+      <w:numFmt w:val="decimalEnclosedCircle"/>
+      <w:lvlText w:val="%6"/>
+      <w:lvlJc w:val="left"/>
+      <w:pPr>
+        <w:ind w:left="2640" w:hanging="440"/>
+      </w:pPr>
+    </w:lvl>
+    <w:lvl w:ilvl="6" w:tplc="0409000F" w:tentative="1">
+      <w:start w:val="1"/>
+      <w:numFmt w:val="decimal"/>
+      <w:lvlText w:val="%7."/>
+      <w:lvlJc w:val="left"/>
+      <w:pPr>
+        <w:ind w:left="3080" w:hanging="440"/>
+      </w:pPr>
+    </w:lvl>
+    <w:lvl w:ilvl="7" w:tplc="04090017" w:tentative="1">
+      <w:start w:val="1"/>
+      <w:numFmt w:val="aiueoFullWidth"/>
+      <w:lvlText w:val="(%8)"/>
+      <w:lvlJc w:val="left"/>
+      <w:pPr>
+        <w:ind w:left="3520" w:hanging="440"/>
+      </w:pPr>
+    </w:lvl>
+    <w:lvl w:ilvl="8" w:tplc="04090011" w:tentative="1">
+      <w:start w:val="1"/>
+      <w:numFmt w:val="decimalEnclosedCircle"/>
+      <w:lvlText w:val="%9"/>
+      <w:lvlJc w:val="left"/>
+      <w:pPr>
+        <w:ind w:left="3960" w:hanging="440"/>
+      </w:pPr>
+    </w:lvl>
+  </w:abstractNum>
+  <w:abstractNum w:abstractNumId="8" w15:restartNumberingAfterBreak="0">
+    <w:nsid w:val="75D25985"/>
+    <w:multiLevelType w:val="hybridMultilevel"/>
+    <w:tmpl w:val="254C61B2"/>
+    <w:name w:val="__API_DOC_SQUARE_BULLET__2"/>
+    <w:lvl w:ilvl="0" w:tplc="0409000F">
+      <w:start w:val="1"/>
+      <w:numFmt w:val="decimal"/>
+      <w:lvlText w:val="%1."/>
+      <w:lvlJc w:val="left"/>
+      <w:pPr>
+        <w:ind w:left="440" w:hanging="440"/>
+      </w:pPr>
+    </w:lvl>
+    <w:lvl w:ilvl="1" w:tplc="04090017" w:tentative="1">
+      <w:start w:val="1"/>
+      <w:numFmt w:val="aiueoFullWidth"/>
+      <w:lvlText w:val="(%2)"/>
+      <w:lvlJc w:val="left"/>
+      <w:pPr>
+        <w:ind w:left="880" w:hanging="440"/>
+      </w:pPr>
+    </w:lvl>
+    <w:lvl w:ilvl="2" w:tplc="04090011" w:tentative="1">
+      <w:start w:val="1"/>
+      <w:numFmt w:val="decimalEnclosedCircle"/>
+      <w:lvlText w:val="%3"/>
+      <w:lvlJc w:val="left"/>
+      <w:pPr>
+        <w:ind w:left="1320" w:hanging="440"/>
+      </w:pPr>
+    </w:lvl>
+    <w:lvl w:ilvl="3" w:tplc="0409000F" w:tentative="1">
+      <w:start w:val="1"/>
+      <w:numFmt w:val="decimal"/>
+      <w:lvlText w:val="%4."/>
+      <w:lvlJc w:val="left"/>
+      <w:pPr>
+        <w:ind w:left="1760" w:hanging="440"/>
+      </w:pPr>
+    </w:lvl>
+    <w:lvl w:ilvl="4" w:tplc="04090017" w:tentative="1">
+      <w:start w:val="1"/>
+      <w:numFmt w:val="aiueoFullWidth"/>
+      <w:lvlText w:val="(%5)"/>
+      <w:lvlJc w:val="left"/>
+      <w:pPr>
+        <w:ind w:left="2200" w:hanging="440"/>
+      </w:pPr>
+    </w:lvl>
+    <w:lvl w:ilvl="5" w:tplc="04090011" w:tentative="1">
+      <w:start w:val="1"/>
+      <w:numFmt w:val="decimalEnclosedCircle"/>
+      <w:lvlText w:val="%6"/>
+      <w:lvlJc w:val="left"/>
+      <w:pPr>
+        <w:ind w:left="2640" w:hanging="440"/>
+      </w:pPr>
+    </w:lvl>
+    <w:lvl w:ilvl="6" w:tplc="0409000F" w:tentative="1">
+      <w:start w:val="1"/>
+      <w:numFmt w:val="decimal"/>
+      <w:lvlText w:val="%7."/>
+      <w:lvlJc w:val="left"/>
+      <w:pPr>
+        <w:ind w:left="3080" w:hanging="440"/>
+      </w:pPr>
+    </w:lvl>
+    <w:lvl w:ilvl="7" w:tplc="04090017" w:tentative="1">
+      <w:start w:val="1"/>
+      <w:numFmt w:val="aiueoFullWidth"/>
+      <w:lvlText w:val="(%8)"/>
+      <w:lvlJc w:val="left"/>
+      <w:pPr>
+        <w:ind w:left="3520" w:hanging="440"/>
+      </w:pPr>
+    </w:lvl>
+    <w:lvl w:ilvl="8" w:tplc="04090011" w:tentative="1">
+      <w:start w:val="1"/>
+      <w:numFmt w:val="decimalEnclosedCircle"/>
+      <w:lvlText w:val="%9"/>
+      <w:lvlJc w:val="left"/>
+      <w:pPr>
+        <w:ind w:left="3960" w:hanging="440"/>
+      </w:pPr>
+    </w:lvl>
+  </w:abstractNum>
+  <w:abstractNum w:abstractNumId="9" w15:restartNumberingAfterBreak="0">
+    <w:nsid w:val="7A0E4A96"/>
+    <w:multiLevelType w:val="hybridMultilevel"/>
+    <w:tmpl w:val="23BC6AEE"/>
     <w:name w:val="__API_DOC_SQUARE_BULLET__2222"/>
     <w:lvl w:ilvl="0" w:tplc="0409000F">
       <w:start w:val="1"/>
@@ -36600,181 +37820,7 @@
       </w:pPr>
     </w:lvl>
   </w:abstractNum>
-  <w:abstractNum w:abstractNumId="7" w15:restartNumberingAfterBreak="0">
-    <w:nsid w:val="650C464F"/>
-    <w:multiLevelType w:val="hybridMultilevel"/>
-    <w:tmpl w:val="FAD66CEE"/>
-    <w:name w:val="__API_DOC_SQUARE_BULLET__22"/>
-    <w:lvl w:ilvl="0" w:tplc="0409000F">
-      <w:start w:val="1"/>
-      <w:numFmt w:val="decimal"/>
-      <w:lvlText w:val="%1."/>
-      <w:lvlJc w:val="left"/>
-      <w:pPr>
-        <w:ind w:left="440" w:hanging="440"/>
-      </w:pPr>
-    </w:lvl>
-    <w:lvl w:ilvl="1" w:tplc="04090017" w:tentative="1">
-      <w:start w:val="1"/>
-      <w:numFmt w:val="aiueoFullWidth"/>
-      <w:lvlText w:val="(%2)"/>
-      <w:lvlJc w:val="left"/>
-      <w:pPr>
-        <w:ind w:left="880" w:hanging="440"/>
-      </w:pPr>
-    </w:lvl>
-    <w:lvl w:ilvl="2" w:tplc="04090011" w:tentative="1">
-      <w:start w:val="1"/>
-      <w:numFmt w:val="decimalEnclosedCircle"/>
-      <w:lvlText w:val="%3"/>
-      <w:lvlJc w:val="left"/>
-      <w:pPr>
-        <w:ind w:left="1320" w:hanging="440"/>
-      </w:pPr>
-    </w:lvl>
-    <w:lvl w:ilvl="3" w:tplc="0409000F" w:tentative="1">
-      <w:start w:val="1"/>
-      <w:numFmt w:val="decimal"/>
-      <w:lvlText w:val="%4."/>
-      <w:lvlJc w:val="left"/>
-      <w:pPr>
-        <w:ind w:left="1760" w:hanging="440"/>
-      </w:pPr>
-    </w:lvl>
-    <w:lvl w:ilvl="4" w:tplc="04090017" w:tentative="1">
-      <w:start w:val="1"/>
-      <w:numFmt w:val="aiueoFullWidth"/>
-      <w:lvlText w:val="(%5)"/>
-      <w:lvlJc w:val="left"/>
-      <w:pPr>
-        <w:ind w:left="2200" w:hanging="440"/>
-      </w:pPr>
-    </w:lvl>
-    <w:lvl w:ilvl="5" w:tplc="04090011" w:tentative="1">
-      <w:start w:val="1"/>
-      <w:numFmt w:val="decimalEnclosedCircle"/>
-      <w:lvlText w:val="%6"/>
-      <w:lvlJc w:val="left"/>
-      <w:pPr>
-        <w:ind w:left="2640" w:hanging="440"/>
-      </w:pPr>
-    </w:lvl>
-    <w:lvl w:ilvl="6" w:tplc="0409000F" w:tentative="1">
-      <w:start w:val="1"/>
-      <w:numFmt w:val="decimal"/>
-      <w:lvlText w:val="%7."/>
-      <w:lvlJc w:val="left"/>
-      <w:pPr>
-        <w:ind w:left="3080" w:hanging="440"/>
-      </w:pPr>
-    </w:lvl>
-    <w:lvl w:ilvl="7" w:tplc="04090017" w:tentative="1">
-      <w:start w:val="1"/>
-      <w:numFmt w:val="aiueoFullWidth"/>
-      <w:lvlText w:val="(%8)"/>
-      <w:lvlJc w:val="left"/>
-      <w:pPr>
-        <w:ind w:left="3520" w:hanging="440"/>
-      </w:pPr>
-    </w:lvl>
-    <w:lvl w:ilvl="8" w:tplc="04090011" w:tentative="1">
-      <w:start w:val="1"/>
-      <w:numFmt w:val="decimalEnclosedCircle"/>
-      <w:lvlText w:val="%9"/>
-      <w:lvlJc w:val="left"/>
-      <w:pPr>
-        <w:ind w:left="3960" w:hanging="440"/>
-      </w:pPr>
-    </w:lvl>
-  </w:abstractNum>
-  <w:abstractNum w:abstractNumId="8" w15:restartNumberingAfterBreak="0">
-    <w:nsid w:val="6B39275E"/>
-    <w:multiLevelType w:val="hybridMultilevel"/>
-    <w:tmpl w:val="F53CB9C8"/>
-    <w:name w:val="__API_DOC_SQUARE_BULLET__2222222"/>
-    <w:lvl w:ilvl="0" w:tplc="0409000F">
-      <w:start w:val="1"/>
-      <w:numFmt w:val="decimal"/>
-      <w:lvlText w:val="%1."/>
-      <w:lvlJc w:val="left"/>
-      <w:pPr>
-        <w:ind w:left="440" w:hanging="440"/>
-      </w:pPr>
-    </w:lvl>
-    <w:lvl w:ilvl="1" w:tplc="04090017" w:tentative="1">
-      <w:start w:val="1"/>
-      <w:numFmt w:val="aiueoFullWidth"/>
-      <w:lvlText w:val="(%2)"/>
-      <w:lvlJc w:val="left"/>
-      <w:pPr>
-        <w:ind w:left="880" w:hanging="440"/>
-      </w:pPr>
-    </w:lvl>
-    <w:lvl w:ilvl="2" w:tplc="04090011" w:tentative="1">
-      <w:start w:val="1"/>
-      <w:numFmt w:val="decimalEnclosedCircle"/>
-      <w:lvlText w:val="%3"/>
-      <w:lvlJc w:val="left"/>
-      <w:pPr>
-        <w:ind w:left="1320" w:hanging="440"/>
-      </w:pPr>
-    </w:lvl>
-    <w:lvl w:ilvl="3" w:tplc="0409000F" w:tentative="1">
-      <w:start w:val="1"/>
-      <w:numFmt w:val="decimal"/>
-      <w:lvlText w:val="%4."/>
-      <w:lvlJc w:val="left"/>
-      <w:pPr>
-        <w:ind w:left="1760" w:hanging="440"/>
-      </w:pPr>
-    </w:lvl>
-    <w:lvl w:ilvl="4" w:tplc="04090017" w:tentative="1">
-      <w:start w:val="1"/>
-      <w:numFmt w:val="aiueoFullWidth"/>
-      <w:lvlText w:val="(%5)"/>
-      <w:lvlJc w:val="left"/>
-      <w:pPr>
-        <w:ind w:left="2200" w:hanging="440"/>
-      </w:pPr>
-    </w:lvl>
-    <w:lvl w:ilvl="5" w:tplc="04090011" w:tentative="1">
-      <w:start w:val="1"/>
-      <w:numFmt w:val="decimalEnclosedCircle"/>
-      <w:lvlText w:val="%6"/>
-      <w:lvlJc w:val="left"/>
-      <w:pPr>
-        <w:ind w:left="2640" w:hanging="440"/>
-      </w:pPr>
-    </w:lvl>
-    <w:lvl w:ilvl="6" w:tplc="0409000F" w:tentative="1">
-      <w:start w:val="1"/>
-      <w:numFmt w:val="decimal"/>
-      <w:lvlText w:val="%7."/>
-      <w:lvlJc w:val="left"/>
-      <w:pPr>
-        <w:ind w:left="3080" w:hanging="440"/>
-      </w:pPr>
-    </w:lvl>
-    <w:lvl w:ilvl="7" w:tplc="04090017" w:tentative="1">
-      <w:start w:val="1"/>
-      <w:numFmt w:val="aiueoFullWidth"/>
-      <w:lvlText w:val="(%8)"/>
-      <w:lvlJc w:val="left"/>
-      <w:pPr>
-        <w:ind w:left="3520" w:hanging="440"/>
-      </w:pPr>
-    </w:lvl>
-    <w:lvl w:ilvl="8" w:tplc="04090011" w:tentative="1">
-      <w:start w:val="1"/>
-      <w:numFmt w:val="decimalEnclosedCircle"/>
-      <w:lvlText w:val="%9"/>
-      <w:lvlJc w:val="left"/>
-      <w:pPr>
-        <w:ind w:left="3960" w:hanging="440"/>
-      </w:pPr>
-    </w:lvl>
-  </w:abstractNum>
-  <w:abstractNum w:abstractNumId="9" w15:restartNumberingAfterBreak="0">
+  <w:abstractNum w:abstractNumId="10" w15:restartNumberingAfterBreak="0">
     <w:nsid w:val="7AC532A8"/>
     <w:multiLevelType w:val="multilevel"/>
     <w:tmpl w:val="4E1E5628"/>
@@ -36889,36 +37935,39 @@
     </w:lvl>
   </w:abstractNum>
   <w:num w:numId="1" w16cid:durableId="296302402">
+    <w:abstractNumId w:val="10"/>
+  </w:num>
+  <w:num w:numId="2" w16cid:durableId="486483501">
+    <w:abstractNumId w:val="4"/>
+  </w:num>
+  <w:num w:numId="3" w16cid:durableId="1633906112">
+    <w:abstractNumId w:val="6"/>
+  </w:num>
+  <w:num w:numId="4" w16cid:durableId="1260674237">
+    <w:abstractNumId w:val="8"/>
+  </w:num>
+  <w:num w:numId="5" w16cid:durableId="709764438">
+    <w:abstractNumId w:val="0"/>
+  </w:num>
+  <w:num w:numId="6" w16cid:durableId="1426803077">
+    <w:abstractNumId w:val="2"/>
+  </w:num>
+  <w:num w:numId="7" w16cid:durableId="287971859">
     <w:abstractNumId w:val="9"/>
   </w:num>
-  <w:num w:numId="2" w16cid:durableId="313725856">
+  <w:num w:numId="8" w16cid:durableId="1806391016">
+    <w:abstractNumId w:val="5"/>
+  </w:num>
+  <w:num w:numId="9" w16cid:durableId="761032132">
+    <w:abstractNumId w:val="3"/>
+  </w:num>
+  <w:num w:numId="10" w16cid:durableId="1892039906">
+    <w:abstractNumId w:val="7"/>
+  </w:num>
+  <w:num w:numId="11" w16cid:durableId="48194616">
     <w:abstractNumId w:val="1"/>
   </w:num>
-  <w:num w:numId="3" w16cid:durableId="50203168">
-    <w:abstractNumId w:val="5"/>
-  </w:num>
-  <w:num w:numId="4" w16cid:durableId="1643077164">
-    <w:abstractNumId w:val="2"/>
-  </w:num>
-  <w:num w:numId="5" w16cid:durableId="709303843">
-    <w:abstractNumId w:val="7"/>
-  </w:num>
-  <w:num w:numId="6" w16cid:durableId="242762487">
-    <w:abstractNumId w:val="4"/>
-  </w:num>
-  <w:num w:numId="7" w16cid:durableId="780029695">
-    <w:abstractNumId w:val="6"/>
-  </w:num>
-  <w:num w:numId="8" w16cid:durableId="2042826596">
-    <w:abstractNumId w:val="3"/>
-  </w:num>
-  <w:num w:numId="9" w16cid:durableId="253325119">
-    <w:abstractNumId w:val="0"/>
-  </w:num>
-  <w:num w:numId="10" w16cid:durableId="922615846">
-    <w:abstractNumId w:val="8"/>
-  </w:num>
-  <w:numIdMacAtCleanup w:val="10"/>
+  <w:numIdMacAtCleanup w:val="11"/>
 </w:numbering>
 </file>
 

--- a/taniguchi/api/Fix/API設計書_点検管理.docx
+++ b/taniguchi/api/Fix/API設計書_点検管理.docx
@@ -1002,7 +1002,7 @@
       <w:r>
         <w:fldChar w:fldCharType="separate"/>
       </w:r>
-      <w:hyperlink w:anchor="_Toc231359565" w:history="1">
+      <w:hyperlink w:anchor="_Toc231755645" w:history="1">
         <w:r>
           <w:rPr>
             <w:rStyle w:val="afffffff5"/>
@@ -1029,7 +1029,7 @@
             <w:noProof/>
             <w:webHidden/>
           </w:rPr>
-          <w:instrText xml:space="preserve"> PAGEREF _Toc231359565 \h </w:instrText>
+          <w:instrText xml:space="preserve"> PAGEREF _Toc231755645 \h </w:instrText>
         </w:r>
         <w:r>
           <w:rPr>
@@ -1077,7 +1077,7 @@
           <w14:ligatures w14:val="standardContextual"/>
         </w:rPr>
       </w:pPr>
-      <w:hyperlink w:anchor="_Toc231359566" w:history="1">
+      <w:hyperlink w:anchor="_Toc231755646" w:history="1">
         <w:r>
           <w:rPr>
             <w:rStyle w:val="afffffff5"/>
@@ -1104,7 +1104,7 @@
             <w:noProof/>
             <w:webHidden/>
           </w:rPr>
-          <w:instrText xml:space="preserve"> PAGEREF _Toc231359566 \h </w:instrText>
+          <w:instrText xml:space="preserve"> PAGEREF _Toc231755646 \h </w:instrText>
         </w:r>
         <w:r>
           <w:rPr>
@@ -1152,7 +1152,7 @@
           <w14:ligatures w14:val="standardContextual"/>
         </w:rPr>
       </w:pPr>
-      <w:hyperlink w:anchor="_Toc231359567" w:history="1">
+      <w:hyperlink w:anchor="_Toc231755647" w:history="1">
         <w:r>
           <w:rPr>
             <w:rStyle w:val="afffffff5"/>
@@ -1179,7 +1179,7 @@
             <w:noProof/>
             <w:webHidden/>
           </w:rPr>
-          <w:instrText xml:space="preserve"> PAGEREF _Toc231359567 \h </w:instrText>
+          <w:instrText xml:space="preserve"> PAGEREF _Toc231755647 \h </w:instrText>
         </w:r>
         <w:r>
           <w:rPr>
@@ -1227,7 +1227,7 @@
           <w14:ligatures w14:val="standardContextual"/>
         </w:rPr>
       </w:pPr>
-      <w:hyperlink w:anchor="_Toc231359568" w:history="1">
+      <w:hyperlink w:anchor="_Toc231755648" w:history="1">
         <w:r>
           <w:rPr>
             <w:rStyle w:val="afffffff5"/>
@@ -1254,7 +1254,7 @@
             <w:noProof/>
             <w:webHidden/>
           </w:rPr>
-          <w:instrText xml:space="preserve"> PAGEREF _Toc231359568 \h </w:instrText>
+          <w:instrText xml:space="preserve"> PAGEREF _Toc231755648 \h </w:instrText>
         </w:r>
         <w:r>
           <w:rPr>
@@ -1302,7 +1302,7 @@
           <w14:ligatures w14:val="standardContextual"/>
         </w:rPr>
       </w:pPr>
-      <w:hyperlink w:anchor="_Toc231359569" w:history="1">
+      <w:hyperlink w:anchor="_Toc231755649" w:history="1">
         <w:r>
           <w:rPr>
             <w:rStyle w:val="afffffff5"/>
@@ -1329,7 +1329,7 @@
             <w:noProof/>
             <w:webHidden/>
           </w:rPr>
-          <w:instrText xml:space="preserve"> PAGEREF _Toc231359569 \h </w:instrText>
+          <w:instrText xml:space="preserve"> PAGEREF _Toc231755649 \h </w:instrText>
         </w:r>
         <w:r>
           <w:rPr>
@@ -1378,7 +1378,7 @@
           <w14:ligatures w14:val="standardContextual"/>
         </w:rPr>
       </w:pPr>
-      <w:hyperlink w:anchor="_Toc231359570" w:history="1">
+      <w:hyperlink w:anchor="_Toc231755650" w:history="1">
         <w:r>
           <w:rPr>
             <w:rStyle w:val="afffffff5"/>
@@ -1405,7 +1405,7 @@
             <w:noProof/>
             <w:webHidden/>
           </w:rPr>
-          <w:instrText xml:space="preserve"> PAGEREF _Toc231359570 \h </w:instrText>
+          <w:instrText xml:space="preserve"> PAGEREF _Toc231755650 \h </w:instrText>
         </w:r>
         <w:r>
           <w:rPr>
@@ -1453,7 +1453,7 @@
           <w14:ligatures w14:val="standardContextual"/>
         </w:rPr>
       </w:pPr>
-      <w:hyperlink w:anchor="_Toc231359571" w:history="1">
+      <w:hyperlink w:anchor="_Toc231755651" w:history="1">
         <w:r>
           <w:rPr>
             <w:rStyle w:val="afffffff5"/>
@@ -1480,7 +1480,7 @@
             <w:noProof/>
             <w:webHidden/>
           </w:rPr>
-          <w:instrText xml:space="preserve"> PAGEREF _Toc231359571 \h </w:instrText>
+          <w:instrText xml:space="preserve"> PAGEREF _Toc231755651 \h </w:instrText>
         </w:r>
         <w:r>
           <w:rPr>
@@ -1528,7 +1528,7 @@
           <w14:ligatures w14:val="standardContextual"/>
         </w:rPr>
       </w:pPr>
-      <w:hyperlink w:anchor="_Toc231359572" w:history="1">
+      <w:hyperlink w:anchor="_Toc231755652" w:history="1">
         <w:r>
           <w:rPr>
             <w:rStyle w:val="afffffff5"/>
@@ -1555,7 +1555,7 @@
             <w:noProof/>
             <w:webHidden/>
           </w:rPr>
-          <w:instrText xml:space="preserve"> PAGEREF _Toc231359572 \h </w:instrText>
+          <w:instrText xml:space="preserve"> PAGEREF _Toc231755652 \h </w:instrText>
         </w:r>
         <w:r>
           <w:rPr>
@@ -1603,7 +1603,7 @@
           <w14:ligatures w14:val="standardContextual"/>
         </w:rPr>
       </w:pPr>
-      <w:hyperlink w:anchor="_Toc231359573" w:history="1">
+      <w:hyperlink w:anchor="_Toc231755653" w:history="1">
         <w:r>
           <w:rPr>
             <w:rStyle w:val="afffffff5"/>
@@ -1630,7 +1630,7 @@
             <w:noProof/>
             <w:webHidden/>
           </w:rPr>
-          <w:instrText xml:space="preserve"> PAGEREF _Toc231359573 \h </w:instrText>
+          <w:instrText xml:space="preserve"> PAGEREF _Toc231755653 \h </w:instrText>
         </w:r>
         <w:r>
           <w:rPr>
@@ -1679,7 +1679,7 @@
           <w14:ligatures w14:val="standardContextual"/>
         </w:rPr>
       </w:pPr>
-      <w:hyperlink w:anchor="_Toc231359574" w:history="1">
+      <w:hyperlink w:anchor="_Toc231755654" w:history="1">
         <w:r>
           <w:rPr>
             <w:rStyle w:val="afffffff5"/>
@@ -1706,7 +1706,7 @@
             <w:noProof/>
             <w:webHidden/>
           </w:rPr>
-          <w:instrText xml:space="preserve"> PAGEREF _Toc231359574 \h </w:instrText>
+          <w:instrText xml:space="preserve"> PAGEREF _Toc231755654 \h </w:instrText>
         </w:r>
         <w:r>
           <w:rPr>
@@ -1754,7 +1754,7 @@
           <w14:ligatures w14:val="standardContextual"/>
         </w:rPr>
       </w:pPr>
-      <w:hyperlink w:anchor="_Toc231359575" w:history="1">
+      <w:hyperlink w:anchor="_Toc231755655" w:history="1">
         <w:r>
           <w:rPr>
             <w:rStyle w:val="afffffff5"/>
@@ -1781,7 +1781,7 @@
             <w:noProof/>
             <w:webHidden/>
           </w:rPr>
-          <w:instrText xml:space="preserve"> PAGEREF _Toc231359575 \h </w:instrText>
+          <w:instrText xml:space="preserve"> PAGEREF _Toc231755655 \h </w:instrText>
         </w:r>
         <w:r>
           <w:rPr>
@@ -1829,7 +1829,7 @@
           <w14:ligatures w14:val="standardContextual"/>
         </w:rPr>
       </w:pPr>
-      <w:hyperlink w:anchor="_Toc231359576" w:history="1">
+      <w:hyperlink w:anchor="_Toc231755656" w:history="1">
         <w:r>
           <w:rPr>
             <w:rStyle w:val="afffffff5"/>
@@ -1856,7 +1856,7 @@
             <w:noProof/>
             <w:webHidden/>
           </w:rPr>
-          <w:instrText xml:space="preserve"> PAGEREF _Toc231359576 \h </w:instrText>
+          <w:instrText xml:space="preserve"> PAGEREF _Toc231755656 \h </w:instrText>
         </w:r>
         <w:r>
           <w:rPr>
@@ -1904,7 +1904,7 @@
           <w14:ligatures w14:val="standardContextual"/>
         </w:rPr>
       </w:pPr>
-      <w:hyperlink w:anchor="_Toc231359577" w:history="1">
+      <w:hyperlink w:anchor="_Toc231755657" w:history="1">
         <w:r>
           <w:rPr>
             <w:rStyle w:val="afffffff5"/>
@@ -1931,7 +1931,7 @@
             <w:noProof/>
             <w:webHidden/>
           </w:rPr>
-          <w:instrText xml:space="preserve"> PAGEREF _Toc231359577 \h </w:instrText>
+          <w:instrText xml:space="preserve"> PAGEREF _Toc231755657 \h </w:instrText>
         </w:r>
         <w:r>
           <w:rPr>
@@ -1979,7 +1979,7 @@
           <w14:ligatures w14:val="standardContextual"/>
         </w:rPr>
       </w:pPr>
-      <w:hyperlink w:anchor="_Toc231359578" w:history="1">
+      <w:hyperlink w:anchor="_Toc231755658" w:history="1">
         <w:r>
           <w:rPr>
             <w:rStyle w:val="afffffff5"/>
@@ -2006,7 +2006,7 @@
             <w:noProof/>
             <w:webHidden/>
           </w:rPr>
-          <w:instrText xml:space="preserve"> PAGEREF _Toc231359578 \h </w:instrText>
+          <w:instrText xml:space="preserve"> PAGEREF _Toc231755658 \h </w:instrText>
         </w:r>
         <w:r>
           <w:rPr>
@@ -2054,7 +2054,7 @@
           <w14:ligatures w14:val="standardContextual"/>
         </w:rPr>
       </w:pPr>
-      <w:hyperlink w:anchor="_Toc231359579" w:history="1">
+      <w:hyperlink w:anchor="_Toc231755659" w:history="1">
         <w:r>
           <w:rPr>
             <w:rStyle w:val="afffffff5"/>
@@ -2081,7 +2081,7 @@
             <w:noProof/>
             <w:webHidden/>
           </w:rPr>
-          <w:instrText xml:space="preserve"> PAGEREF _Toc231359579 \h </w:instrText>
+          <w:instrText xml:space="preserve"> PAGEREF _Toc231755659 \h </w:instrText>
         </w:r>
         <w:r>
           <w:rPr>
@@ -2129,7 +2129,7 @@
           <w14:ligatures w14:val="standardContextual"/>
         </w:rPr>
       </w:pPr>
-      <w:hyperlink w:anchor="_Toc231359580" w:history="1">
+      <w:hyperlink w:anchor="_Toc231755660" w:history="1">
         <w:r>
           <w:rPr>
             <w:rStyle w:val="afffffff5"/>
@@ -2156,7 +2156,7 @@
             <w:noProof/>
             <w:webHidden/>
           </w:rPr>
-          <w:instrText xml:space="preserve"> PAGEREF _Toc231359580 \h </w:instrText>
+          <w:instrText xml:space="preserve"> PAGEREF _Toc231755660 \h </w:instrText>
         </w:r>
         <w:r>
           <w:rPr>
@@ -2205,7 +2205,7 @@
           <w14:ligatures w14:val="standardContextual"/>
         </w:rPr>
       </w:pPr>
-      <w:hyperlink w:anchor="_Toc231359581" w:history="1">
+      <w:hyperlink w:anchor="_Toc231755661" w:history="1">
         <w:r>
           <w:rPr>
             <w:rStyle w:val="afffffff5"/>
@@ -2232,7 +2232,7 @@
             <w:noProof/>
             <w:webHidden/>
           </w:rPr>
-          <w:instrText xml:space="preserve"> PAGEREF _Toc231359581 \h </w:instrText>
+          <w:instrText xml:space="preserve"> PAGEREF _Toc231755661 \h </w:instrText>
         </w:r>
         <w:r>
           <w:rPr>
@@ -2281,7 +2281,7 @@
           <w14:ligatures w14:val="standardContextual"/>
         </w:rPr>
       </w:pPr>
-      <w:hyperlink w:anchor="_Toc231359582" w:history="1">
+      <w:hyperlink w:anchor="_Toc231755662" w:history="1">
         <w:r>
           <w:rPr>
             <w:rStyle w:val="afffffff5"/>
@@ -2308,7 +2308,7 @@
             <w:noProof/>
             <w:webHidden/>
           </w:rPr>
-          <w:instrText xml:space="preserve"> PAGEREF _Toc231359582 \h </w:instrText>
+          <w:instrText xml:space="preserve"> PAGEREF _Toc231755662 \h </w:instrText>
         </w:r>
         <w:r>
           <w:rPr>
@@ -2356,7 +2356,7 @@
           <w14:ligatures w14:val="standardContextual"/>
         </w:rPr>
       </w:pPr>
-      <w:hyperlink w:anchor="_Toc231359583" w:history="1">
+      <w:hyperlink w:anchor="_Toc231755663" w:history="1">
         <w:r>
           <w:rPr>
             <w:rStyle w:val="afffffff5"/>
@@ -2383,7 +2383,7 @@
             <w:noProof/>
             <w:webHidden/>
           </w:rPr>
-          <w:instrText xml:space="preserve"> PAGEREF _Toc231359583 \h </w:instrText>
+          <w:instrText xml:space="preserve"> PAGEREF _Toc231755663 \h </w:instrText>
         </w:r>
         <w:r>
           <w:rPr>
@@ -2430,7 +2430,7 @@
           <w14:ligatures w14:val="standardContextual"/>
         </w:rPr>
       </w:pPr>
-      <w:hyperlink w:anchor="_Toc231359584" w:history="1">
+      <w:hyperlink w:anchor="_Toc231755664" w:history="1">
         <w:r>
           <w:rPr>
             <w:rStyle w:val="afffffff5"/>
@@ -2457,7 +2457,7 @@
             <w:noProof/>
             <w:webHidden/>
           </w:rPr>
-          <w:instrText xml:space="preserve"> PAGEREF _Toc231359584 \h </w:instrText>
+          <w:instrText xml:space="preserve"> PAGEREF _Toc231755664 \h </w:instrText>
         </w:r>
         <w:r>
           <w:rPr>
@@ -2504,7 +2504,7 @@
           <w14:ligatures w14:val="standardContextual"/>
         </w:rPr>
       </w:pPr>
-      <w:hyperlink w:anchor="_Toc231359585" w:history="1">
+      <w:hyperlink w:anchor="_Toc231755665" w:history="1">
         <w:r>
           <w:rPr>
             <w:rStyle w:val="afffffff5"/>
@@ -2531,7 +2531,7 @@
             <w:noProof/>
             <w:webHidden/>
           </w:rPr>
-          <w:instrText xml:space="preserve"> PAGEREF _Toc231359585 \h </w:instrText>
+          <w:instrText xml:space="preserve"> PAGEREF _Toc231755665 \h </w:instrText>
         </w:r>
         <w:r>
           <w:rPr>
@@ -2578,7 +2578,7 @@
           <w14:ligatures w14:val="standardContextual"/>
         </w:rPr>
       </w:pPr>
-      <w:hyperlink w:anchor="_Toc231359586" w:history="1">
+      <w:hyperlink w:anchor="_Toc231755666" w:history="1">
         <w:r>
           <w:rPr>
             <w:rStyle w:val="afffffff5"/>
@@ -2605,7 +2605,7 @@
             <w:noProof/>
             <w:webHidden/>
           </w:rPr>
-          <w:instrText xml:space="preserve"> PAGEREF _Toc231359586 \h </w:instrText>
+          <w:instrText xml:space="preserve"> PAGEREF _Toc231755666 \h </w:instrText>
         </w:r>
         <w:r>
           <w:rPr>
@@ -2653,7 +2653,7 @@
           <w14:ligatures w14:val="standardContextual"/>
         </w:rPr>
       </w:pPr>
-      <w:hyperlink w:anchor="_Toc231359587" w:history="1">
+      <w:hyperlink w:anchor="_Toc231755667" w:history="1">
         <w:r>
           <w:rPr>
             <w:rStyle w:val="afffffff5"/>
@@ -2680,7 +2680,7 @@
             <w:noProof/>
             <w:webHidden/>
           </w:rPr>
-          <w:instrText xml:space="preserve"> PAGEREF _Toc231359587 \h </w:instrText>
+          <w:instrText xml:space="preserve"> PAGEREF _Toc231755667 \h </w:instrText>
         </w:r>
         <w:r>
           <w:rPr>
@@ -2727,7 +2727,7 @@
           <w14:ligatures w14:val="standardContextual"/>
         </w:rPr>
       </w:pPr>
-      <w:hyperlink w:anchor="_Toc231359588" w:history="1">
+      <w:hyperlink w:anchor="_Toc231755668" w:history="1">
         <w:r>
           <w:rPr>
             <w:rStyle w:val="afffffff5"/>
@@ -2754,7 +2754,7 @@
             <w:noProof/>
             <w:webHidden/>
           </w:rPr>
-          <w:instrText xml:space="preserve"> PAGEREF _Toc231359588 \h </w:instrText>
+          <w:instrText xml:space="preserve"> PAGEREF _Toc231755668 \h </w:instrText>
         </w:r>
         <w:r>
           <w:rPr>
@@ -2801,7 +2801,7 @@
           <w14:ligatures w14:val="standardContextual"/>
         </w:rPr>
       </w:pPr>
-      <w:hyperlink w:anchor="_Toc231359589" w:history="1">
+      <w:hyperlink w:anchor="_Toc231755669" w:history="1">
         <w:r>
           <w:rPr>
             <w:rStyle w:val="afffffff5"/>
@@ -2828,7 +2828,7 @@
             <w:noProof/>
             <w:webHidden/>
           </w:rPr>
-          <w:instrText xml:space="preserve"> PAGEREF _Toc231359589 \h </w:instrText>
+          <w:instrText xml:space="preserve"> PAGEREF _Toc231755669 \h </w:instrText>
         </w:r>
         <w:r>
           <w:rPr>
@@ -2875,7 +2875,7 @@
           <w14:ligatures w14:val="standardContextual"/>
         </w:rPr>
       </w:pPr>
-      <w:hyperlink w:anchor="_Toc231359590" w:history="1">
+      <w:hyperlink w:anchor="_Toc231755670" w:history="1">
         <w:r>
           <w:rPr>
             <w:rStyle w:val="afffffff5"/>
@@ -2902,7 +2902,7 @@
             <w:noProof/>
             <w:webHidden/>
           </w:rPr>
-          <w:instrText xml:space="preserve"> PAGEREF _Toc231359590 \h </w:instrText>
+          <w:instrText xml:space="preserve"> PAGEREF _Toc231755670 \h </w:instrText>
         </w:r>
         <w:r>
           <w:rPr>
@@ -2950,7 +2950,7 @@
           <w14:ligatures w14:val="standardContextual"/>
         </w:rPr>
       </w:pPr>
-      <w:hyperlink w:anchor="_Toc231359591" w:history="1">
+      <w:hyperlink w:anchor="_Toc231755671" w:history="1">
         <w:r>
           <w:rPr>
             <w:rStyle w:val="afffffff5"/>
@@ -2977,7 +2977,7 @@
             <w:noProof/>
             <w:webHidden/>
           </w:rPr>
-          <w:instrText xml:space="preserve"> PAGEREF _Toc231359591 \h </w:instrText>
+          <w:instrText xml:space="preserve"> PAGEREF _Toc231755671 \h </w:instrText>
         </w:r>
         <w:r>
           <w:rPr>
@@ -3024,7 +3024,7 @@
           <w14:ligatures w14:val="standardContextual"/>
         </w:rPr>
       </w:pPr>
-      <w:hyperlink w:anchor="_Toc231359592" w:history="1">
+      <w:hyperlink w:anchor="_Toc231755672" w:history="1">
         <w:r>
           <w:rPr>
             <w:rStyle w:val="afffffff5"/>
@@ -3051,7 +3051,7 @@
             <w:noProof/>
             <w:webHidden/>
           </w:rPr>
-          <w:instrText xml:space="preserve"> PAGEREF _Toc231359592 \h </w:instrText>
+          <w:instrText xml:space="preserve"> PAGEREF _Toc231755672 \h </w:instrText>
         </w:r>
         <w:r>
           <w:rPr>
@@ -3098,7 +3098,7 @@
           <w14:ligatures w14:val="standardContextual"/>
         </w:rPr>
       </w:pPr>
-      <w:hyperlink w:anchor="_Toc231359593" w:history="1">
+      <w:hyperlink w:anchor="_Toc231755673" w:history="1">
         <w:r>
           <w:rPr>
             <w:rStyle w:val="afffffff5"/>
@@ -3125,7 +3125,7 @@
             <w:noProof/>
             <w:webHidden/>
           </w:rPr>
-          <w:instrText xml:space="preserve"> PAGEREF _Toc231359593 \h </w:instrText>
+          <w:instrText xml:space="preserve"> PAGEREF _Toc231755673 \h </w:instrText>
         </w:r>
         <w:r>
           <w:rPr>
@@ -3172,7 +3172,7 @@
           <w14:ligatures w14:val="standardContextual"/>
         </w:rPr>
       </w:pPr>
-      <w:hyperlink w:anchor="_Toc231359594" w:history="1">
+      <w:hyperlink w:anchor="_Toc231755674" w:history="1">
         <w:r>
           <w:rPr>
             <w:rStyle w:val="afffffff5"/>
@@ -3199,7 +3199,7 @@
             <w:noProof/>
             <w:webHidden/>
           </w:rPr>
-          <w:instrText xml:space="preserve"> PAGEREF _Toc231359594 \h </w:instrText>
+          <w:instrText xml:space="preserve"> PAGEREF _Toc231755674 \h </w:instrText>
         </w:r>
         <w:r>
           <w:rPr>
@@ -3247,7 +3247,7 @@
           <w14:ligatures w14:val="standardContextual"/>
         </w:rPr>
       </w:pPr>
-      <w:hyperlink w:anchor="_Toc231359595" w:history="1">
+      <w:hyperlink w:anchor="_Toc231755675" w:history="1">
         <w:r>
           <w:rPr>
             <w:rStyle w:val="afffffff5"/>
@@ -3274,7 +3274,7 @@
             <w:noProof/>
             <w:webHidden/>
           </w:rPr>
-          <w:instrText xml:space="preserve"> PAGEREF _Toc231359595 \h </w:instrText>
+          <w:instrText xml:space="preserve"> PAGEREF _Toc231755675 \h </w:instrText>
         </w:r>
         <w:r>
           <w:rPr>
@@ -3321,7 +3321,7 @@
           <w14:ligatures w14:val="standardContextual"/>
         </w:rPr>
       </w:pPr>
-      <w:hyperlink w:anchor="_Toc231359596" w:history="1">
+      <w:hyperlink w:anchor="_Toc231755676" w:history="1">
         <w:r>
           <w:rPr>
             <w:rStyle w:val="afffffff5"/>
@@ -3348,7 +3348,7 @@
             <w:noProof/>
             <w:webHidden/>
           </w:rPr>
-          <w:instrText xml:space="preserve"> PAGEREF _Toc231359596 \h </w:instrText>
+          <w:instrText xml:space="preserve"> PAGEREF _Toc231755676 \h </w:instrText>
         </w:r>
         <w:r>
           <w:rPr>
@@ -3395,7 +3395,7 @@
           <w14:ligatures w14:val="standardContextual"/>
         </w:rPr>
       </w:pPr>
-      <w:hyperlink w:anchor="_Toc231359597" w:history="1">
+      <w:hyperlink w:anchor="_Toc231755677" w:history="1">
         <w:r>
           <w:rPr>
             <w:rStyle w:val="afffffff5"/>
@@ -3422,7 +3422,7 @@
             <w:noProof/>
             <w:webHidden/>
           </w:rPr>
-          <w:instrText xml:space="preserve"> PAGEREF _Toc231359597 \h </w:instrText>
+          <w:instrText xml:space="preserve"> PAGEREF _Toc231755677 \h </w:instrText>
         </w:r>
         <w:r>
           <w:rPr>
@@ -3469,7 +3469,7 @@
           <w14:ligatures w14:val="standardContextual"/>
         </w:rPr>
       </w:pPr>
-      <w:hyperlink w:anchor="_Toc231359598" w:history="1">
+      <w:hyperlink w:anchor="_Toc231755678" w:history="1">
         <w:r>
           <w:rPr>
             <w:rStyle w:val="afffffff5"/>
@@ -3496,7 +3496,7 @@
             <w:noProof/>
             <w:webHidden/>
           </w:rPr>
-          <w:instrText xml:space="preserve"> PAGEREF _Toc231359598 \h </w:instrText>
+          <w:instrText xml:space="preserve"> PAGEREF _Toc231755678 \h </w:instrText>
         </w:r>
         <w:r>
           <w:rPr>
@@ -3544,7 +3544,7 @@
           <w14:ligatures w14:val="standardContextual"/>
         </w:rPr>
       </w:pPr>
-      <w:hyperlink w:anchor="_Toc231359599" w:history="1">
+      <w:hyperlink w:anchor="_Toc231755679" w:history="1">
         <w:r>
           <w:rPr>
             <w:rStyle w:val="afffffff5"/>
@@ -3571,7 +3571,7 @@
             <w:noProof/>
             <w:webHidden/>
           </w:rPr>
-          <w:instrText xml:space="preserve"> PAGEREF _Toc231359599 \h </w:instrText>
+          <w:instrText xml:space="preserve"> PAGEREF _Toc231755679 \h </w:instrText>
         </w:r>
         <w:r>
           <w:rPr>
@@ -3618,7 +3618,7 @@
           <w14:ligatures w14:val="standardContextual"/>
         </w:rPr>
       </w:pPr>
-      <w:hyperlink w:anchor="_Toc231359600" w:history="1">
+      <w:hyperlink w:anchor="_Toc231755680" w:history="1">
         <w:r>
           <w:rPr>
             <w:rStyle w:val="afffffff5"/>
@@ -3645,7 +3645,7 @@
             <w:noProof/>
             <w:webHidden/>
           </w:rPr>
-          <w:instrText xml:space="preserve"> PAGEREF _Toc231359600 \h </w:instrText>
+          <w:instrText xml:space="preserve"> PAGEREF _Toc231755680 \h </w:instrText>
         </w:r>
         <w:r>
           <w:rPr>
@@ -3692,7 +3692,7 @@
           <w14:ligatures w14:val="standardContextual"/>
         </w:rPr>
       </w:pPr>
-      <w:hyperlink w:anchor="_Toc231359601" w:history="1">
+      <w:hyperlink w:anchor="_Toc231755681" w:history="1">
         <w:r>
           <w:rPr>
             <w:rStyle w:val="afffffff5"/>
@@ -3719,7 +3719,7 @@
             <w:noProof/>
             <w:webHidden/>
           </w:rPr>
-          <w:instrText xml:space="preserve"> PAGEREF _Toc231359601 \h </w:instrText>
+          <w:instrText xml:space="preserve"> PAGEREF _Toc231755681 \h </w:instrText>
         </w:r>
         <w:r>
           <w:rPr>
@@ -3766,7 +3766,7 @@
           <w14:ligatures w14:val="standardContextual"/>
         </w:rPr>
       </w:pPr>
-      <w:hyperlink w:anchor="_Toc231359602" w:history="1">
+      <w:hyperlink w:anchor="_Toc231755682" w:history="1">
         <w:r>
           <w:rPr>
             <w:rStyle w:val="afffffff5"/>
@@ -3793,7 +3793,7 @@
             <w:noProof/>
             <w:webHidden/>
           </w:rPr>
-          <w:instrText xml:space="preserve"> PAGEREF _Toc231359602 \h </w:instrText>
+          <w:instrText xml:space="preserve"> PAGEREF _Toc231755682 \h </w:instrText>
         </w:r>
         <w:r>
           <w:rPr>
@@ -3840,7 +3840,7 @@
           <w14:ligatures w14:val="standardContextual"/>
         </w:rPr>
       </w:pPr>
-      <w:hyperlink w:anchor="_Toc231359603" w:history="1">
+      <w:hyperlink w:anchor="_Toc231755683" w:history="1">
         <w:r>
           <w:rPr>
             <w:rStyle w:val="afffffff5"/>
@@ -3867,7 +3867,7 @@
             <w:noProof/>
             <w:webHidden/>
           </w:rPr>
-          <w:instrText xml:space="preserve"> PAGEREF _Toc231359603 \h </w:instrText>
+          <w:instrText xml:space="preserve"> PAGEREF _Toc231755683 \h </w:instrText>
         </w:r>
         <w:r>
           <w:rPr>
@@ -3915,7 +3915,7 @@
           <w14:ligatures w14:val="standardContextual"/>
         </w:rPr>
       </w:pPr>
-      <w:hyperlink w:anchor="_Toc231359604" w:history="1">
+      <w:hyperlink w:anchor="_Toc231755684" w:history="1">
         <w:r>
           <w:rPr>
             <w:rStyle w:val="afffffff5"/>
@@ -3942,7 +3942,7 @@
             <w:noProof/>
             <w:webHidden/>
           </w:rPr>
-          <w:instrText xml:space="preserve"> PAGEREF _Toc231359604 \h </w:instrText>
+          <w:instrText xml:space="preserve"> PAGEREF _Toc231755684 \h </w:instrText>
         </w:r>
         <w:r>
           <w:rPr>
@@ -3989,7 +3989,7 @@
           <w14:ligatures w14:val="standardContextual"/>
         </w:rPr>
       </w:pPr>
-      <w:hyperlink w:anchor="_Toc231359605" w:history="1">
+      <w:hyperlink w:anchor="_Toc231755685" w:history="1">
         <w:r>
           <w:rPr>
             <w:rStyle w:val="afffffff5"/>
@@ -4016,7 +4016,7 @@
             <w:noProof/>
             <w:webHidden/>
           </w:rPr>
-          <w:instrText xml:space="preserve"> PAGEREF _Toc231359605 \h </w:instrText>
+          <w:instrText xml:space="preserve"> PAGEREF _Toc231755685 \h </w:instrText>
         </w:r>
         <w:r>
           <w:rPr>
@@ -4063,7 +4063,7 @@
           <w14:ligatures w14:val="standardContextual"/>
         </w:rPr>
       </w:pPr>
-      <w:hyperlink w:anchor="_Toc231359606" w:history="1">
+      <w:hyperlink w:anchor="_Toc231755686" w:history="1">
         <w:r>
           <w:rPr>
             <w:rStyle w:val="afffffff5"/>
@@ -4090,7 +4090,7 @@
             <w:noProof/>
             <w:webHidden/>
           </w:rPr>
-          <w:instrText xml:space="preserve"> PAGEREF _Toc231359606 \h </w:instrText>
+          <w:instrText xml:space="preserve"> PAGEREF _Toc231755686 \h </w:instrText>
         </w:r>
         <w:r>
           <w:rPr>
@@ -4137,7 +4137,7 @@
           <w14:ligatures w14:val="standardContextual"/>
         </w:rPr>
       </w:pPr>
-      <w:hyperlink w:anchor="_Toc231359607" w:history="1">
+      <w:hyperlink w:anchor="_Toc231755687" w:history="1">
         <w:r>
           <w:rPr>
             <w:rStyle w:val="afffffff5"/>
@@ -4164,7 +4164,7 @@
             <w:noProof/>
             <w:webHidden/>
           </w:rPr>
-          <w:instrText xml:space="preserve"> PAGEREF _Toc231359607 \h </w:instrText>
+          <w:instrText xml:space="preserve"> PAGEREF _Toc231755687 \h </w:instrText>
         </w:r>
         <w:r>
           <w:rPr>
@@ -4212,7 +4212,7 @@
           <w14:ligatures w14:val="standardContextual"/>
         </w:rPr>
       </w:pPr>
-      <w:hyperlink w:anchor="_Toc231359608" w:history="1">
+      <w:hyperlink w:anchor="_Toc231755688" w:history="1">
         <w:r>
           <w:rPr>
             <w:rStyle w:val="afffffff5"/>
@@ -4239,7 +4239,7 @@
             <w:noProof/>
             <w:webHidden/>
           </w:rPr>
-          <w:instrText xml:space="preserve"> PAGEREF _Toc231359608 \h </w:instrText>
+          <w:instrText xml:space="preserve"> PAGEREF _Toc231755688 \h </w:instrText>
         </w:r>
         <w:r>
           <w:rPr>
@@ -4286,7 +4286,7 @@
           <w14:ligatures w14:val="standardContextual"/>
         </w:rPr>
       </w:pPr>
-      <w:hyperlink w:anchor="_Toc231359609" w:history="1">
+      <w:hyperlink w:anchor="_Toc231755689" w:history="1">
         <w:r>
           <w:rPr>
             <w:rStyle w:val="afffffff5"/>
@@ -4313,7 +4313,7 @@
             <w:noProof/>
             <w:webHidden/>
           </w:rPr>
-          <w:instrText xml:space="preserve"> PAGEREF _Toc231359609 \h </w:instrText>
+          <w:instrText xml:space="preserve"> PAGEREF _Toc231755689 \h </w:instrText>
         </w:r>
         <w:r>
           <w:rPr>
@@ -4360,7 +4360,7 @@
           <w14:ligatures w14:val="standardContextual"/>
         </w:rPr>
       </w:pPr>
-      <w:hyperlink w:anchor="_Toc231359610" w:history="1">
+      <w:hyperlink w:anchor="_Toc231755690" w:history="1">
         <w:r>
           <w:rPr>
             <w:rStyle w:val="afffffff5"/>
@@ -4387,7 +4387,7 @@
             <w:noProof/>
             <w:webHidden/>
           </w:rPr>
-          <w:instrText xml:space="preserve"> PAGEREF _Toc231359610 \h </w:instrText>
+          <w:instrText xml:space="preserve"> PAGEREF _Toc231755690 \h </w:instrText>
         </w:r>
         <w:r>
           <w:rPr>
@@ -4434,7 +4434,7 @@
           <w14:ligatures w14:val="standardContextual"/>
         </w:rPr>
       </w:pPr>
-      <w:hyperlink w:anchor="_Toc231359611" w:history="1">
+      <w:hyperlink w:anchor="_Toc231755691" w:history="1">
         <w:r>
           <w:rPr>
             <w:rStyle w:val="afffffff5"/>
@@ -4461,7 +4461,7 @@
             <w:noProof/>
             <w:webHidden/>
           </w:rPr>
-          <w:instrText xml:space="preserve"> PAGEREF _Toc231359611 \h </w:instrText>
+          <w:instrText xml:space="preserve"> PAGEREF _Toc231755691 \h </w:instrText>
         </w:r>
         <w:r>
           <w:rPr>
@@ -4509,7 +4509,7 @@
           <w14:ligatures w14:val="standardContextual"/>
         </w:rPr>
       </w:pPr>
-      <w:hyperlink w:anchor="_Toc231359612" w:history="1">
+      <w:hyperlink w:anchor="_Toc231755692" w:history="1">
         <w:r>
           <w:rPr>
             <w:rStyle w:val="afffffff5"/>
@@ -4536,7 +4536,7 @@
             <w:noProof/>
             <w:webHidden/>
           </w:rPr>
-          <w:instrText xml:space="preserve"> PAGEREF _Toc231359612 \h </w:instrText>
+          <w:instrText xml:space="preserve"> PAGEREF _Toc231755692 \h </w:instrText>
         </w:r>
         <w:r>
           <w:rPr>
@@ -4583,7 +4583,7 @@
           <w14:ligatures w14:val="standardContextual"/>
         </w:rPr>
       </w:pPr>
-      <w:hyperlink w:anchor="_Toc231359613" w:history="1">
+      <w:hyperlink w:anchor="_Toc231755693" w:history="1">
         <w:r>
           <w:rPr>
             <w:rStyle w:val="afffffff5"/>
@@ -4610,7 +4610,7 @@
             <w:noProof/>
             <w:webHidden/>
           </w:rPr>
-          <w:instrText xml:space="preserve"> PAGEREF _Toc231359613 \h </w:instrText>
+          <w:instrText xml:space="preserve"> PAGEREF _Toc231755693 \h </w:instrText>
         </w:r>
         <w:r>
           <w:rPr>
@@ -4657,7 +4657,7 @@
           <w14:ligatures w14:val="standardContextual"/>
         </w:rPr>
       </w:pPr>
-      <w:hyperlink w:anchor="_Toc231359614" w:history="1">
+      <w:hyperlink w:anchor="_Toc231755694" w:history="1">
         <w:r>
           <w:rPr>
             <w:rStyle w:val="afffffff5"/>
@@ -4684,7 +4684,7 @@
             <w:noProof/>
             <w:webHidden/>
           </w:rPr>
-          <w:instrText xml:space="preserve"> PAGEREF _Toc231359614 \h </w:instrText>
+          <w:instrText xml:space="preserve"> PAGEREF _Toc231755694 \h </w:instrText>
         </w:r>
         <w:r>
           <w:rPr>
@@ -4731,7 +4731,7 @@
           <w14:ligatures w14:val="standardContextual"/>
         </w:rPr>
       </w:pPr>
-      <w:hyperlink w:anchor="_Toc231359615" w:history="1">
+      <w:hyperlink w:anchor="_Toc231755695" w:history="1">
         <w:r>
           <w:rPr>
             <w:rStyle w:val="afffffff5"/>
@@ -4758,7 +4758,7 @@
             <w:noProof/>
             <w:webHidden/>
           </w:rPr>
-          <w:instrText xml:space="preserve"> PAGEREF _Toc231359615 \h </w:instrText>
+          <w:instrText xml:space="preserve"> PAGEREF _Toc231755695 \h </w:instrText>
         </w:r>
         <w:r>
           <w:rPr>
@@ -4805,7 +4805,7 @@
           <w14:ligatures w14:val="standardContextual"/>
         </w:rPr>
       </w:pPr>
-      <w:hyperlink w:anchor="_Toc231359616" w:history="1">
+      <w:hyperlink w:anchor="_Toc231755696" w:history="1">
         <w:r>
           <w:rPr>
             <w:rStyle w:val="afffffff5"/>
@@ -4832,7 +4832,7 @@
             <w:noProof/>
             <w:webHidden/>
           </w:rPr>
-          <w:instrText xml:space="preserve"> PAGEREF _Toc231359616 \h </w:instrText>
+          <w:instrText xml:space="preserve"> PAGEREF _Toc231755696 \h </w:instrText>
         </w:r>
         <w:r>
           <w:rPr>
@@ -4880,7 +4880,7 @@
           <w14:ligatures w14:val="standardContextual"/>
         </w:rPr>
       </w:pPr>
-      <w:hyperlink w:anchor="_Toc231359617" w:history="1">
+      <w:hyperlink w:anchor="_Toc231755697" w:history="1">
         <w:r>
           <w:rPr>
             <w:rStyle w:val="afffffff5"/>
@@ -4907,7 +4907,7 @@
             <w:noProof/>
             <w:webHidden/>
           </w:rPr>
-          <w:instrText xml:space="preserve"> PAGEREF _Toc231359617 \h </w:instrText>
+          <w:instrText xml:space="preserve"> PAGEREF _Toc231755697 \h </w:instrText>
         </w:r>
         <w:r>
           <w:rPr>
@@ -4954,7 +4954,7 @@
           <w14:ligatures w14:val="standardContextual"/>
         </w:rPr>
       </w:pPr>
-      <w:hyperlink w:anchor="_Toc231359618" w:history="1">
+      <w:hyperlink w:anchor="_Toc231755698" w:history="1">
         <w:r>
           <w:rPr>
             <w:rStyle w:val="afffffff5"/>
@@ -4981,7 +4981,7 @@
             <w:noProof/>
             <w:webHidden/>
           </w:rPr>
-          <w:instrText xml:space="preserve"> PAGEREF _Toc231359618 \h </w:instrText>
+          <w:instrText xml:space="preserve"> PAGEREF _Toc231755698 \h </w:instrText>
         </w:r>
         <w:r>
           <w:rPr>
@@ -5028,7 +5028,7 @@
           <w14:ligatures w14:val="standardContextual"/>
         </w:rPr>
       </w:pPr>
-      <w:hyperlink w:anchor="_Toc231359619" w:history="1">
+      <w:hyperlink w:anchor="_Toc231755699" w:history="1">
         <w:r>
           <w:rPr>
             <w:rStyle w:val="afffffff5"/>
@@ -5055,7 +5055,7 @@
             <w:noProof/>
             <w:webHidden/>
           </w:rPr>
-          <w:instrText xml:space="preserve"> PAGEREF _Toc231359619 \h </w:instrText>
+          <w:instrText xml:space="preserve"> PAGEREF _Toc231755699 \h </w:instrText>
         </w:r>
         <w:r>
           <w:rPr>
@@ -5102,7 +5102,7 @@
           <w14:ligatures w14:val="standardContextual"/>
         </w:rPr>
       </w:pPr>
-      <w:hyperlink w:anchor="_Toc231359620" w:history="1">
+      <w:hyperlink w:anchor="_Toc231755700" w:history="1">
         <w:r>
           <w:rPr>
             <w:rStyle w:val="afffffff5"/>
@@ -5129,7 +5129,7 @@
             <w:noProof/>
             <w:webHidden/>
           </w:rPr>
-          <w:instrText xml:space="preserve"> PAGEREF _Toc231359620 \h </w:instrText>
+          <w:instrText xml:space="preserve"> PAGEREF _Toc231755700 \h </w:instrText>
         </w:r>
         <w:r>
           <w:rPr>
@@ -5177,7 +5177,7 @@
           <w14:ligatures w14:val="standardContextual"/>
         </w:rPr>
       </w:pPr>
-      <w:hyperlink w:anchor="_Toc231359621" w:history="1">
+      <w:hyperlink w:anchor="_Toc231755701" w:history="1">
         <w:r>
           <w:rPr>
             <w:rStyle w:val="afffffff5"/>
@@ -5204,7 +5204,7 @@
             <w:noProof/>
             <w:webHidden/>
           </w:rPr>
-          <w:instrText xml:space="preserve"> PAGEREF _Toc231359621 \h </w:instrText>
+          <w:instrText xml:space="preserve"> PAGEREF _Toc231755701 \h </w:instrText>
         </w:r>
         <w:r>
           <w:rPr>
@@ -5251,7 +5251,7 @@
           <w14:ligatures w14:val="standardContextual"/>
         </w:rPr>
       </w:pPr>
-      <w:hyperlink w:anchor="_Toc231359622" w:history="1">
+      <w:hyperlink w:anchor="_Toc231755702" w:history="1">
         <w:r>
           <w:rPr>
             <w:rStyle w:val="afffffff5"/>
@@ -5278,7 +5278,7 @@
             <w:noProof/>
             <w:webHidden/>
           </w:rPr>
-          <w:instrText xml:space="preserve"> PAGEREF _Toc231359622 \h </w:instrText>
+          <w:instrText xml:space="preserve"> PAGEREF _Toc231755702 \h </w:instrText>
         </w:r>
         <w:r>
           <w:rPr>
@@ -5325,7 +5325,7 @@
           <w14:ligatures w14:val="standardContextual"/>
         </w:rPr>
       </w:pPr>
-      <w:hyperlink w:anchor="_Toc231359623" w:history="1">
+      <w:hyperlink w:anchor="_Toc231755703" w:history="1">
         <w:r>
           <w:rPr>
             <w:rStyle w:val="afffffff5"/>
@@ -5352,7 +5352,7 @@
             <w:noProof/>
             <w:webHidden/>
           </w:rPr>
-          <w:instrText xml:space="preserve"> PAGEREF _Toc231359623 \h </w:instrText>
+          <w:instrText xml:space="preserve"> PAGEREF _Toc231755703 \h </w:instrText>
         </w:r>
         <w:r>
           <w:rPr>
@@ -5399,7 +5399,7 @@
           <w14:ligatures w14:val="standardContextual"/>
         </w:rPr>
       </w:pPr>
-      <w:hyperlink w:anchor="_Toc231359624" w:history="1">
+      <w:hyperlink w:anchor="_Toc231755704" w:history="1">
         <w:r>
           <w:rPr>
             <w:rStyle w:val="afffffff5"/>
@@ -5426,7 +5426,7 @@
             <w:noProof/>
             <w:webHidden/>
           </w:rPr>
-          <w:instrText xml:space="preserve"> PAGEREF _Toc231359624 \h </w:instrText>
+          <w:instrText xml:space="preserve"> PAGEREF _Toc231755704 \h </w:instrText>
         </w:r>
         <w:r>
           <w:rPr>
@@ -5473,7 +5473,7 @@
           <w14:ligatures w14:val="standardContextual"/>
         </w:rPr>
       </w:pPr>
-      <w:hyperlink w:anchor="_Toc231359625" w:history="1">
+      <w:hyperlink w:anchor="_Toc231755705" w:history="1">
         <w:r>
           <w:rPr>
             <w:rStyle w:val="afffffff5"/>
@@ -5500,7 +5500,7 @@
             <w:noProof/>
             <w:webHidden/>
           </w:rPr>
-          <w:instrText xml:space="preserve"> PAGEREF _Toc231359625 \h </w:instrText>
+          <w:instrText xml:space="preserve"> PAGEREF _Toc231755705 \h </w:instrText>
         </w:r>
         <w:r>
           <w:rPr>
@@ -5548,7 +5548,7 @@
           <w14:ligatures w14:val="standardContextual"/>
         </w:rPr>
       </w:pPr>
-      <w:hyperlink w:anchor="_Toc231359626" w:history="1">
+      <w:hyperlink w:anchor="_Toc231755706" w:history="1">
         <w:r>
           <w:rPr>
             <w:rStyle w:val="afffffff5"/>
@@ -5575,7 +5575,7 @@
             <w:noProof/>
             <w:webHidden/>
           </w:rPr>
-          <w:instrText xml:space="preserve"> PAGEREF _Toc231359626 \h </w:instrText>
+          <w:instrText xml:space="preserve"> PAGEREF _Toc231755706 \h </w:instrText>
         </w:r>
         <w:r>
           <w:rPr>
@@ -5622,7 +5622,7 @@
           <w14:ligatures w14:val="standardContextual"/>
         </w:rPr>
       </w:pPr>
-      <w:hyperlink w:anchor="_Toc231359627" w:history="1">
+      <w:hyperlink w:anchor="_Toc231755707" w:history="1">
         <w:r>
           <w:rPr>
             <w:rStyle w:val="afffffff5"/>
@@ -5649,7 +5649,7 @@
             <w:noProof/>
             <w:webHidden/>
           </w:rPr>
-          <w:instrText xml:space="preserve"> PAGEREF _Toc231359627 \h </w:instrText>
+          <w:instrText xml:space="preserve"> PAGEREF _Toc231755707 \h </w:instrText>
         </w:r>
         <w:r>
           <w:rPr>
@@ -5696,7 +5696,7 @@
           <w14:ligatures w14:val="standardContextual"/>
         </w:rPr>
       </w:pPr>
-      <w:hyperlink w:anchor="_Toc231359628" w:history="1">
+      <w:hyperlink w:anchor="_Toc231755708" w:history="1">
         <w:r>
           <w:rPr>
             <w:rStyle w:val="afffffff5"/>
@@ -5723,7 +5723,7 @@
             <w:noProof/>
             <w:webHidden/>
           </w:rPr>
-          <w:instrText xml:space="preserve"> PAGEREF _Toc231359628 \h </w:instrText>
+          <w:instrText xml:space="preserve"> PAGEREF _Toc231755708 \h </w:instrText>
         </w:r>
         <w:r>
           <w:rPr>
@@ -5770,7 +5770,7 @@
           <w14:ligatures w14:val="standardContextual"/>
         </w:rPr>
       </w:pPr>
-      <w:hyperlink w:anchor="_Toc231359629" w:history="1">
+      <w:hyperlink w:anchor="_Toc231755709" w:history="1">
         <w:r>
           <w:rPr>
             <w:rStyle w:val="afffffff5"/>
@@ -5797,7 +5797,7 @@
             <w:noProof/>
             <w:webHidden/>
           </w:rPr>
-          <w:instrText xml:space="preserve"> PAGEREF _Toc231359629 \h </w:instrText>
+          <w:instrText xml:space="preserve"> PAGEREF _Toc231755709 \h </w:instrText>
         </w:r>
         <w:r>
           <w:rPr>
@@ -5844,7 +5844,7 @@
           <w14:ligatures w14:val="standardContextual"/>
         </w:rPr>
       </w:pPr>
-      <w:hyperlink w:anchor="_Toc231359630" w:history="1">
+      <w:hyperlink w:anchor="_Toc231755710" w:history="1">
         <w:r>
           <w:rPr>
             <w:rStyle w:val="afffffff5"/>
@@ -5871,7 +5871,7 @@
             <w:noProof/>
             <w:webHidden/>
           </w:rPr>
-          <w:instrText xml:space="preserve"> PAGEREF _Toc231359630 \h </w:instrText>
+          <w:instrText xml:space="preserve"> PAGEREF _Toc231755710 \h </w:instrText>
         </w:r>
         <w:r>
           <w:rPr>
@@ -5919,7 +5919,7 @@
           <w14:ligatures w14:val="standardContextual"/>
         </w:rPr>
       </w:pPr>
-      <w:hyperlink w:anchor="_Toc231359631" w:history="1">
+      <w:hyperlink w:anchor="_Toc231755711" w:history="1">
         <w:r>
           <w:rPr>
             <w:rStyle w:val="afffffff5"/>
@@ -5946,7 +5946,7 @@
             <w:noProof/>
             <w:webHidden/>
           </w:rPr>
-          <w:instrText xml:space="preserve"> PAGEREF _Toc231359631 \h </w:instrText>
+          <w:instrText xml:space="preserve"> PAGEREF _Toc231755711 \h </w:instrText>
         </w:r>
         <w:r>
           <w:rPr>
@@ -5993,7 +5993,7 @@
           <w14:ligatures w14:val="standardContextual"/>
         </w:rPr>
       </w:pPr>
-      <w:hyperlink w:anchor="_Toc231359632" w:history="1">
+      <w:hyperlink w:anchor="_Toc231755712" w:history="1">
         <w:r>
           <w:rPr>
             <w:rStyle w:val="afffffff5"/>
@@ -6020,7 +6020,7 @@
             <w:noProof/>
             <w:webHidden/>
           </w:rPr>
-          <w:instrText xml:space="preserve"> PAGEREF _Toc231359632 \h </w:instrText>
+          <w:instrText xml:space="preserve"> PAGEREF _Toc231755712 \h </w:instrText>
         </w:r>
         <w:r>
           <w:rPr>
@@ -6067,7 +6067,7 @@
           <w14:ligatures w14:val="standardContextual"/>
         </w:rPr>
       </w:pPr>
-      <w:hyperlink w:anchor="_Toc231359633" w:history="1">
+      <w:hyperlink w:anchor="_Toc231755713" w:history="1">
         <w:r>
           <w:rPr>
             <w:rStyle w:val="afffffff5"/>
@@ -6094,7 +6094,7 @@
             <w:noProof/>
             <w:webHidden/>
           </w:rPr>
-          <w:instrText xml:space="preserve"> PAGEREF _Toc231359633 \h </w:instrText>
+          <w:instrText xml:space="preserve"> PAGEREF _Toc231755713 \h </w:instrText>
         </w:r>
         <w:r>
           <w:rPr>
@@ -6141,7 +6141,7 @@
           <w14:ligatures w14:val="standardContextual"/>
         </w:rPr>
       </w:pPr>
-      <w:hyperlink w:anchor="_Toc231359634" w:history="1">
+      <w:hyperlink w:anchor="_Toc231755714" w:history="1">
         <w:r>
           <w:rPr>
             <w:rStyle w:val="afffffff5"/>
@@ -6168,7 +6168,7 @@
             <w:noProof/>
             <w:webHidden/>
           </w:rPr>
-          <w:instrText xml:space="preserve"> PAGEREF _Toc231359634 \h </w:instrText>
+          <w:instrText xml:space="preserve"> PAGEREF _Toc231755714 \h </w:instrText>
         </w:r>
         <w:r>
           <w:rPr>
@@ -6215,7 +6215,7 @@
           <w14:ligatures w14:val="standardContextual"/>
         </w:rPr>
       </w:pPr>
-      <w:hyperlink w:anchor="_Toc231359635" w:history="1">
+      <w:hyperlink w:anchor="_Toc231755715" w:history="1">
         <w:r>
           <w:rPr>
             <w:rStyle w:val="afffffff5"/>
@@ -6242,7 +6242,7 @@
             <w:noProof/>
             <w:webHidden/>
           </w:rPr>
-          <w:instrText xml:space="preserve"> PAGEREF _Toc231359635 \h </w:instrText>
+          <w:instrText xml:space="preserve"> PAGEREF _Toc231755715 \h </w:instrText>
         </w:r>
         <w:r>
           <w:rPr>
@@ -6290,7 +6290,7 @@
           <w14:ligatures w14:val="standardContextual"/>
         </w:rPr>
       </w:pPr>
-      <w:hyperlink w:anchor="_Toc231359636" w:history="1">
+      <w:hyperlink w:anchor="_Toc231755716" w:history="1">
         <w:r>
           <w:rPr>
             <w:rStyle w:val="afffffff5"/>
@@ -6317,7 +6317,7 @@
             <w:noProof/>
             <w:webHidden/>
           </w:rPr>
-          <w:instrText xml:space="preserve"> PAGEREF _Toc231359636 \h </w:instrText>
+          <w:instrText xml:space="preserve"> PAGEREF _Toc231755716 \h </w:instrText>
         </w:r>
         <w:r>
           <w:rPr>
@@ -6364,7 +6364,7 @@
           <w14:ligatures w14:val="standardContextual"/>
         </w:rPr>
       </w:pPr>
-      <w:hyperlink w:anchor="_Toc231359637" w:history="1">
+      <w:hyperlink w:anchor="_Toc231755717" w:history="1">
         <w:r>
           <w:rPr>
             <w:rStyle w:val="afffffff5"/>
@@ -6391,7 +6391,7 @@
             <w:noProof/>
             <w:webHidden/>
           </w:rPr>
-          <w:instrText xml:space="preserve"> PAGEREF _Toc231359637 \h </w:instrText>
+          <w:instrText xml:space="preserve"> PAGEREF _Toc231755717 \h </w:instrText>
         </w:r>
         <w:r>
           <w:rPr>
@@ -6438,7 +6438,7 @@
           <w14:ligatures w14:val="standardContextual"/>
         </w:rPr>
       </w:pPr>
-      <w:hyperlink w:anchor="_Toc231359638" w:history="1">
+      <w:hyperlink w:anchor="_Toc231755718" w:history="1">
         <w:r>
           <w:rPr>
             <w:rStyle w:val="afffffff5"/>
@@ -6465,7 +6465,7 @@
             <w:noProof/>
             <w:webHidden/>
           </w:rPr>
-          <w:instrText xml:space="preserve"> PAGEREF _Toc231359638 \h </w:instrText>
+          <w:instrText xml:space="preserve"> PAGEREF _Toc231755718 \h </w:instrText>
         </w:r>
         <w:r>
           <w:rPr>
@@ -6512,7 +6512,7 @@
           <w14:ligatures w14:val="standardContextual"/>
         </w:rPr>
       </w:pPr>
-      <w:hyperlink w:anchor="_Toc231359639" w:history="1">
+      <w:hyperlink w:anchor="_Toc231755719" w:history="1">
         <w:r>
           <w:rPr>
             <w:rStyle w:val="afffffff5"/>
@@ -6539,7 +6539,7 @@
             <w:noProof/>
             <w:webHidden/>
           </w:rPr>
-          <w:instrText xml:space="preserve"> PAGEREF _Toc231359639 \h </w:instrText>
+          <w:instrText xml:space="preserve"> PAGEREF _Toc231755719 \h </w:instrText>
         </w:r>
         <w:r>
           <w:rPr>
@@ -6586,7 +6586,7 @@
           <w14:ligatures w14:val="standardContextual"/>
         </w:rPr>
       </w:pPr>
-      <w:hyperlink w:anchor="_Toc231359640" w:history="1">
+      <w:hyperlink w:anchor="_Toc231755720" w:history="1">
         <w:r>
           <w:rPr>
             <w:rStyle w:val="afffffff5"/>
@@ -6613,7 +6613,7 @@
             <w:noProof/>
             <w:webHidden/>
           </w:rPr>
-          <w:instrText xml:space="preserve"> PAGEREF _Toc231359640 \h </w:instrText>
+          <w:instrText xml:space="preserve"> PAGEREF _Toc231755720 \h </w:instrText>
         </w:r>
         <w:r>
           <w:rPr>
@@ -6661,7 +6661,7 @@
           <w14:ligatures w14:val="standardContextual"/>
         </w:rPr>
       </w:pPr>
-      <w:hyperlink w:anchor="_Toc231359641" w:history="1">
+      <w:hyperlink w:anchor="_Toc231755721" w:history="1">
         <w:r>
           <w:rPr>
             <w:rStyle w:val="afffffff5"/>
@@ -6688,7 +6688,7 @@
             <w:noProof/>
             <w:webHidden/>
           </w:rPr>
-          <w:instrText xml:space="preserve"> PAGEREF _Toc231359641 \h </w:instrText>
+          <w:instrText xml:space="preserve"> PAGEREF _Toc231755721 \h </w:instrText>
         </w:r>
         <w:r>
           <w:rPr>
@@ -6735,7 +6735,7 @@
           <w14:ligatures w14:val="standardContextual"/>
         </w:rPr>
       </w:pPr>
-      <w:hyperlink w:anchor="_Toc231359642" w:history="1">
+      <w:hyperlink w:anchor="_Toc231755722" w:history="1">
         <w:r>
           <w:rPr>
             <w:rStyle w:val="afffffff5"/>
@@ -6762,7 +6762,7 @@
             <w:noProof/>
             <w:webHidden/>
           </w:rPr>
-          <w:instrText xml:space="preserve"> PAGEREF _Toc231359642 \h </w:instrText>
+          <w:instrText xml:space="preserve"> PAGEREF _Toc231755722 \h </w:instrText>
         </w:r>
         <w:r>
           <w:rPr>
@@ -6809,7 +6809,7 @@
           <w14:ligatures w14:val="standardContextual"/>
         </w:rPr>
       </w:pPr>
-      <w:hyperlink w:anchor="_Toc231359643" w:history="1">
+      <w:hyperlink w:anchor="_Toc231755723" w:history="1">
         <w:r>
           <w:rPr>
             <w:rStyle w:val="afffffff5"/>
@@ -6836,7 +6836,7 @@
             <w:noProof/>
             <w:webHidden/>
           </w:rPr>
-          <w:instrText xml:space="preserve"> PAGEREF _Toc231359643 \h </w:instrText>
+          <w:instrText xml:space="preserve"> PAGEREF _Toc231755723 \h </w:instrText>
         </w:r>
         <w:r>
           <w:rPr>
@@ -6883,7 +6883,7 @@
           <w14:ligatures w14:val="standardContextual"/>
         </w:rPr>
       </w:pPr>
-      <w:hyperlink w:anchor="_Toc231359644" w:history="1">
+      <w:hyperlink w:anchor="_Toc231755724" w:history="1">
         <w:r>
           <w:rPr>
             <w:rStyle w:val="afffffff5"/>
@@ -6910,7 +6910,7 @@
             <w:noProof/>
             <w:webHidden/>
           </w:rPr>
-          <w:instrText xml:space="preserve"> PAGEREF _Toc231359644 \h </w:instrText>
+          <w:instrText xml:space="preserve"> PAGEREF _Toc231755724 \h </w:instrText>
         </w:r>
         <w:r>
           <w:rPr>
@@ -6958,7 +6958,7 @@
           <w14:ligatures w14:val="standardContextual"/>
         </w:rPr>
       </w:pPr>
-      <w:hyperlink w:anchor="_Toc231359645" w:history="1">
+      <w:hyperlink w:anchor="_Toc231755725" w:history="1">
         <w:r>
           <w:rPr>
             <w:rStyle w:val="afffffff5"/>
@@ -6985,7 +6985,7 @@
             <w:noProof/>
             <w:webHidden/>
           </w:rPr>
-          <w:instrText xml:space="preserve"> PAGEREF _Toc231359645 \h </w:instrText>
+          <w:instrText xml:space="preserve"> PAGEREF _Toc231755725 \h </w:instrText>
         </w:r>
         <w:r>
           <w:rPr>
@@ -7032,7 +7032,7 @@
           <w14:ligatures w14:val="standardContextual"/>
         </w:rPr>
       </w:pPr>
-      <w:hyperlink w:anchor="_Toc231359646" w:history="1">
+      <w:hyperlink w:anchor="_Toc231755726" w:history="1">
         <w:r>
           <w:rPr>
             <w:rStyle w:val="afffffff5"/>
@@ -7059,7 +7059,7 @@
             <w:noProof/>
             <w:webHidden/>
           </w:rPr>
-          <w:instrText xml:space="preserve"> PAGEREF _Toc231359646 \h </w:instrText>
+          <w:instrText xml:space="preserve"> PAGEREF _Toc231755726 \h </w:instrText>
         </w:r>
         <w:r>
           <w:rPr>
@@ -7106,7 +7106,7 @@
           <w14:ligatures w14:val="standardContextual"/>
         </w:rPr>
       </w:pPr>
-      <w:hyperlink w:anchor="_Toc231359647" w:history="1">
+      <w:hyperlink w:anchor="_Toc231755727" w:history="1">
         <w:r>
           <w:rPr>
             <w:rStyle w:val="afffffff5"/>
@@ -7133,7 +7133,7 @@
             <w:noProof/>
             <w:webHidden/>
           </w:rPr>
-          <w:instrText xml:space="preserve"> PAGEREF _Toc231359647 \h </w:instrText>
+          <w:instrText xml:space="preserve"> PAGEREF _Toc231755727 \h </w:instrText>
         </w:r>
         <w:r>
           <w:rPr>
@@ -7180,7 +7180,7 @@
           <w14:ligatures w14:val="standardContextual"/>
         </w:rPr>
       </w:pPr>
-      <w:hyperlink w:anchor="_Toc231359648" w:history="1">
+      <w:hyperlink w:anchor="_Toc231755728" w:history="1">
         <w:r>
           <w:rPr>
             <w:rStyle w:val="afffffff5"/>
@@ -7207,7 +7207,7 @@
             <w:noProof/>
             <w:webHidden/>
           </w:rPr>
-          <w:instrText xml:space="preserve"> PAGEREF _Toc231359648 \h </w:instrText>
+          <w:instrText xml:space="preserve"> PAGEREF _Toc231755728 \h </w:instrText>
         </w:r>
         <w:r>
           <w:rPr>
@@ -7254,7 +7254,7 @@
           <w14:ligatures w14:val="standardContextual"/>
         </w:rPr>
       </w:pPr>
-      <w:hyperlink w:anchor="_Toc231359649" w:history="1">
+      <w:hyperlink w:anchor="_Toc231755729" w:history="1">
         <w:r>
           <w:rPr>
             <w:rStyle w:val="afffffff5"/>
@@ -7281,7 +7281,7 @@
             <w:noProof/>
             <w:webHidden/>
           </w:rPr>
-          <w:instrText xml:space="preserve"> PAGEREF _Toc231359649 \h </w:instrText>
+          <w:instrText xml:space="preserve"> PAGEREF _Toc231755729 \h </w:instrText>
         </w:r>
         <w:r>
           <w:rPr>
@@ -7330,7 +7330,7 @@
           <w14:ligatures w14:val="standardContextual"/>
         </w:rPr>
       </w:pPr>
-      <w:hyperlink w:anchor="_Toc231359650" w:history="1">
+      <w:hyperlink w:anchor="_Toc231755730" w:history="1">
         <w:r>
           <w:rPr>
             <w:rStyle w:val="afffffff5"/>
@@ -7357,7 +7357,7 @@
             <w:noProof/>
             <w:webHidden/>
           </w:rPr>
-          <w:instrText xml:space="preserve"> PAGEREF _Toc231359650 \h </w:instrText>
+          <w:instrText xml:space="preserve"> PAGEREF _Toc231755730 \h </w:instrText>
         </w:r>
         <w:r>
           <w:rPr>
@@ -7405,7 +7405,7 @@
           <w14:ligatures w14:val="standardContextual"/>
         </w:rPr>
       </w:pPr>
-      <w:hyperlink w:anchor="_Toc231359651" w:history="1">
+      <w:hyperlink w:anchor="_Toc231755731" w:history="1">
         <w:r>
           <w:rPr>
             <w:rStyle w:val="afffffff5"/>
@@ -7432,7 +7432,7 @@
             <w:noProof/>
             <w:webHidden/>
           </w:rPr>
-          <w:instrText xml:space="preserve"> PAGEREF _Toc231359651 \h </w:instrText>
+          <w:instrText xml:space="preserve"> PAGEREF _Toc231755731 \h </w:instrText>
         </w:r>
         <w:r>
           <w:rPr>
@@ -7480,7 +7480,7 @@
           <w14:ligatures w14:val="standardContextual"/>
         </w:rPr>
       </w:pPr>
-      <w:hyperlink w:anchor="_Toc231359652" w:history="1">
+      <w:hyperlink w:anchor="_Toc231755732" w:history="1">
         <w:r>
           <w:rPr>
             <w:rStyle w:val="afffffff5"/>
@@ -7507,7 +7507,7 @@
             <w:noProof/>
             <w:webHidden/>
           </w:rPr>
-          <w:instrText xml:space="preserve"> PAGEREF _Toc231359652 \h </w:instrText>
+          <w:instrText xml:space="preserve"> PAGEREF _Toc231755732 \h </w:instrText>
         </w:r>
         <w:r>
           <w:rPr>
@@ -7555,7 +7555,7 @@
           <w14:ligatures w14:val="standardContextual"/>
         </w:rPr>
       </w:pPr>
-      <w:hyperlink w:anchor="_Toc231359653" w:history="1">
+      <w:hyperlink w:anchor="_Toc231755733" w:history="1">
         <w:r>
           <w:rPr>
             <w:rStyle w:val="afffffff5"/>
@@ -7582,7 +7582,7 @@
             <w:noProof/>
             <w:webHidden/>
           </w:rPr>
-          <w:instrText xml:space="preserve"> PAGEREF _Toc231359653 \h </w:instrText>
+          <w:instrText xml:space="preserve"> PAGEREF _Toc231755733 \h </w:instrText>
         </w:r>
         <w:r>
           <w:rPr>
@@ -7631,7 +7631,7 @@
           <w14:ligatures w14:val="standardContextual"/>
         </w:rPr>
       </w:pPr>
-      <w:hyperlink w:anchor="_Toc231359654" w:history="1">
+      <w:hyperlink w:anchor="_Toc231755734" w:history="1">
         <w:r>
           <w:rPr>
             <w:rStyle w:val="afffffff5"/>
@@ -7658,7 +7658,7 @@
             <w:noProof/>
             <w:webHidden/>
           </w:rPr>
-          <w:instrText xml:space="preserve"> PAGEREF _Toc231359654 \h </w:instrText>
+          <w:instrText xml:space="preserve"> PAGEREF _Toc231755734 \h </w:instrText>
         </w:r>
         <w:r>
           <w:rPr>
@@ -7707,7 +7707,7 @@
           <w14:ligatures w14:val="standardContextual"/>
         </w:rPr>
       </w:pPr>
-      <w:hyperlink w:anchor="_Toc231359655" w:history="1">
+      <w:hyperlink w:anchor="_Toc231755735" w:history="1">
         <w:r>
           <w:rPr>
             <w:rStyle w:val="afffffff5"/>
@@ -7734,7 +7734,7 @@
             <w:noProof/>
             <w:webHidden/>
           </w:rPr>
-          <w:instrText xml:space="preserve"> PAGEREF _Toc231359655 \h </w:instrText>
+          <w:instrText xml:space="preserve"> PAGEREF _Toc231755735 \h </w:instrText>
         </w:r>
         <w:r>
           <w:rPr>
@@ -7782,7 +7782,7 @@
           <w14:ligatures w14:val="standardContextual"/>
         </w:rPr>
       </w:pPr>
-      <w:hyperlink w:anchor="_Toc231359656" w:history="1">
+      <w:hyperlink w:anchor="_Toc231755736" w:history="1">
         <w:r>
           <w:rPr>
             <w:rStyle w:val="afffffff5"/>
@@ -7809,7 +7809,7 @@
             <w:noProof/>
             <w:webHidden/>
           </w:rPr>
-          <w:instrText xml:space="preserve"> PAGEREF _Toc231359656 \h </w:instrText>
+          <w:instrText xml:space="preserve"> PAGEREF _Toc231755736 \h </w:instrText>
         </w:r>
         <w:r>
           <w:rPr>
@@ -7857,7 +7857,7 @@
           <w14:ligatures w14:val="standardContextual"/>
         </w:rPr>
       </w:pPr>
-      <w:hyperlink w:anchor="_Toc231359657" w:history="1">
+      <w:hyperlink w:anchor="_Toc231755737" w:history="1">
         <w:r>
           <w:rPr>
             <w:rStyle w:val="afffffff5"/>
@@ -7884,7 +7884,7 @@
             <w:noProof/>
             <w:webHidden/>
           </w:rPr>
-          <w:instrText xml:space="preserve"> PAGEREF _Toc231359657 \h </w:instrText>
+          <w:instrText xml:space="preserve"> PAGEREF _Toc231755737 \h </w:instrText>
         </w:r>
         <w:r>
           <w:rPr>
@@ -7925,7 +7925,7 @@
       <w:r>
         <w:fldChar w:fldCharType="end"/>
       </w:r>
-      <w:bookmarkStart w:id="1" w:name="_Toc231359565"/>
+      <w:bookmarkStart w:id="1" w:name="_Toc231755645"/>
       <w:r>
         <w:rPr>
           <w:rFonts w:hint="eastAsia"/>
@@ -7941,7 +7941,7 @@
           <w:rFonts w:hint="eastAsia"/>
         </w:rPr>
       </w:pPr>
-      <w:bookmarkStart w:id="2" w:name="_Toc231359566"/>
+      <w:bookmarkStart w:id="2" w:name="_Toc231755646"/>
       <w:r>
         <w:rPr>
           <w:rFonts w:hint="eastAsia"/>
@@ -8117,7 +8117,7 @@
           <w:rFonts w:hint="eastAsia"/>
         </w:rPr>
       </w:pPr>
-      <w:bookmarkStart w:id="3" w:name="_Toc231359567"/>
+      <w:bookmarkStart w:id="3" w:name="_Toc231755647"/>
       <w:r>
         <w:rPr>
           <w:rFonts w:hint="eastAsia"/>
@@ -8159,7 +8159,7 @@
           <w:rFonts w:hint="eastAsia"/>
         </w:rPr>
       </w:pPr>
-      <w:bookmarkStart w:id="4" w:name="_Toc231359568"/>
+      <w:bookmarkStart w:id="4" w:name="_Toc231755648"/>
       <w:r>
         <w:rPr>
           <w:rFonts w:hint="eastAsia"/>
@@ -8387,7 +8387,7 @@
           <w:rFonts w:hint="eastAsia"/>
         </w:rPr>
       </w:pPr>
-      <w:bookmarkStart w:id="5" w:name="_Toc231359569"/>
+      <w:bookmarkStart w:id="5" w:name="_Toc231755649"/>
       <w:r>
         <w:rPr>
           <w:rFonts w:hint="eastAsia"/>
@@ -8603,7 +8603,7 @@
           <w:rFonts w:hint="eastAsia"/>
         </w:rPr>
       </w:pPr>
-      <w:bookmarkStart w:id="6" w:name="_Toc231359570"/>
+      <w:bookmarkStart w:id="6" w:name="_Toc231755650"/>
       <w:r>
         <w:rPr>
           <w:rFonts w:hint="eastAsia"/>
@@ -8619,7 +8619,7 @@
           <w:rFonts w:hint="eastAsia"/>
         </w:rPr>
       </w:pPr>
-      <w:bookmarkStart w:id="7" w:name="_Toc231359571"/>
+      <w:bookmarkStart w:id="7" w:name="_Toc231755651"/>
       <w:r>
         <w:rPr>
           <w:rFonts w:hint="eastAsia"/>
@@ -8648,7 +8648,7 @@
           <w:rFonts w:hint="eastAsia"/>
         </w:rPr>
       </w:pPr>
-      <w:bookmarkStart w:id="8" w:name="_Toc231359572"/>
+      <w:bookmarkStart w:id="8" w:name="_Toc231755652"/>
       <w:r>
         <w:rPr>
           <w:rFonts w:hint="eastAsia"/>
@@ -9321,7 +9321,7 @@
           <w:rFonts w:hint="eastAsia"/>
         </w:rPr>
       </w:pPr>
-      <w:bookmarkStart w:id="9" w:name="_Toc231359573"/>
+      <w:bookmarkStart w:id="9" w:name="_Toc231755653"/>
       <w:r>
         <w:rPr>
           <w:rFonts w:hint="eastAsia"/>
@@ -10054,7 +10054,7 @@
           <w:rFonts w:hint="eastAsia"/>
         </w:rPr>
       </w:pPr>
-      <w:bookmarkStart w:id="10" w:name="_Toc231359574"/>
+      <w:bookmarkStart w:id="10" w:name="_Toc231755654"/>
       <w:r>
         <w:rPr>
           <w:rFonts w:hint="eastAsia"/>
@@ -10071,7 +10071,7 @@
           <w:rFonts w:hint="eastAsia"/>
         </w:rPr>
       </w:pPr>
-      <w:bookmarkStart w:id="11" w:name="_Toc231359575"/>
+      <w:bookmarkStart w:id="11" w:name="_Toc231755655"/>
       <w:r>
         <w:rPr>
           <w:rFonts w:hint="eastAsia"/>
@@ -10220,7 +10220,7 @@
           <w:rFonts w:hint="eastAsia"/>
         </w:rPr>
       </w:pPr>
-      <w:bookmarkStart w:id="12" w:name="_Toc231359576"/>
+      <w:bookmarkStart w:id="12" w:name="_Toc231755656"/>
       <w:r>
         <w:rPr>
           <w:rFonts w:hint="eastAsia"/>
@@ -10369,7 +10369,7 @@
           <w:rFonts w:hint="eastAsia"/>
         </w:rPr>
       </w:pPr>
-      <w:bookmarkStart w:id="13" w:name="_Toc231359577"/>
+      <w:bookmarkStart w:id="13" w:name="_Toc231755657"/>
       <w:r>
         <w:rPr>
           <w:rFonts w:hint="eastAsia"/>
@@ -10602,7 +10602,7 @@
           <w:rFonts w:hint="eastAsia"/>
         </w:rPr>
       </w:pPr>
-      <w:bookmarkStart w:id="14" w:name="_Toc231359578"/>
+      <w:bookmarkStart w:id="14" w:name="_Toc231755658"/>
       <w:r>
         <w:rPr>
           <w:rFonts w:hint="eastAsia"/>
@@ -10733,7 +10733,7 @@
           <w:rFonts w:hint="eastAsia"/>
         </w:rPr>
       </w:pPr>
-      <w:bookmarkStart w:id="15" w:name="_Toc231359579"/>
+      <w:bookmarkStart w:id="15" w:name="_Toc231755659"/>
       <w:r>
         <w:rPr>
           <w:rFonts w:hint="eastAsia"/>
@@ -10882,7 +10882,7 @@
           <w:rFonts w:hint="eastAsia"/>
         </w:rPr>
       </w:pPr>
-      <w:bookmarkStart w:id="16" w:name="_Toc231359580"/>
+      <w:bookmarkStart w:id="16" w:name="_Toc231755660"/>
       <w:r>
         <w:rPr>
           <w:rFonts w:hint="eastAsia"/>
@@ -11141,7 +11141,7 @@
           <w:rFonts w:hint="eastAsia"/>
         </w:rPr>
       </w:pPr>
-      <w:bookmarkStart w:id="17" w:name="_Toc231359581"/>
+      <w:bookmarkStart w:id="17" w:name="_Toc231755661"/>
       <w:r>
         <w:rPr>
           <w:rFonts w:hint="eastAsia"/>
@@ -12325,7 +12325,7 @@
           <w:rFonts w:hint="eastAsia"/>
         </w:rPr>
       </w:pPr>
-      <w:bookmarkStart w:id="18" w:name="_Toc231359582"/>
+      <w:bookmarkStart w:id="18" w:name="_Toc231755662"/>
       <w:r>
         <w:rPr>
           <w:rFonts w:hint="eastAsia"/>
@@ -12341,7 +12341,7 @@
           <w:rFonts w:hint="eastAsia"/>
         </w:rPr>
       </w:pPr>
-      <w:bookmarkStart w:id="19" w:name="_Toc231359583"/>
+      <w:bookmarkStart w:id="19" w:name="_Toc231755663"/>
       <w:r>
         <w:rPr>
           <w:rFonts w:hint="eastAsia"/>
@@ -12408,7 +12408,7 @@
           <w:rFonts w:hint="eastAsia"/>
         </w:rPr>
       </w:pPr>
-      <w:bookmarkStart w:id="20" w:name="_Toc231359584"/>
+      <w:bookmarkStart w:id="20" w:name="_Toc231755664"/>
       <w:r>
         <w:rPr>
           <w:rFonts w:hint="eastAsia"/>
@@ -13050,7 +13050,7 @@
           <w:rFonts w:hint="eastAsia"/>
         </w:rPr>
       </w:pPr>
-      <w:bookmarkStart w:id="21" w:name="_Toc231359585"/>
+      <w:bookmarkStart w:id="21" w:name="_Toc231755665"/>
       <w:r>
         <w:rPr>
           <w:rFonts w:hint="eastAsia"/>
@@ -14598,7 +14598,7 @@
           <w:rFonts w:hint="eastAsia"/>
         </w:rPr>
       </w:pPr>
-      <w:bookmarkStart w:id="22" w:name="_Toc231359586"/>
+      <w:bookmarkStart w:id="22" w:name="_Toc231755666"/>
       <w:r>
         <w:rPr>
           <w:rFonts w:hint="eastAsia"/>
@@ -14909,7 +14909,7 @@
           <w:rFonts w:hint="eastAsia"/>
         </w:rPr>
       </w:pPr>
-      <w:bookmarkStart w:id="23" w:name="_Toc231359587"/>
+      <w:bookmarkStart w:id="23" w:name="_Toc231755667"/>
       <w:r>
         <w:rPr>
           <w:rFonts w:hint="eastAsia"/>
@@ -14976,7 +14976,7 @@
           <w:rFonts w:hint="eastAsia"/>
         </w:rPr>
       </w:pPr>
-      <w:bookmarkStart w:id="24" w:name="_Toc231359588"/>
+      <w:bookmarkStart w:id="24" w:name="_Toc231755668"/>
       <w:r>
         <w:rPr>
           <w:rFonts w:hint="eastAsia"/>
@@ -15604,7 +15604,7 @@
           <w:rFonts w:hint="eastAsia"/>
         </w:rPr>
       </w:pPr>
-      <w:bookmarkStart w:id="25" w:name="_Toc231359589"/>
+      <w:bookmarkStart w:id="25" w:name="_Toc231755669"/>
       <w:r>
         <w:rPr>
           <w:rFonts w:hint="eastAsia"/>
@@ -15772,7 +15772,7 @@
           <w:rFonts w:hint="eastAsia"/>
         </w:rPr>
       </w:pPr>
-      <w:bookmarkStart w:id="26" w:name="_Toc231359590"/>
+      <w:bookmarkStart w:id="26" w:name="_Toc231755670"/>
       <w:r>
         <w:rPr>
           <w:rFonts w:hint="eastAsia"/>
@@ -16084,7 +16084,7 @@
           <w:rFonts w:hint="eastAsia"/>
         </w:rPr>
       </w:pPr>
-      <w:bookmarkStart w:id="27" w:name="_Toc231359591"/>
+      <w:bookmarkStart w:id="27" w:name="_Toc231755671"/>
       <w:r>
         <w:rPr>
           <w:rFonts w:hint="eastAsia"/>
@@ -16150,7 +16150,7 @@
           <w:rFonts w:hint="eastAsia"/>
         </w:rPr>
       </w:pPr>
-      <w:bookmarkStart w:id="28" w:name="_Toc231359592"/>
+      <w:bookmarkStart w:id="28" w:name="_Toc231755672"/>
       <w:r>
         <w:rPr>
           <w:rFonts w:hint="eastAsia"/>
@@ -16702,7 +16702,7 @@
           <w:rFonts w:hint="eastAsia"/>
         </w:rPr>
       </w:pPr>
-      <w:bookmarkStart w:id="29" w:name="_Toc231359593"/>
+      <w:bookmarkStart w:id="29" w:name="_Toc231755673"/>
       <w:r>
         <w:rPr>
           <w:rFonts w:hint="eastAsia"/>
@@ -17914,7 +17914,7 @@
           <w:rFonts w:hint="eastAsia"/>
         </w:rPr>
       </w:pPr>
-      <w:bookmarkStart w:id="30" w:name="_Toc231359594"/>
+      <w:bookmarkStart w:id="30" w:name="_Toc231755674"/>
       <w:r>
         <w:rPr>
           <w:rFonts w:hint="eastAsia"/>
@@ -18226,7 +18226,7 @@
           <w:rFonts w:hint="eastAsia"/>
         </w:rPr>
       </w:pPr>
-      <w:bookmarkStart w:id="31" w:name="_Toc231359595"/>
+      <w:bookmarkStart w:id="31" w:name="_Toc231755675"/>
       <w:r>
         <w:rPr>
           <w:rFonts w:hint="eastAsia"/>
@@ -18292,7 +18292,7 @@
           <w:rFonts w:hint="eastAsia"/>
         </w:rPr>
       </w:pPr>
-      <w:bookmarkStart w:id="32" w:name="_Toc231359596"/>
+      <w:bookmarkStart w:id="32" w:name="_Toc231755676"/>
       <w:r>
         <w:rPr>
           <w:rFonts w:hint="eastAsia"/>
@@ -19349,7 +19349,7 @@
           <w:rFonts w:hint="eastAsia"/>
         </w:rPr>
       </w:pPr>
-      <w:bookmarkStart w:id="33" w:name="_Toc231359597"/>
+      <w:bookmarkStart w:id="33" w:name="_Toc231755677"/>
       <w:r>
         <w:rPr>
           <w:rFonts w:hint="eastAsia"/>
@@ -19517,7 +19517,7 @@
           <w:rFonts w:hint="eastAsia"/>
         </w:rPr>
       </w:pPr>
-      <w:bookmarkStart w:id="34" w:name="_Toc231359598"/>
+      <w:bookmarkStart w:id="34" w:name="_Toc231755678"/>
       <w:r>
         <w:rPr>
           <w:rFonts w:hint="eastAsia"/>
@@ -19863,7 +19863,7 @@
           <w:rFonts w:hint="eastAsia"/>
         </w:rPr>
       </w:pPr>
-      <w:bookmarkStart w:id="35" w:name="_Toc231359599"/>
+      <w:bookmarkStart w:id="35" w:name="_Toc231755679"/>
       <w:r>
         <w:rPr>
           <w:rFonts w:hint="eastAsia"/>
@@ -19927,7 +19927,7 @@
       <w:pPr>
         <w:pStyle w:val="3"/>
       </w:pPr>
-      <w:bookmarkStart w:id="36" w:name="_Toc231359600"/>
+      <w:bookmarkStart w:id="36" w:name="_Toc231755680"/>
       <w:r>
         <w:t>Path Parameter</w:t>
       </w:r>
@@ -20122,7 +20122,7 @@
           <w:rFonts w:hint="eastAsia"/>
         </w:rPr>
       </w:pPr>
-      <w:bookmarkStart w:id="37" w:name="_Toc231359601"/>
+      <w:bookmarkStart w:id="37" w:name="_Toc231755681"/>
       <w:r>
         <w:rPr>
           <w:rFonts w:hint="eastAsia"/>
@@ -20706,7 +20706,7 @@
           <w:rFonts w:hint="eastAsia"/>
         </w:rPr>
       </w:pPr>
-      <w:bookmarkStart w:id="38" w:name="_Toc231359602"/>
+      <w:bookmarkStart w:id="38" w:name="_Toc231755682"/>
       <w:r>
         <w:rPr>
           <w:rFonts w:hint="eastAsia"/>
@@ -20874,7 +20874,7 @@
           <w:rFonts w:hint="eastAsia"/>
         </w:rPr>
       </w:pPr>
-      <w:bookmarkStart w:id="39" w:name="_Toc231359603"/>
+      <w:bookmarkStart w:id="39" w:name="_Toc231755683"/>
       <w:r>
         <w:rPr>
           <w:rFonts w:hint="eastAsia"/>
@@ -21220,7 +21220,7 @@
           <w:rFonts w:hint="eastAsia"/>
         </w:rPr>
       </w:pPr>
-      <w:bookmarkStart w:id="40" w:name="_Toc231359604"/>
+      <w:bookmarkStart w:id="40" w:name="_Toc231755684"/>
       <w:r>
         <w:rPr>
           <w:rFonts w:hint="eastAsia"/>
@@ -21284,7 +21284,7 @@
       <w:pPr>
         <w:pStyle w:val="3"/>
       </w:pPr>
-      <w:bookmarkStart w:id="41" w:name="_Toc231359605"/>
+      <w:bookmarkStart w:id="41" w:name="_Toc231755685"/>
       <w:r>
         <w:t>Path Parameter</w:t>
       </w:r>
@@ -21611,7 +21611,7 @@
           <w:rFonts w:hint="eastAsia"/>
         </w:rPr>
       </w:pPr>
-      <w:bookmarkStart w:id="42" w:name="_Toc231359606"/>
+      <w:bookmarkStart w:id="42" w:name="_Toc231755686"/>
       <w:r>
         <w:rPr>
           <w:rFonts w:hint="eastAsia"/>
@@ -21780,7 +21780,7 @@
           <w:rFonts w:hint="eastAsia"/>
         </w:rPr>
       </w:pPr>
-      <w:bookmarkStart w:id="43" w:name="_Toc231359607"/>
+      <w:bookmarkStart w:id="43" w:name="_Toc231755687"/>
       <w:r>
         <w:rPr>
           <w:rFonts w:hint="eastAsia"/>
@@ -22091,7 +22091,7 @@
           <w:rFonts w:hint="eastAsia"/>
         </w:rPr>
       </w:pPr>
-      <w:bookmarkStart w:id="44" w:name="_Toc231359608"/>
+      <w:bookmarkStart w:id="44" w:name="_Toc231755688"/>
       <w:r>
         <w:rPr>
           <w:rFonts w:hint="eastAsia"/>
@@ -22157,7 +22157,7 @@
           <w:rFonts w:hint="eastAsia"/>
         </w:rPr>
       </w:pPr>
-      <w:bookmarkStart w:id="45" w:name="_Toc231359609"/>
+      <w:bookmarkStart w:id="45" w:name="_Toc231755689"/>
       <w:r>
         <w:rPr>
           <w:rFonts w:hint="eastAsia"/>
@@ -22897,7 +22897,7 @@
           <w:rFonts w:hint="eastAsia"/>
         </w:rPr>
       </w:pPr>
-      <w:bookmarkStart w:id="46" w:name="_Toc231359610"/>
+      <w:bookmarkStart w:id="46" w:name="_Toc231755690"/>
       <w:r>
         <w:rPr>
           <w:rFonts w:hint="eastAsia"/>
@@ -23468,7 +23468,7 @@
           <w:rFonts w:hint="eastAsia"/>
         </w:rPr>
       </w:pPr>
-      <w:bookmarkStart w:id="47" w:name="_Toc231359611"/>
+      <w:bookmarkStart w:id="47" w:name="_Toc231755691"/>
       <w:r>
         <w:rPr>
           <w:rFonts w:hint="eastAsia"/>
@@ -23849,7 +23849,7 @@
           <w:rFonts w:hint="eastAsia"/>
         </w:rPr>
       </w:pPr>
-      <w:bookmarkStart w:id="48" w:name="_Toc231359612"/>
+      <w:bookmarkStart w:id="48" w:name="_Toc231755692"/>
       <w:r>
         <w:rPr>
           <w:rFonts w:hint="eastAsia"/>
@@ -23913,7 +23913,7 @@
       <w:pPr>
         <w:pStyle w:val="3"/>
       </w:pPr>
-      <w:bookmarkStart w:id="49" w:name="_Toc231359613"/>
+      <w:bookmarkStart w:id="49" w:name="_Toc231755693"/>
       <w:r>
         <w:t>Path Parameter</w:t>
       </w:r>
@@ -24108,7 +24108,7 @@
           <w:rFonts w:hint="eastAsia"/>
         </w:rPr>
       </w:pPr>
-      <w:bookmarkStart w:id="50" w:name="_Toc231359614"/>
+      <w:bookmarkStart w:id="50" w:name="_Toc231755694"/>
       <w:r>
         <w:rPr>
           <w:rFonts w:hint="eastAsia"/>
@@ -24699,7 +24699,7 @@
           <w:rFonts w:hint="eastAsia"/>
         </w:rPr>
       </w:pPr>
-      <w:bookmarkStart w:id="51" w:name="_Toc231359615"/>
+      <w:bookmarkStart w:id="51" w:name="_Toc231755695"/>
       <w:r>
         <w:rPr>
           <w:rFonts w:hint="eastAsia"/>
@@ -25228,7 +25228,7 @@
           <w:rFonts w:hint="eastAsia"/>
         </w:rPr>
       </w:pPr>
-      <w:bookmarkStart w:id="52" w:name="_Toc231359616"/>
+      <w:bookmarkStart w:id="52" w:name="_Toc231755696"/>
       <w:r>
         <w:rPr>
           <w:rFonts w:hint="eastAsia"/>
@@ -25574,7 +25574,7 @@
           <w:rFonts w:hint="eastAsia"/>
         </w:rPr>
       </w:pPr>
-      <w:bookmarkStart w:id="53" w:name="_Toc231359617"/>
+      <w:bookmarkStart w:id="53" w:name="_Toc231755697"/>
       <w:r>
         <w:rPr>
           <w:rFonts w:hint="eastAsia"/>
@@ -25638,7 +25638,7 @@
       <w:pPr>
         <w:pStyle w:val="3"/>
       </w:pPr>
-      <w:bookmarkStart w:id="54" w:name="_Toc231359618"/>
+      <w:bookmarkStart w:id="54" w:name="_Toc231755698"/>
       <w:r>
         <w:t>Path Parameter</w:t>
       </w:r>
@@ -25978,7 +25978,7 @@
           <w:rFonts w:hint="eastAsia"/>
         </w:rPr>
       </w:pPr>
-      <w:bookmarkStart w:id="55" w:name="_Toc231359619"/>
+      <w:bookmarkStart w:id="55" w:name="_Toc231755699"/>
       <w:r>
         <w:rPr>
           <w:rFonts w:hint="eastAsia"/>
@@ -26146,7 +26146,7 @@
           <w:rFonts w:hint="eastAsia"/>
         </w:rPr>
       </w:pPr>
-      <w:bookmarkStart w:id="56" w:name="_Toc231359620"/>
+      <w:bookmarkStart w:id="56" w:name="_Toc231755700"/>
       <w:r>
         <w:rPr>
           <w:rFonts w:hint="eastAsia"/>
@@ -26458,7 +26458,7 @@
           <w:rFonts w:hint="eastAsia"/>
         </w:rPr>
       </w:pPr>
-      <w:bookmarkStart w:id="57" w:name="_Toc231359621"/>
+      <w:bookmarkStart w:id="57" w:name="_Toc231755701"/>
       <w:r>
         <w:rPr>
           <w:rFonts w:hint="eastAsia"/>
@@ -26521,7 +26521,7 @@
       <w:pPr>
         <w:pStyle w:val="3"/>
       </w:pPr>
-      <w:bookmarkStart w:id="58" w:name="_Toc231359622"/>
+      <w:bookmarkStart w:id="58" w:name="_Toc231755702"/>
       <w:r>
         <w:t>Path Parameter</w:t>
       </w:r>
@@ -26716,7 +26716,7 @@
           <w:rFonts w:hint="eastAsia"/>
         </w:rPr>
       </w:pPr>
-      <w:bookmarkStart w:id="59" w:name="_Toc231359623"/>
+      <w:bookmarkStart w:id="59" w:name="_Toc231755703"/>
       <w:r>
         <w:rPr>
           <w:rFonts w:hint="eastAsia"/>
@@ -27016,7 +27016,7 @@
           <w:rFonts w:hint="eastAsia"/>
         </w:rPr>
       </w:pPr>
-      <w:bookmarkStart w:id="60" w:name="_Toc231359624"/>
+      <w:bookmarkStart w:id="60" w:name="_Toc231755704"/>
       <w:r>
         <w:rPr>
           <w:rFonts w:hint="eastAsia"/>
@@ -27319,7 +27319,7 @@
           <w:rFonts w:hint="eastAsia"/>
         </w:rPr>
       </w:pPr>
-      <w:bookmarkStart w:id="61" w:name="_Toc231359625"/>
+      <w:bookmarkStart w:id="61" w:name="_Toc231755705"/>
       <w:r>
         <w:rPr>
           <w:rFonts w:hint="eastAsia"/>
@@ -27666,7 +27666,7 @@
           <w:rFonts w:hint="eastAsia"/>
         </w:rPr>
       </w:pPr>
-      <w:bookmarkStart w:id="62" w:name="_Toc231359626"/>
+      <w:bookmarkStart w:id="62" w:name="_Toc231755706"/>
       <w:r>
         <w:rPr>
           <w:rFonts w:hint="eastAsia"/>
@@ -27729,7 +27729,7 @@
       <w:pPr>
         <w:pStyle w:val="3"/>
       </w:pPr>
-      <w:bookmarkStart w:id="63" w:name="_Toc231359627"/>
+      <w:bookmarkStart w:id="63" w:name="_Toc231755707"/>
       <w:r>
         <w:t>Path Parameter</w:t>
       </w:r>
@@ -27924,7 +27924,7 @@
           <w:rFonts w:hint="eastAsia"/>
         </w:rPr>
       </w:pPr>
-      <w:bookmarkStart w:id="64" w:name="_Toc231359628"/>
+      <w:bookmarkStart w:id="64" w:name="_Toc231755708"/>
       <w:r>
         <w:rPr>
           <w:rFonts w:hint="eastAsia"/>
@@ -28270,7 +28270,7 @@
           <w:rFonts w:hint="eastAsia"/>
         </w:rPr>
       </w:pPr>
-      <w:bookmarkStart w:id="65" w:name="_Toc231359629"/>
+      <w:bookmarkStart w:id="65" w:name="_Toc231755709"/>
       <w:r>
         <w:rPr>
           <w:rFonts w:hint="eastAsia"/>
@@ -28528,7 +28528,7 @@
           <w:rFonts w:hint="eastAsia"/>
         </w:rPr>
       </w:pPr>
-      <w:bookmarkStart w:id="66" w:name="_Toc231359630"/>
+      <w:bookmarkStart w:id="66" w:name="_Toc231755710"/>
       <w:r>
         <w:rPr>
           <w:rFonts w:hint="eastAsia"/>
@@ -28875,7 +28875,7 @@
           <w:rFonts w:hint="eastAsia"/>
         </w:rPr>
       </w:pPr>
-      <w:bookmarkStart w:id="67" w:name="_Toc231359631"/>
+      <w:bookmarkStart w:id="67" w:name="_Toc231755711"/>
       <w:r>
         <w:rPr>
           <w:rFonts w:hint="eastAsia"/>
@@ -28938,7 +28938,7 @@
       <w:pPr>
         <w:pStyle w:val="3"/>
       </w:pPr>
-      <w:bookmarkStart w:id="68" w:name="_Toc231359632"/>
+      <w:bookmarkStart w:id="68" w:name="_Toc231755712"/>
       <w:r>
         <w:t>Path Parameter</w:t>
       </w:r>
@@ -29133,7 +29133,7 @@
           <w:rFonts w:hint="eastAsia"/>
         </w:rPr>
       </w:pPr>
-      <w:bookmarkStart w:id="69" w:name="_Toc231359633"/>
+      <w:bookmarkStart w:id="69" w:name="_Toc231755713"/>
       <w:r>
         <w:rPr>
           <w:rFonts w:hint="eastAsia"/>
@@ -29433,7 +29433,7 @@
           <w:rFonts w:hint="eastAsia"/>
         </w:rPr>
       </w:pPr>
-      <w:bookmarkStart w:id="70" w:name="_Toc231359634"/>
+      <w:bookmarkStart w:id="70" w:name="_Toc231755714"/>
       <w:r>
         <w:rPr>
           <w:rFonts w:hint="eastAsia"/>
@@ -29691,7 +29691,7 @@
           <w:rFonts w:hint="eastAsia"/>
         </w:rPr>
       </w:pPr>
-      <w:bookmarkStart w:id="71" w:name="_Toc231359635"/>
+      <w:bookmarkStart w:id="71" w:name="_Toc231755715"/>
       <w:r>
         <w:rPr>
           <w:rFonts w:hint="eastAsia"/>
@@ -30003,7 +30003,7 @@
           <w:rFonts w:hint="eastAsia"/>
         </w:rPr>
       </w:pPr>
-      <w:bookmarkStart w:id="72" w:name="_Toc231359636"/>
+      <w:bookmarkStart w:id="72" w:name="_Toc231755716"/>
       <w:r>
         <w:rPr>
           <w:rFonts w:hint="eastAsia"/>
@@ -30066,7 +30066,7 @@
       <w:pPr>
         <w:pStyle w:val="3"/>
       </w:pPr>
-      <w:bookmarkStart w:id="73" w:name="_Toc231359637"/>
+      <w:bookmarkStart w:id="73" w:name="_Toc231755717"/>
       <w:r>
         <w:t>Path Parameter</w:t>
       </w:r>
@@ -30261,7 +30261,7 @@
           <w:rFonts w:hint="eastAsia"/>
         </w:rPr>
       </w:pPr>
-      <w:bookmarkStart w:id="74" w:name="_Toc231359638"/>
+      <w:bookmarkStart w:id="74" w:name="_Toc231755718"/>
       <w:r>
         <w:rPr>
           <w:rFonts w:hint="eastAsia"/>
@@ -30791,7 +30791,7 @@
           <w:rFonts w:hint="eastAsia"/>
         </w:rPr>
       </w:pPr>
-      <w:bookmarkStart w:id="75" w:name="_Toc231359639"/>
+      <w:bookmarkStart w:id="75" w:name="_Toc231755719"/>
       <w:r>
         <w:rPr>
           <w:rFonts w:hint="eastAsia"/>
@@ -31185,7 +31185,7 @@
           <w:rFonts w:hint="eastAsia"/>
         </w:rPr>
       </w:pPr>
-      <w:bookmarkStart w:id="76" w:name="_Toc231359640"/>
+      <w:bookmarkStart w:id="76" w:name="_Toc231755720"/>
       <w:r>
         <w:rPr>
           <w:rFonts w:hint="eastAsia"/>
@@ -31566,7 +31566,7 @@
           <w:rFonts w:hint="eastAsia"/>
         </w:rPr>
       </w:pPr>
-      <w:bookmarkStart w:id="77" w:name="_Toc231359641"/>
+      <w:bookmarkStart w:id="77" w:name="_Toc231755721"/>
       <w:r>
         <w:rPr>
           <w:rFonts w:hint="eastAsia"/>
@@ -31630,7 +31630,7 @@
       <w:pPr>
         <w:pStyle w:val="3"/>
       </w:pPr>
-      <w:bookmarkStart w:id="78" w:name="_Toc231359642"/>
+      <w:bookmarkStart w:id="78" w:name="_Toc231755722"/>
       <w:r>
         <w:t>Path Parameter</w:t>
       </w:r>
@@ -31958,7 +31958,7 @@
           <w:rFonts w:hint="eastAsia"/>
         </w:rPr>
       </w:pPr>
-      <w:bookmarkStart w:id="79" w:name="_Toc231359643"/>
+      <w:bookmarkStart w:id="79" w:name="_Toc231755723"/>
       <w:r>
         <w:rPr>
           <w:rFonts w:hint="eastAsia"/>
@@ -32739,7 +32739,7 @@
           <w:rFonts w:hint="eastAsia"/>
         </w:rPr>
       </w:pPr>
-      <w:bookmarkStart w:id="80" w:name="_Toc231359644"/>
+      <w:bookmarkStart w:id="80" w:name="_Toc231755724"/>
       <w:r>
         <w:rPr>
           <w:rFonts w:hint="eastAsia"/>
@@ -33051,7 +33051,7 @@
           <w:rFonts w:hint="eastAsia"/>
         </w:rPr>
       </w:pPr>
-      <w:bookmarkStart w:id="81" w:name="_Toc231359645"/>
+      <w:bookmarkStart w:id="81" w:name="_Toc231755725"/>
       <w:r>
         <w:rPr>
           <w:rFonts w:hint="eastAsia"/>
@@ -33114,7 +33114,7 @@
       <w:pPr>
         <w:pStyle w:val="3"/>
       </w:pPr>
-      <w:bookmarkStart w:id="82" w:name="_Toc231359646"/>
+      <w:bookmarkStart w:id="82" w:name="_Toc231755726"/>
       <w:r>
         <w:t>Path Parameter</w:t>
       </w:r>
@@ -33309,7 +33309,7 @@
           <w:rFonts w:hint="eastAsia"/>
         </w:rPr>
       </w:pPr>
-      <w:bookmarkStart w:id="83" w:name="_Toc231359647"/>
+      <w:bookmarkStart w:id="83" w:name="_Toc231755727"/>
       <w:r>
         <w:rPr>
           <w:rFonts w:hint="eastAsia"/>
@@ -34709,7 +34709,7 @@
         <w:rPr>
           <w:rFonts w:hint="eastAsia"/>
         </w:rPr>
-        <w:t>添付ファイル本体をAPI内でAmazon S3へPutObjectし、S3オブジェクトキーは `inspection-results/{facilityId}/{inspectionResultId}/maker-maintenance/documents/{uploadUuid}.{ext}` 形式で発行する</w:t>
+        <w:t>添付ファイル本体をAPI内でAmazon S3へPutObjectし、S3オブジェクトキーは `application-documents/facility-{facilityId}/{yyyy}/{mm}/{uploadUuid}.{ext}` 形式で発行する。keyは保存場所識別子であり、`inspectionResultId` などの業務IDを含めない</w:t>
       </w:r>
     </w:p>
     <w:p>
@@ -34772,7 +34772,7 @@
           <w:rFonts w:hint="eastAsia"/>
         </w:rPr>
       </w:pPr>
-      <w:bookmarkStart w:id="84" w:name="_Toc231359648"/>
+      <w:bookmarkStart w:id="84" w:name="_Toc231755728"/>
       <w:r>
         <w:rPr>
           <w:rFonts w:hint="eastAsia"/>
@@ -35165,7 +35165,7 @@
           <w:rFonts w:hint="eastAsia"/>
         </w:rPr>
       </w:pPr>
-      <w:bookmarkStart w:id="85" w:name="_Toc231359649"/>
+      <w:bookmarkStart w:id="85" w:name="_Toc231755729"/>
       <w:r>
         <w:rPr>
           <w:rFonts w:hint="eastAsia"/>
@@ -35546,7 +35546,7 @@
           <w:rFonts w:hint="eastAsia"/>
         </w:rPr>
       </w:pPr>
-      <w:bookmarkStart w:id="86" w:name="_Toc231359650"/>
+      <w:bookmarkStart w:id="86" w:name="_Toc231755730"/>
       <w:r>
         <w:rPr>
           <w:rFonts w:hint="eastAsia"/>
@@ -35563,7 +35563,7 @@
           <w:rFonts w:hint="eastAsia"/>
         </w:rPr>
       </w:pPr>
-      <w:bookmarkStart w:id="87" w:name="_Toc231359651"/>
+      <w:bookmarkStart w:id="87" w:name="_Toc231755731"/>
       <w:r>
         <w:rPr>
           <w:rFonts w:hint="eastAsia"/>
@@ -35674,7 +35674,7 @@
           <w:rFonts w:hint="eastAsia"/>
         </w:rPr>
       </w:pPr>
-      <w:bookmarkStart w:id="88" w:name="_Toc231359652"/>
+      <w:bookmarkStart w:id="88" w:name="_Toc231755732"/>
       <w:r>
         <w:rPr>
           <w:rFonts w:hint="eastAsia"/>
@@ -35785,7 +35785,7 @@
           <w:rFonts w:hint="eastAsia"/>
         </w:rPr>
       </w:pPr>
-      <w:bookmarkStart w:id="89" w:name="_Toc231359653"/>
+      <w:bookmarkStart w:id="89" w:name="_Toc231755733"/>
       <w:r>
         <w:rPr>
           <w:rFonts w:hint="eastAsia"/>
@@ -35897,7 +35897,7 @@
           <w:rFonts w:hint="eastAsia"/>
         </w:rPr>
       </w:pPr>
-      <w:bookmarkStart w:id="90" w:name="_Toc231359654"/>
+      <w:bookmarkStart w:id="90" w:name="_Toc231755734"/>
       <w:r>
         <w:rPr>
           <w:rFonts w:hint="eastAsia"/>
@@ -36795,7 +36795,7 @@
           <w:rFonts w:hint="eastAsia"/>
         </w:rPr>
       </w:pPr>
-      <w:bookmarkStart w:id="91" w:name="_Toc231359655"/>
+      <w:bookmarkStart w:id="91" w:name="_Toc231755735"/>
       <w:r>
         <w:rPr>
           <w:rFonts w:hint="eastAsia"/>
@@ -36811,7 +36811,7 @@
           <w:rFonts w:hint="eastAsia"/>
         </w:rPr>
       </w:pPr>
-      <w:bookmarkStart w:id="92" w:name="_Toc231359656"/>
+      <w:bookmarkStart w:id="92" w:name="_Toc231755736"/>
       <w:r>
         <w:rPr>
           <w:rFonts w:hint="eastAsia"/>
@@ -36942,7 +36942,7 @@
           <w:rFonts w:hint="eastAsia"/>
         </w:rPr>
       </w:pPr>
-      <w:bookmarkStart w:id="93" w:name="_Toc231359657"/>
+      <w:bookmarkStart w:id="93" w:name="_Toc231755737"/>
       <w:r>
         <w:rPr>
           <w:rFonts w:hint="eastAsia"/>
@@ -37093,459 +37093,7 @@
 <file path=word/numbering.xml><?xml version="1.0" encoding="utf-8"?>
 <w:numbering xmlns:wpc="http://schemas.microsoft.com/office/word/2010/wordprocessingCanvas" xmlns:cx="http://schemas.microsoft.com/office/drawing/2014/chartex" xmlns:cx1="http://schemas.microsoft.com/office/drawing/2015/9/8/chartex" xmlns:cx2="http://schemas.microsoft.com/office/drawing/2015/10/21/chartex" xmlns:cx3="http://schemas.microsoft.com/office/drawing/2016/5/9/chartex" xmlns:cx4="http://schemas.microsoft.com/office/drawing/2016/5/10/chartex" xmlns:cx5="http://schemas.microsoft.com/office/drawing/2016/5/11/chartex" xmlns:cx6="http://schemas.microsoft.com/office/drawing/2016/5/12/chartex" xmlns:cx7="http://schemas.microsoft.com/office/drawing/2016/5/13/chartex" xmlns:cx8="http://schemas.microsoft.com/office/drawing/2016/5/14/chartex" xmlns:mc="http://schemas.openxmlformats.org/markup-compatibility/2006" xmlns:aink="http://schemas.microsoft.com/office/drawing/2016/ink" xmlns:am3d="http://schemas.microsoft.com/office/drawing/2017/model3d" xmlns:o="urn:schemas-microsoft-com:office:office" xmlns:oel="http://schemas.microsoft.com/office/2019/extlst" xmlns:r="http://schemas.openxmlformats.org/officeDocument/2006/relationships" xmlns:m="http://schemas.openxmlformats.org/officeDocument/2006/math" xmlns:v="urn:schemas-microsoft-com:vml" xmlns:wp14="http://schemas.microsoft.com/office/word/2010/wordprocessingDrawing" xmlns:wp="http://schemas.openxmlformats.org/drawingml/2006/wordprocessingDrawing" xmlns:w10="urn:schemas-microsoft-com:office:word" xmlns:w="http://schemas.openxmlformats.org/wordprocessingml/2006/main" xmlns:w14="http://schemas.microsoft.com/office/word/2010/wordml" xmlns:w15="http://schemas.microsoft.com/office/word/2012/wordml" xmlns:w16cex="http://schemas.microsoft.com/office/word/2018/wordml/cex" xmlns:w16cid="http://schemas.microsoft.com/office/word/2016/wordml/cid" xmlns:w16="http://schemas.microsoft.com/office/word/2018/wordml" xmlns:w16du="http://schemas.microsoft.com/office/word/2023/wordml/word16du" xmlns:w16sdtdh="http://schemas.microsoft.com/office/word/2020/wordml/sdtdatahash" xmlns:w16sdtfl="http://schemas.microsoft.com/office/word/2024/wordml/sdtformatlock" xmlns:w16se="http://schemas.microsoft.com/office/word/2015/wordml/symex" xmlns:wpg="http://schemas.microsoft.com/office/word/2010/wordprocessingGroup" xmlns:wpi="http://schemas.microsoft.com/office/word/2010/wordprocessingInk" xmlns:wne="http://schemas.microsoft.com/office/word/2006/wordml" xmlns:wps="http://schemas.microsoft.com/office/word/2010/wordprocessingShape" mc:Ignorable="w14 w15 w16se w16cid w16 w16cex w16sdtdh w16sdtfl w16du wp14">
   <w:abstractNum w:abstractNumId="0" w15:restartNumberingAfterBreak="0">
-    <w:nsid w:val="090114F1"/>
-    <w:multiLevelType w:val="hybridMultilevel"/>
-    <w:tmpl w:val="4C4A10AA"/>
-    <w:name w:val="__API_DOC_SQUARE_BULLET__22"/>
-    <w:lvl w:ilvl="0" w:tplc="0409000F">
-      <w:start w:val="1"/>
-      <w:numFmt w:val="decimal"/>
-      <w:lvlText w:val="%1."/>
-      <w:lvlJc w:val="left"/>
-      <w:pPr>
-        <w:ind w:left="440" w:hanging="440"/>
-      </w:pPr>
-    </w:lvl>
-    <w:lvl w:ilvl="1" w:tplc="04090017" w:tentative="1">
-      <w:start w:val="1"/>
-      <w:numFmt w:val="aiueoFullWidth"/>
-      <w:lvlText w:val="(%2)"/>
-      <w:lvlJc w:val="left"/>
-      <w:pPr>
-        <w:ind w:left="880" w:hanging="440"/>
-      </w:pPr>
-    </w:lvl>
-    <w:lvl w:ilvl="2" w:tplc="04090011" w:tentative="1">
-      <w:start w:val="1"/>
-      <w:numFmt w:val="decimalEnclosedCircle"/>
-      <w:lvlText w:val="%3"/>
-      <w:lvlJc w:val="left"/>
-      <w:pPr>
-        <w:ind w:left="1320" w:hanging="440"/>
-      </w:pPr>
-    </w:lvl>
-    <w:lvl w:ilvl="3" w:tplc="0409000F" w:tentative="1">
-      <w:start w:val="1"/>
-      <w:numFmt w:val="decimal"/>
-      <w:lvlText w:val="%4."/>
-      <w:lvlJc w:val="left"/>
-      <w:pPr>
-        <w:ind w:left="1760" w:hanging="440"/>
-      </w:pPr>
-    </w:lvl>
-    <w:lvl w:ilvl="4" w:tplc="04090017" w:tentative="1">
-      <w:start w:val="1"/>
-      <w:numFmt w:val="aiueoFullWidth"/>
-      <w:lvlText w:val="(%5)"/>
-      <w:lvlJc w:val="left"/>
-      <w:pPr>
-        <w:ind w:left="2200" w:hanging="440"/>
-      </w:pPr>
-    </w:lvl>
-    <w:lvl w:ilvl="5" w:tplc="04090011" w:tentative="1">
-      <w:start w:val="1"/>
-      <w:numFmt w:val="decimalEnclosedCircle"/>
-      <w:lvlText w:val="%6"/>
-      <w:lvlJc w:val="left"/>
-      <w:pPr>
-        <w:ind w:left="2640" w:hanging="440"/>
-      </w:pPr>
-    </w:lvl>
-    <w:lvl w:ilvl="6" w:tplc="0409000F" w:tentative="1">
-      <w:start w:val="1"/>
-      <w:numFmt w:val="decimal"/>
-      <w:lvlText w:val="%7."/>
-      <w:lvlJc w:val="left"/>
-      <w:pPr>
-        <w:ind w:left="3080" w:hanging="440"/>
-      </w:pPr>
-    </w:lvl>
-    <w:lvl w:ilvl="7" w:tplc="04090017" w:tentative="1">
-      <w:start w:val="1"/>
-      <w:numFmt w:val="aiueoFullWidth"/>
-      <w:lvlText w:val="(%8)"/>
-      <w:lvlJc w:val="left"/>
-      <w:pPr>
-        <w:ind w:left="3520" w:hanging="440"/>
-      </w:pPr>
-    </w:lvl>
-    <w:lvl w:ilvl="8" w:tplc="04090011" w:tentative="1">
-      <w:start w:val="1"/>
-      <w:numFmt w:val="decimalEnclosedCircle"/>
-      <w:lvlText w:val="%9"/>
-      <w:lvlJc w:val="left"/>
-      <w:pPr>
-        <w:ind w:left="3960" w:hanging="440"/>
-      </w:pPr>
-    </w:lvl>
-  </w:abstractNum>
-  <w:abstractNum w:abstractNumId="1" w15:restartNumberingAfterBreak="0">
-    <w:nsid w:val="10792BC7"/>
-    <w:multiLevelType w:val="hybridMultilevel"/>
-    <w:tmpl w:val="67BE7D6A"/>
-    <w:name w:val="__API_DOC_SQUARE_BULLET__22222222"/>
-    <w:lvl w:ilvl="0" w:tplc="0409000F">
-      <w:start w:val="1"/>
-      <w:numFmt w:val="decimal"/>
-      <w:lvlText w:val="%1."/>
-      <w:lvlJc w:val="left"/>
-      <w:pPr>
-        <w:ind w:left="440" w:hanging="440"/>
-      </w:pPr>
-    </w:lvl>
-    <w:lvl w:ilvl="1" w:tplc="04090017" w:tentative="1">
-      <w:start w:val="1"/>
-      <w:numFmt w:val="aiueoFullWidth"/>
-      <w:lvlText w:val="(%2)"/>
-      <w:lvlJc w:val="left"/>
-      <w:pPr>
-        <w:ind w:left="880" w:hanging="440"/>
-      </w:pPr>
-    </w:lvl>
-    <w:lvl w:ilvl="2" w:tplc="04090011" w:tentative="1">
-      <w:start w:val="1"/>
-      <w:numFmt w:val="decimalEnclosedCircle"/>
-      <w:lvlText w:val="%3"/>
-      <w:lvlJc w:val="left"/>
-      <w:pPr>
-        <w:ind w:left="1320" w:hanging="440"/>
-      </w:pPr>
-    </w:lvl>
-    <w:lvl w:ilvl="3" w:tplc="0409000F" w:tentative="1">
-      <w:start w:val="1"/>
-      <w:numFmt w:val="decimal"/>
-      <w:lvlText w:val="%4."/>
-      <w:lvlJc w:val="left"/>
-      <w:pPr>
-        <w:ind w:left="1760" w:hanging="440"/>
-      </w:pPr>
-    </w:lvl>
-    <w:lvl w:ilvl="4" w:tplc="04090017" w:tentative="1">
-      <w:start w:val="1"/>
-      <w:numFmt w:val="aiueoFullWidth"/>
-      <w:lvlText w:val="(%5)"/>
-      <w:lvlJc w:val="left"/>
-      <w:pPr>
-        <w:ind w:left="2200" w:hanging="440"/>
-      </w:pPr>
-    </w:lvl>
-    <w:lvl w:ilvl="5" w:tplc="04090011" w:tentative="1">
-      <w:start w:val="1"/>
-      <w:numFmt w:val="decimalEnclosedCircle"/>
-      <w:lvlText w:val="%6"/>
-      <w:lvlJc w:val="left"/>
-      <w:pPr>
-        <w:ind w:left="2640" w:hanging="440"/>
-      </w:pPr>
-    </w:lvl>
-    <w:lvl w:ilvl="6" w:tplc="0409000F" w:tentative="1">
-      <w:start w:val="1"/>
-      <w:numFmt w:val="decimal"/>
-      <w:lvlText w:val="%7."/>
-      <w:lvlJc w:val="left"/>
-      <w:pPr>
-        <w:ind w:left="3080" w:hanging="440"/>
-      </w:pPr>
-    </w:lvl>
-    <w:lvl w:ilvl="7" w:tplc="04090017" w:tentative="1">
-      <w:start w:val="1"/>
-      <w:numFmt w:val="aiueoFullWidth"/>
-      <w:lvlText w:val="(%8)"/>
-      <w:lvlJc w:val="left"/>
-      <w:pPr>
-        <w:ind w:left="3520" w:hanging="440"/>
-      </w:pPr>
-    </w:lvl>
-    <w:lvl w:ilvl="8" w:tplc="04090011" w:tentative="1">
-      <w:start w:val="1"/>
-      <w:numFmt w:val="decimalEnclosedCircle"/>
-      <w:lvlText w:val="%9"/>
-      <w:lvlJc w:val="left"/>
-      <w:pPr>
-        <w:ind w:left="3960" w:hanging="440"/>
-      </w:pPr>
-    </w:lvl>
-  </w:abstractNum>
-  <w:abstractNum w:abstractNumId="2" w15:restartNumberingAfterBreak="0">
-    <w:nsid w:val="2DA01572"/>
-    <w:multiLevelType w:val="hybridMultilevel"/>
-    <w:tmpl w:val="F3FA48FA"/>
-    <w:name w:val="__API_DOC_SQUARE_BULLET__222"/>
-    <w:lvl w:ilvl="0" w:tplc="0409000F">
-      <w:start w:val="1"/>
-      <w:numFmt w:val="decimal"/>
-      <w:lvlText w:val="%1."/>
-      <w:lvlJc w:val="left"/>
-      <w:pPr>
-        <w:ind w:left="440" w:hanging="440"/>
-      </w:pPr>
-    </w:lvl>
-    <w:lvl w:ilvl="1" w:tplc="04090017" w:tentative="1">
-      <w:start w:val="1"/>
-      <w:numFmt w:val="aiueoFullWidth"/>
-      <w:lvlText w:val="(%2)"/>
-      <w:lvlJc w:val="left"/>
-      <w:pPr>
-        <w:ind w:left="880" w:hanging="440"/>
-      </w:pPr>
-    </w:lvl>
-    <w:lvl w:ilvl="2" w:tplc="04090011" w:tentative="1">
-      <w:start w:val="1"/>
-      <w:numFmt w:val="decimalEnclosedCircle"/>
-      <w:lvlText w:val="%3"/>
-      <w:lvlJc w:val="left"/>
-      <w:pPr>
-        <w:ind w:left="1320" w:hanging="440"/>
-      </w:pPr>
-    </w:lvl>
-    <w:lvl w:ilvl="3" w:tplc="0409000F" w:tentative="1">
-      <w:start w:val="1"/>
-      <w:numFmt w:val="decimal"/>
-      <w:lvlText w:val="%4."/>
-      <w:lvlJc w:val="left"/>
-      <w:pPr>
-        <w:ind w:left="1760" w:hanging="440"/>
-      </w:pPr>
-    </w:lvl>
-    <w:lvl w:ilvl="4" w:tplc="04090017" w:tentative="1">
-      <w:start w:val="1"/>
-      <w:numFmt w:val="aiueoFullWidth"/>
-      <w:lvlText w:val="(%5)"/>
-      <w:lvlJc w:val="left"/>
-      <w:pPr>
-        <w:ind w:left="2200" w:hanging="440"/>
-      </w:pPr>
-    </w:lvl>
-    <w:lvl w:ilvl="5" w:tplc="04090011" w:tentative="1">
-      <w:start w:val="1"/>
-      <w:numFmt w:val="decimalEnclosedCircle"/>
-      <w:lvlText w:val="%6"/>
-      <w:lvlJc w:val="left"/>
-      <w:pPr>
-        <w:ind w:left="2640" w:hanging="440"/>
-      </w:pPr>
-    </w:lvl>
-    <w:lvl w:ilvl="6" w:tplc="0409000F" w:tentative="1">
-      <w:start w:val="1"/>
-      <w:numFmt w:val="decimal"/>
-      <w:lvlText w:val="%7."/>
-      <w:lvlJc w:val="left"/>
-      <w:pPr>
-        <w:ind w:left="3080" w:hanging="440"/>
-      </w:pPr>
-    </w:lvl>
-    <w:lvl w:ilvl="7" w:tplc="04090017" w:tentative="1">
-      <w:start w:val="1"/>
-      <w:numFmt w:val="aiueoFullWidth"/>
-      <w:lvlText w:val="(%8)"/>
-      <w:lvlJc w:val="left"/>
-      <w:pPr>
-        <w:ind w:left="3520" w:hanging="440"/>
-      </w:pPr>
-    </w:lvl>
-    <w:lvl w:ilvl="8" w:tplc="04090011" w:tentative="1">
-      <w:start w:val="1"/>
-      <w:numFmt w:val="decimalEnclosedCircle"/>
-      <w:lvlText w:val="%9"/>
-      <w:lvlJc w:val="left"/>
-      <w:pPr>
-        <w:ind w:left="3960" w:hanging="440"/>
-      </w:pPr>
-    </w:lvl>
-  </w:abstractNum>
-  <w:abstractNum w:abstractNumId="3" w15:restartNumberingAfterBreak="0">
-    <w:nsid w:val="38026089"/>
-    <w:multiLevelType w:val="hybridMultilevel"/>
-    <w:tmpl w:val="8BD6320A"/>
-    <w:name w:val="__API_DOC_SQUARE_BULLET__222222"/>
-    <w:lvl w:ilvl="0" w:tplc="0409000F">
-      <w:start w:val="1"/>
-      <w:numFmt w:val="decimal"/>
-      <w:lvlText w:val="%1."/>
-      <w:lvlJc w:val="left"/>
-      <w:pPr>
-        <w:ind w:left="440" w:hanging="440"/>
-      </w:pPr>
-    </w:lvl>
-    <w:lvl w:ilvl="1" w:tplc="04090017" w:tentative="1">
-      <w:start w:val="1"/>
-      <w:numFmt w:val="aiueoFullWidth"/>
-      <w:lvlText w:val="(%2)"/>
-      <w:lvlJc w:val="left"/>
-      <w:pPr>
-        <w:ind w:left="880" w:hanging="440"/>
-      </w:pPr>
-    </w:lvl>
-    <w:lvl w:ilvl="2" w:tplc="04090011" w:tentative="1">
-      <w:start w:val="1"/>
-      <w:numFmt w:val="decimalEnclosedCircle"/>
-      <w:lvlText w:val="%3"/>
-      <w:lvlJc w:val="left"/>
-      <w:pPr>
-        <w:ind w:left="1320" w:hanging="440"/>
-      </w:pPr>
-    </w:lvl>
-    <w:lvl w:ilvl="3" w:tplc="0409000F" w:tentative="1">
-      <w:start w:val="1"/>
-      <w:numFmt w:val="decimal"/>
-      <w:lvlText w:val="%4."/>
-      <w:lvlJc w:val="left"/>
-      <w:pPr>
-        <w:ind w:left="1760" w:hanging="440"/>
-      </w:pPr>
-    </w:lvl>
-    <w:lvl w:ilvl="4" w:tplc="04090017" w:tentative="1">
-      <w:start w:val="1"/>
-      <w:numFmt w:val="aiueoFullWidth"/>
-      <w:lvlText w:val="(%5)"/>
-      <w:lvlJc w:val="left"/>
-      <w:pPr>
-        <w:ind w:left="2200" w:hanging="440"/>
-      </w:pPr>
-    </w:lvl>
-    <w:lvl w:ilvl="5" w:tplc="04090011" w:tentative="1">
-      <w:start w:val="1"/>
-      <w:numFmt w:val="decimalEnclosedCircle"/>
-      <w:lvlText w:val="%6"/>
-      <w:lvlJc w:val="left"/>
-      <w:pPr>
-        <w:ind w:left="2640" w:hanging="440"/>
-      </w:pPr>
-    </w:lvl>
-    <w:lvl w:ilvl="6" w:tplc="0409000F" w:tentative="1">
-      <w:start w:val="1"/>
-      <w:numFmt w:val="decimal"/>
-      <w:lvlText w:val="%7."/>
-      <w:lvlJc w:val="left"/>
-      <w:pPr>
-        <w:ind w:left="3080" w:hanging="440"/>
-      </w:pPr>
-    </w:lvl>
-    <w:lvl w:ilvl="7" w:tplc="04090017" w:tentative="1">
-      <w:start w:val="1"/>
-      <w:numFmt w:val="aiueoFullWidth"/>
-      <w:lvlText w:val="(%8)"/>
-      <w:lvlJc w:val="left"/>
-      <w:pPr>
-        <w:ind w:left="3520" w:hanging="440"/>
-      </w:pPr>
-    </w:lvl>
-    <w:lvl w:ilvl="8" w:tplc="04090011" w:tentative="1">
-      <w:start w:val="1"/>
-      <w:numFmt w:val="decimalEnclosedCircle"/>
-      <w:lvlText w:val="%9"/>
-      <w:lvlJc w:val="left"/>
-      <w:pPr>
-        <w:ind w:left="3960" w:hanging="440"/>
-      </w:pPr>
-    </w:lvl>
-  </w:abstractNum>
-  <w:abstractNum w:abstractNumId="4" w15:restartNumberingAfterBreak="0">
-    <w:nsid w:val="47D87C94"/>
-    <w:multiLevelType w:val="singleLevel"/>
-    <w:tmpl w:val="04090001"/>
-    <w:lvl w:ilvl="0">
-      <w:start w:val="1"/>
-      <w:numFmt w:val="bullet"/>
-      <w:lvlText w:val="■"/>
-      <w:lvlJc w:val="left"/>
-      <w:pPr>
-        <w:ind w:left="440" w:hanging="440"/>
-      </w:pPr>
-      <w:rPr>
-        <w:rFonts w:ascii="Meiryo UI" w:hAnsi="Meiryo UI" w:eastAsia="Meiryo UI" w:cs="Meiryo UI" w:hint="default"/>
-      </w:rPr>
-    </w:lvl>
-  </w:abstractNum>
-  <w:abstractNum w:abstractNumId="5" w15:restartNumberingAfterBreak="0">
-    <w:nsid w:val="4C8F5D1F"/>
-    <w:multiLevelType w:val="hybridMultilevel"/>
-    <w:tmpl w:val="63845848"/>
-    <w:name w:val="__API_DOC_SQUARE_BULLET__22222"/>
-    <w:lvl w:ilvl="0" w:tplc="0409000F">
-      <w:start w:val="1"/>
-      <w:numFmt w:val="decimal"/>
-      <w:lvlText w:val="%1."/>
-      <w:lvlJc w:val="left"/>
-      <w:pPr>
-        <w:ind w:left="440" w:hanging="440"/>
-      </w:pPr>
-    </w:lvl>
-    <w:lvl w:ilvl="1" w:tplc="04090017" w:tentative="1">
-      <w:start w:val="1"/>
-      <w:numFmt w:val="aiueoFullWidth"/>
-      <w:lvlText w:val="(%2)"/>
-      <w:lvlJc w:val="left"/>
-      <w:pPr>
-        <w:ind w:left="880" w:hanging="440"/>
-      </w:pPr>
-    </w:lvl>
-    <w:lvl w:ilvl="2" w:tplc="04090011" w:tentative="1">
-      <w:start w:val="1"/>
-      <w:numFmt w:val="decimalEnclosedCircle"/>
-      <w:lvlText w:val="%3"/>
-      <w:lvlJc w:val="left"/>
-      <w:pPr>
-        <w:ind w:left="1320" w:hanging="440"/>
-      </w:pPr>
-    </w:lvl>
-    <w:lvl w:ilvl="3" w:tplc="0409000F" w:tentative="1">
-      <w:start w:val="1"/>
-      <w:numFmt w:val="decimal"/>
-      <w:lvlText w:val="%4."/>
-      <w:lvlJc w:val="left"/>
-      <w:pPr>
-        <w:ind w:left="1760" w:hanging="440"/>
-      </w:pPr>
-    </w:lvl>
-    <w:lvl w:ilvl="4" w:tplc="04090017" w:tentative="1">
-      <w:start w:val="1"/>
-      <w:numFmt w:val="aiueoFullWidth"/>
-      <w:lvlText w:val="(%5)"/>
-      <w:lvlJc w:val="left"/>
-      <w:pPr>
-        <w:ind w:left="2200" w:hanging="440"/>
-      </w:pPr>
-    </w:lvl>
-    <w:lvl w:ilvl="5" w:tplc="04090011" w:tentative="1">
-      <w:start w:val="1"/>
-      <w:numFmt w:val="decimalEnclosedCircle"/>
-      <w:lvlText w:val="%6"/>
-      <w:lvlJc w:val="left"/>
-      <w:pPr>
-        <w:ind w:left="2640" w:hanging="440"/>
-      </w:pPr>
-    </w:lvl>
-    <w:lvl w:ilvl="6" w:tplc="0409000F" w:tentative="1">
-      <w:start w:val="1"/>
-      <w:numFmt w:val="decimal"/>
-      <w:lvlText w:val="%7."/>
-      <w:lvlJc w:val="left"/>
-      <w:pPr>
-        <w:ind w:left="3080" w:hanging="440"/>
-      </w:pPr>
-    </w:lvl>
-    <w:lvl w:ilvl="7" w:tplc="04090017" w:tentative="1">
-      <w:start w:val="1"/>
-      <w:numFmt w:val="aiueoFullWidth"/>
-      <w:lvlText w:val="(%8)"/>
-      <w:lvlJc w:val="left"/>
-      <w:pPr>
-        <w:ind w:left="3520" w:hanging="440"/>
-      </w:pPr>
-    </w:lvl>
-    <w:lvl w:ilvl="8" w:tplc="04090011" w:tentative="1">
-      <w:start w:val="1"/>
-      <w:numFmt w:val="decimalEnclosedCircle"/>
-      <w:lvlText w:val="%9"/>
-      <w:lvlJc w:val="left"/>
-      <w:pPr>
-        <w:ind w:left="3960" w:hanging="440"/>
-      </w:pPr>
-    </w:lvl>
-  </w:abstractNum>
-  <w:abstractNum w:abstractNumId="6" w15:restartNumberingAfterBreak="0">
-    <w:nsid w:val="5556113A"/>
+    <w:nsid w:val="1431484F"/>
     <w:multiLevelType w:val="singleLevel"/>
     <w:tmpl w:val="0409000F"/>
     <w:name w:val="__API_DOC_SQUARE_BULLET__"/>
@@ -37559,10 +37107,549 @@
       </w:pPr>
     </w:lvl>
   </w:abstractNum>
+  <w:abstractNum w:abstractNumId="1" w15:restartNumberingAfterBreak="0">
+    <w:nsid w:val="1D840D38"/>
+    <w:multiLevelType w:val="hybridMultilevel"/>
+    <w:tmpl w:val="8582461C"/>
+    <w:name w:val="__API_DOC_SQUARE_BULLET__2222"/>
+    <w:lvl w:ilvl="0" w:tplc="0409000F">
+      <w:start w:val="1"/>
+      <w:numFmt w:val="decimal"/>
+      <w:lvlText w:val="%1."/>
+      <w:lvlJc w:val="left"/>
+      <w:pPr>
+        <w:ind w:left="440" w:hanging="440"/>
+      </w:pPr>
+    </w:lvl>
+    <w:lvl w:ilvl="1" w:tplc="04090017" w:tentative="1">
+      <w:start w:val="1"/>
+      <w:numFmt w:val="aiueoFullWidth"/>
+      <w:lvlText w:val="(%2)"/>
+      <w:lvlJc w:val="left"/>
+      <w:pPr>
+        <w:ind w:left="880" w:hanging="440"/>
+      </w:pPr>
+    </w:lvl>
+    <w:lvl w:ilvl="2" w:tplc="04090011" w:tentative="1">
+      <w:start w:val="1"/>
+      <w:numFmt w:val="decimalEnclosedCircle"/>
+      <w:lvlText w:val="%3"/>
+      <w:lvlJc w:val="left"/>
+      <w:pPr>
+        <w:ind w:left="1320" w:hanging="440"/>
+      </w:pPr>
+    </w:lvl>
+    <w:lvl w:ilvl="3" w:tplc="0409000F" w:tentative="1">
+      <w:start w:val="1"/>
+      <w:numFmt w:val="decimal"/>
+      <w:lvlText w:val="%4."/>
+      <w:lvlJc w:val="left"/>
+      <w:pPr>
+        <w:ind w:left="1760" w:hanging="440"/>
+      </w:pPr>
+    </w:lvl>
+    <w:lvl w:ilvl="4" w:tplc="04090017" w:tentative="1">
+      <w:start w:val="1"/>
+      <w:numFmt w:val="aiueoFullWidth"/>
+      <w:lvlText w:val="(%5)"/>
+      <w:lvlJc w:val="left"/>
+      <w:pPr>
+        <w:ind w:left="2200" w:hanging="440"/>
+      </w:pPr>
+    </w:lvl>
+    <w:lvl w:ilvl="5" w:tplc="04090011" w:tentative="1">
+      <w:start w:val="1"/>
+      <w:numFmt w:val="decimalEnclosedCircle"/>
+      <w:lvlText w:val="%6"/>
+      <w:lvlJc w:val="left"/>
+      <w:pPr>
+        <w:ind w:left="2640" w:hanging="440"/>
+      </w:pPr>
+    </w:lvl>
+    <w:lvl w:ilvl="6" w:tplc="0409000F" w:tentative="1">
+      <w:start w:val="1"/>
+      <w:numFmt w:val="decimal"/>
+      <w:lvlText w:val="%7."/>
+      <w:lvlJc w:val="left"/>
+      <w:pPr>
+        <w:ind w:left="3080" w:hanging="440"/>
+      </w:pPr>
+    </w:lvl>
+    <w:lvl w:ilvl="7" w:tplc="04090017" w:tentative="1">
+      <w:start w:val="1"/>
+      <w:numFmt w:val="aiueoFullWidth"/>
+      <w:lvlText w:val="(%8)"/>
+      <w:lvlJc w:val="left"/>
+      <w:pPr>
+        <w:ind w:left="3520" w:hanging="440"/>
+      </w:pPr>
+    </w:lvl>
+    <w:lvl w:ilvl="8" w:tplc="04090011" w:tentative="1">
+      <w:start w:val="1"/>
+      <w:numFmt w:val="decimalEnclosedCircle"/>
+      <w:lvlText w:val="%9"/>
+      <w:lvlJc w:val="left"/>
+      <w:pPr>
+        <w:ind w:left="3960" w:hanging="440"/>
+      </w:pPr>
+    </w:lvl>
+  </w:abstractNum>
+  <w:abstractNum w:abstractNumId="2" w15:restartNumberingAfterBreak="0">
+    <w:nsid w:val="221D744B"/>
+    <w:multiLevelType w:val="hybridMultilevel"/>
+    <w:tmpl w:val="5AE6AD6E"/>
+    <w:name w:val="__API_DOC_SQUARE_BULLET__22222222"/>
+    <w:lvl w:ilvl="0" w:tplc="0409000F">
+      <w:start w:val="1"/>
+      <w:numFmt w:val="decimal"/>
+      <w:lvlText w:val="%1."/>
+      <w:lvlJc w:val="left"/>
+      <w:pPr>
+        <w:ind w:left="440" w:hanging="440"/>
+      </w:pPr>
+    </w:lvl>
+    <w:lvl w:ilvl="1" w:tplc="04090017" w:tentative="1">
+      <w:start w:val="1"/>
+      <w:numFmt w:val="aiueoFullWidth"/>
+      <w:lvlText w:val="(%2)"/>
+      <w:lvlJc w:val="left"/>
+      <w:pPr>
+        <w:ind w:left="880" w:hanging="440"/>
+      </w:pPr>
+    </w:lvl>
+    <w:lvl w:ilvl="2" w:tplc="04090011" w:tentative="1">
+      <w:start w:val="1"/>
+      <w:numFmt w:val="decimalEnclosedCircle"/>
+      <w:lvlText w:val="%3"/>
+      <w:lvlJc w:val="left"/>
+      <w:pPr>
+        <w:ind w:left="1320" w:hanging="440"/>
+      </w:pPr>
+    </w:lvl>
+    <w:lvl w:ilvl="3" w:tplc="0409000F" w:tentative="1">
+      <w:start w:val="1"/>
+      <w:numFmt w:val="decimal"/>
+      <w:lvlText w:val="%4."/>
+      <w:lvlJc w:val="left"/>
+      <w:pPr>
+        <w:ind w:left="1760" w:hanging="440"/>
+      </w:pPr>
+    </w:lvl>
+    <w:lvl w:ilvl="4" w:tplc="04090017" w:tentative="1">
+      <w:start w:val="1"/>
+      <w:numFmt w:val="aiueoFullWidth"/>
+      <w:lvlText w:val="(%5)"/>
+      <w:lvlJc w:val="left"/>
+      <w:pPr>
+        <w:ind w:left="2200" w:hanging="440"/>
+      </w:pPr>
+    </w:lvl>
+    <w:lvl w:ilvl="5" w:tplc="04090011" w:tentative="1">
+      <w:start w:val="1"/>
+      <w:numFmt w:val="decimalEnclosedCircle"/>
+      <w:lvlText w:val="%6"/>
+      <w:lvlJc w:val="left"/>
+      <w:pPr>
+        <w:ind w:left="2640" w:hanging="440"/>
+      </w:pPr>
+    </w:lvl>
+    <w:lvl w:ilvl="6" w:tplc="0409000F" w:tentative="1">
+      <w:start w:val="1"/>
+      <w:numFmt w:val="decimal"/>
+      <w:lvlText w:val="%7."/>
+      <w:lvlJc w:val="left"/>
+      <w:pPr>
+        <w:ind w:left="3080" w:hanging="440"/>
+      </w:pPr>
+    </w:lvl>
+    <w:lvl w:ilvl="7" w:tplc="04090017" w:tentative="1">
+      <w:start w:val="1"/>
+      <w:numFmt w:val="aiueoFullWidth"/>
+      <w:lvlText w:val="(%8)"/>
+      <w:lvlJc w:val="left"/>
+      <w:pPr>
+        <w:ind w:left="3520" w:hanging="440"/>
+      </w:pPr>
+    </w:lvl>
+    <w:lvl w:ilvl="8" w:tplc="04090011" w:tentative="1">
+      <w:start w:val="1"/>
+      <w:numFmt w:val="decimalEnclosedCircle"/>
+      <w:lvlText w:val="%9"/>
+      <w:lvlJc w:val="left"/>
+      <w:pPr>
+        <w:ind w:left="3960" w:hanging="440"/>
+      </w:pPr>
+    </w:lvl>
+  </w:abstractNum>
+  <w:abstractNum w:abstractNumId="3" w15:restartNumberingAfterBreak="0">
+    <w:nsid w:val="2D456744"/>
+    <w:multiLevelType w:val="hybridMultilevel"/>
+    <w:tmpl w:val="C31EE558"/>
+    <w:name w:val="__API_DOC_SQUARE_BULLET__222"/>
+    <w:lvl w:ilvl="0" w:tplc="0409000F">
+      <w:start w:val="1"/>
+      <w:numFmt w:val="decimal"/>
+      <w:lvlText w:val="%1."/>
+      <w:lvlJc w:val="left"/>
+      <w:pPr>
+        <w:ind w:left="440" w:hanging="440"/>
+      </w:pPr>
+    </w:lvl>
+    <w:lvl w:ilvl="1" w:tplc="04090017" w:tentative="1">
+      <w:start w:val="1"/>
+      <w:numFmt w:val="aiueoFullWidth"/>
+      <w:lvlText w:val="(%2)"/>
+      <w:lvlJc w:val="left"/>
+      <w:pPr>
+        <w:ind w:left="880" w:hanging="440"/>
+      </w:pPr>
+    </w:lvl>
+    <w:lvl w:ilvl="2" w:tplc="04090011" w:tentative="1">
+      <w:start w:val="1"/>
+      <w:numFmt w:val="decimalEnclosedCircle"/>
+      <w:lvlText w:val="%3"/>
+      <w:lvlJc w:val="left"/>
+      <w:pPr>
+        <w:ind w:left="1320" w:hanging="440"/>
+      </w:pPr>
+    </w:lvl>
+    <w:lvl w:ilvl="3" w:tplc="0409000F" w:tentative="1">
+      <w:start w:val="1"/>
+      <w:numFmt w:val="decimal"/>
+      <w:lvlText w:val="%4."/>
+      <w:lvlJc w:val="left"/>
+      <w:pPr>
+        <w:ind w:left="1760" w:hanging="440"/>
+      </w:pPr>
+    </w:lvl>
+    <w:lvl w:ilvl="4" w:tplc="04090017" w:tentative="1">
+      <w:start w:val="1"/>
+      <w:numFmt w:val="aiueoFullWidth"/>
+      <w:lvlText w:val="(%5)"/>
+      <w:lvlJc w:val="left"/>
+      <w:pPr>
+        <w:ind w:left="2200" w:hanging="440"/>
+      </w:pPr>
+    </w:lvl>
+    <w:lvl w:ilvl="5" w:tplc="04090011" w:tentative="1">
+      <w:start w:val="1"/>
+      <w:numFmt w:val="decimalEnclosedCircle"/>
+      <w:lvlText w:val="%6"/>
+      <w:lvlJc w:val="left"/>
+      <w:pPr>
+        <w:ind w:left="2640" w:hanging="440"/>
+      </w:pPr>
+    </w:lvl>
+    <w:lvl w:ilvl="6" w:tplc="0409000F" w:tentative="1">
+      <w:start w:val="1"/>
+      <w:numFmt w:val="decimal"/>
+      <w:lvlText w:val="%7."/>
+      <w:lvlJc w:val="left"/>
+      <w:pPr>
+        <w:ind w:left="3080" w:hanging="440"/>
+      </w:pPr>
+    </w:lvl>
+    <w:lvl w:ilvl="7" w:tplc="04090017" w:tentative="1">
+      <w:start w:val="1"/>
+      <w:numFmt w:val="aiueoFullWidth"/>
+      <w:lvlText w:val="(%8)"/>
+      <w:lvlJc w:val="left"/>
+      <w:pPr>
+        <w:ind w:left="3520" w:hanging="440"/>
+      </w:pPr>
+    </w:lvl>
+    <w:lvl w:ilvl="8" w:tplc="04090011" w:tentative="1">
+      <w:start w:val="1"/>
+      <w:numFmt w:val="decimalEnclosedCircle"/>
+      <w:lvlText w:val="%9"/>
+      <w:lvlJc w:val="left"/>
+      <w:pPr>
+        <w:ind w:left="3960" w:hanging="440"/>
+      </w:pPr>
+    </w:lvl>
+  </w:abstractNum>
+  <w:abstractNum w:abstractNumId="4" w15:restartNumberingAfterBreak="0">
+    <w:nsid w:val="52C9288F"/>
+    <w:multiLevelType w:val="hybridMultilevel"/>
+    <w:tmpl w:val="443280EA"/>
+    <w:name w:val="__API_DOC_SQUARE_BULLET__2"/>
+    <w:lvl w:ilvl="0" w:tplc="0409000F">
+      <w:start w:val="1"/>
+      <w:numFmt w:val="decimal"/>
+      <w:lvlText w:val="%1."/>
+      <w:lvlJc w:val="left"/>
+      <w:pPr>
+        <w:ind w:left="440" w:hanging="440"/>
+      </w:pPr>
+    </w:lvl>
+    <w:lvl w:ilvl="1" w:tplc="04090017" w:tentative="1">
+      <w:start w:val="1"/>
+      <w:numFmt w:val="aiueoFullWidth"/>
+      <w:lvlText w:val="(%2)"/>
+      <w:lvlJc w:val="left"/>
+      <w:pPr>
+        <w:ind w:left="880" w:hanging="440"/>
+      </w:pPr>
+    </w:lvl>
+    <w:lvl w:ilvl="2" w:tplc="04090011" w:tentative="1">
+      <w:start w:val="1"/>
+      <w:numFmt w:val="decimalEnclosedCircle"/>
+      <w:lvlText w:val="%3"/>
+      <w:lvlJc w:val="left"/>
+      <w:pPr>
+        <w:ind w:left="1320" w:hanging="440"/>
+      </w:pPr>
+    </w:lvl>
+    <w:lvl w:ilvl="3" w:tplc="0409000F" w:tentative="1">
+      <w:start w:val="1"/>
+      <w:numFmt w:val="decimal"/>
+      <w:lvlText w:val="%4."/>
+      <w:lvlJc w:val="left"/>
+      <w:pPr>
+        <w:ind w:left="1760" w:hanging="440"/>
+      </w:pPr>
+    </w:lvl>
+    <w:lvl w:ilvl="4" w:tplc="04090017" w:tentative="1">
+      <w:start w:val="1"/>
+      <w:numFmt w:val="aiueoFullWidth"/>
+      <w:lvlText w:val="(%5)"/>
+      <w:lvlJc w:val="left"/>
+      <w:pPr>
+        <w:ind w:left="2200" w:hanging="440"/>
+      </w:pPr>
+    </w:lvl>
+    <w:lvl w:ilvl="5" w:tplc="04090011" w:tentative="1">
+      <w:start w:val="1"/>
+      <w:numFmt w:val="decimalEnclosedCircle"/>
+      <w:lvlText w:val="%6"/>
+      <w:lvlJc w:val="left"/>
+      <w:pPr>
+        <w:ind w:left="2640" w:hanging="440"/>
+      </w:pPr>
+    </w:lvl>
+    <w:lvl w:ilvl="6" w:tplc="0409000F" w:tentative="1">
+      <w:start w:val="1"/>
+      <w:numFmt w:val="decimal"/>
+      <w:lvlText w:val="%7."/>
+      <w:lvlJc w:val="left"/>
+      <w:pPr>
+        <w:ind w:left="3080" w:hanging="440"/>
+      </w:pPr>
+    </w:lvl>
+    <w:lvl w:ilvl="7" w:tplc="04090017" w:tentative="1">
+      <w:start w:val="1"/>
+      <w:numFmt w:val="aiueoFullWidth"/>
+      <w:lvlText w:val="(%8)"/>
+      <w:lvlJc w:val="left"/>
+      <w:pPr>
+        <w:ind w:left="3520" w:hanging="440"/>
+      </w:pPr>
+    </w:lvl>
+    <w:lvl w:ilvl="8" w:tplc="04090011" w:tentative="1">
+      <w:start w:val="1"/>
+      <w:numFmt w:val="decimalEnclosedCircle"/>
+      <w:lvlText w:val="%9"/>
+      <w:lvlJc w:val="left"/>
+      <w:pPr>
+        <w:ind w:left="3960" w:hanging="440"/>
+      </w:pPr>
+    </w:lvl>
+  </w:abstractNum>
+  <w:abstractNum w:abstractNumId="5" w15:restartNumberingAfterBreak="0">
+    <w:nsid w:val="583F3E05"/>
+    <w:multiLevelType w:val="hybridMultilevel"/>
+    <w:tmpl w:val="F93868D6"/>
+    <w:name w:val="__API_DOC_SQUARE_BULLET__222222"/>
+    <w:lvl w:ilvl="0" w:tplc="0409000F">
+      <w:start w:val="1"/>
+      <w:numFmt w:val="decimal"/>
+      <w:lvlText w:val="%1."/>
+      <w:lvlJc w:val="left"/>
+      <w:pPr>
+        <w:ind w:left="440" w:hanging="440"/>
+      </w:pPr>
+    </w:lvl>
+    <w:lvl w:ilvl="1" w:tplc="04090017" w:tentative="1">
+      <w:start w:val="1"/>
+      <w:numFmt w:val="aiueoFullWidth"/>
+      <w:lvlText w:val="(%2)"/>
+      <w:lvlJc w:val="left"/>
+      <w:pPr>
+        <w:ind w:left="880" w:hanging="440"/>
+      </w:pPr>
+    </w:lvl>
+    <w:lvl w:ilvl="2" w:tplc="04090011" w:tentative="1">
+      <w:start w:val="1"/>
+      <w:numFmt w:val="decimalEnclosedCircle"/>
+      <w:lvlText w:val="%3"/>
+      <w:lvlJc w:val="left"/>
+      <w:pPr>
+        <w:ind w:left="1320" w:hanging="440"/>
+      </w:pPr>
+    </w:lvl>
+    <w:lvl w:ilvl="3" w:tplc="0409000F" w:tentative="1">
+      <w:start w:val="1"/>
+      <w:numFmt w:val="decimal"/>
+      <w:lvlText w:val="%4."/>
+      <w:lvlJc w:val="left"/>
+      <w:pPr>
+        <w:ind w:left="1760" w:hanging="440"/>
+      </w:pPr>
+    </w:lvl>
+    <w:lvl w:ilvl="4" w:tplc="04090017" w:tentative="1">
+      <w:start w:val="1"/>
+      <w:numFmt w:val="aiueoFullWidth"/>
+      <w:lvlText w:val="(%5)"/>
+      <w:lvlJc w:val="left"/>
+      <w:pPr>
+        <w:ind w:left="2200" w:hanging="440"/>
+      </w:pPr>
+    </w:lvl>
+    <w:lvl w:ilvl="5" w:tplc="04090011" w:tentative="1">
+      <w:start w:val="1"/>
+      <w:numFmt w:val="decimalEnclosedCircle"/>
+      <w:lvlText w:val="%6"/>
+      <w:lvlJc w:val="left"/>
+      <w:pPr>
+        <w:ind w:left="2640" w:hanging="440"/>
+      </w:pPr>
+    </w:lvl>
+    <w:lvl w:ilvl="6" w:tplc="0409000F" w:tentative="1">
+      <w:start w:val="1"/>
+      <w:numFmt w:val="decimal"/>
+      <w:lvlText w:val="%7."/>
+      <w:lvlJc w:val="left"/>
+      <w:pPr>
+        <w:ind w:left="3080" w:hanging="440"/>
+      </w:pPr>
+    </w:lvl>
+    <w:lvl w:ilvl="7" w:tplc="04090017" w:tentative="1">
+      <w:start w:val="1"/>
+      <w:numFmt w:val="aiueoFullWidth"/>
+      <w:lvlText w:val="(%8)"/>
+      <w:lvlJc w:val="left"/>
+      <w:pPr>
+        <w:ind w:left="3520" w:hanging="440"/>
+      </w:pPr>
+    </w:lvl>
+    <w:lvl w:ilvl="8" w:tplc="04090011" w:tentative="1">
+      <w:start w:val="1"/>
+      <w:numFmt w:val="decimalEnclosedCircle"/>
+      <w:lvlText w:val="%9"/>
+      <w:lvlJc w:val="left"/>
+      <w:pPr>
+        <w:ind w:left="3960" w:hanging="440"/>
+      </w:pPr>
+    </w:lvl>
+  </w:abstractNum>
+  <w:abstractNum w:abstractNumId="6" w15:restartNumberingAfterBreak="0">
+    <w:nsid w:val="6ED35CFD"/>
+    <w:multiLevelType w:val="singleLevel"/>
+    <w:tmpl w:val="04090001"/>
+    <w:lvl w:ilvl="0">
+      <w:start w:val="1"/>
+      <w:numFmt w:val="bullet"/>
+      <w:lvlText w:val="■"/>
+      <w:lvlJc w:val="left"/>
+      <w:pPr>
+        <w:ind w:left="440" w:hanging="440"/>
+      </w:pPr>
+      <w:rPr>
+        <w:rFonts w:ascii="Meiryo UI" w:hAnsi="Meiryo UI" w:eastAsia="Meiryo UI" w:cs="Meiryo UI" w:hint="default"/>
+      </w:rPr>
+    </w:lvl>
+  </w:abstractNum>
   <w:abstractNum w:abstractNumId="7" w15:restartNumberingAfterBreak="0">
-    <w:nsid w:val="6E992761"/>
+    <w:nsid w:val="6FE318F4"/>
     <w:multiLevelType w:val="hybridMultilevel"/>
-    <w:tmpl w:val="C2943010"/>
+    <w:tmpl w:val="EE12CDCA"/>
+    <w:name w:val="__API_DOC_SQUARE_BULLET__22222"/>
+    <w:lvl w:ilvl="0" w:tplc="0409000F">
+      <w:start w:val="1"/>
+      <w:numFmt w:val="decimal"/>
+      <w:lvlText w:val="%1."/>
+      <w:lvlJc w:val="left"/>
+      <w:pPr>
+        <w:ind w:left="440" w:hanging="440"/>
+      </w:pPr>
+    </w:lvl>
+    <w:lvl w:ilvl="1" w:tplc="04090017" w:tentative="1">
+      <w:start w:val="1"/>
+      <w:numFmt w:val="aiueoFullWidth"/>
+      <w:lvlText w:val="(%2)"/>
+      <w:lvlJc w:val="left"/>
+      <w:pPr>
+        <w:ind w:left="880" w:hanging="440"/>
+      </w:pPr>
+    </w:lvl>
+    <w:lvl w:ilvl="2" w:tplc="04090011" w:tentative="1">
+      <w:start w:val="1"/>
+      <w:numFmt w:val="decimalEnclosedCircle"/>
+      <w:lvlText w:val="%3"/>
+      <w:lvlJc w:val="left"/>
+      <w:pPr>
+        <w:ind w:left="1320" w:hanging="440"/>
+      </w:pPr>
+    </w:lvl>
+    <w:lvl w:ilvl="3" w:tplc="0409000F" w:tentative="1">
+      <w:start w:val="1"/>
+      <w:numFmt w:val="decimal"/>
+      <w:lvlText w:val="%4."/>
+      <w:lvlJc w:val="left"/>
+      <w:pPr>
+        <w:ind w:left="1760" w:hanging="440"/>
+      </w:pPr>
+    </w:lvl>
+    <w:lvl w:ilvl="4" w:tplc="04090017" w:tentative="1">
+      <w:start w:val="1"/>
+      <w:numFmt w:val="aiueoFullWidth"/>
+      <w:lvlText w:val="(%5)"/>
+      <w:lvlJc w:val="left"/>
+      <w:pPr>
+        <w:ind w:left="2200" w:hanging="440"/>
+      </w:pPr>
+    </w:lvl>
+    <w:lvl w:ilvl="5" w:tplc="04090011" w:tentative="1">
+      <w:start w:val="1"/>
+      <w:numFmt w:val="decimalEnclosedCircle"/>
+      <w:lvlText w:val="%6"/>
+      <w:lvlJc w:val="left"/>
+      <w:pPr>
+        <w:ind w:left="2640" w:hanging="440"/>
+      </w:pPr>
+    </w:lvl>
+    <w:lvl w:ilvl="6" w:tplc="0409000F" w:tentative="1">
+      <w:start w:val="1"/>
+      <w:numFmt w:val="decimal"/>
+      <w:lvlText w:val="%7."/>
+      <w:lvlJc w:val="left"/>
+      <w:pPr>
+        <w:ind w:left="3080" w:hanging="440"/>
+      </w:pPr>
+    </w:lvl>
+    <w:lvl w:ilvl="7" w:tplc="04090017" w:tentative="1">
+      <w:start w:val="1"/>
+      <w:numFmt w:val="aiueoFullWidth"/>
+      <w:lvlText w:val="(%8)"/>
+      <w:lvlJc w:val="left"/>
+      <w:pPr>
+        <w:ind w:left="3520" w:hanging="440"/>
+      </w:pPr>
+    </w:lvl>
+    <w:lvl w:ilvl="8" w:tplc="04090011" w:tentative="1">
+      <w:start w:val="1"/>
+      <w:numFmt w:val="decimalEnclosedCircle"/>
+      <w:lvlText w:val="%9"/>
+      <w:lvlJc w:val="left"/>
+      <w:pPr>
+        <w:ind w:left="3960" w:hanging="440"/>
+      </w:pPr>
+    </w:lvl>
+  </w:abstractNum>
+  <w:abstractNum w:abstractNumId="8" w15:restartNumberingAfterBreak="0">
+    <w:nsid w:val="7A9E40C9"/>
+    <w:multiLevelType w:val="hybridMultilevel"/>
+    <w:tmpl w:val="36667990"/>
     <w:name w:val="__API_DOC_SQUARE_BULLET__2222222"/>
     <w:lvl w:ilvl="0" w:tplc="0409000F">
       <w:start w:val="1"/>
@@ -37646,181 +37733,7 @@
       </w:pPr>
     </w:lvl>
   </w:abstractNum>
-  <w:abstractNum w:abstractNumId="8" w15:restartNumberingAfterBreak="0">
-    <w:nsid w:val="75D25985"/>
-    <w:multiLevelType w:val="hybridMultilevel"/>
-    <w:tmpl w:val="254C61B2"/>
-    <w:name w:val="__API_DOC_SQUARE_BULLET__2"/>
-    <w:lvl w:ilvl="0" w:tplc="0409000F">
-      <w:start w:val="1"/>
-      <w:numFmt w:val="decimal"/>
-      <w:lvlText w:val="%1."/>
-      <w:lvlJc w:val="left"/>
-      <w:pPr>
-        <w:ind w:left="440" w:hanging="440"/>
-      </w:pPr>
-    </w:lvl>
-    <w:lvl w:ilvl="1" w:tplc="04090017" w:tentative="1">
-      <w:start w:val="1"/>
-      <w:numFmt w:val="aiueoFullWidth"/>
-      <w:lvlText w:val="(%2)"/>
-      <w:lvlJc w:val="left"/>
-      <w:pPr>
-        <w:ind w:left="880" w:hanging="440"/>
-      </w:pPr>
-    </w:lvl>
-    <w:lvl w:ilvl="2" w:tplc="04090011" w:tentative="1">
-      <w:start w:val="1"/>
-      <w:numFmt w:val="decimalEnclosedCircle"/>
-      <w:lvlText w:val="%3"/>
-      <w:lvlJc w:val="left"/>
-      <w:pPr>
-        <w:ind w:left="1320" w:hanging="440"/>
-      </w:pPr>
-    </w:lvl>
-    <w:lvl w:ilvl="3" w:tplc="0409000F" w:tentative="1">
-      <w:start w:val="1"/>
-      <w:numFmt w:val="decimal"/>
-      <w:lvlText w:val="%4."/>
-      <w:lvlJc w:val="left"/>
-      <w:pPr>
-        <w:ind w:left="1760" w:hanging="440"/>
-      </w:pPr>
-    </w:lvl>
-    <w:lvl w:ilvl="4" w:tplc="04090017" w:tentative="1">
-      <w:start w:val="1"/>
-      <w:numFmt w:val="aiueoFullWidth"/>
-      <w:lvlText w:val="(%5)"/>
-      <w:lvlJc w:val="left"/>
-      <w:pPr>
-        <w:ind w:left="2200" w:hanging="440"/>
-      </w:pPr>
-    </w:lvl>
-    <w:lvl w:ilvl="5" w:tplc="04090011" w:tentative="1">
-      <w:start w:val="1"/>
-      <w:numFmt w:val="decimalEnclosedCircle"/>
-      <w:lvlText w:val="%6"/>
-      <w:lvlJc w:val="left"/>
-      <w:pPr>
-        <w:ind w:left="2640" w:hanging="440"/>
-      </w:pPr>
-    </w:lvl>
-    <w:lvl w:ilvl="6" w:tplc="0409000F" w:tentative="1">
-      <w:start w:val="1"/>
-      <w:numFmt w:val="decimal"/>
-      <w:lvlText w:val="%7."/>
-      <w:lvlJc w:val="left"/>
-      <w:pPr>
-        <w:ind w:left="3080" w:hanging="440"/>
-      </w:pPr>
-    </w:lvl>
-    <w:lvl w:ilvl="7" w:tplc="04090017" w:tentative="1">
-      <w:start w:val="1"/>
-      <w:numFmt w:val="aiueoFullWidth"/>
-      <w:lvlText w:val="(%8)"/>
-      <w:lvlJc w:val="left"/>
-      <w:pPr>
-        <w:ind w:left="3520" w:hanging="440"/>
-      </w:pPr>
-    </w:lvl>
-    <w:lvl w:ilvl="8" w:tplc="04090011" w:tentative="1">
-      <w:start w:val="1"/>
-      <w:numFmt w:val="decimalEnclosedCircle"/>
-      <w:lvlText w:val="%9"/>
-      <w:lvlJc w:val="left"/>
-      <w:pPr>
-        <w:ind w:left="3960" w:hanging="440"/>
-      </w:pPr>
-    </w:lvl>
-  </w:abstractNum>
   <w:abstractNum w:abstractNumId="9" w15:restartNumberingAfterBreak="0">
-    <w:nsid w:val="7A0E4A96"/>
-    <w:multiLevelType w:val="hybridMultilevel"/>
-    <w:tmpl w:val="23BC6AEE"/>
-    <w:name w:val="__API_DOC_SQUARE_BULLET__2222"/>
-    <w:lvl w:ilvl="0" w:tplc="0409000F">
-      <w:start w:val="1"/>
-      <w:numFmt w:val="decimal"/>
-      <w:lvlText w:val="%1."/>
-      <w:lvlJc w:val="left"/>
-      <w:pPr>
-        <w:ind w:left="440" w:hanging="440"/>
-      </w:pPr>
-    </w:lvl>
-    <w:lvl w:ilvl="1" w:tplc="04090017" w:tentative="1">
-      <w:start w:val="1"/>
-      <w:numFmt w:val="aiueoFullWidth"/>
-      <w:lvlText w:val="(%2)"/>
-      <w:lvlJc w:val="left"/>
-      <w:pPr>
-        <w:ind w:left="880" w:hanging="440"/>
-      </w:pPr>
-    </w:lvl>
-    <w:lvl w:ilvl="2" w:tplc="04090011" w:tentative="1">
-      <w:start w:val="1"/>
-      <w:numFmt w:val="decimalEnclosedCircle"/>
-      <w:lvlText w:val="%3"/>
-      <w:lvlJc w:val="left"/>
-      <w:pPr>
-        <w:ind w:left="1320" w:hanging="440"/>
-      </w:pPr>
-    </w:lvl>
-    <w:lvl w:ilvl="3" w:tplc="0409000F" w:tentative="1">
-      <w:start w:val="1"/>
-      <w:numFmt w:val="decimal"/>
-      <w:lvlText w:val="%4."/>
-      <w:lvlJc w:val="left"/>
-      <w:pPr>
-        <w:ind w:left="1760" w:hanging="440"/>
-      </w:pPr>
-    </w:lvl>
-    <w:lvl w:ilvl="4" w:tplc="04090017" w:tentative="1">
-      <w:start w:val="1"/>
-      <w:numFmt w:val="aiueoFullWidth"/>
-      <w:lvlText w:val="(%5)"/>
-      <w:lvlJc w:val="left"/>
-      <w:pPr>
-        <w:ind w:left="2200" w:hanging="440"/>
-      </w:pPr>
-    </w:lvl>
-    <w:lvl w:ilvl="5" w:tplc="04090011" w:tentative="1">
-      <w:start w:val="1"/>
-      <w:numFmt w:val="decimalEnclosedCircle"/>
-      <w:lvlText w:val="%6"/>
-      <w:lvlJc w:val="left"/>
-      <w:pPr>
-        <w:ind w:left="2640" w:hanging="440"/>
-      </w:pPr>
-    </w:lvl>
-    <w:lvl w:ilvl="6" w:tplc="0409000F" w:tentative="1">
-      <w:start w:val="1"/>
-      <w:numFmt w:val="decimal"/>
-      <w:lvlText w:val="%7."/>
-      <w:lvlJc w:val="left"/>
-      <w:pPr>
-        <w:ind w:left="3080" w:hanging="440"/>
-      </w:pPr>
-    </w:lvl>
-    <w:lvl w:ilvl="7" w:tplc="04090017" w:tentative="1">
-      <w:start w:val="1"/>
-      <w:numFmt w:val="aiueoFullWidth"/>
-      <w:lvlText w:val="(%8)"/>
-      <w:lvlJc w:val="left"/>
-      <w:pPr>
-        <w:ind w:left="3520" w:hanging="440"/>
-      </w:pPr>
-    </w:lvl>
-    <w:lvl w:ilvl="8" w:tplc="04090011" w:tentative="1">
-      <w:start w:val="1"/>
-      <w:numFmt w:val="decimalEnclosedCircle"/>
-      <w:lvlText w:val="%9"/>
-      <w:lvlJc w:val="left"/>
-      <w:pPr>
-        <w:ind w:left="3960" w:hanging="440"/>
-      </w:pPr>
-    </w:lvl>
-  </w:abstractNum>
-  <w:abstractNum w:abstractNumId="10" w15:restartNumberingAfterBreak="0">
     <w:nsid w:val="7AC532A8"/>
     <w:multiLevelType w:val="multilevel"/>
     <w:tmpl w:val="4E1E5628"/>
@@ -37934,38 +37847,125 @@
       </w:rPr>
     </w:lvl>
   </w:abstractNum>
+  <w:abstractNum w:abstractNumId="10" w15:restartNumberingAfterBreak="0">
+    <w:nsid w:val="7FAB2236"/>
+    <w:multiLevelType w:val="hybridMultilevel"/>
+    <w:tmpl w:val="6DCA372C"/>
+    <w:name w:val="__API_DOC_SQUARE_BULLET__22"/>
+    <w:lvl w:ilvl="0" w:tplc="0409000F">
+      <w:start w:val="1"/>
+      <w:numFmt w:val="decimal"/>
+      <w:lvlText w:val="%1."/>
+      <w:lvlJc w:val="left"/>
+      <w:pPr>
+        <w:ind w:left="440" w:hanging="440"/>
+      </w:pPr>
+    </w:lvl>
+    <w:lvl w:ilvl="1" w:tplc="04090017" w:tentative="1">
+      <w:start w:val="1"/>
+      <w:numFmt w:val="aiueoFullWidth"/>
+      <w:lvlText w:val="(%2)"/>
+      <w:lvlJc w:val="left"/>
+      <w:pPr>
+        <w:ind w:left="880" w:hanging="440"/>
+      </w:pPr>
+    </w:lvl>
+    <w:lvl w:ilvl="2" w:tplc="04090011" w:tentative="1">
+      <w:start w:val="1"/>
+      <w:numFmt w:val="decimalEnclosedCircle"/>
+      <w:lvlText w:val="%3"/>
+      <w:lvlJc w:val="left"/>
+      <w:pPr>
+        <w:ind w:left="1320" w:hanging="440"/>
+      </w:pPr>
+    </w:lvl>
+    <w:lvl w:ilvl="3" w:tplc="0409000F" w:tentative="1">
+      <w:start w:val="1"/>
+      <w:numFmt w:val="decimal"/>
+      <w:lvlText w:val="%4."/>
+      <w:lvlJc w:val="left"/>
+      <w:pPr>
+        <w:ind w:left="1760" w:hanging="440"/>
+      </w:pPr>
+    </w:lvl>
+    <w:lvl w:ilvl="4" w:tplc="04090017" w:tentative="1">
+      <w:start w:val="1"/>
+      <w:numFmt w:val="aiueoFullWidth"/>
+      <w:lvlText w:val="(%5)"/>
+      <w:lvlJc w:val="left"/>
+      <w:pPr>
+        <w:ind w:left="2200" w:hanging="440"/>
+      </w:pPr>
+    </w:lvl>
+    <w:lvl w:ilvl="5" w:tplc="04090011" w:tentative="1">
+      <w:start w:val="1"/>
+      <w:numFmt w:val="decimalEnclosedCircle"/>
+      <w:lvlText w:val="%6"/>
+      <w:lvlJc w:val="left"/>
+      <w:pPr>
+        <w:ind w:left="2640" w:hanging="440"/>
+      </w:pPr>
+    </w:lvl>
+    <w:lvl w:ilvl="6" w:tplc="0409000F" w:tentative="1">
+      <w:start w:val="1"/>
+      <w:numFmt w:val="decimal"/>
+      <w:lvlText w:val="%7."/>
+      <w:lvlJc w:val="left"/>
+      <w:pPr>
+        <w:ind w:left="3080" w:hanging="440"/>
+      </w:pPr>
+    </w:lvl>
+    <w:lvl w:ilvl="7" w:tplc="04090017" w:tentative="1">
+      <w:start w:val="1"/>
+      <w:numFmt w:val="aiueoFullWidth"/>
+      <w:lvlText w:val="(%8)"/>
+      <w:lvlJc w:val="left"/>
+      <w:pPr>
+        <w:ind w:left="3520" w:hanging="440"/>
+      </w:pPr>
+    </w:lvl>
+    <w:lvl w:ilvl="8" w:tplc="04090011" w:tentative="1">
+      <w:start w:val="1"/>
+      <w:numFmt w:val="decimalEnclosedCircle"/>
+      <w:lvlText w:val="%9"/>
+      <w:lvlJc w:val="left"/>
+      <w:pPr>
+        <w:ind w:left="3960" w:hanging="440"/>
+      </w:pPr>
+    </w:lvl>
+  </w:abstractNum>
   <w:num w:numId="1" w16cid:durableId="296302402">
+    <w:abstractNumId w:val="9"/>
+  </w:num>
+  <w:num w:numId="2" w16cid:durableId="286855358">
+    <w:abstractNumId w:val="6"/>
+  </w:num>
+  <w:num w:numId="3" w16cid:durableId="848450191">
+    <w:abstractNumId w:val="0"/>
+  </w:num>
+  <w:num w:numId="4" w16cid:durableId="261039241">
+    <w:abstractNumId w:val="4"/>
+  </w:num>
+  <w:num w:numId="5" w16cid:durableId="1073940356">
     <w:abstractNumId w:val="10"/>
   </w:num>
-  <w:num w:numId="2" w16cid:durableId="486483501">
-    <w:abstractNumId w:val="4"/>
+  <w:num w:numId="6" w16cid:durableId="1004674294">
+    <w:abstractNumId w:val="3"/>
   </w:num>
-  <w:num w:numId="3" w16cid:durableId="1633906112">
-    <w:abstractNumId w:val="6"/>
+  <w:num w:numId="7" w16cid:durableId="1036544581">
+    <w:abstractNumId w:val="1"/>
   </w:num>
-  <w:num w:numId="4" w16cid:durableId="1260674237">
+  <w:num w:numId="8" w16cid:durableId="88742085">
+    <w:abstractNumId w:val="7"/>
+  </w:num>
+  <w:num w:numId="9" w16cid:durableId="762844610">
+    <w:abstractNumId w:val="5"/>
+  </w:num>
+  <w:num w:numId="10" w16cid:durableId="142090328">
     <w:abstractNumId w:val="8"/>
   </w:num>
-  <w:num w:numId="5" w16cid:durableId="709764438">
-    <w:abstractNumId w:val="0"/>
-  </w:num>
-  <w:num w:numId="6" w16cid:durableId="1426803077">
+  <w:num w:numId="11" w16cid:durableId="1185442510">
     <w:abstractNumId w:val="2"/>
-  </w:num>
-  <w:num w:numId="7" w16cid:durableId="287971859">
-    <w:abstractNumId w:val="9"/>
-  </w:num>
-  <w:num w:numId="8" w16cid:durableId="1806391016">
-    <w:abstractNumId w:val="5"/>
-  </w:num>
-  <w:num w:numId="9" w16cid:durableId="761032132">
-    <w:abstractNumId w:val="3"/>
-  </w:num>
-  <w:num w:numId="10" w16cid:durableId="1892039906">
-    <w:abstractNumId w:val="7"/>
-  </w:num>
-  <w:num w:numId="11" w16cid:durableId="48194616">
-    <w:abstractNumId w:val="1"/>
   </w:num>
   <w:numIdMacAtCleanup w:val="11"/>
 </w:numbering>
